--- a/supervisor_revisions.docx
+++ b/supervisor_revisions.docx
@@ -86,7 +86,7 @@
           <w:rtl/>
           <w:cs/>
         </w:rPr>
-        <w:t>يُقدِّم الجدول التالي مقارنةً شاملةً بين أبرز الدراسات السابقة في مجال التعرف على وجوه التوائم، مع ذكر قاعدة البيانات المستخدمة، والمنهجية، والمقاييس الكمية المحققة. تُشير القيم الواردة للنموذج المقترح إلى النتائج الفعلية التي حققها النظام والمُوثَّقة في الفصل الرابع، مما يتيح المقارنة المباشرة مع الدراسات السابقة في مرحلة المراجعة الأدبية.</w:t>
+        <w:t>يُقدِّم الجدول التالي مقارنةً شاملةً بين أبرز الدراسات السابقة في مجال التعرف على وجوه التوائم، مع ذكر قاعدة البيانات المستخدمة وحجم العينة وطبيعتها (أفراد أم أزواج)، إضافةً إلى المنهجية المُتَّبعة والمقاييس الكمية المحققة. تُشير القيم الواردة للنموذج المقترح إلى النتائج الفعلية الموثَّقة في الفصل الرابع، مما يتيح المقارنة المباشرة مع الدراسات السابقة في مرحلة المراجعة الأدبية.</w:t>
       </w:r>
     </w:p>
     <w:p>
@@ -112,18 +112,20 @@
         <w:tblLook w:firstColumn="1" w:firstRow="1" w:lastColumn="0" w:lastRow="0" w:noHBand="0" w:noVBand="1" w:val="04A0"/>
       </w:tblPr>
       <w:tblGrid>
-        <w:gridCol w:w="1255"/>
-        <w:gridCol w:w="1255"/>
-        <w:gridCol w:w="1255"/>
-        <w:gridCol w:w="1255"/>
-        <w:gridCol w:w="1255"/>
-        <w:gridCol w:w="1255"/>
-        <w:gridCol w:w="1255"/>
+        <w:gridCol w:w="976"/>
+        <w:gridCol w:w="976"/>
+        <w:gridCol w:w="976"/>
+        <w:gridCol w:w="976"/>
+        <w:gridCol w:w="976"/>
+        <w:gridCol w:w="976"/>
+        <w:gridCol w:w="976"/>
+        <w:gridCol w:w="976"/>
+        <w:gridCol w:w="976"/>
       </w:tblGrid>
       <w:tr>
         <w:tc>
           <w:tcPr>
-            <w:tcW w:type="dxa" w:w="1255"/>
+            <w:tcW w:type="dxa" w:w="976"/>
             <w:shd w:val="clear" w:color="auto" w:fill="2E5EA8"/>
           </w:tcPr>
           <w:p>
@@ -143,7 +145,7 @@
         </w:tc>
         <w:tc>
           <w:tcPr>
-            <w:tcW w:type="dxa" w:w="1255"/>
+            <w:tcW w:type="dxa" w:w="976"/>
             <w:shd w:val="clear" w:color="auto" w:fill="2E5EA8"/>
           </w:tcPr>
           <w:p>
@@ -163,7 +165,7 @@
         </w:tc>
         <w:tc>
           <w:tcPr>
-            <w:tcW w:type="dxa" w:w="1255"/>
+            <w:tcW w:type="dxa" w:w="976"/>
             <w:shd w:val="clear" w:color="auto" w:fill="2E5EA8"/>
           </w:tcPr>
           <w:p>
@@ -183,7 +185,7 @@
         </w:tc>
         <w:tc>
           <w:tcPr>
-            <w:tcW w:type="dxa" w:w="1255"/>
+            <w:tcW w:type="dxa" w:w="976"/>
             <w:shd w:val="clear" w:color="auto" w:fill="2E5EA8"/>
           </w:tcPr>
           <w:p>
@@ -197,13 +199,13 @@
                 <w:color w:val="FFFFFF"/>
                 <w:sz w:val="22"/>
               </w:rPr>
-              <w:t>المنهجية والأسلوب</w:t>
-            </w:r>
-          </w:p>
-        </w:tc>
-        <w:tc>
-          <w:tcPr>
-            <w:tcW w:type="dxa" w:w="1255"/>
+              <w:t>حجم العينة</w:t>
+            </w:r>
+          </w:p>
+        </w:tc>
+        <w:tc>
+          <w:tcPr>
+            <w:tcW w:type="dxa" w:w="976"/>
             <w:shd w:val="clear" w:color="auto" w:fill="2E5EA8"/>
           </w:tcPr>
           <w:p>
@@ -217,13 +219,13 @@
                 <w:color w:val="FFFFFF"/>
                 <w:sz w:val="22"/>
               </w:rPr>
-              <w:t>EER</w:t>
-            </w:r>
-          </w:p>
-        </w:tc>
-        <w:tc>
-          <w:tcPr>
-            <w:tcW w:type="dxa" w:w="1255"/>
+              <w:t>طبيعة العينة</w:t>
+            </w:r>
+          </w:p>
+        </w:tc>
+        <w:tc>
+          <w:tcPr>
+            <w:tcW w:type="dxa" w:w="976"/>
             <w:shd w:val="clear" w:color="auto" w:fill="2E5EA8"/>
           </w:tcPr>
           <w:p>
@@ -237,13 +239,13 @@
                 <w:color w:val="FFFFFF"/>
                 <w:sz w:val="22"/>
               </w:rPr>
-              <w:t>AUC</w:t>
-            </w:r>
-          </w:p>
-        </w:tc>
-        <w:tc>
-          <w:tcPr>
-            <w:tcW w:type="dxa" w:w="1255"/>
+              <w:t>المنهجية والأسلوب</w:t>
+            </w:r>
+          </w:p>
+        </w:tc>
+        <w:tc>
+          <w:tcPr>
+            <w:tcW w:type="dxa" w:w="976"/>
             <w:shd w:val="clear" w:color="auto" w:fill="2E5EA8"/>
           </w:tcPr>
           <w:p>
@@ -257,6 +259,46 @@
                 <w:color w:val="FFFFFF"/>
                 <w:sz w:val="22"/>
               </w:rPr>
+              <w:t>EER</w:t>
+            </w:r>
+          </w:p>
+        </w:tc>
+        <w:tc>
+          <w:tcPr>
+            <w:tcW w:type="dxa" w:w="976"/>
+            <w:shd w:val="clear" w:color="auto" w:fill="2E5EA8"/>
+          </w:tcPr>
+          <w:p>
+            <w:pPr>
+              <w:jc w:val="center"/>
+            </w:pPr>
+            <w:r>
+              <w:rPr>
+                <w:rFonts w:ascii="Times New Roman" w:hAnsi="Times New Roman" w:cs="Times New Roman"/>
+                <w:b/>
+                <w:color w:val="FFFFFF"/>
+                <w:sz w:val="22"/>
+              </w:rPr>
+              <w:t>AUC</w:t>
+            </w:r>
+          </w:p>
+        </w:tc>
+        <w:tc>
+          <w:tcPr>
+            <w:tcW w:type="dxa" w:w="976"/>
+            <w:shd w:val="clear" w:color="auto" w:fill="2E5EA8"/>
+          </w:tcPr>
+          <w:p>
+            <w:pPr>
+              <w:jc w:val="center"/>
+            </w:pPr>
+            <w:r>
+              <w:rPr>
+                <w:rFonts w:ascii="Times New Roman" w:hAnsi="Times New Roman" w:cs="Times New Roman"/>
+                <w:b/>
+                <w:color w:val="FFFFFF"/>
+                <w:sz w:val="22"/>
+              </w:rPr>
               <w:t>القيود والملاحظات</w:t>
             </w:r>
           </w:p>
@@ -265,7 +307,7 @@
       <w:tr>
         <w:tc>
           <w:tcPr>
-            <w:tcW w:type="dxa" w:w="1255"/>
+            <w:tcW w:type="dxa" w:w="976"/>
             <w:shd w:val="clear" w:color="auto" w:fill="DCE6F1"/>
           </w:tcPr>
           <w:p>
@@ -285,7 +327,7 @@
         </w:tc>
         <w:tc>
           <w:tcPr>
-            <w:tcW w:type="dxa" w:w="1255"/>
+            <w:tcW w:type="dxa" w:w="976"/>
             <w:shd w:val="clear" w:color="auto" w:fill="DCE6F1"/>
           </w:tcPr>
           <w:p>
@@ -303,8 +345,192 @@
         </w:tc>
         <w:tc>
           <w:tcPr>
-            <w:tcW w:type="dxa" w:w="1255"/>
+            <w:tcW w:type="dxa" w:w="976"/>
             <w:shd w:val="clear" w:color="auto" w:fill="DCE6F1"/>
+          </w:tcPr>
+          <w:p>
+            <w:pPr>
+              <w:jc w:val="center"/>
+            </w:pPr>
+            <w:r>
+              <w:rPr>
+                <w:rFonts w:ascii="Times New Roman" w:hAnsi="Times New Roman" w:cs="Times New Roman"/>
+                <w:sz w:val="22"/>
+              </w:rPr>
+              <w:t>ND-TWINS 2009</w:t>
+              <w:br/>
+              <w:t>(Notre Dame)</w:t>
+            </w:r>
+          </w:p>
+        </w:tc>
+        <w:tc>
+          <w:tcPr>
+            <w:tcW w:type="dxa" w:w="976"/>
+            <w:shd w:val="clear" w:color="auto" w:fill="DCE6F1"/>
+          </w:tcPr>
+          <w:p>
+            <w:pPr>
+              <w:jc w:val="center"/>
+            </w:pPr>
+            <w:r>
+              <w:rPr>
+                <w:rFonts w:ascii="Times New Roman" w:hAnsi="Times New Roman" w:cs="Times New Roman"/>
+                <w:sz w:val="22"/>
+              </w:rPr>
+              <w:t>186 شخصاً</w:t>
+              <w:br/>
+              <w:t>(93 زوج توائم)</w:t>
+              <w:br/>
+              <w:t>~2,200 صورة</w:t>
+            </w:r>
+          </w:p>
+        </w:tc>
+        <w:tc>
+          <w:tcPr>
+            <w:tcW w:type="dxa" w:w="976"/>
+            <w:shd w:val="clear" w:color="auto" w:fill="DCE6F1"/>
+          </w:tcPr>
+          <w:p>
+            <w:pPr>
+              <w:jc w:val="center"/>
+            </w:pPr>
+            <w:r>
+              <w:rPr>
+                <w:rFonts w:ascii="Times New Roman" w:hAnsi="Times New Roman" w:cs="Times New Roman"/>
+                <w:sz w:val="22"/>
+              </w:rPr>
+              <w:t>أزواج توائم</w:t>
+              <w:br/>
+              <w:t>(Pairs)</w:t>
+              <w:br/>
+              <w:t>مستوى الزوج</w:t>
+            </w:r>
+          </w:p>
+        </w:tc>
+        <w:tc>
+          <w:tcPr>
+            <w:tcW w:type="dxa" w:w="976"/>
+            <w:shd w:val="clear" w:color="auto" w:fill="DCE6F1"/>
+          </w:tcPr>
+          <w:p>
+            <w:pPr>
+              <w:jc w:val="center"/>
+            </w:pPr>
+            <w:r>
+              <w:rPr>
+                <w:rFonts w:ascii="Times New Roman" w:hAnsi="Times New Roman" w:cs="Times New Roman"/>
+                <w:sz w:val="22"/>
+              </w:rPr>
+              <w:t>Probabilistic LDA</w:t>
+              <w:br/>
+              <w:t>+ Low-Rank PCA</w:t>
+              <w:br/>
+              <w:t>على الصورة الكاملة</w:t>
+            </w:r>
+          </w:p>
+        </w:tc>
+        <w:tc>
+          <w:tcPr>
+            <w:tcW w:type="dxa" w:w="976"/>
+            <w:shd w:val="clear" w:color="auto" w:fill="DCE6F1"/>
+          </w:tcPr>
+          <w:p>
+            <w:pPr>
+              <w:jc w:val="center"/>
+            </w:pPr>
+            <w:r>
+              <w:rPr>
+                <w:rFonts w:ascii="Times New Roman" w:hAnsi="Times New Roman" w:cs="Times New Roman"/>
+                <w:sz w:val="22"/>
+              </w:rPr>
+              <w:t>0.165</w:t>
+            </w:r>
+          </w:p>
+        </w:tc>
+        <w:tc>
+          <w:tcPr>
+            <w:tcW w:type="dxa" w:w="976"/>
+            <w:shd w:val="clear" w:color="auto" w:fill="DCE6F1"/>
+          </w:tcPr>
+          <w:p>
+            <w:pPr>
+              <w:jc w:val="center"/>
+            </w:pPr>
+            <w:r>
+              <w:rPr>
+                <w:rFonts w:ascii="Times New Roman" w:hAnsi="Times New Roman" w:cs="Times New Roman"/>
+                <w:sz w:val="22"/>
+              </w:rPr>
+              <w:t>0.810</w:t>
+            </w:r>
+          </w:p>
+        </w:tc>
+        <w:tc>
+          <w:tcPr>
+            <w:tcW w:type="dxa" w:w="976"/>
+            <w:shd w:val="clear" w:color="auto" w:fill="DCE6F1"/>
+          </w:tcPr>
+          <w:p>
+            <w:pPr>
+              <w:jc w:val="center"/>
+            </w:pPr>
+            <w:r>
+              <w:rPr>
+                <w:rFonts w:ascii="Times New Roman" w:hAnsi="Times New Roman" w:cs="Times New Roman"/>
+                <w:sz w:val="22"/>
+              </w:rPr>
+              <w:t>لا يستخدم سمات منطقة</w:t>
+              <w:br/>
+              <w:t>العين؛ أداء منخفض</w:t>
+              <w:br/>
+              <w:t>على التوائم المتماثلة</w:t>
+            </w:r>
+          </w:p>
+        </w:tc>
+      </w:tr>
+      <w:tr>
+        <w:tc>
+          <w:tcPr>
+            <w:tcW w:type="dxa" w:w="976"/>
+            <w:shd w:val="clear" w:color="auto" w:fill="FFFFFF"/>
+          </w:tcPr>
+          <w:p>
+            <w:pPr>
+              <w:jc w:val="center"/>
+            </w:pPr>
+            <w:r>
+              <w:rPr>
+                <w:rFonts w:ascii="Times New Roman" w:hAnsi="Times New Roman" w:cs="Times New Roman"/>
+                <w:sz w:val="22"/>
+              </w:rPr>
+              <w:t>Sun et al.</w:t>
+              <w:br/>
+              <w:t>(Siamese CNN)</w:t>
+            </w:r>
+          </w:p>
+        </w:tc>
+        <w:tc>
+          <w:tcPr>
+            <w:tcW w:type="dxa" w:w="976"/>
+            <w:shd w:val="clear" w:color="auto" w:fill="FFFFFF"/>
+          </w:tcPr>
+          <w:p>
+            <w:pPr>
+              <w:jc w:val="center"/>
+            </w:pPr>
+            <w:r>
+              <w:rPr>
+                <w:rFonts w:ascii="Times New Roman" w:hAnsi="Times New Roman" w:cs="Times New Roman"/>
+                <w:sz w:val="22"/>
+              </w:rPr>
+              <w:t>2014</w:t>
+            </w:r>
+          </w:p>
+        </w:tc>
+        <w:tc>
+          <w:tcPr>
+            <w:tcW w:type="dxa" w:w="976"/>
+            <w:shd w:val="clear" w:color="auto" w:fill="FFFFFF"/>
           </w:tcPr>
           <w:p>
             <w:pPr>
@@ -323,77 +549,125 @@
         </w:tc>
         <w:tc>
           <w:tcPr>
-            <w:tcW w:type="dxa" w:w="1255"/>
-            <w:shd w:val="clear" w:color="auto" w:fill="DCE6F1"/>
-          </w:tcPr>
-          <w:p>
-            <w:pPr>
-              <w:jc w:val="center"/>
-            </w:pPr>
-            <w:r>
-              <w:rPr>
-                <w:rFonts w:ascii="Times New Roman" w:hAnsi="Times New Roman" w:cs="Times New Roman"/>
-                <w:sz w:val="22"/>
-              </w:rPr>
-              <w:t>Probabilistic LDA + Low-Rank</w:t>
+            <w:tcW w:type="dxa" w:w="976"/>
+            <w:shd w:val="clear" w:color="auto" w:fill="FFFFFF"/>
+          </w:tcPr>
+          <w:p>
+            <w:pPr>
+              <w:jc w:val="center"/>
+            </w:pPr>
+            <w:r>
+              <w:rPr>
+                <w:rFonts w:ascii="Times New Roman" w:hAnsi="Times New Roman" w:cs="Times New Roman"/>
+                <w:sz w:val="22"/>
+              </w:rPr>
+              <w:t>200 شخص</w:t>
               <w:br/>
-              <w:t>PCA على الصورة الكاملة</w:t>
-            </w:r>
-          </w:p>
-        </w:tc>
-        <w:tc>
-          <w:tcPr>
-            <w:tcW w:type="dxa" w:w="1255"/>
-            <w:shd w:val="clear" w:color="auto" w:fill="DCE6F1"/>
-          </w:tcPr>
-          <w:p>
-            <w:pPr>
-              <w:jc w:val="center"/>
-            </w:pPr>
-            <w:r>
-              <w:rPr>
-                <w:rFonts w:ascii="Times New Roman" w:hAnsi="Times New Roman" w:cs="Times New Roman"/>
-                <w:sz w:val="22"/>
-              </w:rPr>
-              <w:t>0.165</w:t>
-            </w:r>
-          </w:p>
-        </w:tc>
-        <w:tc>
-          <w:tcPr>
-            <w:tcW w:type="dxa" w:w="1255"/>
-            <w:shd w:val="clear" w:color="auto" w:fill="DCE6F1"/>
-          </w:tcPr>
-          <w:p>
-            <w:pPr>
-              <w:jc w:val="center"/>
-            </w:pPr>
-            <w:r>
-              <w:rPr>
-                <w:rFonts w:ascii="Times New Roman" w:hAnsi="Times New Roman" w:cs="Times New Roman"/>
-                <w:sz w:val="22"/>
-              </w:rPr>
-              <w:t>0.810</w:t>
-            </w:r>
-          </w:p>
-        </w:tc>
-        <w:tc>
-          <w:tcPr>
-            <w:tcW w:type="dxa" w:w="1255"/>
-            <w:shd w:val="clear" w:color="auto" w:fill="DCE6F1"/>
-          </w:tcPr>
-          <w:p>
-            <w:pPr>
-              <w:jc w:val="center"/>
-            </w:pPr>
-            <w:r>
-              <w:rPr>
-                <w:rFonts w:ascii="Times New Roman" w:hAnsi="Times New Roman" w:cs="Times New Roman"/>
-                <w:sz w:val="22"/>
-              </w:rPr>
-              <w:t>لا يستخدم سمات المنطقة المحيطة بالعين؛</w:t>
+              <w:t>(100 زوج توائم)</w:t>
               <w:br/>
-              <w:t>أداء منخفض على التوائم المتماثلة</w:t>
+              <w:t>~2,400 صورة</w:t>
+            </w:r>
+          </w:p>
+        </w:tc>
+        <w:tc>
+          <w:tcPr>
+            <w:tcW w:type="dxa" w:w="976"/>
+            <w:shd w:val="clear" w:color="auto" w:fill="FFFFFF"/>
+          </w:tcPr>
+          <w:p>
+            <w:pPr>
+              <w:jc w:val="center"/>
+            </w:pPr>
+            <w:r>
+              <w:rPr>
+                <w:rFonts w:ascii="Times New Roman" w:hAnsi="Times New Roman" w:cs="Times New Roman"/>
+                <w:sz w:val="22"/>
+              </w:rPr>
+              <w:t>أزواج توائم</w:t>
+              <w:br/>
+              <w:t>(Pairs)</w:t>
+              <w:br/>
+              <w:t>مستوى الزوج</w:t>
+            </w:r>
+          </w:p>
+        </w:tc>
+        <w:tc>
+          <w:tcPr>
+            <w:tcW w:type="dxa" w:w="976"/>
+            <w:shd w:val="clear" w:color="auto" w:fill="FFFFFF"/>
+          </w:tcPr>
+          <w:p>
+            <w:pPr>
+              <w:jc w:val="center"/>
+            </w:pPr>
+            <w:r>
+              <w:rPr>
+                <w:rFonts w:ascii="Times New Roman" w:hAnsi="Times New Roman" w:cs="Times New Roman"/>
+                <w:sz w:val="22"/>
+              </w:rPr>
+              <w:t>شبكة Siamese CNN</w:t>
+              <w:br/>
+              <w:t>لتعلّم تشابه</w:t>
+              <w:br/>
+              <w:t>أزواج الوجوه</w:t>
+            </w:r>
+          </w:p>
+        </w:tc>
+        <w:tc>
+          <w:tcPr>
+            <w:tcW w:type="dxa" w:w="976"/>
+            <w:shd w:val="clear" w:color="auto" w:fill="FFFFFF"/>
+          </w:tcPr>
+          <w:p>
+            <w:pPr>
+              <w:jc w:val="center"/>
+            </w:pPr>
+            <w:r>
+              <w:rPr>
+                <w:rFonts w:ascii="Times New Roman" w:hAnsi="Times New Roman" w:cs="Times New Roman"/>
+                <w:sz w:val="22"/>
+              </w:rPr>
+              <w:t>0.067</w:t>
+            </w:r>
+          </w:p>
+        </w:tc>
+        <w:tc>
+          <w:tcPr>
+            <w:tcW w:type="dxa" w:w="976"/>
+            <w:shd w:val="clear" w:color="auto" w:fill="FFFFFF"/>
+          </w:tcPr>
+          <w:p>
+            <w:pPr>
+              <w:jc w:val="center"/>
+            </w:pPr>
+            <w:r>
+              <w:rPr>
+                <w:rFonts w:ascii="Times New Roman" w:hAnsi="Times New Roman" w:cs="Times New Roman"/>
+                <w:sz w:val="22"/>
+              </w:rPr>
+              <w:t>0.980</w:t>
+            </w:r>
+          </w:p>
+        </w:tc>
+        <w:tc>
+          <w:tcPr>
+            <w:tcW w:type="dxa" w:w="976"/>
+            <w:shd w:val="clear" w:color="auto" w:fill="FFFFFF"/>
+          </w:tcPr>
+          <w:p>
+            <w:pPr>
+              <w:jc w:val="center"/>
+            </w:pPr>
+            <w:r>
+              <w:rPr>
+                <w:rFonts w:ascii="Times New Roman" w:hAnsi="Times New Roman" w:cs="Times New Roman"/>
+                <w:sz w:val="22"/>
+              </w:rPr>
+              <w:t>تتطلب بيانات تدريب ضخمة؛</w:t>
+              <w:br/>
+              <w:t>لا تعالج تسرّب البيانات</w:t>
+              <w:br/>
+              <w:t>بين مجموعات التوائم</w:t>
             </w:r>
           </w:p>
         </w:tc>
@@ -401,8 +675,8 @@
       <w:tr>
         <w:tc>
           <w:tcPr>
-            <w:tcW w:type="dxa" w:w="1255"/>
-            <w:shd w:val="clear" w:color="auto" w:fill="FFFFFF"/>
+            <w:tcW w:type="dxa" w:w="976"/>
+            <w:shd w:val="clear" w:color="auto" w:fill="DCE6F1"/>
           </w:tcPr>
           <w:p>
             <w:pPr>
@@ -415,13 +689,177 @@
               </w:rPr>
               <w:t>Sun et al.</w:t>
               <w:br/>
-              <w:t>(Siamese CNN)</w:t>
-            </w:r>
-          </w:p>
-        </w:tc>
-        <w:tc>
-          <w:tcPr>
-            <w:tcW w:type="dxa" w:w="1255"/>
+              <w:t>(DCNN Multi-Angle)</w:t>
+            </w:r>
+          </w:p>
+        </w:tc>
+        <w:tc>
+          <w:tcPr>
+            <w:tcW w:type="dxa" w:w="976"/>
+            <w:shd w:val="clear" w:color="auto" w:fill="DCE6F1"/>
+          </w:tcPr>
+          <w:p>
+            <w:pPr>
+              <w:jc w:val="center"/>
+            </w:pPr>
+            <w:r>
+              <w:rPr>
+                <w:rFonts w:ascii="Times New Roman" w:hAnsi="Times New Roman" w:cs="Times New Roman"/>
+                <w:sz w:val="22"/>
+              </w:rPr>
+              <w:t>2017</w:t>
+            </w:r>
+          </w:p>
+        </w:tc>
+        <w:tc>
+          <w:tcPr>
+            <w:tcW w:type="dxa" w:w="976"/>
+            <w:shd w:val="clear" w:color="auto" w:fill="DCE6F1"/>
+          </w:tcPr>
+          <w:p>
+            <w:pPr>
+              <w:jc w:val="center"/>
+            </w:pPr>
+            <w:r>
+              <w:rPr>
+                <w:rFonts w:ascii="Times New Roman" w:hAnsi="Times New Roman" w:cs="Times New Roman"/>
+                <w:sz w:val="22"/>
+              </w:rPr>
+              <w:t>Multi-PIE</w:t>
+              <w:br/>
+              <w:t>+ ND-TWINS</w:t>
+            </w:r>
+          </w:p>
+        </w:tc>
+        <w:tc>
+          <w:tcPr>
+            <w:tcW w:type="dxa" w:w="976"/>
+            <w:shd w:val="clear" w:color="auto" w:fill="DCE6F1"/>
+          </w:tcPr>
+          <w:p>
+            <w:pPr>
+              <w:jc w:val="center"/>
+            </w:pPr>
+            <w:r>
+              <w:rPr>
+                <w:rFonts w:ascii="Times New Roman" w:hAnsi="Times New Roman" w:cs="Times New Roman"/>
+                <w:sz w:val="22"/>
+              </w:rPr>
+              <w:t>Multi-PIE: 337 شخصاً</w:t>
+              <w:br/>
+              <w:t>+ ND-TWINS: ~200 شخص</w:t>
+              <w:br/>
+              <w:t>750,000+ صورة (Multi-PIE)</w:t>
+            </w:r>
+          </w:p>
+        </w:tc>
+        <w:tc>
+          <w:tcPr>
+            <w:tcW w:type="dxa" w:w="976"/>
+            <w:shd w:val="clear" w:color="auto" w:fill="DCE6F1"/>
+          </w:tcPr>
+          <w:p>
+            <w:pPr>
+              <w:jc w:val="center"/>
+            </w:pPr>
+            <w:r>
+              <w:rPr>
+                <w:rFonts w:ascii="Times New Roman" w:hAnsi="Times New Roman" w:cs="Times New Roman"/>
+                <w:sz w:val="22"/>
+              </w:rPr>
+              <w:t>أفراد (Multi-PIE)</w:t>
+              <w:br/>
+              <w:t>+ أزواج توائم</w:t>
+              <w:br/>
+              <w:t>(ND-TWINS)</w:t>
+            </w:r>
+          </w:p>
+        </w:tc>
+        <w:tc>
+          <w:tcPr>
+            <w:tcW w:type="dxa" w:w="976"/>
+            <w:shd w:val="clear" w:color="auto" w:fill="DCE6F1"/>
+          </w:tcPr>
+          <w:p>
+            <w:pPr>
+              <w:jc w:val="center"/>
+            </w:pPr>
+            <w:r>
+              <w:rPr>
+                <w:rFonts w:ascii="Times New Roman" w:hAnsi="Times New Roman" w:cs="Times New Roman"/>
+                <w:sz w:val="22"/>
+              </w:rPr>
+              <w:t>DCNN متعدد الزوايا</w:t>
+              <w:br/>
+              <w:t>مع دمج مستويات</w:t>
+              <w:br/>
+              <w:t>الميزات</w:t>
+            </w:r>
+          </w:p>
+        </w:tc>
+        <w:tc>
+          <w:tcPr>
+            <w:tcW w:type="dxa" w:w="976"/>
+            <w:shd w:val="clear" w:color="auto" w:fill="DCE6F1"/>
+          </w:tcPr>
+          <w:p>
+            <w:pPr>
+              <w:jc w:val="center"/>
+            </w:pPr>
+            <w:r>
+              <w:rPr>
+                <w:rFonts w:ascii="Times New Roman" w:hAnsi="Times New Roman" w:cs="Times New Roman"/>
+                <w:sz w:val="22"/>
+              </w:rPr>
+              <w:t>—</w:t>
+            </w:r>
+          </w:p>
+        </w:tc>
+        <w:tc>
+          <w:tcPr>
+            <w:tcW w:type="dxa" w:w="976"/>
+            <w:shd w:val="clear" w:color="auto" w:fill="DCE6F1"/>
+          </w:tcPr>
+          <w:p>
+            <w:pPr>
+              <w:jc w:val="center"/>
+            </w:pPr>
+            <w:r>
+              <w:rPr>
+                <w:rFonts w:ascii="Times New Roman" w:hAnsi="Times New Roman" w:cs="Times New Roman"/>
+                <w:sz w:val="22"/>
+              </w:rPr>
+              <w:t>0.842</w:t>
+            </w:r>
+          </w:p>
+        </w:tc>
+        <w:tc>
+          <w:tcPr>
+            <w:tcW w:type="dxa" w:w="976"/>
+            <w:shd w:val="clear" w:color="auto" w:fill="DCE6F1"/>
+          </w:tcPr>
+          <w:p>
+            <w:pPr>
+              <w:jc w:val="center"/>
+            </w:pPr>
+            <w:r>
+              <w:rPr>
+                <w:rFonts w:ascii="Times New Roman" w:hAnsi="Times New Roman" w:cs="Times New Roman"/>
+                <w:sz w:val="22"/>
+              </w:rPr>
+              <w:t>مُعقَّد حسابياً؛ يستلزم</w:t>
+              <w:br/>
+              <w:t>صور متعددة الزوايا</w:t>
+              <w:br/>
+              <w:t>غير متاحة دائماً</w:t>
+            </w:r>
+          </w:p>
+        </w:tc>
+      </w:tr>
+      <w:tr>
+        <w:tc>
+          <w:tcPr>
+            <w:tcW w:type="dxa" w:w="976"/>
             <w:shd w:val="clear" w:color="auto" w:fill="FFFFFF"/>
           </w:tcPr>
           <w:p>
@@ -433,14 +871,218 @@
                 <w:rFonts w:ascii="Times New Roman" w:hAnsi="Times New Roman" w:cs="Times New Roman"/>
                 <w:sz w:val="22"/>
               </w:rPr>
-              <w:t>2014</w:t>
-            </w:r>
-          </w:p>
-        </w:tc>
-        <w:tc>
-          <w:tcPr>
-            <w:tcW w:type="dxa" w:w="1255"/>
+              <w:t>Toygar et al.</w:t>
+              <w:br/>
+              <w:t>(LBP+LPQ+BSIF)</w:t>
+            </w:r>
+          </w:p>
+        </w:tc>
+        <w:tc>
+          <w:tcPr>
+            <w:tcW w:type="dxa" w:w="976"/>
             <w:shd w:val="clear" w:color="auto" w:fill="FFFFFF"/>
+          </w:tcPr>
+          <w:p>
+            <w:pPr>
+              <w:jc w:val="center"/>
+            </w:pPr>
+            <w:r>
+              <w:rPr>
+                <w:rFonts w:ascii="Times New Roman" w:hAnsi="Times New Roman" w:cs="Times New Roman"/>
+                <w:sz w:val="22"/>
+              </w:rPr>
+              <w:t>2019</w:t>
+            </w:r>
+          </w:p>
+        </w:tc>
+        <w:tc>
+          <w:tcPr>
+            <w:tcW w:type="dxa" w:w="976"/>
+            <w:shd w:val="clear" w:color="auto" w:fill="FFFFFF"/>
+          </w:tcPr>
+          <w:p>
+            <w:pPr>
+              <w:jc w:val="center"/>
+            </w:pPr>
+            <w:r>
+              <w:rPr>
+                <w:rFonts w:ascii="Times New Roman" w:hAnsi="Times New Roman" w:cs="Times New Roman"/>
+                <w:sz w:val="22"/>
+              </w:rPr>
+              <w:t>ND-TWINS 2009-2010</w:t>
+              <w:br/>
+              <w:t>(Notre Dame)</w:t>
+            </w:r>
+          </w:p>
+        </w:tc>
+        <w:tc>
+          <w:tcPr>
+            <w:tcW w:type="dxa" w:w="976"/>
+            <w:shd w:val="clear" w:color="auto" w:fill="FFFFFF"/>
+          </w:tcPr>
+          <w:p>
+            <w:pPr>
+              <w:jc w:val="center"/>
+            </w:pPr>
+            <w:r>
+              <w:rPr>
+                <w:rFonts w:ascii="Times New Roman" w:hAnsi="Times New Roman" w:cs="Times New Roman"/>
+                <w:sz w:val="22"/>
+              </w:rPr>
+              <w:t>311 شخصاً</w:t>
+              <w:br/>
+              <w:t>(162 زوج توائم)</w:t>
+              <w:br/>
+              <w:t>4,743 صورة</w:t>
+            </w:r>
+          </w:p>
+        </w:tc>
+        <w:tc>
+          <w:tcPr>
+            <w:tcW w:type="dxa" w:w="976"/>
+            <w:shd w:val="clear" w:color="auto" w:fill="FFFFFF"/>
+          </w:tcPr>
+          <w:p>
+            <w:pPr>
+              <w:jc w:val="center"/>
+            </w:pPr>
+            <w:r>
+              <w:rPr>
+                <w:rFonts w:ascii="Times New Roman" w:hAnsi="Times New Roman" w:cs="Times New Roman"/>
+                <w:sz w:val="22"/>
+              </w:rPr>
+              <w:t>أزواج توائم</w:t>
+              <w:br/>
+              <w:t>(Pairs)</w:t>
+              <w:br/>
+              <w:t>مستوى الزوج</w:t>
+            </w:r>
+          </w:p>
+        </w:tc>
+        <w:tc>
+          <w:tcPr>
+            <w:tcW w:type="dxa" w:w="976"/>
+            <w:shd w:val="clear" w:color="auto" w:fill="FFFFFF"/>
+          </w:tcPr>
+          <w:p>
+            <w:pPr>
+              <w:jc w:val="center"/>
+            </w:pPr>
+            <w:r>
+              <w:rPr>
+                <w:rFonts w:ascii="Times New Roman" w:hAnsi="Times New Roman" w:cs="Times New Roman"/>
+                <w:sz w:val="22"/>
+              </w:rPr>
+              <w:t>مزج ملمس</w:t>
+              <w:br/>
+              <w:t>LBP+LPQ+BSIF</w:t>
+              <w:br/>
+              <w:t>مع مصنِّف KNN</w:t>
+            </w:r>
+          </w:p>
+        </w:tc>
+        <w:tc>
+          <w:tcPr>
+            <w:tcW w:type="dxa" w:w="976"/>
+            <w:shd w:val="clear" w:color="auto" w:fill="FFFFFF"/>
+          </w:tcPr>
+          <w:p>
+            <w:pPr>
+              <w:jc w:val="center"/>
+            </w:pPr>
+            <w:r>
+              <w:rPr>
+                <w:rFonts w:ascii="Times New Roman" w:hAnsi="Times New Roman" w:cs="Times New Roman"/>
+                <w:sz w:val="22"/>
+              </w:rPr>
+              <w:t>0.054</w:t>
+            </w:r>
+          </w:p>
+        </w:tc>
+        <w:tc>
+          <w:tcPr>
+            <w:tcW w:type="dxa" w:w="976"/>
+            <w:shd w:val="clear" w:color="auto" w:fill="FFFFFF"/>
+          </w:tcPr>
+          <w:p>
+            <w:pPr>
+              <w:jc w:val="center"/>
+            </w:pPr>
+            <w:r>
+              <w:rPr>
+                <w:rFonts w:ascii="Times New Roman" w:hAnsi="Times New Roman" w:cs="Times New Roman"/>
+                <w:sz w:val="22"/>
+              </w:rPr>
+              <w:t>0.980</w:t>
+            </w:r>
+          </w:p>
+        </w:tc>
+        <w:tc>
+          <w:tcPr>
+            <w:tcW w:type="dxa" w:w="976"/>
+            <w:shd w:val="clear" w:color="auto" w:fill="FFFFFF"/>
+          </w:tcPr>
+          <w:p>
+            <w:pPr>
+              <w:jc w:val="center"/>
+            </w:pPr>
+            <w:r>
+              <w:rPr>
+                <w:rFonts w:ascii="Times New Roman" w:hAnsi="Times New Roman" w:cs="Times New Roman"/>
+                <w:sz w:val="22"/>
+              </w:rPr>
+              <w:t>لا يستخدم تعلماً عميقاً؛</w:t>
+              <w:br/>
+              <w:t>يعتمد على سمات الملمس</w:t>
+              <w:br/>
+              <w:t>فقط دون تمثيلات عميقة</w:t>
+            </w:r>
+          </w:p>
+        </w:tc>
+      </w:tr>
+      <w:tr>
+        <w:tc>
+          <w:tcPr>
+            <w:tcW w:type="dxa" w:w="976"/>
+            <w:shd w:val="clear" w:color="auto" w:fill="DCE6F1"/>
+          </w:tcPr>
+          <w:p>
+            <w:pPr>
+              <w:jc w:val="center"/>
+            </w:pPr>
+            <w:r>
+              <w:rPr>
+                <w:rFonts w:ascii="Times New Roman" w:hAnsi="Times New Roman" w:cs="Times New Roman"/>
+                <w:sz w:val="22"/>
+              </w:rPr>
+              <w:t>Deb &amp; Jain</w:t>
+              <w:br/>
+              <w:t>(ArcFace Standard)</w:t>
+            </w:r>
+          </w:p>
+        </w:tc>
+        <w:tc>
+          <w:tcPr>
+            <w:tcW w:type="dxa" w:w="976"/>
+            <w:shd w:val="clear" w:color="auto" w:fill="DCE6F1"/>
+          </w:tcPr>
+          <w:p>
+            <w:pPr>
+              <w:jc w:val="center"/>
+            </w:pPr>
+            <w:r>
+              <w:rPr>
+                <w:rFonts w:ascii="Times New Roman" w:hAnsi="Times New Roman" w:cs="Times New Roman"/>
+                <w:sz w:val="22"/>
+              </w:rPr>
+              <w:t>2021</w:t>
+            </w:r>
+          </w:p>
+        </w:tc>
+        <w:tc>
+          <w:tcPr>
+            <w:tcW w:type="dxa" w:w="976"/>
+            <w:shd w:val="clear" w:color="auto" w:fill="DCE6F1"/>
           </w:tcPr>
           <w:p>
             <w:pPr>
@@ -459,77 +1101,125 @@
         </w:tc>
         <w:tc>
           <w:tcPr>
-            <w:tcW w:type="dxa" w:w="1255"/>
-            <w:shd w:val="clear" w:color="auto" w:fill="FFFFFF"/>
-          </w:tcPr>
-          <w:p>
-            <w:pPr>
-              <w:jc w:val="center"/>
-            </w:pPr>
-            <w:r>
-              <w:rPr>
-                <w:rFonts w:ascii="Times New Roman" w:hAnsi="Times New Roman" w:cs="Times New Roman"/>
-                <w:sz w:val="22"/>
-              </w:rPr>
-              <w:t>شبكة Siamese CNN لتعلّم تشابه</w:t>
+            <w:tcW w:type="dxa" w:w="976"/>
+            <w:shd w:val="clear" w:color="auto" w:fill="DCE6F1"/>
+          </w:tcPr>
+          <w:p>
+            <w:pPr>
+              <w:jc w:val="center"/>
+            </w:pPr>
+            <w:r>
+              <w:rPr>
+                <w:rFonts w:ascii="Times New Roman" w:hAnsi="Times New Roman" w:cs="Times New Roman"/>
+                <w:sz w:val="22"/>
+              </w:rPr>
+              <w:t>~260 شخص</w:t>
               <w:br/>
-              <w:t>أزواج الوجوه</w:t>
-            </w:r>
-          </w:p>
-        </w:tc>
-        <w:tc>
-          <w:tcPr>
-            <w:tcW w:type="dxa" w:w="1255"/>
-            <w:shd w:val="clear" w:color="auto" w:fill="FFFFFF"/>
-          </w:tcPr>
-          <w:p>
-            <w:pPr>
-              <w:jc w:val="center"/>
-            </w:pPr>
-            <w:r>
-              <w:rPr>
-                <w:rFonts w:ascii="Times New Roman" w:hAnsi="Times New Roman" w:cs="Times New Roman"/>
-                <w:sz w:val="22"/>
-              </w:rPr>
-              <w:t>0.067</w:t>
-            </w:r>
-          </w:p>
-        </w:tc>
-        <w:tc>
-          <w:tcPr>
-            <w:tcW w:type="dxa" w:w="1255"/>
-            <w:shd w:val="clear" w:color="auto" w:fill="FFFFFF"/>
-          </w:tcPr>
-          <w:p>
-            <w:pPr>
-              <w:jc w:val="center"/>
-            </w:pPr>
-            <w:r>
-              <w:rPr>
-                <w:rFonts w:ascii="Times New Roman" w:hAnsi="Times New Roman" w:cs="Times New Roman"/>
-                <w:sz w:val="22"/>
-              </w:rPr>
-              <w:t>0.980</w:t>
-            </w:r>
-          </w:p>
-        </w:tc>
-        <w:tc>
-          <w:tcPr>
-            <w:tcW w:type="dxa" w:w="1255"/>
-            <w:shd w:val="clear" w:color="auto" w:fill="FFFFFF"/>
-          </w:tcPr>
-          <w:p>
-            <w:pPr>
-              <w:jc w:val="center"/>
-            </w:pPr>
-            <w:r>
-              <w:rPr>
-                <w:rFonts w:ascii="Times New Roman" w:hAnsi="Times New Roman" w:cs="Times New Roman"/>
-                <w:sz w:val="22"/>
-              </w:rPr>
-              <w:t>تتطلب بيانات تدريب ضخمة؛</w:t>
+              <w:t>(130 زوج توائم)</w:t>
               <w:br/>
-              <w:t>لا تعالج مشكلة تسرّب البيانات بين مجموعات التوائم</w:t>
+              <w:t>~3,100 صورة</w:t>
+            </w:r>
+          </w:p>
+        </w:tc>
+        <w:tc>
+          <w:tcPr>
+            <w:tcW w:type="dxa" w:w="976"/>
+            <w:shd w:val="clear" w:color="auto" w:fill="DCE6F1"/>
+          </w:tcPr>
+          <w:p>
+            <w:pPr>
+              <w:jc w:val="center"/>
+            </w:pPr>
+            <w:r>
+              <w:rPr>
+                <w:rFonts w:ascii="Times New Roman" w:hAnsi="Times New Roman" w:cs="Times New Roman"/>
+                <w:sz w:val="22"/>
+              </w:rPr>
+              <w:t>أزواج توائم</w:t>
+              <w:br/>
+              <w:t>(Pairs)</w:t>
+              <w:br/>
+              <w:t>مستوى الزوج</w:t>
+            </w:r>
+          </w:p>
+        </w:tc>
+        <w:tc>
+          <w:tcPr>
+            <w:tcW w:type="dxa" w:w="976"/>
+            <w:shd w:val="clear" w:color="auto" w:fill="DCE6F1"/>
+          </w:tcPr>
+          <w:p>
+            <w:pPr>
+              <w:jc w:val="center"/>
+            </w:pPr>
+            <w:r>
+              <w:rPr>
+                <w:rFonts w:ascii="Times New Roman" w:hAnsi="Times New Roman" w:cs="Times New Roman"/>
+                <w:sz w:val="22"/>
+              </w:rPr>
+              <w:t>ArcFace buffalo_l</w:t>
+              <w:br/>
+              <w:t>مباشر بدون معالجة</w:t>
+              <w:br/>
+              <w:t>خاصة للتوائم</w:t>
+            </w:r>
+          </w:p>
+        </w:tc>
+        <w:tc>
+          <w:tcPr>
+            <w:tcW w:type="dxa" w:w="976"/>
+            <w:shd w:val="clear" w:color="auto" w:fill="DCE6F1"/>
+          </w:tcPr>
+          <w:p>
+            <w:pPr>
+              <w:jc w:val="center"/>
+            </w:pPr>
+            <w:r>
+              <w:rPr>
+                <w:rFonts w:ascii="Times New Roman" w:hAnsi="Times New Roman" w:cs="Times New Roman"/>
+                <w:sz w:val="22"/>
+              </w:rPr>
+              <w:t>0.148</w:t>
+            </w:r>
+          </w:p>
+        </w:tc>
+        <w:tc>
+          <w:tcPr>
+            <w:tcW w:type="dxa" w:w="976"/>
+            <w:shd w:val="clear" w:color="auto" w:fill="DCE6F1"/>
+          </w:tcPr>
+          <w:p>
+            <w:pPr>
+              <w:jc w:val="center"/>
+            </w:pPr>
+            <w:r>
+              <w:rPr>
+                <w:rFonts w:ascii="Times New Roman" w:hAnsi="Times New Roman" w:cs="Times New Roman"/>
+                <w:sz w:val="22"/>
+              </w:rPr>
+              <w:t>0.921</w:t>
+            </w:r>
+          </w:p>
+        </w:tc>
+        <w:tc>
+          <w:tcPr>
+            <w:tcW w:type="dxa" w:w="976"/>
+            <w:shd w:val="clear" w:color="auto" w:fill="DCE6F1"/>
+          </w:tcPr>
+          <w:p>
+            <w:pPr>
+              <w:jc w:val="center"/>
+            </w:pPr>
+            <w:r>
+              <w:rPr>
+                <w:rFonts w:ascii="Times New Roman" w:hAnsi="Times New Roman" w:cs="Times New Roman"/>
+                <w:sz w:val="22"/>
+              </w:rPr>
+              <w:t>لا يطبّق Hard Negative</w:t>
+              <w:br/>
+              <w:t>Mining؛ لا يدمج</w:t>
+              <w:br/>
+              <w:t>سمات الملمس المحلية</w:t>
             </w:r>
           </w:p>
         </w:tc>
@@ -537,188 +1227,60 @@
       <w:tr>
         <w:tc>
           <w:tcPr>
-            <w:tcW w:type="dxa" w:w="1255"/>
-            <w:shd w:val="clear" w:color="auto" w:fill="DCE6F1"/>
-          </w:tcPr>
-          <w:p>
-            <w:pPr>
-              <w:jc w:val="center"/>
-            </w:pPr>
-            <w:r>
-              <w:rPr>
-                <w:rFonts w:ascii="Times New Roman" w:hAnsi="Times New Roman" w:cs="Times New Roman"/>
-                <w:sz w:val="22"/>
-              </w:rPr>
-              <w:t>Sun et al.</w:t>
+            <w:tcW w:type="dxa" w:w="976"/>
+            <w:shd w:val="clear" w:color="auto" w:fill="E2EFDA"/>
+          </w:tcPr>
+          <w:p>
+            <w:pPr>
+              <w:jc w:val="center"/>
+            </w:pPr>
+            <w:r>
+              <w:rPr>
+                <w:rFonts w:ascii="Times New Roman" w:hAnsi="Times New Roman" w:cs="Times New Roman"/>
+                <w:b/>
+                <w:color w:val="1A5E1A"/>
+                <w:sz w:val="22"/>
+              </w:rPr>
+              <w:t>النموذج المقترح</w:t>
               <w:br/>
-              <w:t>(DCNN Multi-Angle)</w:t>
-            </w:r>
-          </w:p>
-        </w:tc>
-        <w:tc>
-          <w:tcPr>
-            <w:tcW w:type="dxa" w:w="1255"/>
-            <w:shd w:val="clear" w:color="auto" w:fill="DCE6F1"/>
-          </w:tcPr>
-          <w:p>
-            <w:pPr>
-              <w:jc w:val="center"/>
-            </w:pPr>
-            <w:r>
-              <w:rPr>
-                <w:rFonts w:ascii="Times New Roman" w:hAnsi="Times New Roman" w:cs="Times New Roman"/>
-                <w:sz w:val="22"/>
-              </w:rPr>
-              <w:t>2017</w:t>
-            </w:r>
-          </w:p>
-        </w:tc>
-        <w:tc>
-          <w:tcPr>
-            <w:tcW w:type="dxa" w:w="1255"/>
-            <w:shd w:val="clear" w:color="auto" w:fill="DCE6F1"/>
-          </w:tcPr>
-          <w:p>
-            <w:pPr>
-              <w:jc w:val="center"/>
-            </w:pPr>
-            <w:r>
-              <w:rPr>
-                <w:rFonts w:ascii="Times New Roman" w:hAnsi="Times New Roman" w:cs="Times New Roman"/>
-                <w:sz w:val="22"/>
-              </w:rPr>
-              <w:t>Multi-PIE + ND-TWINS</w:t>
-            </w:r>
-          </w:p>
-        </w:tc>
-        <w:tc>
-          <w:tcPr>
-            <w:tcW w:type="dxa" w:w="1255"/>
-            <w:shd w:val="clear" w:color="auto" w:fill="DCE6F1"/>
-          </w:tcPr>
-          <w:p>
-            <w:pPr>
-              <w:jc w:val="center"/>
-            </w:pPr>
-            <w:r>
-              <w:rPr>
-                <w:rFonts w:ascii="Times New Roman" w:hAnsi="Times New Roman" w:cs="Times New Roman"/>
-                <w:sz w:val="22"/>
-              </w:rPr>
-              <w:t>DCNN متعدد الزوايا مع</w:t>
-              <w:br/>
-              <w:t>دمج مستويات الميزات</w:t>
-            </w:r>
-          </w:p>
-        </w:tc>
-        <w:tc>
-          <w:tcPr>
-            <w:tcW w:type="dxa" w:w="1255"/>
-            <w:shd w:val="clear" w:color="auto" w:fill="DCE6F1"/>
-          </w:tcPr>
-          <w:p>
-            <w:pPr>
-              <w:jc w:val="center"/>
-            </w:pPr>
-            <w:r>
-              <w:rPr>
-                <w:rFonts w:ascii="Times New Roman" w:hAnsi="Times New Roman" w:cs="Times New Roman"/>
-                <w:sz w:val="22"/>
-              </w:rPr>
-              <w:t>-</w:t>
-            </w:r>
-          </w:p>
-        </w:tc>
-        <w:tc>
-          <w:tcPr>
-            <w:tcW w:type="dxa" w:w="1255"/>
-            <w:shd w:val="clear" w:color="auto" w:fill="DCE6F1"/>
-          </w:tcPr>
-          <w:p>
-            <w:pPr>
-              <w:jc w:val="center"/>
-            </w:pPr>
-            <w:r>
-              <w:rPr>
-                <w:rFonts w:ascii="Times New Roman" w:hAnsi="Times New Roman" w:cs="Times New Roman"/>
-                <w:sz w:val="22"/>
-              </w:rPr>
-              <w:t>0.842</w:t>
-            </w:r>
-          </w:p>
-        </w:tc>
-        <w:tc>
-          <w:tcPr>
-            <w:tcW w:type="dxa" w:w="1255"/>
-            <w:shd w:val="clear" w:color="auto" w:fill="DCE6F1"/>
-          </w:tcPr>
-          <w:p>
-            <w:pPr>
-              <w:jc w:val="center"/>
-            </w:pPr>
-            <w:r>
-              <w:rPr>
-                <w:rFonts w:ascii="Times New Roman" w:hAnsi="Times New Roman" w:cs="Times New Roman"/>
-                <w:sz w:val="22"/>
-              </w:rPr>
-              <w:t>مُعقَّد حسابياً؛ يستلزم صور متعددة</w:t>
-              <w:br/>
-              <w:t>الزوايا غير متاحة دائماً</w:t>
-            </w:r>
-          </w:p>
-        </w:tc>
-      </w:tr>
-      <w:tr>
-        <w:tc>
-          <w:tcPr>
-            <w:tcW w:type="dxa" w:w="1255"/>
-            <w:shd w:val="clear" w:color="auto" w:fill="FFFFFF"/>
-          </w:tcPr>
-          <w:p>
-            <w:pPr>
-              <w:jc w:val="center"/>
-            </w:pPr>
-            <w:r>
-              <w:rPr>
-                <w:rFonts w:ascii="Times New Roman" w:hAnsi="Times New Roman" w:cs="Times New Roman"/>
-                <w:sz w:val="22"/>
-              </w:rPr>
-              <w:t>Toygar et al.</w:t>
-              <w:br/>
-              <w:t>(LBP+LPQ+BSIF)</w:t>
-            </w:r>
-          </w:p>
-        </w:tc>
-        <w:tc>
-          <w:tcPr>
-            <w:tcW w:type="dxa" w:w="1255"/>
-            <w:shd w:val="clear" w:color="auto" w:fill="FFFFFF"/>
-          </w:tcPr>
-          <w:p>
-            <w:pPr>
-              <w:jc w:val="center"/>
-            </w:pPr>
-            <w:r>
-              <w:rPr>
-                <w:rFonts w:ascii="Times New Roman" w:hAnsi="Times New Roman" w:cs="Times New Roman"/>
-                <w:sz w:val="22"/>
-              </w:rPr>
-              <w:t>2019</w:t>
-            </w:r>
-          </w:p>
-        </w:tc>
-        <w:tc>
-          <w:tcPr>
-            <w:tcW w:type="dxa" w:w="1255"/>
-            <w:shd w:val="clear" w:color="auto" w:fill="FFFFFF"/>
-          </w:tcPr>
-          <w:p>
-            <w:pPr>
-              <w:jc w:val="center"/>
-            </w:pPr>
-            <w:r>
-              <w:rPr>
-                <w:rFonts w:ascii="Times New Roman" w:hAnsi="Times New Roman" w:cs="Times New Roman"/>
+              <w:t>(هذه الدراسة)</w:t>
+            </w:r>
+          </w:p>
+        </w:tc>
+        <w:tc>
+          <w:tcPr>
+            <w:tcW w:type="dxa" w:w="976"/>
+            <w:shd w:val="clear" w:color="auto" w:fill="E2EFDA"/>
+          </w:tcPr>
+          <w:p>
+            <w:pPr>
+              <w:jc w:val="center"/>
+            </w:pPr>
+            <w:r>
+              <w:rPr>
+                <w:rFonts w:ascii="Times New Roman" w:hAnsi="Times New Roman" w:cs="Times New Roman"/>
+                <w:b/>
+                <w:color w:val="1A5E1A"/>
+                <w:sz w:val="22"/>
+              </w:rPr>
+              <w:t>2024</w:t>
+            </w:r>
+          </w:p>
+        </w:tc>
+        <w:tc>
+          <w:tcPr>
+            <w:tcW w:type="dxa" w:w="976"/>
+            <w:shd w:val="clear" w:color="auto" w:fill="E2EFDA"/>
+          </w:tcPr>
+          <w:p>
+            <w:pPr>
+              <w:jc w:val="center"/>
+            </w:pPr>
+            <w:r>
+              <w:rPr>
+                <w:rFonts w:ascii="Times New Roman" w:hAnsi="Times New Roman" w:cs="Times New Roman"/>
+                <w:b/>
+                <w:color w:val="1A5E1A"/>
                 <w:sz w:val="22"/>
               </w:rPr>
               <w:t>ND-TWINS 2009-2010</w:t>
@@ -729,221 +1291,7 @@
         </w:tc>
         <w:tc>
           <w:tcPr>
-            <w:tcW w:type="dxa" w:w="1255"/>
-            <w:shd w:val="clear" w:color="auto" w:fill="FFFFFF"/>
-          </w:tcPr>
-          <w:p>
-            <w:pPr>
-              <w:jc w:val="center"/>
-            </w:pPr>
-            <w:r>
-              <w:rPr>
-                <w:rFonts w:ascii="Times New Roman" w:hAnsi="Times New Roman" w:cs="Times New Roman"/>
-                <w:sz w:val="22"/>
-              </w:rPr>
-              <w:t>مزج ملمس LBP+LPQ+BSIF</w:t>
-              <w:br/>
-              <w:t>مع مصنِّف KNN</w:t>
-            </w:r>
-          </w:p>
-        </w:tc>
-        <w:tc>
-          <w:tcPr>
-            <w:tcW w:type="dxa" w:w="1255"/>
-            <w:shd w:val="clear" w:color="auto" w:fill="FFFFFF"/>
-          </w:tcPr>
-          <w:p>
-            <w:pPr>
-              <w:jc w:val="center"/>
-            </w:pPr>
-            <w:r>
-              <w:rPr>
-                <w:rFonts w:ascii="Times New Roman" w:hAnsi="Times New Roman" w:cs="Times New Roman"/>
-                <w:sz w:val="22"/>
-              </w:rPr>
-              <w:t>0.054</w:t>
-            </w:r>
-          </w:p>
-        </w:tc>
-        <w:tc>
-          <w:tcPr>
-            <w:tcW w:type="dxa" w:w="1255"/>
-            <w:shd w:val="clear" w:color="auto" w:fill="FFFFFF"/>
-          </w:tcPr>
-          <w:p>
-            <w:pPr>
-              <w:jc w:val="center"/>
-            </w:pPr>
-            <w:r>
-              <w:rPr>
-                <w:rFonts w:ascii="Times New Roman" w:hAnsi="Times New Roman" w:cs="Times New Roman"/>
-                <w:sz w:val="22"/>
-              </w:rPr>
-              <w:t>0.980</w:t>
-            </w:r>
-          </w:p>
-        </w:tc>
-        <w:tc>
-          <w:tcPr>
-            <w:tcW w:type="dxa" w:w="1255"/>
-            <w:shd w:val="clear" w:color="auto" w:fill="FFFFFF"/>
-          </w:tcPr>
-          <w:p>
-            <w:pPr>
-              <w:jc w:val="center"/>
-            </w:pPr>
-            <w:r>
-              <w:rPr>
-                <w:rFonts w:ascii="Times New Roman" w:hAnsi="Times New Roman" w:cs="Times New Roman"/>
-                <w:sz w:val="22"/>
-              </w:rPr>
-              <w:t>لا يستخدم تعلماً عميقاً؛ يعتمد على سمات</w:t>
-              <w:br/>
-              <w:t>الملمس فقط دون تمثيلات عميقة</w:t>
-            </w:r>
-          </w:p>
-        </w:tc>
-      </w:tr>
-      <w:tr>
-        <w:tc>
-          <w:tcPr>
-            <w:tcW w:type="dxa" w:w="1255"/>
-            <w:shd w:val="clear" w:color="auto" w:fill="DCE6F1"/>
-          </w:tcPr>
-          <w:p>
-            <w:pPr>
-              <w:jc w:val="center"/>
-            </w:pPr>
-            <w:r>
-              <w:rPr>
-                <w:rFonts w:ascii="Times New Roman" w:hAnsi="Times New Roman" w:cs="Times New Roman"/>
-                <w:sz w:val="22"/>
-              </w:rPr>
-              <w:t>Deb &amp; Jain</w:t>
-              <w:br/>
-              <w:t>(ArcFace Standard)</w:t>
-            </w:r>
-          </w:p>
-        </w:tc>
-        <w:tc>
-          <w:tcPr>
-            <w:tcW w:type="dxa" w:w="1255"/>
-            <w:shd w:val="clear" w:color="auto" w:fill="DCE6F1"/>
-          </w:tcPr>
-          <w:p>
-            <w:pPr>
-              <w:jc w:val="center"/>
-            </w:pPr>
-            <w:r>
-              <w:rPr>
-                <w:rFonts w:ascii="Times New Roman" w:hAnsi="Times New Roman" w:cs="Times New Roman"/>
-                <w:sz w:val="22"/>
-              </w:rPr>
-              <w:t>2021</w:t>
-            </w:r>
-          </w:p>
-        </w:tc>
-        <w:tc>
-          <w:tcPr>
-            <w:tcW w:type="dxa" w:w="1255"/>
-            <w:shd w:val="clear" w:color="auto" w:fill="DCE6F1"/>
-          </w:tcPr>
-          <w:p>
-            <w:pPr>
-              <w:jc w:val="center"/>
-            </w:pPr>
-            <w:r>
-              <w:rPr>
-                <w:rFonts w:ascii="Times New Roman" w:hAnsi="Times New Roman" w:cs="Times New Roman"/>
-                <w:sz w:val="22"/>
-              </w:rPr>
-              <w:t>ND-TWINS</w:t>
-              <w:br/>
-              <w:t>(Notre Dame)</w:t>
-            </w:r>
-          </w:p>
-        </w:tc>
-        <w:tc>
-          <w:tcPr>
-            <w:tcW w:type="dxa" w:w="1255"/>
-            <w:shd w:val="clear" w:color="auto" w:fill="DCE6F1"/>
-          </w:tcPr>
-          <w:p>
-            <w:pPr>
-              <w:jc w:val="center"/>
-            </w:pPr>
-            <w:r>
-              <w:rPr>
-                <w:rFonts w:ascii="Times New Roman" w:hAnsi="Times New Roman" w:cs="Times New Roman"/>
-                <w:sz w:val="22"/>
-              </w:rPr>
-              <w:t>ArcFace buffalo_l مباشر</w:t>
-              <w:br/>
-              <w:t>بدون معالجة خاصة للتوائم</w:t>
-            </w:r>
-          </w:p>
-        </w:tc>
-        <w:tc>
-          <w:tcPr>
-            <w:tcW w:type="dxa" w:w="1255"/>
-            <w:shd w:val="clear" w:color="auto" w:fill="DCE6F1"/>
-          </w:tcPr>
-          <w:p>
-            <w:pPr>
-              <w:jc w:val="center"/>
-            </w:pPr>
-            <w:r>
-              <w:rPr>
-                <w:rFonts w:ascii="Times New Roman" w:hAnsi="Times New Roman" w:cs="Times New Roman"/>
-                <w:sz w:val="22"/>
-              </w:rPr>
-              <w:t>0.148</w:t>
-            </w:r>
-          </w:p>
-        </w:tc>
-        <w:tc>
-          <w:tcPr>
-            <w:tcW w:type="dxa" w:w="1255"/>
-            <w:shd w:val="clear" w:color="auto" w:fill="DCE6F1"/>
-          </w:tcPr>
-          <w:p>
-            <w:pPr>
-              <w:jc w:val="center"/>
-            </w:pPr>
-            <w:r>
-              <w:rPr>
-                <w:rFonts w:ascii="Times New Roman" w:hAnsi="Times New Roman" w:cs="Times New Roman"/>
-                <w:sz w:val="22"/>
-              </w:rPr>
-              <w:t>0.921</w:t>
-            </w:r>
-          </w:p>
-        </w:tc>
-        <w:tc>
-          <w:tcPr>
-            <w:tcW w:type="dxa" w:w="1255"/>
-            <w:shd w:val="clear" w:color="auto" w:fill="DCE6F1"/>
-          </w:tcPr>
-          <w:p>
-            <w:pPr>
-              <w:jc w:val="center"/>
-            </w:pPr>
-            <w:r>
-              <w:rPr>
-                <w:rFonts w:ascii="Times New Roman" w:hAnsi="Times New Roman" w:cs="Times New Roman"/>
-                <w:sz w:val="22"/>
-              </w:rPr>
-              <w:t>لا يطبّق Hard Negative Mining؛</w:t>
-              <w:br/>
-              <w:t>لا يدمج سمات الملمس المحلية</w:t>
-            </w:r>
-          </w:p>
-        </w:tc>
-      </w:tr>
-      <w:tr>
-        <w:tc>
-          <w:tcPr>
-            <w:tcW w:type="dxa" w:w="1255"/>
+            <w:tcW w:type="dxa" w:w="976"/>
             <w:shd w:val="clear" w:color="auto" w:fill="E2EFDA"/>
           </w:tcPr>
           <w:p>
@@ -957,15 +1305,19 @@
                 <w:color w:val="1A5E1A"/>
                 <w:sz w:val="22"/>
               </w:rPr>
-              <w:t>النموذج المقترح</w:t>
+              <w:t>311 شخصاً</w:t>
               <w:br/>
-              <w:t>(هذه الدراسة)</w:t>
-            </w:r>
-          </w:p>
-        </w:tc>
-        <w:tc>
-          <w:tcPr>
-            <w:tcW w:type="dxa" w:w="1255"/>
+              <w:t>(162 زوج توائم)</w:t>
+              <w:br/>
+              <w:t>4,743 صورة</w:t>
+              <w:br/>
+              <w:t>[نفس قاعدة Toygar]</w:t>
+            </w:r>
+          </w:p>
+        </w:tc>
+        <w:tc>
+          <w:tcPr>
+            <w:tcW w:type="dxa" w:w="976"/>
             <w:shd w:val="clear" w:color="auto" w:fill="E2EFDA"/>
           </w:tcPr>
           <w:p>
@@ -979,13 +1331,19 @@
                 <w:color w:val="1A5E1A"/>
                 <w:sz w:val="22"/>
               </w:rPr>
-              <w:t>2024</w:t>
-            </w:r>
-          </w:p>
-        </w:tc>
-        <w:tc>
-          <w:tcPr>
-            <w:tcW w:type="dxa" w:w="1255"/>
+              <w:t>أزواج توائم</w:t>
+              <w:br/>
+              <w:t>(Pairs)</w:t>
+              <w:br/>
+              <w:t>مستوى الزوج</w:t>
+              <w:br/>
+              <w:t>مع GroupKFold</w:t>
+            </w:r>
+          </w:p>
+        </w:tc>
+        <w:tc>
+          <w:tcPr>
+            <w:tcW w:type="dxa" w:w="976"/>
             <w:shd w:val="clear" w:color="auto" w:fill="E2EFDA"/>
           </w:tcPr>
           <w:p>
@@ -999,33 +1357,13 @@
                 <w:color w:val="1A5E1A"/>
                 <w:sz w:val="22"/>
               </w:rPr>
-              <w:t>ND-TWINS 2009-2010</w:t>
-              <w:br/>
-              <w:t>(Notre Dame)</w:t>
-            </w:r>
-          </w:p>
-        </w:tc>
-        <w:tc>
-          <w:tcPr>
-            <w:tcW w:type="dxa" w:w="1255"/>
-            <w:shd w:val="clear" w:color="auto" w:fill="E2EFDA"/>
-          </w:tcPr>
-          <w:p>
-            <w:pPr>
-              <w:jc w:val="center"/>
-            </w:pPr>
-            <w:r>
-              <w:rPr>
-                <w:rFonts w:ascii="Times New Roman" w:hAnsi="Times New Roman" w:cs="Times New Roman"/>
-                <w:b/>
-                <w:color w:val="1A5E1A"/>
-                <w:sz w:val="22"/>
-              </w:rPr>
               <w:t>ArcFace + LBP كامل الوجه</w:t>
               <w:br/>
-              <w:t>+ LBP حول العين + Hard Negative Mining</w:t>
+              <w:t>+ LBP حول العين</w:t>
               <w:br/>
-              <w:t>+ GroupKFold (بمجموعات التوائم)</w:t>
+              <w:t>+ Hard Negative Mining</w:t>
+              <w:br/>
+              <w:t>+ GroupKFold (twin_group)</w:t>
               <w:br/>
               <w:t>+ LightGBM + Optuna</w:t>
             </w:r>
@@ -1033,7 +1371,7 @@
         </w:tc>
         <w:tc>
           <w:tcPr>
-            <w:tcW w:type="dxa" w:w="1255"/>
+            <w:tcW w:type="dxa" w:w="976"/>
             <w:shd w:val="clear" w:color="auto" w:fill="E2EFDA"/>
           </w:tcPr>
           <w:p>
@@ -1055,7 +1393,7 @@
         </w:tc>
         <w:tc>
           <w:tcPr>
-            <w:tcW w:type="dxa" w:w="1255"/>
+            <w:tcW w:type="dxa" w:w="976"/>
             <w:shd w:val="clear" w:color="auto" w:fill="E2EFDA"/>
           </w:tcPr>
           <w:p>
@@ -1075,7 +1413,7 @@
         </w:tc>
         <w:tc>
           <w:tcPr>
-            <w:tcW w:type="dxa" w:w="1255"/>
+            <w:tcW w:type="dxa" w:w="976"/>
             <w:shd w:val="clear" w:color="auto" w:fill="E2EFDA"/>
           </w:tcPr>
           <w:p>
@@ -1089,17 +1427,39 @@
                 <w:color w:val="1A5E1A"/>
                 <w:sz w:val="22"/>
               </w:rPr>
-              <w:t>أول دراسة تطبق GroupKFold بمجموعة</w:t>
+              <w:t>أول دراسة تطبق</w:t>
               <w:br/>
-              <w:t>التوائم twin_group لمنع تسرّب البيانات;</w:t>
+              <w:t>GroupKFold بمجموعة</w:t>
               <w:br/>
-              <w:t>نتائج قابلة للتكرار والتحقق</w:t>
+              <w:t>التوائم twin_group</w:t>
+              <w:br/>
+              <w:t>لمنع تسرّب البيانات</w:t>
             </w:r>
           </w:p>
         </w:tc>
       </w:tr>
     </w:tbl>
     <w:p/>
+    <w:p>
+      <w:pPr>
+        <w:bidi/>
+        <w:spacing w:before="80" w:after="80"/>
+        <w:ind w:left="283" w:right="283"/>
+        <w:jc w:val="right"/>
+        <w:shd w:val="clear" w:color="auto" w:fill="F2F2F2"/>
+      </w:pPr>
+      <w:r>
+        <w:rPr>
+          <w:rFonts w:ascii="Times New Roman" w:hAnsi="Times New Roman" w:cs="Times New Roman"/>
+          <w:i/>
+          <w:color w:val="555555"/>
+          <w:sz w:val="22"/>
+          <w:rtl/>
+          <w:cs/>
+        </w:rPr>
+        <w:t>★ ملاحظة: جميع الدراسات تعمل على مستوى الأزواج (Pairs) لأن طبيعة المشكلة تقييمية (هل هذان الشخصان توأمان؟). الفارق الجوهري بين الدراسات هو طريقة تقسيم البيانات: الدراسات السابقة تُقسِّم على مستوى الأفراد (يمكن أن يظهر نفس الشخص في التدريب والاختبار)، بينما تُقسِّم هذه الدراسة على مستوى أزواج التوائم (twin_group) لمنع أي تسرّب للبيانات.</w:t>
+      </w:r>
+    </w:p>
     <w:p>
       <w:pPr>
         <w:bidi/>

--- a/supervisor_revisions.docx
+++ b/supervisor_revisions.docx
@@ -86,7 +86,7 @@
           <w:rtl/>
           <w:cs/>
         </w:rPr>
-        <w:t>يُقدِّم الجدول التالي مقارنةً شاملةً بين أبرز الدراسات السابقة في مجال التعرف على وجوه التوائم، مع ذكر قاعدة البيانات المستخدمة وحجم العينة وطبيعتها (أفراد أم أزواج)، إضافةً إلى المنهجية المُتَّبعة والمقاييس الكمية المحققة. تُشير القيم الواردة للنموذج المقترح إلى النتائج الفعلية الموثَّقة في الفصل الرابع، مما يتيح المقارنة المباشرة مع الدراسات السابقة في مرحلة المراجعة الأدبية.</w:t>
+        <w:t>يُقدِّم الجدول التالي مقارنةً شاملةً بين أبرز الدراسات السابقة في مجال التعرف على وجوه التوائم، مع ذكر قاعدة البيانات المستخدمة وحجم العينة وطبيعتها، وعدد الباحثين في كل دراسة، إضافةً إلى المنهجية المُتَّبعة والمقاييس الكمية المحققة. تُشير القيم الواردة للنموذج المقترح إلى النتائج الفعلية الموثَّقة في الفصل الرابع.</w:t>
       </w:r>
     </w:p>
     <w:p>
@@ -112,20 +112,21 @@
         <w:tblLook w:firstColumn="1" w:firstRow="1" w:lastColumn="0" w:lastRow="0" w:noHBand="0" w:noVBand="1" w:val="04A0"/>
       </w:tblPr>
       <w:tblGrid>
-        <w:gridCol w:w="976"/>
-        <w:gridCol w:w="976"/>
-        <w:gridCol w:w="976"/>
-        <w:gridCol w:w="976"/>
-        <w:gridCol w:w="976"/>
-        <w:gridCol w:w="976"/>
-        <w:gridCol w:w="976"/>
-        <w:gridCol w:w="976"/>
-        <w:gridCol w:w="976"/>
+        <w:gridCol w:w="879"/>
+        <w:gridCol w:w="879"/>
+        <w:gridCol w:w="879"/>
+        <w:gridCol w:w="879"/>
+        <w:gridCol w:w="879"/>
+        <w:gridCol w:w="879"/>
+        <w:gridCol w:w="879"/>
+        <w:gridCol w:w="879"/>
+        <w:gridCol w:w="879"/>
+        <w:gridCol w:w="879"/>
       </w:tblGrid>
       <w:tr>
         <w:tc>
           <w:tcPr>
-            <w:tcW w:type="dxa" w:w="976"/>
+            <w:tcW w:type="dxa" w:w="879"/>
             <w:shd w:val="clear" w:color="auto" w:fill="2E5EA8"/>
           </w:tcPr>
           <w:p>
@@ -145,7 +146,7 @@
         </w:tc>
         <w:tc>
           <w:tcPr>
-            <w:tcW w:type="dxa" w:w="976"/>
+            <w:tcW w:type="dxa" w:w="879"/>
             <w:shd w:val="clear" w:color="auto" w:fill="2E5EA8"/>
           </w:tcPr>
           <w:p>
@@ -165,7 +166,7 @@
         </w:tc>
         <w:tc>
           <w:tcPr>
-            <w:tcW w:type="dxa" w:w="976"/>
+            <w:tcW w:type="dxa" w:w="879"/>
             <w:shd w:val="clear" w:color="auto" w:fill="2E5EA8"/>
           </w:tcPr>
           <w:p>
@@ -179,13 +180,13 @@
                 <w:color w:val="FFFFFF"/>
                 <w:sz w:val="22"/>
               </w:rPr>
-              <w:t>قاعدة البيانات</w:t>
-            </w:r>
-          </w:p>
-        </w:tc>
-        <w:tc>
-          <w:tcPr>
-            <w:tcW w:type="dxa" w:w="976"/>
+              <w:t>الفريق البحثي</w:t>
+            </w:r>
+          </w:p>
+        </w:tc>
+        <w:tc>
+          <w:tcPr>
+            <w:tcW w:type="dxa" w:w="879"/>
             <w:shd w:val="clear" w:color="auto" w:fill="2E5EA8"/>
           </w:tcPr>
           <w:p>
@@ -199,13 +200,13 @@
                 <w:color w:val="FFFFFF"/>
                 <w:sz w:val="22"/>
               </w:rPr>
-              <w:t>حجم العينة</w:t>
-            </w:r>
-          </w:p>
-        </w:tc>
-        <w:tc>
-          <w:tcPr>
-            <w:tcW w:type="dxa" w:w="976"/>
+              <w:t>قاعدة البيانات</w:t>
+            </w:r>
+          </w:p>
+        </w:tc>
+        <w:tc>
+          <w:tcPr>
+            <w:tcW w:type="dxa" w:w="879"/>
             <w:shd w:val="clear" w:color="auto" w:fill="2E5EA8"/>
           </w:tcPr>
           <w:p>
@@ -219,13 +220,13 @@
                 <w:color w:val="FFFFFF"/>
                 <w:sz w:val="22"/>
               </w:rPr>
-              <w:t>طبيعة العينة</w:t>
-            </w:r>
-          </w:p>
-        </w:tc>
-        <w:tc>
-          <w:tcPr>
-            <w:tcW w:type="dxa" w:w="976"/>
+              <w:t>حجم العينة</w:t>
+            </w:r>
+          </w:p>
+        </w:tc>
+        <w:tc>
+          <w:tcPr>
+            <w:tcW w:type="dxa" w:w="879"/>
             <w:shd w:val="clear" w:color="auto" w:fill="2E5EA8"/>
           </w:tcPr>
           <w:p>
@@ -239,13 +240,13 @@
                 <w:color w:val="FFFFFF"/>
                 <w:sz w:val="22"/>
               </w:rPr>
-              <w:t>المنهجية والأسلوب</w:t>
-            </w:r>
-          </w:p>
-        </w:tc>
-        <w:tc>
-          <w:tcPr>
-            <w:tcW w:type="dxa" w:w="976"/>
+              <w:t>طبيعة العينة</w:t>
+            </w:r>
+          </w:p>
+        </w:tc>
+        <w:tc>
+          <w:tcPr>
+            <w:tcW w:type="dxa" w:w="879"/>
             <w:shd w:val="clear" w:color="auto" w:fill="2E5EA8"/>
           </w:tcPr>
           <w:p>
@@ -259,13 +260,13 @@
                 <w:color w:val="FFFFFF"/>
                 <w:sz w:val="22"/>
               </w:rPr>
-              <w:t>EER</w:t>
-            </w:r>
-          </w:p>
-        </w:tc>
-        <w:tc>
-          <w:tcPr>
-            <w:tcW w:type="dxa" w:w="976"/>
+              <w:t>المنهجية والأسلوب</w:t>
+            </w:r>
+          </w:p>
+        </w:tc>
+        <w:tc>
+          <w:tcPr>
+            <w:tcW w:type="dxa" w:w="879"/>
             <w:shd w:val="clear" w:color="auto" w:fill="2E5EA8"/>
           </w:tcPr>
           <w:p>
@@ -279,13 +280,13 @@
                 <w:color w:val="FFFFFF"/>
                 <w:sz w:val="22"/>
               </w:rPr>
-              <w:t>AUC</w:t>
-            </w:r>
-          </w:p>
-        </w:tc>
-        <w:tc>
-          <w:tcPr>
-            <w:tcW w:type="dxa" w:w="976"/>
+              <w:t>EER</w:t>
+            </w:r>
+          </w:p>
+        </w:tc>
+        <w:tc>
+          <w:tcPr>
+            <w:tcW w:type="dxa" w:w="879"/>
             <w:shd w:val="clear" w:color="auto" w:fill="2E5EA8"/>
           </w:tcPr>
           <w:p>
@@ -299,7 +300,27 @@
                 <w:color w:val="FFFFFF"/>
                 <w:sz w:val="22"/>
               </w:rPr>
-              <w:t>القيود والملاحظات</w:t>
+              <w:t>AUC</w:t>
+            </w:r>
+          </w:p>
+        </w:tc>
+        <w:tc>
+          <w:tcPr>
+            <w:tcW w:type="dxa" w:w="879"/>
+            <w:shd w:val="clear" w:color="auto" w:fill="2E5EA8"/>
+          </w:tcPr>
+          <w:p>
+            <w:pPr>
+              <w:jc w:val="center"/>
+            </w:pPr>
+            <w:r>
+              <w:rPr>
+                <w:rFonts w:ascii="Times New Roman" w:hAnsi="Times New Roman" w:cs="Times New Roman"/>
+                <w:b/>
+                <w:color w:val="FFFFFF"/>
+                <w:sz w:val="22"/>
+              </w:rPr>
+              <w:t>القيود</w:t>
             </w:r>
           </w:p>
         </w:tc>
@@ -307,7 +328,7 @@
       <w:tr>
         <w:tc>
           <w:tcPr>
-            <w:tcW w:type="dxa" w:w="976"/>
+            <w:tcW w:type="dxa" w:w="879"/>
             <w:shd w:val="clear" w:color="auto" w:fill="DCE6F1"/>
           </w:tcPr>
           <w:p>
@@ -327,7 +348,7 @@
         </w:tc>
         <w:tc>
           <w:tcPr>
-            <w:tcW w:type="dxa" w:w="976"/>
+            <w:tcW w:type="dxa" w:w="879"/>
             <w:shd w:val="clear" w:color="auto" w:fill="DCE6F1"/>
           </w:tcPr>
           <w:p>
@@ -345,7 +366,29 @@
         </w:tc>
         <w:tc>
           <w:tcPr>
-            <w:tcW w:type="dxa" w:w="976"/>
+            <w:tcW w:type="dxa" w:w="879"/>
+            <w:shd w:val="clear" w:color="auto" w:fill="DCE6F1"/>
+          </w:tcPr>
+          <w:p>
+            <w:pPr>
+              <w:jc w:val="center"/>
+            </w:pPr>
+            <w:r>
+              <w:rPr>
+                <w:rFonts w:ascii="Times New Roman" w:hAnsi="Times New Roman" w:cs="Times New Roman"/>
+                <w:sz w:val="22"/>
+              </w:rPr>
+              <w:t>فريق بحثي</w:t>
+              <w:br/>
+              <w:t>(6 باحثين)</w:t>
+              <w:br/>
+              <w:t>جامعة Notre Dame</w:t>
+            </w:r>
+          </w:p>
+        </w:tc>
+        <w:tc>
+          <w:tcPr>
+            <w:tcW w:type="dxa" w:w="879"/>
             <w:shd w:val="clear" w:color="auto" w:fill="DCE6F1"/>
           </w:tcPr>
           <w:p>
@@ -365,7 +408,7 @@
         </w:tc>
         <w:tc>
           <w:tcPr>
-            <w:tcW w:type="dxa" w:w="976"/>
+            <w:tcW w:type="dxa" w:w="879"/>
             <w:shd w:val="clear" w:color="auto" w:fill="DCE6F1"/>
           </w:tcPr>
           <w:p>
@@ -379,7 +422,7 @@
               </w:rPr>
               <w:t>186 شخصاً</w:t>
               <w:br/>
-              <w:t>(93 زوج توائم)</w:t>
+              <w:t>(93 زوج)</w:t>
               <w:br/>
               <w:t>~2,200 صورة</w:t>
             </w:r>
@@ -387,7 +430,7 @@
         </w:tc>
         <w:tc>
           <w:tcPr>
-            <w:tcW w:type="dxa" w:w="976"/>
+            <w:tcW w:type="dxa" w:w="879"/>
             <w:shd w:val="clear" w:color="auto" w:fill="DCE6F1"/>
           </w:tcPr>
           <w:p>
@@ -397,837 +440,1031 @@
             <w:r>
               <w:rPr>
                 <w:rFonts w:ascii="Times New Roman" w:hAnsi="Times New Roman" w:cs="Times New Roman"/>
+                <w:sz w:val="22"/>
+              </w:rPr>
+              <w:t>أزواج توائم</w:t>
+              <w:br/>
+              <w:t>(Pairs)</w:t>
+            </w:r>
+          </w:p>
+        </w:tc>
+        <w:tc>
+          <w:tcPr>
+            <w:tcW w:type="dxa" w:w="879"/>
+            <w:shd w:val="clear" w:color="auto" w:fill="DCE6F1"/>
+          </w:tcPr>
+          <w:p>
+            <w:pPr>
+              <w:jc w:val="center"/>
+            </w:pPr>
+            <w:r>
+              <w:rPr>
+                <w:rFonts w:ascii="Times New Roman" w:hAnsi="Times New Roman" w:cs="Times New Roman"/>
+                <w:sz w:val="22"/>
+              </w:rPr>
+              <w:t>Probabilistic LDA</w:t>
+              <w:br/>
+              <w:t>+ Low-Rank PCA</w:t>
+            </w:r>
+          </w:p>
+        </w:tc>
+        <w:tc>
+          <w:tcPr>
+            <w:tcW w:type="dxa" w:w="879"/>
+            <w:shd w:val="clear" w:color="auto" w:fill="DCE6F1"/>
+          </w:tcPr>
+          <w:p>
+            <w:pPr>
+              <w:jc w:val="center"/>
+            </w:pPr>
+            <w:r>
+              <w:rPr>
+                <w:rFonts w:ascii="Times New Roman" w:hAnsi="Times New Roman" w:cs="Times New Roman"/>
+                <w:sz w:val="22"/>
+              </w:rPr>
+              <w:t>0.165</w:t>
+            </w:r>
+          </w:p>
+        </w:tc>
+        <w:tc>
+          <w:tcPr>
+            <w:tcW w:type="dxa" w:w="879"/>
+            <w:shd w:val="clear" w:color="auto" w:fill="DCE6F1"/>
+          </w:tcPr>
+          <w:p>
+            <w:pPr>
+              <w:jc w:val="center"/>
+            </w:pPr>
+            <w:r>
+              <w:rPr>
+                <w:rFonts w:ascii="Times New Roman" w:hAnsi="Times New Roman" w:cs="Times New Roman"/>
+                <w:sz w:val="22"/>
+              </w:rPr>
+              <w:t>0.810</w:t>
+            </w:r>
+          </w:p>
+        </w:tc>
+        <w:tc>
+          <w:tcPr>
+            <w:tcW w:type="dxa" w:w="879"/>
+            <w:shd w:val="clear" w:color="auto" w:fill="DCE6F1"/>
+          </w:tcPr>
+          <w:p>
+            <w:pPr>
+              <w:jc w:val="center"/>
+            </w:pPr>
+            <w:r>
+              <w:rPr>
+                <w:rFonts w:ascii="Times New Roman" w:hAnsi="Times New Roman" w:cs="Times New Roman"/>
+                <w:sz w:val="22"/>
+              </w:rPr>
+              <w:t>لا يستخدم سمات</w:t>
+              <w:br/>
+              <w:t>منطقة العين</w:t>
+            </w:r>
+          </w:p>
+        </w:tc>
+      </w:tr>
+      <w:tr>
+        <w:tc>
+          <w:tcPr>
+            <w:tcW w:type="dxa" w:w="879"/>
+            <w:shd w:val="clear" w:color="auto" w:fill="FFFFFF"/>
+          </w:tcPr>
+          <w:p>
+            <w:pPr>
+              <w:jc w:val="center"/>
+            </w:pPr>
+            <w:r>
+              <w:rPr>
+                <w:rFonts w:ascii="Times New Roman" w:hAnsi="Times New Roman" w:cs="Times New Roman"/>
+                <w:sz w:val="22"/>
+              </w:rPr>
+              <w:t>Sun et al.</w:t>
+              <w:br/>
+              <w:t>(Siamese CNN)</w:t>
+            </w:r>
+          </w:p>
+        </w:tc>
+        <w:tc>
+          <w:tcPr>
+            <w:tcW w:type="dxa" w:w="879"/>
+            <w:shd w:val="clear" w:color="auto" w:fill="FFFFFF"/>
+          </w:tcPr>
+          <w:p>
+            <w:pPr>
+              <w:jc w:val="center"/>
+            </w:pPr>
+            <w:r>
+              <w:rPr>
+                <w:rFonts w:ascii="Times New Roman" w:hAnsi="Times New Roman" w:cs="Times New Roman"/>
+                <w:sz w:val="22"/>
+              </w:rPr>
+              <w:t>2014</w:t>
+            </w:r>
+          </w:p>
+        </w:tc>
+        <w:tc>
+          <w:tcPr>
+            <w:tcW w:type="dxa" w:w="879"/>
+            <w:shd w:val="clear" w:color="auto" w:fill="FFFFFF"/>
+          </w:tcPr>
+          <w:p>
+            <w:pPr>
+              <w:jc w:val="center"/>
+            </w:pPr>
+            <w:r>
+              <w:rPr>
+                <w:rFonts w:ascii="Times New Roman" w:hAnsi="Times New Roman" w:cs="Times New Roman"/>
+                <w:sz w:val="22"/>
+              </w:rPr>
+              <w:t>فريق بحثي</w:t>
+              <w:br/>
+              <w:t>(4 باحثين)</w:t>
+              <w:br/>
+              <w:t>جامعة صينية</w:t>
+            </w:r>
+          </w:p>
+        </w:tc>
+        <w:tc>
+          <w:tcPr>
+            <w:tcW w:type="dxa" w:w="879"/>
+            <w:shd w:val="clear" w:color="auto" w:fill="FFFFFF"/>
+          </w:tcPr>
+          <w:p>
+            <w:pPr>
+              <w:jc w:val="center"/>
+            </w:pPr>
+            <w:r>
+              <w:rPr>
+                <w:rFonts w:ascii="Times New Roman" w:hAnsi="Times New Roman" w:cs="Times New Roman"/>
+                <w:sz w:val="22"/>
+              </w:rPr>
+              <w:t>ND-TWINS</w:t>
+              <w:br/>
+              <w:t>(Notre Dame)</w:t>
+            </w:r>
+          </w:p>
+        </w:tc>
+        <w:tc>
+          <w:tcPr>
+            <w:tcW w:type="dxa" w:w="879"/>
+            <w:shd w:val="clear" w:color="auto" w:fill="FFFFFF"/>
+          </w:tcPr>
+          <w:p>
+            <w:pPr>
+              <w:jc w:val="center"/>
+            </w:pPr>
+            <w:r>
+              <w:rPr>
+                <w:rFonts w:ascii="Times New Roman" w:hAnsi="Times New Roman" w:cs="Times New Roman"/>
+                <w:sz w:val="22"/>
+              </w:rPr>
+              <w:t>200 شخص</w:t>
+              <w:br/>
+              <w:t>(100 زوج)</w:t>
+              <w:br/>
+              <w:t>~2,400 صورة</w:t>
+            </w:r>
+          </w:p>
+        </w:tc>
+        <w:tc>
+          <w:tcPr>
+            <w:tcW w:type="dxa" w:w="879"/>
+            <w:shd w:val="clear" w:color="auto" w:fill="FFFFFF"/>
+          </w:tcPr>
+          <w:p>
+            <w:pPr>
+              <w:jc w:val="center"/>
+            </w:pPr>
+            <w:r>
+              <w:rPr>
+                <w:rFonts w:ascii="Times New Roman" w:hAnsi="Times New Roman" w:cs="Times New Roman"/>
+                <w:sz w:val="22"/>
+              </w:rPr>
+              <w:t>أزواج توائم</w:t>
+              <w:br/>
+              <w:t>(Pairs)</w:t>
+            </w:r>
+          </w:p>
+        </w:tc>
+        <w:tc>
+          <w:tcPr>
+            <w:tcW w:type="dxa" w:w="879"/>
+            <w:shd w:val="clear" w:color="auto" w:fill="FFFFFF"/>
+          </w:tcPr>
+          <w:p>
+            <w:pPr>
+              <w:jc w:val="center"/>
+            </w:pPr>
+            <w:r>
+              <w:rPr>
+                <w:rFonts w:ascii="Times New Roman" w:hAnsi="Times New Roman" w:cs="Times New Roman"/>
+                <w:sz w:val="22"/>
+              </w:rPr>
+              <w:t>شبكة Siamese CNN</w:t>
+              <w:br/>
+              <w:t>لتشابه الوجوه</w:t>
+            </w:r>
+          </w:p>
+        </w:tc>
+        <w:tc>
+          <w:tcPr>
+            <w:tcW w:type="dxa" w:w="879"/>
+            <w:shd w:val="clear" w:color="auto" w:fill="FFFFFF"/>
+          </w:tcPr>
+          <w:p>
+            <w:pPr>
+              <w:jc w:val="center"/>
+            </w:pPr>
+            <w:r>
+              <w:rPr>
+                <w:rFonts w:ascii="Times New Roman" w:hAnsi="Times New Roman" w:cs="Times New Roman"/>
+                <w:sz w:val="22"/>
+              </w:rPr>
+              <w:t>0.067</w:t>
+            </w:r>
+          </w:p>
+        </w:tc>
+        <w:tc>
+          <w:tcPr>
+            <w:tcW w:type="dxa" w:w="879"/>
+            <w:shd w:val="clear" w:color="auto" w:fill="FFFFFF"/>
+          </w:tcPr>
+          <w:p>
+            <w:pPr>
+              <w:jc w:val="center"/>
+            </w:pPr>
+            <w:r>
+              <w:rPr>
+                <w:rFonts w:ascii="Times New Roman" w:hAnsi="Times New Roman" w:cs="Times New Roman"/>
+                <w:sz w:val="22"/>
+              </w:rPr>
+              <w:t>0.980</w:t>
+            </w:r>
+          </w:p>
+        </w:tc>
+        <w:tc>
+          <w:tcPr>
+            <w:tcW w:type="dxa" w:w="879"/>
+            <w:shd w:val="clear" w:color="auto" w:fill="FFFFFF"/>
+          </w:tcPr>
+          <w:p>
+            <w:pPr>
+              <w:jc w:val="center"/>
+            </w:pPr>
+            <w:r>
+              <w:rPr>
+                <w:rFonts w:ascii="Times New Roman" w:hAnsi="Times New Roman" w:cs="Times New Roman"/>
+                <w:sz w:val="22"/>
+              </w:rPr>
+              <w:t>لا تعالج</w:t>
+              <w:br/>
+              <w:t>تسرّب البيانات</w:t>
+            </w:r>
+          </w:p>
+        </w:tc>
+      </w:tr>
+      <w:tr>
+        <w:tc>
+          <w:tcPr>
+            <w:tcW w:type="dxa" w:w="879"/>
+            <w:shd w:val="clear" w:color="auto" w:fill="DCE6F1"/>
+          </w:tcPr>
+          <w:p>
+            <w:pPr>
+              <w:jc w:val="center"/>
+            </w:pPr>
+            <w:r>
+              <w:rPr>
+                <w:rFonts w:ascii="Times New Roman" w:hAnsi="Times New Roman" w:cs="Times New Roman"/>
+                <w:sz w:val="22"/>
+              </w:rPr>
+              <w:t>Sun et al.</w:t>
+              <w:br/>
+              <w:t>(DCNN Multi-Angle)</w:t>
+            </w:r>
+          </w:p>
+        </w:tc>
+        <w:tc>
+          <w:tcPr>
+            <w:tcW w:type="dxa" w:w="879"/>
+            <w:shd w:val="clear" w:color="auto" w:fill="DCE6F1"/>
+          </w:tcPr>
+          <w:p>
+            <w:pPr>
+              <w:jc w:val="center"/>
+            </w:pPr>
+            <w:r>
+              <w:rPr>
+                <w:rFonts w:ascii="Times New Roman" w:hAnsi="Times New Roman" w:cs="Times New Roman"/>
+                <w:sz w:val="22"/>
+              </w:rPr>
+              <w:t>2017</w:t>
+            </w:r>
+          </w:p>
+        </w:tc>
+        <w:tc>
+          <w:tcPr>
+            <w:tcW w:type="dxa" w:w="879"/>
+            <w:shd w:val="clear" w:color="auto" w:fill="DCE6F1"/>
+          </w:tcPr>
+          <w:p>
+            <w:pPr>
+              <w:jc w:val="center"/>
+            </w:pPr>
+            <w:r>
+              <w:rPr>
+                <w:rFonts w:ascii="Times New Roman" w:hAnsi="Times New Roman" w:cs="Times New Roman"/>
+                <w:sz w:val="22"/>
+              </w:rPr>
+              <w:t>فريق بحثي</w:t>
+              <w:br/>
+              <w:t>(5 باحثين)</w:t>
+              <w:br/>
+              <w:t>جامعة صينية</w:t>
+            </w:r>
+          </w:p>
+        </w:tc>
+        <w:tc>
+          <w:tcPr>
+            <w:tcW w:type="dxa" w:w="879"/>
+            <w:shd w:val="clear" w:color="auto" w:fill="DCE6F1"/>
+          </w:tcPr>
+          <w:p>
+            <w:pPr>
+              <w:jc w:val="center"/>
+            </w:pPr>
+            <w:r>
+              <w:rPr>
+                <w:rFonts w:ascii="Times New Roman" w:hAnsi="Times New Roman" w:cs="Times New Roman"/>
+                <w:sz w:val="22"/>
+              </w:rPr>
+              <w:t>Multi-PIE</w:t>
+              <w:br/>
+              <w:t>+ ND-TWINS</w:t>
+            </w:r>
+          </w:p>
+        </w:tc>
+        <w:tc>
+          <w:tcPr>
+            <w:tcW w:type="dxa" w:w="879"/>
+            <w:shd w:val="clear" w:color="auto" w:fill="DCE6F1"/>
+          </w:tcPr>
+          <w:p>
+            <w:pPr>
+              <w:jc w:val="center"/>
+            </w:pPr>
+            <w:r>
+              <w:rPr>
+                <w:rFonts w:ascii="Times New Roman" w:hAnsi="Times New Roman" w:cs="Times New Roman"/>
+                <w:sz w:val="22"/>
+              </w:rPr>
+              <w:t>337 شخصاً (Multi-PIE)</w:t>
+              <w:br/>
+              <w:t>+ ~200 (ND-TWINS)</w:t>
+            </w:r>
+          </w:p>
+        </w:tc>
+        <w:tc>
+          <w:tcPr>
+            <w:tcW w:type="dxa" w:w="879"/>
+            <w:shd w:val="clear" w:color="auto" w:fill="DCE6F1"/>
+          </w:tcPr>
+          <w:p>
+            <w:pPr>
+              <w:jc w:val="center"/>
+            </w:pPr>
+            <w:r>
+              <w:rPr>
+                <w:rFonts w:ascii="Times New Roman" w:hAnsi="Times New Roman" w:cs="Times New Roman"/>
+                <w:sz w:val="22"/>
+              </w:rPr>
+              <w:t>أفراد + أزواج</w:t>
+              <w:br/>
+              <w:t>توائم</w:t>
+            </w:r>
+          </w:p>
+        </w:tc>
+        <w:tc>
+          <w:tcPr>
+            <w:tcW w:type="dxa" w:w="879"/>
+            <w:shd w:val="clear" w:color="auto" w:fill="DCE6F1"/>
+          </w:tcPr>
+          <w:p>
+            <w:pPr>
+              <w:jc w:val="center"/>
+            </w:pPr>
+            <w:r>
+              <w:rPr>
+                <w:rFonts w:ascii="Times New Roman" w:hAnsi="Times New Roman" w:cs="Times New Roman"/>
+                <w:sz w:val="22"/>
+              </w:rPr>
+              <w:t>DCNN متعدد</w:t>
+              <w:br/>
+              <w:t>الزوايا</w:t>
+            </w:r>
+          </w:p>
+        </w:tc>
+        <w:tc>
+          <w:tcPr>
+            <w:tcW w:type="dxa" w:w="879"/>
+            <w:shd w:val="clear" w:color="auto" w:fill="DCE6F1"/>
+          </w:tcPr>
+          <w:p>
+            <w:pPr>
+              <w:jc w:val="center"/>
+            </w:pPr>
+            <w:r>
+              <w:rPr>
+                <w:rFonts w:ascii="Times New Roman" w:hAnsi="Times New Roman" w:cs="Times New Roman"/>
+                <w:sz w:val="22"/>
+              </w:rPr>
+              <w:t>—</w:t>
+            </w:r>
+          </w:p>
+        </w:tc>
+        <w:tc>
+          <w:tcPr>
+            <w:tcW w:type="dxa" w:w="879"/>
+            <w:shd w:val="clear" w:color="auto" w:fill="DCE6F1"/>
+          </w:tcPr>
+          <w:p>
+            <w:pPr>
+              <w:jc w:val="center"/>
+            </w:pPr>
+            <w:r>
+              <w:rPr>
+                <w:rFonts w:ascii="Times New Roman" w:hAnsi="Times New Roman" w:cs="Times New Roman"/>
+                <w:sz w:val="22"/>
+              </w:rPr>
+              <w:t>0.842</w:t>
+            </w:r>
+          </w:p>
+        </w:tc>
+        <w:tc>
+          <w:tcPr>
+            <w:tcW w:type="dxa" w:w="879"/>
+            <w:shd w:val="clear" w:color="auto" w:fill="DCE6F1"/>
+          </w:tcPr>
+          <w:p>
+            <w:pPr>
+              <w:jc w:val="center"/>
+            </w:pPr>
+            <w:r>
+              <w:rPr>
+                <w:rFonts w:ascii="Times New Roman" w:hAnsi="Times New Roman" w:cs="Times New Roman"/>
+                <w:sz w:val="22"/>
+              </w:rPr>
+              <w:t>يستلزم صور</w:t>
+              <w:br/>
+              <w:t>متعددة الزوايا</w:t>
+            </w:r>
+          </w:p>
+        </w:tc>
+      </w:tr>
+      <w:tr>
+        <w:tc>
+          <w:tcPr>
+            <w:tcW w:type="dxa" w:w="879"/>
+            <w:shd w:val="clear" w:color="auto" w:fill="FFFFFF"/>
+          </w:tcPr>
+          <w:p>
+            <w:pPr>
+              <w:jc w:val="center"/>
+            </w:pPr>
+            <w:r>
+              <w:rPr>
+                <w:rFonts w:ascii="Times New Roman" w:hAnsi="Times New Roman" w:cs="Times New Roman"/>
+                <w:sz w:val="22"/>
+              </w:rPr>
+              <w:t>Toygar et al.</w:t>
+              <w:br/>
+              <w:t>(LBP+LPQ+BSIF)</w:t>
+            </w:r>
+          </w:p>
+        </w:tc>
+        <w:tc>
+          <w:tcPr>
+            <w:tcW w:type="dxa" w:w="879"/>
+            <w:shd w:val="clear" w:color="auto" w:fill="FFFFFF"/>
+          </w:tcPr>
+          <w:p>
+            <w:pPr>
+              <w:jc w:val="center"/>
+            </w:pPr>
+            <w:r>
+              <w:rPr>
+                <w:rFonts w:ascii="Times New Roman" w:hAnsi="Times New Roman" w:cs="Times New Roman"/>
+                <w:sz w:val="22"/>
+              </w:rPr>
+              <w:t>2019</w:t>
+            </w:r>
+          </w:p>
+        </w:tc>
+        <w:tc>
+          <w:tcPr>
+            <w:tcW w:type="dxa" w:w="879"/>
+            <w:shd w:val="clear" w:color="auto" w:fill="FFFFFF"/>
+          </w:tcPr>
+          <w:p>
+            <w:pPr>
+              <w:jc w:val="center"/>
+            </w:pPr>
+            <w:r>
+              <w:rPr>
+                <w:rFonts w:ascii="Times New Roman" w:hAnsi="Times New Roman" w:cs="Times New Roman"/>
+                <w:sz w:val="22"/>
+              </w:rPr>
+              <w:t>فريق بحثي</w:t>
+              <w:br/>
+              <w:t>(3 باحثين)</w:t>
+              <w:br/>
+              <w:t>جامعة تركية</w:t>
+            </w:r>
+          </w:p>
+        </w:tc>
+        <w:tc>
+          <w:tcPr>
+            <w:tcW w:type="dxa" w:w="879"/>
+            <w:shd w:val="clear" w:color="auto" w:fill="FFFFFF"/>
+          </w:tcPr>
+          <w:p>
+            <w:pPr>
+              <w:jc w:val="center"/>
+            </w:pPr>
+            <w:r>
+              <w:rPr>
+                <w:rFonts w:ascii="Times New Roman" w:hAnsi="Times New Roman" w:cs="Times New Roman"/>
+                <w:sz w:val="22"/>
+              </w:rPr>
+              <w:t>ND-TWINS 2009-2010</w:t>
+              <w:br/>
+              <w:t>(Notre Dame)</w:t>
+            </w:r>
+          </w:p>
+        </w:tc>
+        <w:tc>
+          <w:tcPr>
+            <w:tcW w:type="dxa" w:w="879"/>
+            <w:shd w:val="clear" w:color="auto" w:fill="FFFFFF"/>
+          </w:tcPr>
+          <w:p>
+            <w:pPr>
+              <w:jc w:val="center"/>
+            </w:pPr>
+            <w:r>
+              <w:rPr>
+                <w:rFonts w:ascii="Times New Roman" w:hAnsi="Times New Roman" w:cs="Times New Roman"/>
+                <w:sz w:val="22"/>
+              </w:rPr>
+              <w:t>311 شخصاً</w:t>
+              <w:br/>
+              <w:t>(162 زوج)</w:t>
+              <w:br/>
+              <w:t>4,743 صورة</w:t>
+            </w:r>
+          </w:p>
+        </w:tc>
+        <w:tc>
+          <w:tcPr>
+            <w:tcW w:type="dxa" w:w="879"/>
+            <w:shd w:val="clear" w:color="auto" w:fill="FFFFFF"/>
+          </w:tcPr>
+          <w:p>
+            <w:pPr>
+              <w:jc w:val="center"/>
+            </w:pPr>
+            <w:r>
+              <w:rPr>
+                <w:rFonts w:ascii="Times New Roman" w:hAnsi="Times New Roman" w:cs="Times New Roman"/>
+                <w:sz w:val="22"/>
+              </w:rPr>
+              <w:t>أزواج توائم</w:t>
+              <w:br/>
+              <w:t>(Pairs)</w:t>
+            </w:r>
+          </w:p>
+        </w:tc>
+        <w:tc>
+          <w:tcPr>
+            <w:tcW w:type="dxa" w:w="879"/>
+            <w:shd w:val="clear" w:color="auto" w:fill="FFFFFF"/>
+          </w:tcPr>
+          <w:p>
+            <w:pPr>
+              <w:jc w:val="center"/>
+            </w:pPr>
+            <w:r>
+              <w:rPr>
+                <w:rFonts w:ascii="Times New Roman" w:hAnsi="Times New Roman" w:cs="Times New Roman"/>
+                <w:sz w:val="22"/>
+              </w:rPr>
+              <w:t>مزج ملمس</w:t>
+              <w:br/>
+              <w:t>LBP+LPQ+BSIF</w:t>
+              <w:br/>
+              <w:t>+ KNN</w:t>
+            </w:r>
+          </w:p>
+        </w:tc>
+        <w:tc>
+          <w:tcPr>
+            <w:tcW w:type="dxa" w:w="879"/>
+            <w:shd w:val="clear" w:color="auto" w:fill="FFFFFF"/>
+          </w:tcPr>
+          <w:p>
+            <w:pPr>
+              <w:jc w:val="center"/>
+            </w:pPr>
+            <w:r>
+              <w:rPr>
+                <w:rFonts w:ascii="Times New Roman" w:hAnsi="Times New Roman" w:cs="Times New Roman"/>
+                <w:sz w:val="22"/>
+              </w:rPr>
+              <w:t>0.054</w:t>
+            </w:r>
+          </w:p>
+        </w:tc>
+        <w:tc>
+          <w:tcPr>
+            <w:tcW w:type="dxa" w:w="879"/>
+            <w:shd w:val="clear" w:color="auto" w:fill="FFFFFF"/>
+          </w:tcPr>
+          <w:p>
+            <w:pPr>
+              <w:jc w:val="center"/>
+            </w:pPr>
+            <w:r>
+              <w:rPr>
+                <w:rFonts w:ascii="Times New Roman" w:hAnsi="Times New Roman" w:cs="Times New Roman"/>
+                <w:sz w:val="22"/>
+              </w:rPr>
+              <w:t>0.980</w:t>
+            </w:r>
+          </w:p>
+        </w:tc>
+        <w:tc>
+          <w:tcPr>
+            <w:tcW w:type="dxa" w:w="879"/>
+            <w:shd w:val="clear" w:color="auto" w:fill="FFFFFF"/>
+          </w:tcPr>
+          <w:p>
+            <w:pPr>
+              <w:jc w:val="center"/>
+            </w:pPr>
+            <w:r>
+              <w:rPr>
+                <w:rFonts w:ascii="Times New Roman" w:hAnsi="Times New Roman" w:cs="Times New Roman"/>
+                <w:sz w:val="22"/>
+              </w:rPr>
+              <w:t>لا يستخدم</w:t>
+              <w:br/>
+              <w:t>تعلماً عميقاً</w:t>
+            </w:r>
+          </w:p>
+        </w:tc>
+      </w:tr>
+      <w:tr>
+        <w:tc>
+          <w:tcPr>
+            <w:tcW w:type="dxa" w:w="879"/>
+            <w:shd w:val="clear" w:color="auto" w:fill="DCE6F1"/>
+          </w:tcPr>
+          <w:p>
+            <w:pPr>
+              <w:jc w:val="center"/>
+            </w:pPr>
+            <w:r>
+              <w:rPr>
+                <w:rFonts w:ascii="Times New Roman" w:hAnsi="Times New Roman" w:cs="Times New Roman"/>
+                <w:sz w:val="22"/>
+              </w:rPr>
+              <w:t>Deb &amp; Jain</w:t>
+              <w:br/>
+              <w:t>(ArcFace Standard)</w:t>
+            </w:r>
+          </w:p>
+        </w:tc>
+        <w:tc>
+          <w:tcPr>
+            <w:tcW w:type="dxa" w:w="879"/>
+            <w:shd w:val="clear" w:color="auto" w:fill="DCE6F1"/>
+          </w:tcPr>
+          <w:p>
+            <w:pPr>
+              <w:jc w:val="center"/>
+            </w:pPr>
+            <w:r>
+              <w:rPr>
+                <w:rFonts w:ascii="Times New Roman" w:hAnsi="Times New Roman" w:cs="Times New Roman"/>
+                <w:sz w:val="22"/>
+              </w:rPr>
+              <w:t>2021</w:t>
+            </w:r>
+          </w:p>
+        </w:tc>
+        <w:tc>
+          <w:tcPr>
+            <w:tcW w:type="dxa" w:w="879"/>
+            <w:shd w:val="clear" w:color="auto" w:fill="DCE6F1"/>
+          </w:tcPr>
+          <w:p>
+            <w:pPr>
+              <w:jc w:val="center"/>
+            </w:pPr>
+            <w:r>
+              <w:rPr>
+                <w:rFonts w:ascii="Times New Roman" w:hAnsi="Times New Roman" w:cs="Times New Roman"/>
+                <w:sz w:val="22"/>
+              </w:rPr>
+              <w:t>فريق بحثي</w:t>
+              <w:br/>
+              <w:t>(2 باحثَين)</w:t>
+              <w:br/>
+              <w:t>جامعة أمريكية</w:t>
+            </w:r>
+          </w:p>
+        </w:tc>
+        <w:tc>
+          <w:tcPr>
+            <w:tcW w:type="dxa" w:w="879"/>
+            <w:shd w:val="clear" w:color="auto" w:fill="DCE6F1"/>
+          </w:tcPr>
+          <w:p>
+            <w:pPr>
+              <w:jc w:val="center"/>
+            </w:pPr>
+            <w:r>
+              <w:rPr>
+                <w:rFonts w:ascii="Times New Roman" w:hAnsi="Times New Roman" w:cs="Times New Roman"/>
+                <w:sz w:val="22"/>
+              </w:rPr>
+              <w:t>ND-TWINS</w:t>
+              <w:br/>
+              <w:t>(Notre Dame)</w:t>
+            </w:r>
+          </w:p>
+        </w:tc>
+        <w:tc>
+          <w:tcPr>
+            <w:tcW w:type="dxa" w:w="879"/>
+            <w:shd w:val="clear" w:color="auto" w:fill="DCE6F1"/>
+          </w:tcPr>
+          <w:p>
+            <w:pPr>
+              <w:jc w:val="center"/>
+            </w:pPr>
+            <w:r>
+              <w:rPr>
+                <w:rFonts w:ascii="Times New Roman" w:hAnsi="Times New Roman" w:cs="Times New Roman"/>
+                <w:sz w:val="22"/>
+              </w:rPr>
+              <w:t>~260 شخص</w:t>
+              <w:br/>
+              <w:t>(130 زوج)</w:t>
+              <w:br/>
+              <w:t>~3,100 صورة</w:t>
+            </w:r>
+          </w:p>
+        </w:tc>
+        <w:tc>
+          <w:tcPr>
+            <w:tcW w:type="dxa" w:w="879"/>
+            <w:shd w:val="clear" w:color="auto" w:fill="DCE6F1"/>
+          </w:tcPr>
+          <w:p>
+            <w:pPr>
+              <w:jc w:val="center"/>
+            </w:pPr>
+            <w:r>
+              <w:rPr>
+                <w:rFonts w:ascii="Times New Roman" w:hAnsi="Times New Roman" w:cs="Times New Roman"/>
+                <w:sz w:val="22"/>
+              </w:rPr>
+              <w:t>أزواج توائم</w:t>
+              <w:br/>
+              <w:t>(Pairs)</w:t>
+            </w:r>
+          </w:p>
+        </w:tc>
+        <w:tc>
+          <w:tcPr>
+            <w:tcW w:type="dxa" w:w="879"/>
+            <w:shd w:val="clear" w:color="auto" w:fill="DCE6F1"/>
+          </w:tcPr>
+          <w:p>
+            <w:pPr>
+              <w:jc w:val="center"/>
+            </w:pPr>
+            <w:r>
+              <w:rPr>
+                <w:rFonts w:ascii="Times New Roman" w:hAnsi="Times New Roman" w:cs="Times New Roman"/>
+                <w:sz w:val="22"/>
+              </w:rPr>
+              <w:t>ArcFace buffalo_l</w:t>
+              <w:br/>
+              <w:t>مباشر</w:t>
+            </w:r>
+          </w:p>
+        </w:tc>
+        <w:tc>
+          <w:tcPr>
+            <w:tcW w:type="dxa" w:w="879"/>
+            <w:shd w:val="clear" w:color="auto" w:fill="DCE6F1"/>
+          </w:tcPr>
+          <w:p>
+            <w:pPr>
+              <w:jc w:val="center"/>
+            </w:pPr>
+            <w:r>
+              <w:rPr>
+                <w:rFonts w:ascii="Times New Roman" w:hAnsi="Times New Roman" w:cs="Times New Roman"/>
+                <w:sz w:val="22"/>
+              </w:rPr>
+              <w:t>0.148</w:t>
+            </w:r>
+          </w:p>
+        </w:tc>
+        <w:tc>
+          <w:tcPr>
+            <w:tcW w:type="dxa" w:w="879"/>
+            <w:shd w:val="clear" w:color="auto" w:fill="DCE6F1"/>
+          </w:tcPr>
+          <w:p>
+            <w:pPr>
+              <w:jc w:val="center"/>
+            </w:pPr>
+            <w:r>
+              <w:rPr>
+                <w:rFonts w:ascii="Times New Roman" w:hAnsi="Times New Roman" w:cs="Times New Roman"/>
+                <w:sz w:val="22"/>
+              </w:rPr>
+              <w:t>0.921</w:t>
+            </w:r>
+          </w:p>
+        </w:tc>
+        <w:tc>
+          <w:tcPr>
+            <w:tcW w:type="dxa" w:w="879"/>
+            <w:shd w:val="clear" w:color="auto" w:fill="DCE6F1"/>
+          </w:tcPr>
+          <w:p>
+            <w:pPr>
+              <w:jc w:val="center"/>
+            </w:pPr>
+            <w:r>
+              <w:rPr>
+                <w:rFonts w:ascii="Times New Roman" w:hAnsi="Times New Roman" w:cs="Times New Roman"/>
+                <w:sz w:val="22"/>
+              </w:rPr>
+              <w:t>لا يطبّق</w:t>
+              <w:br/>
+              <w:t>Hard Negative Mining</w:t>
+            </w:r>
+          </w:p>
+        </w:tc>
+      </w:tr>
+      <w:tr>
+        <w:tc>
+          <w:tcPr>
+            <w:tcW w:type="dxa" w:w="879"/>
+            <w:shd w:val="clear" w:color="auto" w:fill="E2EFDA"/>
+          </w:tcPr>
+          <w:p>
+            <w:pPr>
+              <w:jc w:val="center"/>
+            </w:pPr>
+            <w:r>
+              <w:rPr>
+                <w:rFonts w:ascii="Times New Roman" w:hAnsi="Times New Roman" w:cs="Times New Roman"/>
+                <w:b/>
+                <w:color w:val="1A5E1A"/>
+                <w:sz w:val="22"/>
+              </w:rPr>
+              <w:t>النموذج المقترح</w:t>
+              <w:br/>
+              <w:t>(هذه الدراسة)</w:t>
+            </w:r>
+          </w:p>
+        </w:tc>
+        <w:tc>
+          <w:tcPr>
+            <w:tcW w:type="dxa" w:w="879"/>
+            <w:shd w:val="clear" w:color="auto" w:fill="E2EFDA"/>
+          </w:tcPr>
+          <w:p>
+            <w:pPr>
+              <w:jc w:val="center"/>
+            </w:pPr>
+            <w:r>
+              <w:rPr>
+                <w:rFonts w:ascii="Times New Roman" w:hAnsi="Times New Roman" w:cs="Times New Roman"/>
+                <w:b/>
+                <w:color w:val="1A5E1A"/>
+                <w:sz w:val="22"/>
+              </w:rPr>
+              <w:t>2024</w:t>
+            </w:r>
+          </w:p>
+        </w:tc>
+        <w:tc>
+          <w:tcPr>
+            <w:tcW w:type="dxa" w:w="879"/>
+            <w:shd w:val="clear" w:color="auto" w:fill="E2EFDA"/>
+          </w:tcPr>
+          <w:p>
+            <w:pPr>
+              <w:jc w:val="center"/>
+            </w:pPr>
+            <w:r>
+              <w:rPr>
+                <w:rFonts w:ascii="Times New Roman" w:hAnsi="Times New Roman" w:cs="Times New Roman"/>
+                <w:b/>
+                <w:color w:val="1A5E1A"/>
+                <w:sz w:val="22"/>
+              </w:rPr>
+              <w:t>فريق تخرج</w:t>
+              <w:br/>
+              <w:t>(طالبتان)</w:t>
+              <w:br/>
+              <w:t>مشروع تخرج</w:t>
+            </w:r>
+          </w:p>
+        </w:tc>
+        <w:tc>
+          <w:tcPr>
+            <w:tcW w:type="dxa" w:w="879"/>
+            <w:shd w:val="clear" w:color="auto" w:fill="E2EFDA"/>
+          </w:tcPr>
+          <w:p>
+            <w:pPr>
+              <w:jc w:val="center"/>
+            </w:pPr>
+            <w:r>
+              <w:rPr>
+                <w:rFonts w:ascii="Times New Roman" w:hAnsi="Times New Roman" w:cs="Times New Roman"/>
+                <w:b/>
+                <w:color w:val="1A5E1A"/>
+                <w:sz w:val="22"/>
+              </w:rPr>
+              <w:t>ND-TWINS 2009-2010</w:t>
+              <w:br/>
+              <w:t>(Notre Dame)</w:t>
+            </w:r>
+          </w:p>
+        </w:tc>
+        <w:tc>
+          <w:tcPr>
+            <w:tcW w:type="dxa" w:w="879"/>
+            <w:shd w:val="clear" w:color="auto" w:fill="E2EFDA"/>
+          </w:tcPr>
+          <w:p>
+            <w:pPr>
+              <w:jc w:val="center"/>
+            </w:pPr>
+            <w:r>
+              <w:rPr>
+                <w:rFonts w:ascii="Times New Roman" w:hAnsi="Times New Roman" w:cs="Times New Roman"/>
+                <w:b/>
+                <w:color w:val="1A5E1A"/>
+                <w:sz w:val="22"/>
+              </w:rPr>
+              <w:t>311 شخصاً</w:t>
+              <w:br/>
+              <w:t>(162 زوج)</w:t>
+              <w:br/>
+              <w:t>4,743 صورة</w:t>
+            </w:r>
+          </w:p>
+        </w:tc>
+        <w:tc>
+          <w:tcPr>
+            <w:tcW w:type="dxa" w:w="879"/>
+            <w:shd w:val="clear" w:color="auto" w:fill="E2EFDA"/>
+          </w:tcPr>
+          <w:p>
+            <w:pPr>
+              <w:jc w:val="center"/>
+            </w:pPr>
+            <w:r>
+              <w:rPr>
+                <w:rFonts w:ascii="Times New Roman" w:hAnsi="Times New Roman" w:cs="Times New Roman"/>
+                <w:b/>
+                <w:color w:val="1A5E1A"/>
                 <w:sz w:val="22"/>
               </w:rPr>
               <w:t>أزواج توائم</w:t>
               <w:br/>
               <w:t>(Pairs)</w:t>
               <w:br/>
-              <w:t>مستوى الزوج</w:t>
-            </w:r>
-          </w:p>
-        </w:tc>
-        <w:tc>
-          <w:tcPr>
-            <w:tcW w:type="dxa" w:w="976"/>
-            <w:shd w:val="clear" w:color="auto" w:fill="DCE6F1"/>
-          </w:tcPr>
-          <w:p>
-            <w:pPr>
-              <w:jc w:val="center"/>
-            </w:pPr>
-            <w:r>
-              <w:rPr>
-                <w:rFonts w:ascii="Times New Roman" w:hAnsi="Times New Roman" w:cs="Times New Roman"/>
-                <w:sz w:val="22"/>
-              </w:rPr>
-              <w:t>Probabilistic LDA</w:t>
-              <w:br/>
-              <w:t>+ Low-Rank PCA</w:t>
-              <w:br/>
-              <w:t>على الصورة الكاملة</w:t>
-            </w:r>
-          </w:p>
-        </w:tc>
-        <w:tc>
-          <w:tcPr>
-            <w:tcW w:type="dxa" w:w="976"/>
-            <w:shd w:val="clear" w:color="auto" w:fill="DCE6F1"/>
-          </w:tcPr>
-          <w:p>
-            <w:pPr>
-              <w:jc w:val="center"/>
-            </w:pPr>
-            <w:r>
-              <w:rPr>
-                <w:rFonts w:ascii="Times New Roman" w:hAnsi="Times New Roman" w:cs="Times New Roman"/>
-                <w:sz w:val="22"/>
-              </w:rPr>
-              <w:t>0.165</w:t>
-            </w:r>
-          </w:p>
-        </w:tc>
-        <w:tc>
-          <w:tcPr>
-            <w:tcW w:type="dxa" w:w="976"/>
-            <w:shd w:val="clear" w:color="auto" w:fill="DCE6F1"/>
-          </w:tcPr>
-          <w:p>
-            <w:pPr>
-              <w:jc w:val="center"/>
-            </w:pPr>
-            <w:r>
-              <w:rPr>
-                <w:rFonts w:ascii="Times New Roman" w:hAnsi="Times New Roman" w:cs="Times New Roman"/>
-                <w:sz w:val="22"/>
-              </w:rPr>
-              <w:t>0.810</w:t>
-            </w:r>
-          </w:p>
-        </w:tc>
-        <w:tc>
-          <w:tcPr>
-            <w:tcW w:type="dxa" w:w="976"/>
-            <w:shd w:val="clear" w:color="auto" w:fill="DCE6F1"/>
-          </w:tcPr>
-          <w:p>
-            <w:pPr>
-              <w:jc w:val="center"/>
-            </w:pPr>
-            <w:r>
-              <w:rPr>
-                <w:rFonts w:ascii="Times New Roman" w:hAnsi="Times New Roman" w:cs="Times New Roman"/>
-                <w:sz w:val="22"/>
-              </w:rPr>
-              <w:t>لا يستخدم سمات منطقة</w:t>
-              <w:br/>
-              <w:t>العين؛ أداء منخفض</w:t>
-              <w:br/>
-              <w:t>على التوائم المتماثلة</w:t>
-            </w:r>
-          </w:p>
-        </w:tc>
-      </w:tr>
-      <w:tr>
-        <w:tc>
-          <w:tcPr>
-            <w:tcW w:type="dxa" w:w="976"/>
-            <w:shd w:val="clear" w:color="auto" w:fill="FFFFFF"/>
-          </w:tcPr>
-          <w:p>
-            <w:pPr>
-              <w:jc w:val="center"/>
-            </w:pPr>
-            <w:r>
-              <w:rPr>
-                <w:rFonts w:ascii="Times New Roman" w:hAnsi="Times New Roman" w:cs="Times New Roman"/>
-                <w:sz w:val="22"/>
-              </w:rPr>
-              <w:t>Sun et al.</w:t>
-              <w:br/>
-              <w:t>(Siamese CNN)</w:t>
-            </w:r>
-          </w:p>
-        </w:tc>
-        <w:tc>
-          <w:tcPr>
-            <w:tcW w:type="dxa" w:w="976"/>
-            <w:shd w:val="clear" w:color="auto" w:fill="FFFFFF"/>
-          </w:tcPr>
-          <w:p>
-            <w:pPr>
-              <w:jc w:val="center"/>
-            </w:pPr>
-            <w:r>
-              <w:rPr>
-                <w:rFonts w:ascii="Times New Roman" w:hAnsi="Times New Roman" w:cs="Times New Roman"/>
-                <w:sz w:val="22"/>
-              </w:rPr>
-              <w:t>2014</w:t>
-            </w:r>
-          </w:p>
-        </w:tc>
-        <w:tc>
-          <w:tcPr>
-            <w:tcW w:type="dxa" w:w="976"/>
-            <w:shd w:val="clear" w:color="auto" w:fill="FFFFFF"/>
-          </w:tcPr>
-          <w:p>
-            <w:pPr>
-              <w:jc w:val="center"/>
-            </w:pPr>
-            <w:r>
-              <w:rPr>
-                <w:rFonts w:ascii="Times New Roman" w:hAnsi="Times New Roman" w:cs="Times New Roman"/>
-                <w:sz w:val="22"/>
-              </w:rPr>
-              <w:t>ND-TWINS</w:t>
-              <w:br/>
-              <w:t>(Notre Dame)</w:t>
-            </w:r>
-          </w:p>
-        </w:tc>
-        <w:tc>
-          <w:tcPr>
-            <w:tcW w:type="dxa" w:w="976"/>
-            <w:shd w:val="clear" w:color="auto" w:fill="FFFFFF"/>
-          </w:tcPr>
-          <w:p>
-            <w:pPr>
-              <w:jc w:val="center"/>
-            </w:pPr>
-            <w:r>
-              <w:rPr>
-                <w:rFonts w:ascii="Times New Roman" w:hAnsi="Times New Roman" w:cs="Times New Roman"/>
-                <w:sz w:val="22"/>
-              </w:rPr>
-              <w:t>200 شخص</w:t>
-              <w:br/>
-              <w:t>(100 زوج توائم)</w:t>
-              <w:br/>
-              <w:t>~2,400 صورة</w:t>
-            </w:r>
-          </w:p>
-        </w:tc>
-        <w:tc>
-          <w:tcPr>
-            <w:tcW w:type="dxa" w:w="976"/>
-            <w:shd w:val="clear" w:color="auto" w:fill="FFFFFF"/>
-          </w:tcPr>
-          <w:p>
-            <w:pPr>
-              <w:jc w:val="center"/>
-            </w:pPr>
-            <w:r>
-              <w:rPr>
-                <w:rFonts w:ascii="Times New Roman" w:hAnsi="Times New Roman" w:cs="Times New Roman"/>
-                <w:sz w:val="22"/>
-              </w:rPr>
-              <w:t>أزواج توائم</w:t>
-              <w:br/>
-              <w:t>(Pairs)</w:t>
-              <w:br/>
-              <w:t>مستوى الزوج</w:t>
-            </w:r>
-          </w:p>
-        </w:tc>
-        <w:tc>
-          <w:tcPr>
-            <w:tcW w:type="dxa" w:w="976"/>
-            <w:shd w:val="clear" w:color="auto" w:fill="FFFFFF"/>
-          </w:tcPr>
-          <w:p>
-            <w:pPr>
-              <w:jc w:val="center"/>
-            </w:pPr>
-            <w:r>
-              <w:rPr>
-                <w:rFonts w:ascii="Times New Roman" w:hAnsi="Times New Roman" w:cs="Times New Roman"/>
-                <w:sz w:val="22"/>
-              </w:rPr>
-              <w:t>شبكة Siamese CNN</w:t>
-              <w:br/>
-              <w:t>لتعلّم تشابه</w:t>
-              <w:br/>
-              <w:t>أزواج الوجوه</w:t>
-            </w:r>
-          </w:p>
-        </w:tc>
-        <w:tc>
-          <w:tcPr>
-            <w:tcW w:type="dxa" w:w="976"/>
-            <w:shd w:val="clear" w:color="auto" w:fill="FFFFFF"/>
-          </w:tcPr>
-          <w:p>
-            <w:pPr>
-              <w:jc w:val="center"/>
-            </w:pPr>
-            <w:r>
-              <w:rPr>
-                <w:rFonts w:ascii="Times New Roman" w:hAnsi="Times New Roman" w:cs="Times New Roman"/>
-                <w:sz w:val="22"/>
-              </w:rPr>
-              <w:t>0.067</w:t>
-            </w:r>
-          </w:p>
-        </w:tc>
-        <w:tc>
-          <w:tcPr>
-            <w:tcW w:type="dxa" w:w="976"/>
-            <w:shd w:val="clear" w:color="auto" w:fill="FFFFFF"/>
-          </w:tcPr>
-          <w:p>
-            <w:pPr>
-              <w:jc w:val="center"/>
-            </w:pPr>
-            <w:r>
-              <w:rPr>
-                <w:rFonts w:ascii="Times New Roman" w:hAnsi="Times New Roman" w:cs="Times New Roman"/>
-                <w:sz w:val="22"/>
-              </w:rPr>
-              <w:t>0.980</w:t>
-            </w:r>
-          </w:p>
-        </w:tc>
-        <w:tc>
-          <w:tcPr>
-            <w:tcW w:type="dxa" w:w="976"/>
-            <w:shd w:val="clear" w:color="auto" w:fill="FFFFFF"/>
-          </w:tcPr>
-          <w:p>
-            <w:pPr>
-              <w:jc w:val="center"/>
-            </w:pPr>
-            <w:r>
-              <w:rPr>
-                <w:rFonts w:ascii="Times New Roman" w:hAnsi="Times New Roman" w:cs="Times New Roman"/>
-                <w:sz w:val="22"/>
-              </w:rPr>
-              <w:t>تتطلب بيانات تدريب ضخمة؛</w:t>
-              <w:br/>
-              <w:t>لا تعالج تسرّب البيانات</w:t>
-              <w:br/>
-              <w:t>بين مجموعات التوائم</w:t>
-            </w:r>
-          </w:p>
-        </w:tc>
-      </w:tr>
-      <w:tr>
-        <w:tc>
-          <w:tcPr>
-            <w:tcW w:type="dxa" w:w="976"/>
-            <w:shd w:val="clear" w:color="auto" w:fill="DCE6F1"/>
-          </w:tcPr>
-          <w:p>
-            <w:pPr>
-              <w:jc w:val="center"/>
-            </w:pPr>
-            <w:r>
-              <w:rPr>
-                <w:rFonts w:ascii="Times New Roman" w:hAnsi="Times New Roman" w:cs="Times New Roman"/>
-                <w:sz w:val="22"/>
-              </w:rPr>
-              <w:t>Sun et al.</w:t>
-              <w:br/>
-              <w:t>(DCNN Multi-Angle)</w:t>
-            </w:r>
-          </w:p>
-        </w:tc>
-        <w:tc>
-          <w:tcPr>
-            <w:tcW w:type="dxa" w:w="976"/>
-            <w:shd w:val="clear" w:color="auto" w:fill="DCE6F1"/>
-          </w:tcPr>
-          <w:p>
-            <w:pPr>
-              <w:jc w:val="center"/>
-            </w:pPr>
-            <w:r>
-              <w:rPr>
-                <w:rFonts w:ascii="Times New Roman" w:hAnsi="Times New Roman" w:cs="Times New Roman"/>
-                <w:sz w:val="22"/>
-              </w:rPr>
-              <w:t>2017</w:t>
-            </w:r>
-          </w:p>
-        </w:tc>
-        <w:tc>
-          <w:tcPr>
-            <w:tcW w:type="dxa" w:w="976"/>
-            <w:shd w:val="clear" w:color="auto" w:fill="DCE6F1"/>
-          </w:tcPr>
-          <w:p>
-            <w:pPr>
-              <w:jc w:val="center"/>
-            </w:pPr>
-            <w:r>
-              <w:rPr>
-                <w:rFonts w:ascii="Times New Roman" w:hAnsi="Times New Roman" w:cs="Times New Roman"/>
-                <w:sz w:val="22"/>
-              </w:rPr>
-              <w:t>Multi-PIE</w:t>
-              <w:br/>
-              <w:t>+ ND-TWINS</w:t>
-            </w:r>
-          </w:p>
-        </w:tc>
-        <w:tc>
-          <w:tcPr>
-            <w:tcW w:type="dxa" w:w="976"/>
-            <w:shd w:val="clear" w:color="auto" w:fill="DCE6F1"/>
-          </w:tcPr>
-          <w:p>
-            <w:pPr>
-              <w:jc w:val="center"/>
-            </w:pPr>
-            <w:r>
-              <w:rPr>
-                <w:rFonts w:ascii="Times New Roman" w:hAnsi="Times New Roman" w:cs="Times New Roman"/>
-                <w:sz w:val="22"/>
-              </w:rPr>
-              <w:t>Multi-PIE: 337 شخصاً</w:t>
-              <w:br/>
-              <w:t>+ ND-TWINS: ~200 شخص</w:t>
-              <w:br/>
-              <w:t>750,000+ صورة (Multi-PIE)</w:t>
-            </w:r>
-          </w:p>
-        </w:tc>
-        <w:tc>
-          <w:tcPr>
-            <w:tcW w:type="dxa" w:w="976"/>
-            <w:shd w:val="clear" w:color="auto" w:fill="DCE6F1"/>
-          </w:tcPr>
-          <w:p>
-            <w:pPr>
-              <w:jc w:val="center"/>
-            </w:pPr>
-            <w:r>
-              <w:rPr>
-                <w:rFonts w:ascii="Times New Roman" w:hAnsi="Times New Roman" w:cs="Times New Roman"/>
-                <w:sz w:val="22"/>
-              </w:rPr>
-              <w:t>أفراد (Multi-PIE)</w:t>
-              <w:br/>
-              <w:t>+ أزواج توائم</w:t>
-              <w:br/>
-              <w:t>(ND-TWINS)</w:t>
-            </w:r>
-          </w:p>
-        </w:tc>
-        <w:tc>
-          <w:tcPr>
-            <w:tcW w:type="dxa" w:w="976"/>
-            <w:shd w:val="clear" w:color="auto" w:fill="DCE6F1"/>
-          </w:tcPr>
-          <w:p>
-            <w:pPr>
-              <w:jc w:val="center"/>
-            </w:pPr>
-            <w:r>
-              <w:rPr>
-                <w:rFonts w:ascii="Times New Roman" w:hAnsi="Times New Roman" w:cs="Times New Roman"/>
-                <w:sz w:val="22"/>
-              </w:rPr>
-              <w:t>DCNN متعدد الزوايا</w:t>
-              <w:br/>
-              <w:t>مع دمج مستويات</w:t>
-              <w:br/>
-              <w:t>الميزات</w:t>
-            </w:r>
-          </w:p>
-        </w:tc>
-        <w:tc>
-          <w:tcPr>
-            <w:tcW w:type="dxa" w:w="976"/>
-            <w:shd w:val="clear" w:color="auto" w:fill="DCE6F1"/>
-          </w:tcPr>
-          <w:p>
-            <w:pPr>
-              <w:jc w:val="center"/>
-            </w:pPr>
-            <w:r>
-              <w:rPr>
-                <w:rFonts w:ascii="Times New Roman" w:hAnsi="Times New Roman" w:cs="Times New Roman"/>
-                <w:sz w:val="22"/>
-              </w:rPr>
-              <w:t>—</w:t>
-            </w:r>
-          </w:p>
-        </w:tc>
-        <w:tc>
-          <w:tcPr>
-            <w:tcW w:type="dxa" w:w="976"/>
-            <w:shd w:val="clear" w:color="auto" w:fill="DCE6F1"/>
-          </w:tcPr>
-          <w:p>
-            <w:pPr>
-              <w:jc w:val="center"/>
-            </w:pPr>
-            <w:r>
-              <w:rPr>
-                <w:rFonts w:ascii="Times New Roman" w:hAnsi="Times New Roman" w:cs="Times New Roman"/>
-                <w:sz w:val="22"/>
-              </w:rPr>
-              <w:t>0.842</w:t>
-            </w:r>
-          </w:p>
-        </w:tc>
-        <w:tc>
-          <w:tcPr>
-            <w:tcW w:type="dxa" w:w="976"/>
-            <w:shd w:val="clear" w:color="auto" w:fill="DCE6F1"/>
-          </w:tcPr>
-          <w:p>
-            <w:pPr>
-              <w:jc w:val="center"/>
-            </w:pPr>
-            <w:r>
-              <w:rPr>
-                <w:rFonts w:ascii="Times New Roman" w:hAnsi="Times New Roman" w:cs="Times New Roman"/>
-                <w:sz w:val="22"/>
-              </w:rPr>
-              <w:t>مُعقَّد حسابياً؛ يستلزم</w:t>
-              <w:br/>
-              <w:t>صور متعددة الزوايا</w:t>
-              <w:br/>
-              <w:t>غير متاحة دائماً</w:t>
-            </w:r>
-          </w:p>
-        </w:tc>
-      </w:tr>
-      <w:tr>
-        <w:tc>
-          <w:tcPr>
-            <w:tcW w:type="dxa" w:w="976"/>
-            <w:shd w:val="clear" w:color="auto" w:fill="FFFFFF"/>
-          </w:tcPr>
-          <w:p>
-            <w:pPr>
-              <w:jc w:val="center"/>
-            </w:pPr>
-            <w:r>
-              <w:rPr>
-                <w:rFonts w:ascii="Times New Roman" w:hAnsi="Times New Roman" w:cs="Times New Roman"/>
-                <w:sz w:val="22"/>
-              </w:rPr>
-              <w:t>Toygar et al.</w:t>
-              <w:br/>
-              <w:t>(LBP+LPQ+BSIF)</w:t>
-            </w:r>
-          </w:p>
-        </w:tc>
-        <w:tc>
-          <w:tcPr>
-            <w:tcW w:type="dxa" w:w="976"/>
-            <w:shd w:val="clear" w:color="auto" w:fill="FFFFFF"/>
-          </w:tcPr>
-          <w:p>
-            <w:pPr>
-              <w:jc w:val="center"/>
-            </w:pPr>
-            <w:r>
-              <w:rPr>
-                <w:rFonts w:ascii="Times New Roman" w:hAnsi="Times New Roman" w:cs="Times New Roman"/>
-                <w:sz w:val="22"/>
-              </w:rPr>
-              <w:t>2019</w:t>
-            </w:r>
-          </w:p>
-        </w:tc>
-        <w:tc>
-          <w:tcPr>
-            <w:tcW w:type="dxa" w:w="976"/>
-            <w:shd w:val="clear" w:color="auto" w:fill="FFFFFF"/>
-          </w:tcPr>
-          <w:p>
-            <w:pPr>
-              <w:jc w:val="center"/>
-            </w:pPr>
-            <w:r>
-              <w:rPr>
-                <w:rFonts w:ascii="Times New Roman" w:hAnsi="Times New Roman" w:cs="Times New Roman"/>
-                <w:sz w:val="22"/>
-              </w:rPr>
-              <w:t>ND-TWINS 2009-2010</w:t>
-              <w:br/>
-              <w:t>(Notre Dame)</w:t>
-            </w:r>
-          </w:p>
-        </w:tc>
-        <w:tc>
-          <w:tcPr>
-            <w:tcW w:type="dxa" w:w="976"/>
-            <w:shd w:val="clear" w:color="auto" w:fill="FFFFFF"/>
-          </w:tcPr>
-          <w:p>
-            <w:pPr>
-              <w:jc w:val="center"/>
-            </w:pPr>
-            <w:r>
-              <w:rPr>
-                <w:rFonts w:ascii="Times New Roman" w:hAnsi="Times New Roman" w:cs="Times New Roman"/>
-                <w:sz w:val="22"/>
-              </w:rPr>
-              <w:t>311 شخصاً</w:t>
-              <w:br/>
-              <w:t>(162 زوج توائم)</w:t>
-              <w:br/>
-              <w:t>4,743 صورة</w:t>
-            </w:r>
-          </w:p>
-        </w:tc>
-        <w:tc>
-          <w:tcPr>
-            <w:tcW w:type="dxa" w:w="976"/>
-            <w:shd w:val="clear" w:color="auto" w:fill="FFFFFF"/>
-          </w:tcPr>
-          <w:p>
-            <w:pPr>
-              <w:jc w:val="center"/>
-            </w:pPr>
-            <w:r>
-              <w:rPr>
-                <w:rFonts w:ascii="Times New Roman" w:hAnsi="Times New Roman" w:cs="Times New Roman"/>
-                <w:sz w:val="22"/>
-              </w:rPr>
-              <w:t>أزواج توائم</w:t>
-              <w:br/>
-              <w:t>(Pairs)</w:t>
-              <w:br/>
-              <w:t>مستوى الزوج</w:t>
-            </w:r>
-          </w:p>
-        </w:tc>
-        <w:tc>
-          <w:tcPr>
-            <w:tcW w:type="dxa" w:w="976"/>
-            <w:shd w:val="clear" w:color="auto" w:fill="FFFFFF"/>
-          </w:tcPr>
-          <w:p>
-            <w:pPr>
-              <w:jc w:val="center"/>
-            </w:pPr>
-            <w:r>
-              <w:rPr>
-                <w:rFonts w:ascii="Times New Roman" w:hAnsi="Times New Roman" w:cs="Times New Roman"/>
-                <w:sz w:val="22"/>
-              </w:rPr>
-              <w:t>مزج ملمس</w:t>
-              <w:br/>
-              <w:t>LBP+LPQ+BSIF</w:t>
-              <w:br/>
-              <w:t>مع مصنِّف KNN</w:t>
-            </w:r>
-          </w:p>
-        </w:tc>
-        <w:tc>
-          <w:tcPr>
-            <w:tcW w:type="dxa" w:w="976"/>
-            <w:shd w:val="clear" w:color="auto" w:fill="FFFFFF"/>
-          </w:tcPr>
-          <w:p>
-            <w:pPr>
-              <w:jc w:val="center"/>
-            </w:pPr>
-            <w:r>
-              <w:rPr>
-                <w:rFonts w:ascii="Times New Roman" w:hAnsi="Times New Roman" w:cs="Times New Roman"/>
-                <w:sz w:val="22"/>
-              </w:rPr>
-              <w:t>0.054</w:t>
-            </w:r>
-          </w:p>
-        </w:tc>
-        <w:tc>
-          <w:tcPr>
-            <w:tcW w:type="dxa" w:w="976"/>
-            <w:shd w:val="clear" w:color="auto" w:fill="FFFFFF"/>
-          </w:tcPr>
-          <w:p>
-            <w:pPr>
-              <w:jc w:val="center"/>
-            </w:pPr>
-            <w:r>
-              <w:rPr>
-                <w:rFonts w:ascii="Times New Roman" w:hAnsi="Times New Roman" w:cs="Times New Roman"/>
-                <w:sz w:val="22"/>
-              </w:rPr>
-              <w:t>0.980</w:t>
-            </w:r>
-          </w:p>
-        </w:tc>
-        <w:tc>
-          <w:tcPr>
-            <w:tcW w:type="dxa" w:w="976"/>
-            <w:shd w:val="clear" w:color="auto" w:fill="FFFFFF"/>
-          </w:tcPr>
-          <w:p>
-            <w:pPr>
-              <w:jc w:val="center"/>
-            </w:pPr>
-            <w:r>
-              <w:rPr>
-                <w:rFonts w:ascii="Times New Roman" w:hAnsi="Times New Roman" w:cs="Times New Roman"/>
-                <w:sz w:val="22"/>
-              </w:rPr>
-              <w:t>لا يستخدم تعلماً عميقاً؛</w:t>
-              <w:br/>
-              <w:t>يعتمد على سمات الملمس</w:t>
-              <w:br/>
-              <w:t>فقط دون تمثيلات عميقة</w:t>
-            </w:r>
-          </w:p>
-        </w:tc>
-      </w:tr>
-      <w:tr>
-        <w:tc>
-          <w:tcPr>
-            <w:tcW w:type="dxa" w:w="976"/>
-            <w:shd w:val="clear" w:color="auto" w:fill="DCE6F1"/>
-          </w:tcPr>
-          <w:p>
-            <w:pPr>
-              <w:jc w:val="center"/>
-            </w:pPr>
-            <w:r>
-              <w:rPr>
-                <w:rFonts w:ascii="Times New Roman" w:hAnsi="Times New Roman" w:cs="Times New Roman"/>
-                <w:sz w:val="22"/>
-              </w:rPr>
-              <w:t>Deb &amp; Jain</w:t>
-              <w:br/>
-              <w:t>(ArcFace Standard)</w:t>
-            </w:r>
-          </w:p>
-        </w:tc>
-        <w:tc>
-          <w:tcPr>
-            <w:tcW w:type="dxa" w:w="976"/>
-            <w:shd w:val="clear" w:color="auto" w:fill="DCE6F1"/>
-          </w:tcPr>
-          <w:p>
-            <w:pPr>
-              <w:jc w:val="center"/>
-            </w:pPr>
-            <w:r>
-              <w:rPr>
-                <w:rFonts w:ascii="Times New Roman" w:hAnsi="Times New Roman" w:cs="Times New Roman"/>
-                <w:sz w:val="22"/>
-              </w:rPr>
-              <w:t>2021</w:t>
-            </w:r>
-          </w:p>
-        </w:tc>
-        <w:tc>
-          <w:tcPr>
-            <w:tcW w:type="dxa" w:w="976"/>
-            <w:shd w:val="clear" w:color="auto" w:fill="DCE6F1"/>
-          </w:tcPr>
-          <w:p>
-            <w:pPr>
-              <w:jc w:val="center"/>
-            </w:pPr>
-            <w:r>
-              <w:rPr>
-                <w:rFonts w:ascii="Times New Roman" w:hAnsi="Times New Roman" w:cs="Times New Roman"/>
-                <w:sz w:val="22"/>
-              </w:rPr>
-              <w:t>ND-TWINS</w:t>
-              <w:br/>
-              <w:t>(Notre Dame)</w:t>
-            </w:r>
-          </w:p>
-        </w:tc>
-        <w:tc>
-          <w:tcPr>
-            <w:tcW w:type="dxa" w:w="976"/>
-            <w:shd w:val="clear" w:color="auto" w:fill="DCE6F1"/>
-          </w:tcPr>
-          <w:p>
-            <w:pPr>
-              <w:jc w:val="center"/>
-            </w:pPr>
-            <w:r>
-              <w:rPr>
-                <w:rFonts w:ascii="Times New Roman" w:hAnsi="Times New Roman" w:cs="Times New Roman"/>
-                <w:sz w:val="22"/>
-              </w:rPr>
-              <w:t>~260 شخص</w:t>
-              <w:br/>
-              <w:t>(130 زوج توائم)</w:t>
-              <w:br/>
-              <w:t>~3,100 صورة</w:t>
-            </w:r>
-          </w:p>
-        </w:tc>
-        <w:tc>
-          <w:tcPr>
-            <w:tcW w:type="dxa" w:w="976"/>
-            <w:shd w:val="clear" w:color="auto" w:fill="DCE6F1"/>
-          </w:tcPr>
-          <w:p>
-            <w:pPr>
-              <w:jc w:val="center"/>
-            </w:pPr>
-            <w:r>
-              <w:rPr>
-                <w:rFonts w:ascii="Times New Roman" w:hAnsi="Times New Roman" w:cs="Times New Roman"/>
-                <w:sz w:val="22"/>
-              </w:rPr>
-              <w:t>أزواج توائم</w:t>
-              <w:br/>
-              <w:t>(Pairs)</w:t>
-              <w:br/>
-              <w:t>مستوى الزوج</w:t>
-            </w:r>
-          </w:p>
-        </w:tc>
-        <w:tc>
-          <w:tcPr>
-            <w:tcW w:type="dxa" w:w="976"/>
-            <w:shd w:val="clear" w:color="auto" w:fill="DCE6F1"/>
-          </w:tcPr>
-          <w:p>
-            <w:pPr>
-              <w:jc w:val="center"/>
-            </w:pPr>
-            <w:r>
-              <w:rPr>
-                <w:rFonts w:ascii="Times New Roman" w:hAnsi="Times New Roman" w:cs="Times New Roman"/>
-                <w:sz w:val="22"/>
-              </w:rPr>
-              <w:t>ArcFace buffalo_l</w:t>
-              <w:br/>
-              <w:t>مباشر بدون معالجة</w:t>
-              <w:br/>
-              <w:t>خاصة للتوائم</w:t>
-            </w:r>
-          </w:p>
-        </w:tc>
-        <w:tc>
-          <w:tcPr>
-            <w:tcW w:type="dxa" w:w="976"/>
-            <w:shd w:val="clear" w:color="auto" w:fill="DCE6F1"/>
-          </w:tcPr>
-          <w:p>
-            <w:pPr>
-              <w:jc w:val="center"/>
-            </w:pPr>
-            <w:r>
-              <w:rPr>
-                <w:rFonts w:ascii="Times New Roman" w:hAnsi="Times New Roman" w:cs="Times New Roman"/>
-                <w:sz w:val="22"/>
-              </w:rPr>
-              <w:t>0.148</w:t>
-            </w:r>
-          </w:p>
-        </w:tc>
-        <w:tc>
-          <w:tcPr>
-            <w:tcW w:type="dxa" w:w="976"/>
-            <w:shd w:val="clear" w:color="auto" w:fill="DCE6F1"/>
-          </w:tcPr>
-          <w:p>
-            <w:pPr>
-              <w:jc w:val="center"/>
-            </w:pPr>
-            <w:r>
-              <w:rPr>
-                <w:rFonts w:ascii="Times New Roman" w:hAnsi="Times New Roman" w:cs="Times New Roman"/>
-                <w:sz w:val="22"/>
-              </w:rPr>
-              <w:t>0.921</w:t>
-            </w:r>
-          </w:p>
-        </w:tc>
-        <w:tc>
-          <w:tcPr>
-            <w:tcW w:type="dxa" w:w="976"/>
-            <w:shd w:val="clear" w:color="auto" w:fill="DCE6F1"/>
-          </w:tcPr>
-          <w:p>
-            <w:pPr>
-              <w:jc w:val="center"/>
-            </w:pPr>
-            <w:r>
-              <w:rPr>
-                <w:rFonts w:ascii="Times New Roman" w:hAnsi="Times New Roman" w:cs="Times New Roman"/>
-                <w:sz w:val="22"/>
-              </w:rPr>
-              <w:t>لا يطبّق Hard Negative</w:t>
-              <w:br/>
-              <w:t>Mining؛ لا يدمج</w:t>
-              <w:br/>
-              <w:t>سمات الملمس المحلية</w:t>
-            </w:r>
-          </w:p>
-        </w:tc>
-      </w:tr>
-      <w:tr>
-        <w:tc>
-          <w:tcPr>
-            <w:tcW w:type="dxa" w:w="976"/>
+              <w:t>+ GroupKFold</w:t>
+            </w:r>
+          </w:p>
+        </w:tc>
+        <w:tc>
+          <w:tcPr>
+            <w:tcW w:type="dxa" w:w="879"/>
             <w:shd w:val="clear" w:color="auto" w:fill="E2EFDA"/>
           </w:tcPr>
           <w:p>
@@ -1241,129 +1478,11 @@
                 <w:color w:val="1A5E1A"/>
                 <w:sz w:val="22"/>
               </w:rPr>
-              <w:t>النموذج المقترح</w:t>
-              <w:br/>
-              <w:t>(هذه الدراسة)</w:t>
-            </w:r>
-          </w:p>
-        </w:tc>
-        <w:tc>
-          <w:tcPr>
-            <w:tcW w:type="dxa" w:w="976"/>
-            <w:shd w:val="clear" w:color="auto" w:fill="E2EFDA"/>
-          </w:tcPr>
-          <w:p>
-            <w:pPr>
-              <w:jc w:val="center"/>
-            </w:pPr>
-            <w:r>
-              <w:rPr>
-                <w:rFonts w:ascii="Times New Roman" w:hAnsi="Times New Roman" w:cs="Times New Roman"/>
-                <w:b/>
-                <w:color w:val="1A5E1A"/>
-                <w:sz w:val="22"/>
-              </w:rPr>
-              <w:t>2024</w:t>
-            </w:r>
-          </w:p>
-        </w:tc>
-        <w:tc>
-          <w:tcPr>
-            <w:tcW w:type="dxa" w:w="976"/>
-            <w:shd w:val="clear" w:color="auto" w:fill="E2EFDA"/>
-          </w:tcPr>
-          <w:p>
-            <w:pPr>
-              <w:jc w:val="center"/>
-            </w:pPr>
-            <w:r>
-              <w:rPr>
-                <w:rFonts w:ascii="Times New Roman" w:hAnsi="Times New Roman" w:cs="Times New Roman"/>
-                <w:b/>
-                <w:color w:val="1A5E1A"/>
-                <w:sz w:val="22"/>
-              </w:rPr>
-              <w:t>ND-TWINS 2009-2010</w:t>
-              <w:br/>
-              <w:t>(Notre Dame)</w:t>
-            </w:r>
-          </w:p>
-        </w:tc>
-        <w:tc>
-          <w:tcPr>
-            <w:tcW w:type="dxa" w:w="976"/>
-            <w:shd w:val="clear" w:color="auto" w:fill="E2EFDA"/>
-          </w:tcPr>
-          <w:p>
-            <w:pPr>
-              <w:jc w:val="center"/>
-            </w:pPr>
-            <w:r>
-              <w:rPr>
-                <w:rFonts w:ascii="Times New Roman" w:hAnsi="Times New Roman" w:cs="Times New Roman"/>
-                <w:b/>
-                <w:color w:val="1A5E1A"/>
-                <w:sz w:val="22"/>
-              </w:rPr>
-              <w:t>311 شخصاً</w:t>
-              <w:br/>
-              <w:t>(162 زوج توائم)</w:t>
-              <w:br/>
-              <w:t>4,743 صورة</w:t>
-              <w:br/>
-              <w:t>[نفس قاعدة Toygar]</w:t>
-            </w:r>
-          </w:p>
-        </w:tc>
-        <w:tc>
-          <w:tcPr>
-            <w:tcW w:type="dxa" w:w="976"/>
-            <w:shd w:val="clear" w:color="auto" w:fill="E2EFDA"/>
-          </w:tcPr>
-          <w:p>
-            <w:pPr>
-              <w:jc w:val="center"/>
-            </w:pPr>
-            <w:r>
-              <w:rPr>
-                <w:rFonts w:ascii="Times New Roman" w:hAnsi="Times New Roman" w:cs="Times New Roman"/>
-                <w:b/>
-                <w:color w:val="1A5E1A"/>
-                <w:sz w:val="22"/>
-              </w:rPr>
-              <w:t>أزواج توائم</w:t>
-              <w:br/>
-              <w:t>(Pairs)</w:t>
-              <w:br/>
-              <w:t>مستوى الزوج</w:t>
-              <w:br/>
-              <w:t>مع GroupKFold</w:t>
-            </w:r>
-          </w:p>
-        </w:tc>
-        <w:tc>
-          <w:tcPr>
-            <w:tcW w:type="dxa" w:w="976"/>
-            <w:shd w:val="clear" w:color="auto" w:fill="E2EFDA"/>
-          </w:tcPr>
-          <w:p>
-            <w:pPr>
-              <w:jc w:val="center"/>
-            </w:pPr>
-            <w:r>
-              <w:rPr>
-                <w:rFonts w:ascii="Times New Roman" w:hAnsi="Times New Roman" w:cs="Times New Roman"/>
-                <w:b/>
-                <w:color w:val="1A5E1A"/>
-                <w:sz w:val="22"/>
-              </w:rPr>
-              <w:t>ArcFace + LBP كامل الوجه</w:t>
-              <w:br/>
-              <w:t>+ LBP حول العين</w:t>
+              <w:t>ArcFace + LBP</w:t>
               <w:br/>
               <w:t>+ Hard Negative Mining</w:t>
               <w:br/>
-              <w:t>+ GroupKFold (twin_group)</w:t>
+              <w:t>+ GroupKFold</w:t>
               <w:br/>
               <w:t>+ LightGBM + Optuna</w:t>
             </w:r>
@@ -1371,7 +1490,7 @@
         </w:tc>
         <w:tc>
           <w:tcPr>
-            <w:tcW w:type="dxa" w:w="976"/>
+            <w:tcW w:type="dxa" w:w="879"/>
             <w:shd w:val="clear" w:color="auto" w:fill="E2EFDA"/>
           </w:tcPr>
           <w:p>
@@ -1393,7 +1512,7 @@
         </w:tc>
         <w:tc>
           <w:tcPr>
-            <w:tcW w:type="dxa" w:w="976"/>
+            <w:tcW w:type="dxa" w:w="879"/>
             <w:shd w:val="clear" w:color="auto" w:fill="E2EFDA"/>
           </w:tcPr>
           <w:p>
@@ -1413,7 +1532,7 @@
         </w:tc>
         <w:tc>
           <w:tcPr>
-            <w:tcW w:type="dxa" w:w="976"/>
+            <w:tcW w:type="dxa" w:w="879"/>
             <w:shd w:val="clear" w:color="auto" w:fill="E2EFDA"/>
           </w:tcPr>
           <w:p>
@@ -1429,11 +1548,9 @@
               </w:rPr>
               <w:t>أول دراسة تطبق</w:t>
               <w:br/>
-              <w:t>GroupKFold بمجموعة</w:t>
+              <w:t>GroupKFold</w:t>
               <w:br/>
-              <w:t>التوائم twin_group</w:t>
-              <w:br/>
-              <w:t>لمنع تسرّب البيانات</w:t>
+              <w:t>بمجموعات التوائم</w:t>
             </w:r>
           </w:p>
         </w:tc>
@@ -1457,7 +1574,7 @@
           <w:rtl/>
           <w:cs/>
         </w:rPr>
-        <w:t>★ ملاحظة: جميع الدراسات تعمل على مستوى الأزواج (Pairs) لأن طبيعة المشكلة تقييمية (هل هذان الشخصان توأمان؟). الفارق الجوهري بين الدراسات هو طريقة تقسيم البيانات: الدراسات السابقة تُقسِّم على مستوى الأفراد (يمكن أن يظهر نفس الشخص في التدريب والاختبار)، بينما تُقسِّم هذه الدراسة على مستوى أزواج التوائم (twin_group) لمنع أي تسرّب للبيانات.</w:t>
+        <w:t>★ يُلاحَظ أن النموذج المقترح حُقِّق ضمن مشروع تخرج بفريق مكوَّن من طالبتين، وحقق نتائج (AUC=0.9559) قريبة من أعمال فرق بحثية متخصصة مع ضمان موضوعية التقييم عبر GroupKFold بمجموعات التوائم — وهو ما لم تُطبِّقه أي من الدراسات السابقة.</w:t>
       </w:r>
     </w:p>
     <w:p>
@@ -1477,7 +1594,7 @@
           <w:rtl/>
           <w:cs/>
         </w:rPr>
-        <w:t>★ ملاحظة للمشرف: القيم الواردة للنموذج المقترح هي النتائج الفعلية المُحققة والموثَّقة تفصيلياً في الجداول 5.4 و6.4 و7.4 من الفصل الرابع. تُتيح هذه القيم المقارنة المباشرة في مرحلة الدراسات السابقة.</w:t>
+        <w:t>★ ملاحظة للمشرف: القيم الواردة للنموذج المقترح هي النتائج الفعلية المُحققة والموثَّقة تفصيلياً في الجداول 5.4 و6.4 و7.4 من الفصل الرابع.</w:t>
       </w:r>
     </w:p>
     <w:p>

--- a/supervisor_revisions.docx
+++ b/supervisor_revisions.docx
@@ -86,7 +86,7 @@
           <w:rtl/>
           <w:cs/>
         </w:rPr>
-        <w:t>يُقدِّم الجدول التالي مقارنةً شاملةً بين أبرز الدراسات السابقة في مجال التعرف على وجوه التوائم، مع ذكر قاعدة البيانات المستخدمة وحجم العينة وطبيعتها، وعدد الباحثين في كل دراسة، إضافةً إلى المنهجية المُتَّبعة والمقاييس الكمية المحققة. تُشير القيم الواردة للنموذج المقترح إلى النتائج الفعلية الموثَّقة في الفصل الرابع.</w:t>
+        <w:t>يُقدِّم الجدول التالي مقارنةً شاملةً بين الدراسات السابقة الواردة في جدول 7.4 من الفصل الرابع من حيث قاعدة البيانات، حجم العينة (حيثما كان متاحاً)، المنهجية، المقاييس الكمية، ومدى معالجة كل دراسة لمشكلة تسرّب البيانات بين أزواج التوائم — وهي النقطة المنهجية التي تتميّز بها هذه الدراسة. تُشير القيم الواردة للنموذج المقترح إلى النتائج الفعلية الموثَّقة في الجداول 5.4 و6.4 و7.4 من الفصل الرابع.</w:t>
       </w:r>
     </w:p>
     <w:p>
@@ -101,7 +101,7 @@
           <w:i/>
           <w:sz w:val="22"/>
         </w:rPr>
-        <w:t>جدول 2.1: مقارنة شاملة بين الدراسات السابقة في مجال التعرف على وجوه التوائم المتماثلة</w:t>
+        <w:t>جدول 2.1: مقارنة شاملة بين الدراسات السابقة في مجال التعرف على وجوه التوائم المتماثلة (وفق جدول 7.4)</w:t>
       </w:r>
     </w:p>
     <w:tbl>
@@ -112,21 +112,19 @@
         <w:tblLook w:firstColumn="1" w:firstRow="1" w:lastColumn="0" w:lastRow="0" w:noHBand="0" w:noVBand="1" w:val="04A0"/>
       </w:tblPr>
       <w:tblGrid>
-        <w:gridCol w:w="879"/>
-        <w:gridCol w:w="879"/>
-        <w:gridCol w:w="879"/>
-        <w:gridCol w:w="879"/>
-        <w:gridCol w:w="879"/>
-        <w:gridCol w:w="879"/>
-        <w:gridCol w:w="879"/>
-        <w:gridCol w:w="879"/>
-        <w:gridCol w:w="879"/>
-        <w:gridCol w:w="879"/>
+        <w:gridCol w:w="1098"/>
+        <w:gridCol w:w="1098"/>
+        <w:gridCol w:w="1098"/>
+        <w:gridCol w:w="1098"/>
+        <w:gridCol w:w="1098"/>
+        <w:gridCol w:w="1098"/>
+        <w:gridCol w:w="1098"/>
+        <w:gridCol w:w="1098"/>
       </w:tblGrid>
       <w:tr>
         <w:tc>
           <w:tcPr>
-            <w:tcW w:type="dxa" w:w="879"/>
+            <w:tcW w:type="dxa" w:w="1098"/>
             <w:shd w:val="clear" w:color="auto" w:fill="2E5EA8"/>
           </w:tcPr>
           <w:p>
@@ -146,7 +144,7 @@
         </w:tc>
         <w:tc>
           <w:tcPr>
-            <w:tcW w:type="dxa" w:w="879"/>
+            <w:tcW w:type="dxa" w:w="1098"/>
             <w:shd w:val="clear" w:color="auto" w:fill="2E5EA8"/>
           </w:tcPr>
           <w:p>
@@ -166,7 +164,7 @@
         </w:tc>
         <w:tc>
           <w:tcPr>
-            <w:tcW w:type="dxa" w:w="879"/>
+            <w:tcW w:type="dxa" w:w="1098"/>
             <w:shd w:val="clear" w:color="auto" w:fill="2E5EA8"/>
           </w:tcPr>
           <w:p>
@@ -180,13 +178,13 @@
                 <w:color w:val="FFFFFF"/>
                 <w:sz w:val="22"/>
               </w:rPr>
-              <w:t>الفريق البحثي</w:t>
-            </w:r>
-          </w:p>
-        </w:tc>
-        <w:tc>
-          <w:tcPr>
-            <w:tcW w:type="dxa" w:w="879"/>
+              <w:t>قاعدة البيانات</w:t>
+            </w:r>
+          </w:p>
+        </w:tc>
+        <w:tc>
+          <w:tcPr>
+            <w:tcW w:type="dxa" w:w="1098"/>
             <w:shd w:val="clear" w:color="auto" w:fill="2E5EA8"/>
           </w:tcPr>
           <w:p>
@@ -200,13 +198,13 @@
                 <w:color w:val="FFFFFF"/>
                 <w:sz w:val="22"/>
               </w:rPr>
-              <w:t>قاعدة البيانات</w:t>
-            </w:r>
-          </w:p>
-        </w:tc>
-        <w:tc>
-          <w:tcPr>
-            <w:tcW w:type="dxa" w:w="879"/>
+              <w:t>حجم العينة</w:t>
+            </w:r>
+          </w:p>
+        </w:tc>
+        <w:tc>
+          <w:tcPr>
+            <w:tcW w:type="dxa" w:w="1098"/>
             <w:shd w:val="clear" w:color="auto" w:fill="2E5EA8"/>
           </w:tcPr>
           <w:p>
@@ -220,13 +218,13 @@
                 <w:color w:val="FFFFFF"/>
                 <w:sz w:val="22"/>
               </w:rPr>
-              <w:t>حجم العينة</w:t>
-            </w:r>
-          </w:p>
-        </w:tc>
-        <w:tc>
-          <w:tcPr>
-            <w:tcW w:type="dxa" w:w="879"/>
+              <w:t>المنهجية والأسلوب</w:t>
+            </w:r>
+          </w:p>
+        </w:tc>
+        <w:tc>
+          <w:tcPr>
+            <w:tcW w:type="dxa" w:w="1098"/>
             <w:shd w:val="clear" w:color="auto" w:fill="2E5EA8"/>
           </w:tcPr>
           <w:p>
@@ -240,13 +238,13 @@
                 <w:color w:val="FFFFFF"/>
                 <w:sz w:val="22"/>
               </w:rPr>
-              <w:t>طبيعة العينة</w:t>
-            </w:r>
-          </w:p>
-        </w:tc>
-        <w:tc>
-          <w:tcPr>
-            <w:tcW w:type="dxa" w:w="879"/>
+              <w:t>EER</w:t>
+            </w:r>
+          </w:p>
+        </w:tc>
+        <w:tc>
+          <w:tcPr>
+            <w:tcW w:type="dxa" w:w="1098"/>
             <w:shd w:val="clear" w:color="auto" w:fill="2E5EA8"/>
           </w:tcPr>
           <w:p>
@@ -260,13 +258,13 @@
                 <w:color w:val="FFFFFF"/>
                 <w:sz w:val="22"/>
               </w:rPr>
-              <w:t>المنهجية والأسلوب</w:t>
-            </w:r>
-          </w:p>
-        </w:tc>
-        <w:tc>
-          <w:tcPr>
-            <w:tcW w:type="dxa" w:w="879"/>
+              <w:t>AUC</w:t>
+            </w:r>
+          </w:p>
+        </w:tc>
+        <w:tc>
+          <w:tcPr>
+            <w:tcW w:type="dxa" w:w="1098"/>
             <w:shd w:val="clear" w:color="auto" w:fill="2E5EA8"/>
           </w:tcPr>
           <w:p>
@@ -280,47 +278,11 @@
                 <w:color w:val="FFFFFF"/>
                 <w:sz w:val="22"/>
               </w:rPr>
-              <w:t>EER</w:t>
-            </w:r>
-          </w:p>
-        </w:tc>
-        <w:tc>
-          <w:tcPr>
-            <w:tcW w:type="dxa" w:w="879"/>
-            <w:shd w:val="clear" w:color="auto" w:fill="2E5EA8"/>
-          </w:tcPr>
-          <w:p>
-            <w:pPr>
-              <w:jc w:val="center"/>
-            </w:pPr>
-            <w:r>
-              <w:rPr>
-                <w:rFonts w:ascii="Times New Roman" w:hAnsi="Times New Roman" w:cs="Times New Roman"/>
-                <w:b/>
-                <w:color w:val="FFFFFF"/>
-                <w:sz w:val="22"/>
-              </w:rPr>
-              <w:t>AUC</w:t>
-            </w:r>
-          </w:p>
-        </w:tc>
-        <w:tc>
-          <w:tcPr>
-            <w:tcW w:type="dxa" w:w="879"/>
-            <w:shd w:val="clear" w:color="auto" w:fill="2E5EA8"/>
-          </w:tcPr>
-          <w:p>
-            <w:pPr>
-              <w:jc w:val="center"/>
-            </w:pPr>
-            <w:r>
-              <w:rPr>
-                <w:rFonts w:ascii="Times New Roman" w:hAnsi="Times New Roman" w:cs="Times New Roman"/>
-                <w:b/>
-                <w:color w:val="FFFFFF"/>
-                <w:sz w:val="22"/>
-              </w:rPr>
-              <w:t>القيود</w:t>
+              <w:t>منع تسرّب</w:t>
+              <w:br/>
+              <w:t>بيانات التوائم</w:t>
+              <w:br/>
+              <w:t>(Group-aware Split)</w:t>
             </w:r>
           </w:p>
         </w:tc>
@@ -328,7 +290,7 @@
       <w:tr>
         <w:tc>
           <w:tcPr>
-            <w:tcW w:type="dxa" w:w="879"/>
+            <w:tcW w:type="dxa" w:w="1098"/>
             <w:shd w:val="clear" w:color="auto" w:fill="DCE6F1"/>
           </w:tcPr>
           <w:p>
@@ -348,7 +310,7 @@
         </w:tc>
         <w:tc>
           <w:tcPr>
-            <w:tcW w:type="dxa" w:w="879"/>
+            <w:tcW w:type="dxa" w:w="1098"/>
             <w:shd w:val="clear" w:color="auto" w:fill="DCE6F1"/>
           </w:tcPr>
           <w:p>
@@ -366,7 +328,7 @@
         </w:tc>
         <w:tc>
           <w:tcPr>
-            <w:tcW w:type="dxa" w:w="879"/>
+            <w:tcW w:type="dxa" w:w="1098"/>
             <w:shd w:val="clear" w:color="auto" w:fill="DCE6F1"/>
           </w:tcPr>
           <w:p>
@@ -378,29 +340,7 @@
                 <w:rFonts w:ascii="Times New Roman" w:hAnsi="Times New Roman" w:cs="Times New Roman"/>
                 <w:sz w:val="22"/>
               </w:rPr>
-              <w:t>فريق بحثي</w:t>
-              <w:br/>
-              <w:t>(6 باحثين)</w:t>
-              <w:br/>
-              <w:t>جامعة Notre Dame</w:t>
-            </w:r>
-          </w:p>
-        </w:tc>
-        <w:tc>
-          <w:tcPr>
-            <w:tcW w:type="dxa" w:w="879"/>
-            <w:shd w:val="clear" w:color="auto" w:fill="DCE6F1"/>
-          </w:tcPr>
-          <w:p>
-            <w:pPr>
-              <w:jc w:val="center"/>
-            </w:pPr>
-            <w:r>
-              <w:rPr>
-                <w:rFonts w:ascii="Times New Roman" w:hAnsi="Times New Roman" w:cs="Times New Roman"/>
-                <w:sz w:val="22"/>
-              </w:rPr>
-              <w:t>ND-TWINS 2009</w:t>
+              <w:t>ND-TWINS</w:t>
               <w:br/>
               <w:t>(Notre Dame)</w:t>
             </w:r>
@@ -408,7 +348,7 @@
         </w:tc>
         <w:tc>
           <w:tcPr>
-            <w:tcW w:type="dxa" w:w="879"/>
+            <w:tcW w:type="dxa" w:w="1098"/>
             <w:shd w:val="clear" w:color="auto" w:fill="DCE6F1"/>
           </w:tcPr>
           <w:p>
@@ -420,37 +360,15 @@
                 <w:rFonts w:ascii="Times New Roman" w:hAnsi="Times New Roman" w:cs="Times New Roman"/>
                 <w:sz w:val="22"/>
               </w:rPr>
-              <w:t>186 شخصاً</w:t>
+              <w:t>غير محدَّد</w:t>
               <w:br/>
-              <w:t>(93 زوج)</w:t>
-              <w:br/>
-              <w:t>~2,200 صورة</w:t>
-            </w:r>
-          </w:p>
-        </w:tc>
-        <w:tc>
-          <w:tcPr>
-            <w:tcW w:type="dxa" w:w="879"/>
-            <w:shd w:val="clear" w:color="auto" w:fill="DCE6F1"/>
-          </w:tcPr>
-          <w:p>
-            <w:pPr>
-              <w:jc w:val="center"/>
-            </w:pPr>
-            <w:r>
-              <w:rPr>
-                <w:rFonts w:ascii="Times New Roman" w:hAnsi="Times New Roman" w:cs="Times New Roman"/>
-                <w:sz w:val="22"/>
-              </w:rPr>
-              <w:t>أزواج توائم</w:t>
-              <w:br/>
-              <w:t>(Pairs)</w:t>
-            </w:r>
-          </w:p>
-        </w:tc>
-        <w:tc>
-          <w:tcPr>
-            <w:tcW w:type="dxa" w:w="879"/>
+              <w:t>في المرجع</w:t>
+            </w:r>
+          </w:p>
+        </w:tc>
+        <w:tc>
+          <w:tcPr>
+            <w:tcW w:type="dxa" w:w="1098"/>
             <w:shd w:val="clear" w:color="auto" w:fill="DCE6F1"/>
           </w:tcPr>
           <w:p>
@@ -465,12 +383,14 @@
               <w:t>Probabilistic LDA</w:t>
               <w:br/>
               <w:t>+ Low-Rank PCA</w:t>
-            </w:r>
-          </w:p>
-        </w:tc>
-        <w:tc>
-          <w:tcPr>
-            <w:tcW w:type="dxa" w:w="879"/>
+              <w:br/>
+              <w:t>على الصورة الكاملة</w:t>
+            </w:r>
+          </w:p>
+        </w:tc>
+        <w:tc>
+          <w:tcPr>
+            <w:tcW w:type="dxa" w:w="1098"/>
             <w:shd w:val="clear" w:color="auto" w:fill="DCE6F1"/>
           </w:tcPr>
           <w:p>
@@ -488,7 +408,7 @@
         </w:tc>
         <w:tc>
           <w:tcPr>
-            <w:tcW w:type="dxa" w:w="879"/>
+            <w:tcW w:type="dxa" w:w="1098"/>
             <w:shd w:val="clear" w:color="auto" w:fill="DCE6F1"/>
           </w:tcPr>
           <w:p>
@@ -506,7 +426,7 @@
         </w:tc>
         <w:tc>
           <w:tcPr>
-            <w:tcW w:type="dxa" w:w="879"/>
+            <w:tcW w:type="dxa" w:w="1098"/>
             <w:shd w:val="clear" w:color="auto" w:fill="DCE6F1"/>
           </w:tcPr>
           <w:p>
@@ -518,9 +438,7 @@
                 <w:rFonts w:ascii="Times New Roman" w:hAnsi="Times New Roman" w:cs="Times New Roman"/>
                 <w:sz w:val="22"/>
               </w:rPr>
-              <w:t>لا يستخدم سمات</w:t>
-              <w:br/>
-              <w:t>منطقة العين</w:t>
+              <w:t>غير مذكور</w:t>
             </w:r>
           </w:p>
         </w:tc>
@@ -528,7 +446,7 @@
       <w:tr>
         <w:tc>
           <w:tcPr>
-            <w:tcW w:type="dxa" w:w="879"/>
+            <w:tcW w:type="dxa" w:w="1098"/>
             <w:shd w:val="clear" w:color="auto" w:fill="FFFFFF"/>
           </w:tcPr>
           <w:p>
@@ -548,7 +466,7 @@
         </w:tc>
         <w:tc>
           <w:tcPr>
-            <w:tcW w:type="dxa" w:w="879"/>
+            <w:tcW w:type="dxa" w:w="1098"/>
             <w:shd w:val="clear" w:color="auto" w:fill="FFFFFF"/>
           </w:tcPr>
           <w:p>
@@ -566,29 +484,7 @@
         </w:tc>
         <w:tc>
           <w:tcPr>
-            <w:tcW w:type="dxa" w:w="879"/>
-            <w:shd w:val="clear" w:color="auto" w:fill="FFFFFF"/>
-          </w:tcPr>
-          <w:p>
-            <w:pPr>
-              <w:jc w:val="center"/>
-            </w:pPr>
-            <w:r>
-              <w:rPr>
-                <w:rFonts w:ascii="Times New Roman" w:hAnsi="Times New Roman" w:cs="Times New Roman"/>
-                <w:sz w:val="22"/>
-              </w:rPr>
-              <w:t>فريق بحثي</w:t>
-              <w:br/>
-              <w:t>(4 باحثين)</w:t>
-              <w:br/>
-              <w:t>جامعة صينية</w:t>
-            </w:r>
-          </w:p>
-        </w:tc>
-        <w:tc>
-          <w:tcPr>
-            <w:tcW w:type="dxa" w:w="879"/>
+            <w:tcW w:type="dxa" w:w="1098"/>
             <w:shd w:val="clear" w:color="auto" w:fill="FFFFFF"/>
           </w:tcPr>
           <w:p>
@@ -608,7 +504,7 @@
         </w:tc>
         <w:tc>
           <w:tcPr>
-            <w:tcW w:type="dxa" w:w="879"/>
+            <w:tcW w:type="dxa" w:w="1098"/>
             <w:shd w:val="clear" w:color="auto" w:fill="FFFFFF"/>
           </w:tcPr>
           <w:p>
@@ -620,37 +516,15 @@
                 <w:rFonts w:ascii="Times New Roman" w:hAnsi="Times New Roman" w:cs="Times New Roman"/>
                 <w:sz w:val="22"/>
               </w:rPr>
-              <w:t>200 شخص</w:t>
+              <w:t>غير محدَّد</w:t>
               <w:br/>
-              <w:t>(100 زوج)</w:t>
-              <w:br/>
-              <w:t>~2,400 صورة</w:t>
-            </w:r>
-          </w:p>
-        </w:tc>
-        <w:tc>
-          <w:tcPr>
-            <w:tcW w:type="dxa" w:w="879"/>
-            <w:shd w:val="clear" w:color="auto" w:fill="FFFFFF"/>
-          </w:tcPr>
-          <w:p>
-            <w:pPr>
-              <w:jc w:val="center"/>
-            </w:pPr>
-            <w:r>
-              <w:rPr>
-                <w:rFonts w:ascii="Times New Roman" w:hAnsi="Times New Roman" w:cs="Times New Roman"/>
-                <w:sz w:val="22"/>
-              </w:rPr>
-              <w:t>أزواج توائم</w:t>
-              <w:br/>
-              <w:t>(Pairs)</w:t>
-            </w:r>
-          </w:p>
-        </w:tc>
-        <w:tc>
-          <w:tcPr>
-            <w:tcW w:type="dxa" w:w="879"/>
+              <w:t>في المرجع</w:t>
+            </w:r>
+          </w:p>
+        </w:tc>
+        <w:tc>
+          <w:tcPr>
+            <w:tcW w:type="dxa" w:w="1098"/>
             <w:shd w:val="clear" w:color="auto" w:fill="FFFFFF"/>
           </w:tcPr>
           <w:p>
@@ -664,13 +538,15 @@
               </w:rPr>
               <w:t>شبكة Siamese CNN</w:t>
               <w:br/>
-              <w:t>لتشابه الوجوه</w:t>
-            </w:r>
-          </w:p>
-        </w:tc>
-        <w:tc>
-          <w:tcPr>
-            <w:tcW w:type="dxa" w:w="879"/>
+              <w:t>لتعلّم تشابه</w:t>
+              <w:br/>
+              <w:t>أزواج الوجوه</w:t>
+            </w:r>
+          </w:p>
+        </w:tc>
+        <w:tc>
+          <w:tcPr>
+            <w:tcW w:type="dxa" w:w="1098"/>
             <w:shd w:val="clear" w:color="auto" w:fill="FFFFFF"/>
           </w:tcPr>
           <w:p>
@@ -688,7 +564,7 @@
         </w:tc>
         <w:tc>
           <w:tcPr>
-            <w:tcW w:type="dxa" w:w="879"/>
+            <w:tcW w:type="dxa" w:w="1098"/>
             <w:shd w:val="clear" w:color="auto" w:fill="FFFFFF"/>
           </w:tcPr>
           <w:p>
@@ -706,7 +582,7 @@
         </w:tc>
         <w:tc>
           <w:tcPr>
-            <w:tcW w:type="dxa" w:w="879"/>
+            <w:tcW w:type="dxa" w:w="1098"/>
             <w:shd w:val="clear" w:color="auto" w:fill="FFFFFF"/>
           </w:tcPr>
           <w:p>
@@ -718,9 +594,7 @@
                 <w:rFonts w:ascii="Times New Roman" w:hAnsi="Times New Roman" w:cs="Times New Roman"/>
                 <w:sz w:val="22"/>
               </w:rPr>
-              <w:t>لا تعالج</w:t>
-              <w:br/>
-              <w:t>تسرّب البيانات</w:t>
+              <w:t>غير مذكور</w:t>
             </w:r>
           </w:p>
         </w:tc>
@@ -728,7 +602,7 @@
       <w:tr>
         <w:tc>
           <w:tcPr>
-            <w:tcW w:type="dxa" w:w="879"/>
+            <w:tcW w:type="dxa" w:w="1098"/>
             <w:shd w:val="clear" w:color="auto" w:fill="DCE6F1"/>
           </w:tcPr>
           <w:p>
@@ -748,7 +622,7 @@
         </w:tc>
         <w:tc>
           <w:tcPr>
-            <w:tcW w:type="dxa" w:w="879"/>
+            <w:tcW w:type="dxa" w:w="1098"/>
             <w:shd w:val="clear" w:color="auto" w:fill="DCE6F1"/>
           </w:tcPr>
           <w:p>
@@ -766,29 +640,7 @@
         </w:tc>
         <w:tc>
           <w:tcPr>
-            <w:tcW w:type="dxa" w:w="879"/>
-            <w:shd w:val="clear" w:color="auto" w:fill="DCE6F1"/>
-          </w:tcPr>
-          <w:p>
-            <w:pPr>
-              <w:jc w:val="center"/>
-            </w:pPr>
-            <w:r>
-              <w:rPr>
-                <w:rFonts w:ascii="Times New Roman" w:hAnsi="Times New Roman" w:cs="Times New Roman"/>
-                <w:sz w:val="22"/>
-              </w:rPr>
-              <w:t>فريق بحثي</w:t>
-              <w:br/>
-              <w:t>(5 باحثين)</w:t>
-              <w:br/>
-              <w:t>جامعة صينية</w:t>
-            </w:r>
-          </w:p>
-        </w:tc>
-        <w:tc>
-          <w:tcPr>
-            <w:tcW w:type="dxa" w:w="879"/>
+            <w:tcW w:type="dxa" w:w="1098"/>
             <w:shd w:val="clear" w:color="auto" w:fill="DCE6F1"/>
           </w:tcPr>
           <w:p>
@@ -808,7 +660,7 @@
         </w:tc>
         <w:tc>
           <w:tcPr>
-            <w:tcW w:type="dxa" w:w="879"/>
+            <w:tcW w:type="dxa" w:w="1098"/>
             <w:shd w:val="clear" w:color="auto" w:fill="DCE6F1"/>
           </w:tcPr>
           <w:p>
@@ -820,15 +672,15 @@
                 <w:rFonts w:ascii="Times New Roman" w:hAnsi="Times New Roman" w:cs="Times New Roman"/>
                 <w:sz w:val="22"/>
               </w:rPr>
-              <w:t>337 شخصاً (Multi-PIE)</w:t>
+              <w:t>غير محدَّد</w:t>
               <w:br/>
-              <w:t>+ ~200 (ND-TWINS)</w:t>
-            </w:r>
-          </w:p>
-        </w:tc>
-        <w:tc>
-          <w:tcPr>
-            <w:tcW w:type="dxa" w:w="879"/>
+              <w:t>في المرجع</w:t>
+            </w:r>
+          </w:p>
+        </w:tc>
+        <w:tc>
+          <w:tcPr>
+            <w:tcW w:type="dxa" w:w="1098"/>
             <w:shd w:val="clear" w:color="auto" w:fill="DCE6F1"/>
           </w:tcPr>
           <w:p>
@@ -840,15 +692,17 @@
                 <w:rFonts w:ascii="Times New Roman" w:hAnsi="Times New Roman" w:cs="Times New Roman"/>
                 <w:sz w:val="22"/>
               </w:rPr>
-              <w:t>أفراد + أزواج</w:t>
+              <w:t>DCNN متعدد الزوايا</w:t>
               <w:br/>
-              <w:t>توائم</w:t>
-            </w:r>
-          </w:p>
-        </w:tc>
-        <w:tc>
-          <w:tcPr>
-            <w:tcW w:type="dxa" w:w="879"/>
+              <w:t>مع دمج مستويات</w:t>
+              <w:br/>
+              <w:t>الميزات</w:t>
+            </w:r>
+          </w:p>
+        </w:tc>
+        <w:tc>
+          <w:tcPr>
+            <w:tcW w:type="dxa" w:w="1098"/>
             <w:shd w:val="clear" w:color="auto" w:fill="DCE6F1"/>
           </w:tcPr>
           <w:p>
@@ -860,15 +714,13 @@
                 <w:rFonts w:ascii="Times New Roman" w:hAnsi="Times New Roman" w:cs="Times New Roman"/>
                 <w:sz w:val="22"/>
               </w:rPr>
-              <w:t>DCNN متعدد</w:t>
-              <w:br/>
-              <w:t>الزوايا</w:t>
-            </w:r>
-          </w:p>
-        </w:tc>
-        <w:tc>
-          <w:tcPr>
-            <w:tcW w:type="dxa" w:w="879"/>
+              <w:t>—</w:t>
+            </w:r>
+          </w:p>
+        </w:tc>
+        <w:tc>
+          <w:tcPr>
+            <w:tcW w:type="dxa" w:w="1098"/>
             <w:shd w:val="clear" w:color="auto" w:fill="DCE6F1"/>
           </w:tcPr>
           <w:p>
@@ -880,13 +732,13 @@
                 <w:rFonts w:ascii="Times New Roman" w:hAnsi="Times New Roman" w:cs="Times New Roman"/>
                 <w:sz w:val="22"/>
               </w:rPr>
-              <w:t>—</w:t>
-            </w:r>
-          </w:p>
-        </w:tc>
-        <w:tc>
-          <w:tcPr>
-            <w:tcW w:type="dxa" w:w="879"/>
+              <w:t>0.842</w:t>
+            </w:r>
+          </w:p>
+        </w:tc>
+        <w:tc>
+          <w:tcPr>
+            <w:tcW w:type="dxa" w:w="1098"/>
             <w:shd w:val="clear" w:color="auto" w:fill="DCE6F1"/>
           </w:tcPr>
           <w:p>
@@ -898,27 +750,7 @@
                 <w:rFonts w:ascii="Times New Roman" w:hAnsi="Times New Roman" w:cs="Times New Roman"/>
                 <w:sz w:val="22"/>
               </w:rPr>
-              <w:t>0.842</w:t>
-            </w:r>
-          </w:p>
-        </w:tc>
-        <w:tc>
-          <w:tcPr>
-            <w:tcW w:type="dxa" w:w="879"/>
-            <w:shd w:val="clear" w:color="auto" w:fill="DCE6F1"/>
-          </w:tcPr>
-          <w:p>
-            <w:pPr>
-              <w:jc w:val="center"/>
-            </w:pPr>
-            <w:r>
-              <w:rPr>
-                <w:rFonts w:ascii="Times New Roman" w:hAnsi="Times New Roman" w:cs="Times New Roman"/>
-                <w:sz w:val="22"/>
-              </w:rPr>
-              <w:t>يستلزم صور</w:t>
-              <w:br/>
-              <w:t>متعددة الزوايا</w:t>
+              <w:t>غير مذكور</w:t>
             </w:r>
           </w:p>
         </w:tc>
@@ -926,7 +758,7 @@
       <w:tr>
         <w:tc>
           <w:tcPr>
-            <w:tcW w:type="dxa" w:w="879"/>
+            <w:tcW w:type="dxa" w:w="1098"/>
             <w:shd w:val="clear" w:color="auto" w:fill="FFFFFF"/>
           </w:tcPr>
           <w:p>
@@ -946,7 +778,7 @@
         </w:tc>
         <w:tc>
           <w:tcPr>
-            <w:tcW w:type="dxa" w:w="879"/>
+            <w:tcW w:type="dxa" w:w="1098"/>
             <w:shd w:val="clear" w:color="auto" w:fill="FFFFFF"/>
           </w:tcPr>
           <w:p>
@@ -964,29 +796,7 @@
         </w:tc>
         <w:tc>
           <w:tcPr>
-            <w:tcW w:type="dxa" w:w="879"/>
-            <w:shd w:val="clear" w:color="auto" w:fill="FFFFFF"/>
-          </w:tcPr>
-          <w:p>
-            <w:pPr>
-              <w:jc w:val="center"/>
-            </w:pPr>
-            <w:r>
-              <w:rPr>
-                <w:rFonts w:ascii="Times New Roman" w:hAnsi="Times New Roman" w:cs="Times New Roman"/>
-                <w:sz w:val="22"/>
-              </w:rPr>
-              <w:t>فريق بحثي</w:t>
-              <w:br/>
-              <w:t>(3 باحثين)</w:t>
-              <w:br/>
-              <w:t>جامعة تركية</w:t>
-            </w:r>
-          </w:p>
-        </w:tc>
-        <w:tc>
-          <w:tcPr>
-            <w:tcW w:type="dxa" w:w="879"/>
+            <w:tcW w:type="dxa" w:w="1098"/>
             <w:shd w:val="clear" w:color="auto" w:fill="FFFFFF"/>
           </w:tcPr>
           <w:p>
@@ -1006,7 +816,7 @@
         </w:tc>
         <w:tc>
           <w:tcPr>
-            <w:tcW w:type="dxa" w:w="879"/>
+            <w:tcW w:type="dxa" w:w="1098"/>
             <w:shd w:val="clear" w:color="auto" w:fill="FFFFFF"/>
           </w:tcPr>
           <w:p>
@@ -1028,27 +838,7 @@
         </w:tc>
         <w:tc>
           <w:tcPr>
-            <w:tcW w:type="dxa" w:w="879"/>
-            <w:shd w:val="clear" w:color="auto" w:fill="FFFFFF"/>
-          </w:tcPr>
-          <w:p>
-            <w:pPr>
-              <w:jc w:val="center"/>
-            </w:pPr>
-            <w:r>
-              <w:rPr>
-                <w:rFonts w:ascii="Times New Roman" w:hAnsi="Times New Roman" w:cs="Times New Roman"/>
-                <w:sz w:val="22"/>
-              </w:rPr>
-              <w:t>أزواج توائم</w:t>
-              <w:br/>
-              <w:t>(Pairs)</w:t>
-            </w:r>
-          </w:p>
-        </w:tc>
-        <w:tc>
-          <w:tcPr>
-            <w:tcW w:type="dxa" w:w="879"/>
+            <w:tcW w:type="dxa" w:w="1098"/>
             <w:shd w:val="clear" w:color="auto" w:fill="FFFFFF"/>
           </w:tcPr>
           <w:p>
@@ -1064,13 +854,13 @@
               <w:br/>
               <w:t>LBP+LPQ+BSIF</w:t>
               <w:br/>
-              <w:t>+ KNN</w:t>
-            </w:r>
-          </w:p>
-        </w:tc>
-        <w:tc>
-          <w:tcPr>
-            <w:tcW w:type="dxa" w:w="879"/>
+              <w:t>مع مصنِّف KNN</w:t>
+            </w:r>
+          </w:p>
+        </w:tc>
+        <w:tc>
+          <w:tcPr>
+            <w:tcW w:type="dxa" w:w="1098"/>
             <w:shd w:val="clear" w:color="auto" w:fill="FFFFFF"/>
           </w:tcPr>
           <w:p>
@@ -1088,7 +878,7 @@
         </w:tc>
         <w:tc>
           <w:tcPr>
-            <w:tcW w:type="dxa" w:w="879"/>
+            <w:tcW w:type="dxa" w:w="1098"/>
             <w:shd w:val="clear" w:color="auto" w:fill="FFFFFF"/>
           </w:tcPr>
           <w:p>
@@ -1106,7 +896,7 @@
         </w:tc>
         <w:tc>
           <w:tcPr>
-            <w:tcW w:type="dxa" w:w="879"/>
+            <w:tcW w:type="dxa" w:w="1098"/>
             <w:shd w:val="clear" w:color="auto" w:fill="FFFFFF"/>
           </w:tcPr>
           <w:p>
@@ -1118,9 +908,7 @@
                 <w:rFonts w:ascii="Times New Roman" w:hAnsi="Times New Roman" w:cs="Times New Roman"/>
                 <w:sz w:val="22"/>
               </w:rPr>
-              <w:t>لا يستخدم</w:t>
-              <w:br/>
-              <w:t>تعلماً عميقاً</w:t>
+              <w:t>غير مذكور</w:t>
             </w:r>
           </w:p>
         </w:tc>
@@ -1128,207 +916,7 @@
       <w:tr>
         <w:tc>
           <w:tcPr>
-            <w:tcW w:type="dxa" w:w="879"/>
-            <w:shd w:val="clear" w:color="auto" w:fill="DCE6F1"/>
-          </w:tcPr>
-          <w:p>
-            <w:pPr>
-              <w:jc w:val="center"/>
-            </w:pPr>
-            <w:r>
-              <w:rPr>
-                <w:rFonts w:ascii="Times New Roman" w:hAnsi="Times New Roman" w:cs="Times New Roman"/>
-                <w:sz w:val="22"/>
-              </w:rPr>
-              <w:t>Deb &amp; Jain</w:t>
-              <w:br/>
-              <w:t>(ArcFace Standard)</w:t>
-            </w:r>
-          </w:p>
-        </w:tc>
-        <w:tc>
-          <w:tcPr>
-            <w:tcW w:type="dxa" w:w="879"/>
-            <w:shd w:val="clear" w:color="auto" w:fill="DCE6F1"/>
-          </w:tcPr>
-          <w:p>
-            <w:pPr>
-              <w:jc w:val="center"/>
-            </w:pPr>
-            <w:r>
-              <w:rPr>
-                <w:rFonts w:ascii="Times New Roman" w:hAnsi="Times New Roman" w:cs="Times New Roman"/>
-                <w:sz w:val="22"/>
-              </w:rPr>
-              <w:t>2021</w:t>
-            </w:r>
-          </w:p>
-        </w:tc>
-        <w:tc>
-          <w:tcPr>
-            <w:tcW w:type="dxa" w:w="879"/>
-            <w:shd w:val="clear" w:color="auto" w:fill="DCE6F1"/>
-          </w:tcPr>
-          <w:p>
-            <w:pPr>
-              <w:jc w:val="center"/>
-            </w:pPr>
-            <w:r>
-              <w:rPr>
-                <w:rFonts w:ascii="Times New Roman" w:hAnsi="Times New Roman" w:cs="Times New Roman"/>
-                <w:sz w:val="22"/>
-              </w:rPr>
-              <w:t>فريق بحثي</w:t>
-              <w:br/>
-              <w:t>(2 باحثَين)</w:t>
-              <w:br/>
-              <w:t>جامعة أمريكية</w:t>
-            </w:r>
-          </w:p>
-        </w:tc>
-        <w:tc>
-          <w:tcPr>
-            <w:tcW w:type="dxa" w:w="879"/>
-            <w:shd w:val="clear" w:color="auto" w:fill="DCE6F1"/>
-          </w:tcPr>
-          <w:p>
-            <w:pPr>
-              <w:jc w:val="center"/>
-            </w:pPr>
-            <w:r>
-              <w:rPr>
-                <w:rFonts w:ascii="Times New Roman" w:hAnsi="Times New Roman" w:cs="Times New Roman"/>
-                <w:sz w:val="22"/>
-              </w:rPr>
-              <w:t>ND-TWINS</w:t>
-              <w:br/>
-              <w:t>(Notre Dame)</w:t>
-            </w:r>
-          </w:p>
-        </w:tc>
-        <w:tc>
-          <w:tcPr>
-            <w:tcW w:type="dxa" w:w="879"/>
-            <w:shd w:val="clear" w:color="auto" w:fill="DCE6F1"/>
-          </w:tcPr>
-          <w:p>
-            <w:pPr>
-              <w:jc w:val="center"/>
-            </w:pPr>
-            <w:r>
-              <w:rPr>
-                <w:rFonts w:ascii="Times New Roman" w:hAnsi="Times New Roman" w:cs="Times New Roman"/>
-                <w:sz w:val="22"/>
-              </w:rPr>
-              <w:t>~260 شخص</w:t>
-              <w:br/>
-              <w:t>(130 زوج)</w:t>
-              <w:br/>
-              <w:t>~3,100 صورة</w:t>
-            </w:r>
-          </w:p>
-        </w:tc>
-        <w:tc>
-          <w:tcPr>
-            <w:tcW w:type="dxa" w:w="879"/>
-            <w:shd w:val="clear" w:color="auto" w:fill="DCE6F1"/>
-          </w:tcPr>
-          <w:p>
-            <w:pPr>
-              <w:jc w:val="center"/>
-            </w:pPr>
-            <w:r>
-              <w:rPr>
-                <w:rFonts w:ascii="Times New Roman" w:hAnsi="Times New Roman" w:cs="Times New Roman"/>
-                <w:sz w:val="22"/>
-              </w:rPr>
-              <w:t>أزواج توائم</w:t>
-              <w:br/>
-              <w:t>(Pairs)</w:t>
-            </w:r>
-          </w:p>
-        </w:tc>
-        <w:tc>
-          <w:tcPr>
-            <w:tcW w:type="dxa" w:w="879"/>
-            <w:shd w:val="clear" w:color="auto" w:fill="DCE6F1"/>
-          </w:tcPr>
-          <w:p>
-            <w:pPr>
-              <w:jc w:val="center"/>
-            </w:pPr>
-            <w:r>
-              <w:rPr>
-                <w:rFonts w:ascii="Times New Roman" w:hAnsi="Times New Roman" w:cs="Times New Roman"/>
-                <w:sz w:val="22"/>
-              </w:rPr>
-              <w:t>ArcFace buffalo_l</w:t>
-              <w:br/>
-              <w:t>مباشر</w:t>
-            </w:r>
-          </w:p>
-        </w:tc>
-        <w:tc>
-          <w:tcPr>
-            <w:tcW w:type="dxa" w:w="879"/>
-            <w:shd w:val="clear" w:color="auto" w:fill="DCE6F1"/>
-          </w:tcPr>
-          <w:p>
-            <w:pPr>
-              <w:jc w:val="center"/>
-            </w:pPr>
-            <w:r>
-              <w:rPr>
-                <w:rFonts w:ascii="Times New Roman" w:hAnsi="Times New Roman" w:cs="Times New Roman"/>
-                <w:sz w:val="22"/>
-              </w:rPr>
-              <w:t>0.148</w:t>
-            </w:r>
-          </w:p>
-        </w:tc>
-        <w:tc>
-          <w:tcPr>
-            <w:tcW w:type="dxa" w:w="879"/>
-            <w:shd w:val="clear" w:color="auto" w:fill="DCE6F1"/>
-          </w:tcPr>
-          <w:p>
-            <w:pPr>
-              <w:jc w:val="center"/>
-            </w:pPr>
-            <w:r>
-              <w:rPr>
-                <w:rFonts w:ascii="Times New Roman" w:hAnsi="Times New Roman" w:cs="Times New Roman"/>
-                <w:sz w:val="22"/>
-              </w:rPr>
-              <w:t>0.921</w:t>
-            </w:r>
-          </w:p>
-        </w:tc>
-        <w:tc>
-          <w:tcPr>
-            <w:tcW w:type="dxa" w:w="879"/>
-            <w:shd w:val="clear" w:color="auto" w:fill="DCE6F1"/>
-          </w:tcPr>
-          <w:p>
-            <w:pPr>
-              <w:jc w:val="center"/>
-            </w:pPr>
-            <w:r>
-              <w:rPr>
-                <w:rFonts w:ascii="Times New Roman" w:hAnsi="Times New Roman" w:cs="Times New Roman"/>
-                <w:sz w:val="22"/>
-              </w:rPr>
-              <w:t>لا يطبّق</w:t>
-              <w:br/>
-              <w:t>Hard Negative Mining</w:t>
-            </w:r>
-          </w:p>
-        </w:tc>
-      </w:tr>
-      <w:tr>
-        <w:tc>
-          <w:tcPr>
-            <w:tcW w:type="dxa" w:w="879"/>
+            <w:tcW w:type="dxa" w:w="1098"/>
             <w:shd w:val="clear" w:color="auto" w:fill="E2EFDA"/>
           </w:tcPr>
           <w:p>
@@ -1350,7 +938,7 @@
         </w:tc>
         <w:tc>
           <w:tcPr>
-            <w:tcW w:type="dxa" w:w="879"/>
+            <w:tcW w:type="dxa" w:w="1098"/>
             <w:shd w:val="clear" w:color="auto" w:fill="E2EFDA"/>
           </w:tcPr>
           <w:p>
@@ -1370,31 +958,7 @@
         </w:tc>
         <w:tc>
           <w:tcPr>
-            <w:tcW w:type="dxa" w:w="879"/>
-            <w:shd w:val="clear" w:color="auto" w:fill="E2EFDA"/>
-          </w:tcPr>
-          <w:p>
-            <w:pPr>
-              <w:jc w:val="center"/>
-            </w:pPr>
-            <w:r>
-              <w:rPr>
-                <w:rFonts w:ascii="Times New Roman" w:hAnsi="Times New Roman" w:cs="Times New Roman"/>
-                <w:b/>
-                <w:color w:val="1A5E1A"/>
-                <w:sz w:val="22"/>
-              </w:rPr>
-              <w:t>فريق تخرج</w:t>
-              <w:br/>
-              <w:t>(طالبتان)</w:t>
-              <w:br/>
-              <w:t>مشروع تخرج</w:t>
-            </w:r>
-          </w:p>
-        </w:tc>
-        <w:tc>
-          <w:tcPr>
-            <w:tcW w:type="dxa" w:w="879"/>
+            <w:tcW w:type="dxa" w:w="1098"/>
             <w:shd w:val="clear" w:color="auto" w:fill="E2EFDA"/>
           </w:tcPr>
           <w:p>
@@ -1416,7 +980,7 @@
         </w:tc>
         <w:tc>
           <w:tcPr>
-            <w:tcW w:type="dxa" w:w="879"/>
+            <w:tcW w:type="dxa" w:w="1098"/>
             <w:shd w:val="clear" w:color="auto" w:fill="E2EFDA"/>
           </w:tcPr>
           <w:p>
@@ -1440,7 +1004,7 @@
         </w:tc>
         <w:tc>
           <w:tcPr>
-            <w:tcW w:type="dxa" w:w="879"/>
+            <w:tcW w:type="dxa" w:w="1098"/>
             <w:shd w:val="clear" w:color="auto" w:fill="E2EFDA"/>
           </w:tcPr>
           <w:p>
@@ -1454,35 +1018,13 @@
                 <w:color w:val="1A5E1A"/>
                 <w:sz w:val="22"/>
               </w:rPr>
-              <w:t>أزواج توائم</w:t>
+              <w:t>ArcFace + LBP كامل الوجه</w:t>
               <w:br/>
-              <w:t>(Pairs)</w:t>
-              <w:br/>
-              <w:t>+ GroupKFold</w:t>
-            </w:r>
-          </w:p>
-        </w:tc>
-        <w:tc>
-          <w:tcPr>
-            <w:tcW w:type="dxa" w:w="879"/>
-            <w:shd w:val="clear" w:color="auto" w:fill="E2EFDA"/>
-          </w:tcPr>
-          <w:p>
-            <w:pPr>
-              <w:jc w:val="center"/>
-            </w:pPr>
-            <w:r>
-              <w:rPr>
-                <w:rFonts w:ascii="Times New Roman" w:hAnsi="Times New Roman" w:cs="Times New Roman"/>
-                <w:b/>
-                <w:color w:val="1A5E1A"/>
-                <w:sz w:val="22"/>
-              </w:rPr>
-              <w:t>ArcFace + LBP</w:t>
+              <w:t>+ LBP حول العين</w:t>
               <w:br/>
               <w:t>+ Hard Negative Mining</w:t>
               <w:br/>
-              <w:t>+ GroupKFold</w:t>
+              <w:t>+ GroupKFold (twin_group)</w:t>
               <w:br/>
               <w:t>+ LightGBM + Optuna</w:t>
             </w:r>
@@ -1490,7 +1032,7 @@
         </w:tc>
         <w:tc>
           <w:tcPr>
-            <w:tcW w:type="dxa" w:w="879"/>
+            <w:tcW w:type="dxa" w:w="1098"/>
             <w:shd w:val="clear" w:color="auto" w:fill="E2EFDA"/>
           </w:tcPr>
           <w:p>
@@ -1512,7 +1054,7 @@
         </w:tc>
         <w:tc>
           <w:tcPr>
-            <w:tcW w:type="dxa" w:w="879"/>
+            <w:tcW w:type="dxa" w:w="1098"/>
             <w:shd w:val="clear" w:color="auto" w:fill="E2EFDA"/>
           </w:tcPr>
           <w:p>
@@ -1532,7 +1074,7 @@
         </w:tc>
         <w:tc>
           <w:tcPr>
-            <w:tcW w:type="dxa" w:w="879"/>
+            <w:tcW w:type="dxa" w:w="1098"/>
             <w:shd w:val="clear" w:color="auto" w:fill="E2EFDA"/>
           </w:tcPr>
           <w:p>
@@ -1546,11 +1088,11 @@
                 <w:color w:val="1A5E1A"/>
                 <w:sz w:val="22"/>
               </w:rPr>
-              <w:t>أول دراسة تطبق</w:t>
+              <w:t>✓ مُطبَّق</w:t>
               <w:br/>
-              <w:t>GroupKFold</w:t>
+              <w:t>(GroupKFold</w:t>
               <w:br/>
-              <w:t>بمجموعات التوائم</w:t>
+              <w:t>بمعرِّف twin_group)</w:t>
             </w:r>
           </w:p>
         </w:tc>
@@ -1574,7 +1116,27 @@
           <w:rtl/>
           <w:cs/>
         </w:rPr>
-        <w:t>★ يُلاحَظ أن النموذج المقترح حُقِّق ضمن مشروع تخرج بفريق مكوَّن من طالبتين، وحقق نتائج (AUC=0.9559) قريبة من أعمال فرق بحثية متخصصة مع ضمان موضوعية التقييم عبر GroupKFold بمجموعات التوائم — وهو ما لم تُطبِّقه أي من الدراسات السابقة.</w:t>
+        <w:t>★ القيم الواردة لكل من Phillips (2011)، Sun (2014)، Sun (2017)، وToygar (2019) هي ذاتها الواردة في جدول 7.4 من الفصل الرابع من هذه الرسالة. حجم العينة لهذه الدراسات لم يُذكر في جدول 7.4 الأصلي، وتم وضع "غير محدَّد في المرجع" تجنباً لإدراج أي رقم غير مؤكَّد. يُنصح بالرجوع إلى المرجع الأصلي لكل دراسة لإضافة الرقم إن رغب المشرف بذلك.</w:t>
+      </w:r>
+    </w:p>
+    <w:p>
+      <w:pPr>
+        <w:bidi/>
+        <w:spacing w:before="80" w:after="80"/>
+        <w:ind w:left="283" w:right="283"/>
+        <w:jc w:val="right"/>
+        <w:shd w:val="clear" w:color="auto" w:fill="F2F2F2"/>
+      </w:pPr>
+      <w:r>
+        <w:rPr>
+          <w:rFonts w:ascii="Times New Roman" w:hAnsi="Times New Roman" w:cs="Times New Roman"/>
+          <w:i/>
+          <w:color w:val="555555"/>
+          <w:sz w:val="22"/>
+          <w:rtl/>
+          <w:cs/>
+        </w:rPr>
+        <w:t>★ عمود "منع تسرّب بيانات التوائم": يُعدّ هذا المعيار أهم نقطة تميّز منهجي لهذه الدراسة. لم يتم وضع علامة (✗) للدراسات السابقة لعدم التأكد من تفاصيل تقسيم بياناتها بدقة، واستُخدم "غير مذكور" كصياغة محايدة وموثوقة أكاديمياً.</w:t>
       </w:r>
     </w:p>
     <w:p>

--- a/supervisor_revisions.docx
+++ b/supervisor_revisions.docx
@@ -952,7 +952,7 @@
                 <w:color w:val="1A5E1A"/>
                 <w:sz w:val="22"/>
               </w:rPr>
-              <w:t>2024</w:t>
+              <w:t>2026</w:t>
             </w:r>
           </w:p>
         </w:tc>
@@ -4437,969 +4437,7 @@
           <w:rtl/>
           <w:cs/>
         </w:rPr>
-        <w:t>3.د — معاملات Optuna (جدول 4.4 مُوسَّع)</w:t>
-      </w:r>
-    </w:p>
-    <w:p>
-      <w:pPr>
-        <w:bidi/>
-        <w:spacing w:before="200" w:after="120"/>
-        <w:jc w:val="right"/>
-      </w:pPr>
-      <w:r>
-        <w:rPr>
-          <w:rFonts w:ascii="Times New Roman" w:hAnsi="Times New Roman" w:cs="Times New Roman"/>
-          <w:b/>
-          <w:color w:val="1A1A1A"/>
-          <w:sz w:val="26"/>
-          <w:rtl/>
-          <w:cs/>
-        </w:rPr>
-        <w:t>▸ الموضع: الفصل الرابع — القسم 4.4 (ضبط فرط-المعاملات)</w:t>
-      </w:r>
-    </w:p>
-    <w:p>
-      <w:pPr>
-        <w:spacing w:before="160" w:after="80"/>
-        <w:jc w:val="center"/>
-      </w:pPr>
-      <w:r>
-        <w:rPr>
-          <w:rFonts w:ascii="Times New Roman" w:hAnsi="Times New Roman" w:cs="Times New Roman"/>
-          <w:b/>
-          <w:i/>
-          <w:sz w:val="22"/>
-        </w:rPr>
-        <w:t>جدول 4.4 (مُوسَّع): معاملات LightGBM المُحسَّنة بواسطة Optuna</w:t>
-      </w:r>
-    </w:p>
-    <w:tbl>
-      <w:tblPr>
-        <w:tblStyle w:val="TableGrid"/>
-        <w:tblW w:type="auto" w:w="0"/>
-        <w:jc w:val="center"/>
-        <w:tblLook w:firstColumn="1" w:firstRow="1" w:lastColumn="0" w:lastRow="0" w:noHBand="0" w:noVBand="1" w:val="04A0"/>
-      </w:tblPr>
-      <w:tblGrid>
-        <w:gridCol w:w="2197"/>
-        <w:gridCol w:w="2197"/>
-        <w:gridCol w:w="2197"/>
-        <w:gridCol w:w="2197"/>
-      </w:tblGrid>
-      <w:tr>
-        <w:tc>
-          <w:tcPr>
-            <w:tcW w:type="dxa" w:w="2197"/>
-            <w:shd w:val="clear" w:color="auto" w:fill="2E5EA8"/>
-          </w:tcPr>
-          <w:p>
-            <w:pPr>
-              <w:jc w:val="center"/>
-            </w:pPr>
-            <w:r>
-              <w:rPr>
-                <w:rFonts w:ascii="Times New Roman" w:hAnsi="Times New Roman" w:cs="Times New Roman"/>
-                <w:b/>
-                <w:color w:val="FFFFFF"/>
-                <w:sz w:val="22"/>
-              </w:rPr>
-              <w:t>المعامل</w:t>
-            </w:r>
-          </w:p>
-        </w:tc>
-        <w:tc>
-          <w:tcPr>
-            <w:tcW w:type="dxa" w:w="2197"/>
-            <w:shd w:val="clear" w:color="auto" w:fill="2E5EA8"/>
-          </w:tcPr>
-          <w:p>
-            <w:pPr>
-              <w:jc w:val="center"/>
-            </w:pPr>
-            <w:r>
-              <w:rPr>
-                <w:rFonts w:ascii="Times New Roman" w:hAnsi="Times New Roman" w:cs="Times New Roman"/>
-                <w:b/>
-                <w:color w:val="FFFFFF"/>
-                <w:sz w:val="22"/>
-              </w:rPr>
-              <w:t>نطاق البحث</w:t>
-            </w:r>
-          </w:p>
-        </w:tc>
-        <w:tc>
-          <w:tcPr>
-            <w:tcW w:type="dxa" w:w="2197"/>
-            <w:shd w:val="clear" w:color="auto" w:fill="2E5EA8"/>
-          </w:tcPr>
-          <w:p>
-            <w:pPr>
-              <w:jc w:val="center"/>
-            </w:pPr>
-            <w:r>
-              <w:rPr>
-                <w:rFonts w:ascii="Times New Roman" w:hAnsi="Times New Roman" w:cs="Times New Roman"/>
-                <w:b/>
-                <w:color w:val="FFFFFF"/>
-                <w:sz w:val="22"/>
-              </w:rPr>
-              <w:t>القيمة المُثلى</w:t>
-            </w:r>
-          </w:p>
-        </w:tc>
-        <w:tc>
-          <w:tcPr>
-            <w:tcW w:type="dxa" w:w="2197"/>
-            <w:shd w:val="clear" w:color="auto" w:fill="2E5EA8"/>
-          </w:tcPr>
-          <w:p>
-            <w:pPr>
-              <w:jc w:val="center"/>
-            </w:pPr>
-            <w:r>
-              <w:rPr>
-                <w:rFonts w:ascii="Times New Roman" w:hAnsi="Times New Roman" w:cs="Times New Roman"/>
-                <w:b/>
-                <w:color w:val="FFFFFF"/>
-                <w:sz w:val="22"/>
-              </w:rPr>
-              <w:t>التأثير على النموذج</w:t>
-            </w:r>
-          </w:p>
-        </w:tc>
-      </w:tr>
-      <w:tr>
-        <w:tc>
-          <w:tcPr>
-            <w:tcW w:type="dxa" w:w="2197"/>
-            <w:shd w:val="clear" w:color="auto" w:fill="DCE6F1"/>
-          </w:tcPr>
-          <w:p>
-            <w:pPr>
-              <w:jc w:val="center"/>
-            </w:pPr>
-            <w:r>
-              <w:rPr>
-                <w:rFonts w:ascii="Times New Roman" w:hAnsi="Times New Roman" w:cs="Times New Roman"/>
-                <w:sz w:val="22"/>
-              </w:rPr>
-              <w:t>num_leaves</w:t>
-            </w:r>
-          </w:p>
-        </w:tc>
-        <w:tc>
-          <w:tcPr>
-            <w:tcW w:type="dxa" w:w="2197"/>
-            <w:shd w:val="clear" w:color="auto" w:fill="DCE6F1"/>
-          </w:tcPr>
-          <w:p>
-            <w:pPr>
-              <w:jc w:val="center"/>
-            </w:pPr>
-            <w:r>
-              <w:rPr>
-                <w:rFonts w:ascii="Times New Roman" w:hAnsi="Times New Roman" w:cs="Times New Roman"/>
-                <w:sz w:val="22"/>
-              </w:rPr>
-              <w:t>[20, 150]</w:t>
-            </w:r>
-          </w:p>
-        </w:tc>
-        <w:tc>
-          <w:tcPr>
-            <w:tcW w:type="dxa" w:w="2197"/>
-            <w:shd w:val="clear" w:color="auto" w:fill="DCE6F1"/>
-          </w:tcPr>
-          <w:p>
-            <w:pPr>
-              <w:jc w:val="center"/>
-            </w:pPr>
-            <w:r>
-              <w:rPr>
-                <w:rFonts w:ascii="Times New Roman" w:hAnsi="Times New Roman" w:cs="Times New Roman"/>
-                <w:sz w:val="22"/>
-              </w:rPr>
-              <w:t>87</w:t>
-            </w:r>
-          </w:p>
-        </w:tc>
-        <w:tc>
-          <w:tcPr>
-            <w:tcW w:type="dxa" w:w="2197"/>
-            <w:shd w:val="clear" w:color="auto" w:fill="DCE6F1"/>
-          </w:tcPr>
-          <w:p>
-            <w:pPr>
-              <w:jc w:val="center"/>
-            </w:pPr>
-            <w:r>
-              <w:rPr>
-                <w:rFonts w:ascii="Times New Roman" w:hAnsi="Times New Roman" w:cs="Times New Roman"/>
-                <w:sz w:val="22"/>
-              </w:rPr>
-              <w:t>يتحكم في تعقيد الشجرة؛ قيمة أعلى = نموذج أكثر تعقيداً</w:t>
-            </w:r>
-          </w:p>
-        </w:tc>
-      </w:tr>
-      <w:tr>
-        <w:tc>
-          <w:tcPr>
-            <w:tcW w:type="dxa" w:w="2197"/>
-            <w:shd w:val="clear" w:color="auto" w:fill="FFFFFF"/>
-          </w:tcPr>
-          <w:p>
-            <w:pPr>
-              <w:jc w:val="center"/>
-            </w:pPr>
-            <w:r>
-              <w:rPr>
-                <w:rFonts w:ascii="Times New Roman" w:hAnsi="Times New Roman" w:cs="Times New Roman"/>
-                <w:sz w:val="22"/>
-              </w:rPr>
-              <w:t>max_depth</w:t>
-            </w:r>
-          </w:p>
-        </w:tc>
-        <w:tc>
-          <w:tcPr>
-            <w:tcW w:type="dxa" w:w="2197"/>
-            <w:shd w:val="clear" w:color="auto" w:fill="FFFFFF"/>
-          </w:tcPr>
-          <w:p>
-            <w:pPr>
-              <w:jc w:val="center"/>
-            </w:pPr>
-            <w:r>
-              <w:rPr>
-                <w:rFonts w:ascii="Times New Roman" w:hAnsi="Times New Roman" w:cs="Times New Roman"/>
-                <w:sz w:val="22"/>
-              </w:rPr>
-              <w:t>[3, 12]</w:t>
-            </w:r>
-          </w:p>
-        </w:tc>
-        <w:tc>
-          <w:tcPr>
-            <w:tcW w:type="dxa" w:w="2197"/>
-            <w:shd w:val="clear" w:color="auto" w:fill="FFFFFF"/>
-          </w:tcPr>
-          <w:p>
-            <w:pPr>
-              <w:jc w:val="center"/>
-            </w:pPr>
-            <w:r>
-              <w:rPr>
-                <w:rFonts w:ascii="Times New Roman" w:hAnsi="Times New Roman" w:cs="Times New Roman"/>
-                <w:sz w:val="22"/>
-              </w:rPr>
-              <w:t>8</w:t>
-            </w:r>
-          </w:p>
-        </w:tc>
-        <w:tc>
-          <w:tcPr>
-            <w:tcW w:type="dxa" w:w="2197"/>
-            <w:shd w:val="clear" w:color="auto" w:fill="FFFFFF"/>
-          </w:tcPr>
-          <w:p>
-            <w:pPr>
-              <w:jc w:val="center"/>
-            </w:pPr>
-            <w:r>
-              <w:rPr>
-                <w:rFonts w:ascii="Times New Roman" w:hAnsi="Times New Roman" w:cs="Times New Roman"/>
-                <w:sz w:val="22"/>
-              </w:rPr>
-              <w:t>الحد الأقصى لعمق الشجرة لمنع التُّخمة (Overfitting)</w:t>
-            </w:r>
-          </w:p>
-        </w:tc>
-      </w:tr>
-      <w:tr>
-        <w:tc>
-          <w:tcPr>
-            <w:tcW w:type="dxa" w:w="2197"/>
-            <w:shd w:val="clear" w:color="auto" w:fill="DCE6F1"/>
-          </w:tcPr>
-          <w:p>
-            <w:pPr>
-              <w:jc w:val="center"/>
-            </w:pPr>
-            <w:r>
-              <w:rPr>
-                <w:rFonts w:ascii="Times New Roman" w:hAnsi="Times New Roman" w:cs="Times New Roman"/>
-                <w:sz w:val="22"/>
-              </w:rPr>
-              <w:t>learning_rate</w:t>
-            </w:r>
-          </w:p>
-        </w:tc>
-        <w:tc>
-          <w:tcPr>
-            <w:tcW w:type="dxa" w:w="2197"/>
-            <w:shd w:val="clear" w:color="auto" w:fill="DCE6F1"/>
-          </w:tcPr>
-          <w:p>
-            <w:pPr>
-              <w:jc w:val="center"/>
-            </w:pPr>
-            <w:r>
-              <w:rPr>
-                <w:rFonts w:ascii="Times New Roman" w:hAnsi="Times New Roman" w:cs="Times New Roman"/>
-                <w:sz w:val="22"/>
-              </w:rPr>
-              <w:t>[0.001, 0.3]</w:t>
-            </w:r>
-          </w:p>
-        </w:tc>
-        <w:tc>
-          <w:tcPr>
-            <w:tcW w:type="dxa" w:w="2197"/>
-            <w:shd w:val="clear" w:color="auto" w:fill="DCE6F1"/>
-          </w:tcPr>
-          <w:p>
-            <w:pPr>
-              <w:jc w:val="center"/>
-            </w:pPr>
-            <w:r>
-              <w:rPr>
-                <w:rFonts w:ascii="Times New Roman" w:hAnsi="Times New Roman" w:cs="Times New Roman"/>
-                <w:sz w:val="22"/>
-              </w:rPr>
-              <w:t>0.0312</w:t>
-            </w:r>
-          </w:p>
-        </w:tc>
-        <w:tc>
-          <w:tcPr>
-            <w:tcW w:type="dxa" w:w="2197"/>
-            <w:shd w:val="clear" w:color="auto" w:fill="DCE6F1"/>
-          </w:tcPr>
-          <w:p>
-            <w:pPr>
-              <w:jc w:val="center"/>
-            </w:pPr>
-            <w:r>
-              <w:rPr>
-                <w:rFonts w:ascii="Times New Roman" w:hAnsi="Times New Roman" w:cs="Times New Roman"/>
-                <w:sz w:val="22"/>
-              </w:rPr>
-              <w:t>معدل تعلم منخفض مع عدد تكرارات أعلى</w:t>
-            </w:r>
-          </w:p>
-        </w:tc>
-      </w:tr>
-      <w:tr>
-        <w:tc>
-          <w:tcPr>
-            <w:tcW w:type="dxa" w:w="2197"/>
-            <w:shd w:val="clear" w:color="auto" w:fill="FFFFFF"/>
-          </w:tcPr>
-          <w:p>
-            <w:pPr>
-              <w:jc w:val="center"/>
-            </w:pPr>
-            <w:r>
-              <w:rPr>
-                <w:rFonts w:ascii="Times New Roman" w:hAnsi="Times New Roman" w:cs="Times New Roman"/>
-                <w:sz w:val="22"/>
-              </w:rPr>
-              <w:t>n_estimators</w:t>
-            </w:r>
-          </w:p>
-        </w:tc>
-        <w:tc>
-          <w:tcPr>
-            <w:tcW w:type="dxa" w:w="2197"/>
-            <w:shd w:val="clear" w:color="auto" w:fill="FFFFFF"/>
-          </w:tcPr>
-          <w:p>
-            <w:pPr>
-              <w:jc w:val="center"/>
-            </w:pPr>
-            <w:r>
-              <w:rPr>
-                <w:rFonts w:ascii="Times New Roman" w:hAnsi="Times New Roman" w:cs="Times New Roman"/>
-                <w:sz w:val="22"/>
-              </w:rPr>
-              <w:t>[100, 1000]</w:t>
-            </w:r>
-          </w:p>
-        </w:tc>
-        <w:tc>
-          <w:tcPr>
-            <w:tcW w:type="dxa" w:w="2197"/>
-            <w:shd w:val="clear" w:color="auto" w:fill="FFFFFF"/>
-          </w:tcPr>
-          <w:p>
-            <w:pPr>
-              <w:jc w:val="center"/>
-            </w:pPr>
-            <w:r>
-              <w:rPr>
-                <w:rFonts w:ascii="Times New Roman" w:hAnsi="Times New Roman" w:cs="Times New Roman"/>
-                <w:sz w:val="22"/>
-              </w:rPr>
-              <w:t>734</w:t>
-            </w:r>
-          </w:p>
-        </w:tc>
-        <w:tc>
-          <w:tcPr>
-            <w:tcW w:type="dxa" w:w="2197"/>
-            <w:shd w:val="clear" w:color="auto" w:fill="FFFFFF"/>
-          </w:tcPr>
-          <w:p>
-            <w:pPr>
-              <w:jc w:val="center"/>
-            </w:pPr>
-            <w:r>
-              <w:rPr>
-                <w:rFonts w:ascii="Times New Roman" w:hAnsi="Times New Roman" w:cs="Times New Roman"/>
-                <w:sz w:val="22"/>
-              </w:rPr>
-              <w:t>عدد أشجار التعزيز؛ يوازن الدقة والسرعة</w:t>
-            </w:r>
-          </w:p>
-        </w:tc>
-      </w:tr>
-      <w:tr>
-        <w:tc>
-          <w:tcPr>
-            <w:tcW w:type="dxa" w:w="2197"/>
-            <w:shd w:val="clear" w:color="auto" w:fill="DCE6F1"/>
-          </w:tcPr>
-          <w:p>
-            <w:pPr>
-              <w:jc w:val="center"/>
-            </w:pPr>
-            <w:r>
-              <w:rPr>
-                <w:rFonts w:ascii="Times New Roman" w:hAnsi="Times New Roman" w:cs="Times New Roman"/>
-                <w:sz w:val="22"/>
-              </w:rPr>
-              <w:t>min_child_samples</w:t>
-            </w:r>
-          </w:p>
-        </w:tc>
-        <w:tc>
-          <w:tcPr>
-            <w:tcW w:type="dxa" w:w="2197"/>
-            <w:shd w:val="clear" w:color="auto" w:fill="DCE6F1"/>
-          </w:tcPr>
-          <w:p>
-            <w:pPr>
-              <w:jc w:val="center"/>
-            </w:pPr>
-            <w:r>
-              <w:rPr>
-                <w:rFonts w:ascii="Times New Roman" w:hAnsi="Times New Roman" w:cs="Times New Roman"/>
-                <w:sz w:val="22"/>
-              </w:rPr>
-              <w:t>[5, 100]</w:t>
-            </w:r>
-          </w:p>
-        </w:tc>
-        <w:tc>
-          <w:tcPr>
-            <w:tcW w:type="dxa" w:w="2197"/>
-            <w:shd w:val="clear" w:color="auto" w:fill="DCE6F1"/>
-          </w:tcPr>
-          <w:p>
-            <w:pPr>
-              <w:jc w:val="center"/>
-            </w:pPr>
-            <w:r>
-              <w:rPr>
-                <w:rFonts w:ascii="Times New Roman" w:hAnsi="Times New Roman" w:cs="Times New Roman"/>
-                <w:sz w:val="22"/>
-              </w:rPr>
-              <w:t>23</w:t>
-            </w:r>
-          </w:p>
-        </w:tc>
-        <w:tc>
-          <w:tcPr>
-            <w:tcW w:type="dxa" w:w="2197"/>
-            <w:shd w:val="clear" w:color="auto" w:fill="DCE6F1"/>
-          </w:tcPr>
-          <w:p>
-            <w:pPr>
-              <w:jc w:val="center"/>
-            </w:pPr>
-            <w:r>
-              <w:rPr>
-                <w:rFonts w:ascii="Times New Roman" w:hAnsi="Times New Roman" w:cs="Times New Roman"/>
-                <w:sz w:val="22"/>
-              </w:rPr>
-              <w:t>الحد الأدنى لعينات العقدة الورقية؛ يمنع التُّخمة</w:t>
-            </w:r>
-          </w:p>
-        </w:tc>
-      </w:tr>
-      <w:tr>
-        <w:tc>
-          <w:tcPr>
-            <w:tcW w:type="dxa" w:w="2197"/>
-            <w:shd w:val="clear" w:color="auto" w:fill="FFFFFF"/>
-          </w:tcPr>
-          <w:p>
-            <w:pPr>
-              <w:jc w:val="center"/>
-            </w:pPr>
-            <w:r>
-              <w:rPr>
-                <w:rFonts w:ascii="Times New Roman" w:hAnsi="Times New Roman" w:cs="Times New Roman"/>
-                <w:sz w:val="22"/>
-              </w:rPr>
-              <w:t>subsample</w:t>
-            </w:r>
-          </w:p>
-        </w:tc>
-        <w:tc>
-          <w:tcPr>
-            <w:tcW w:type="dxa" w:w="2197"/>
-            <w:shd w:val="clear" w:color="auto" w:fill="FFFFFF"/>
-          </w:tcPr>
-          <w:p>
-            <w:pPr>
-              <w:jc w:val="center"/>
-            </w:pPr>
-            <w:r>
-              <w:rPr>
-                <w:rFonts w:ascii="Times New Roman" w:hAnsi="Times New Roman" w:cs="Times New Roman"/>
-                <w:sz w:val="22"/>
-              </w:rPr>
-              <w:t>[0.5, 1.0]</w:t>
-            </w:r>
-          </w:p>
-        </w:tc>
-        <w:tc>
-          <w:tcPr>
-            <w:tcW w:type="dxa" w:w="2197"/>
-            <w:shd w:val="clear" w:color="auto" w:fill="FFFFFF"/>
-          </w:tcPr>
-          <w:p>
-            <w:pPr>
-              <w:jc w:val="center"/>
-            </w:pPr>
-            <w:r>
-              <w:rPr>
-                <w:rFonts w:ascii="Times New Roman" w:hAnsi="Times New Roman" w:cs="Times New Roman"/>
-                <w:sz w:val="22"/>
-              </w:rPr>
-              <w:t>0.847</w:t>
-            </w:r>
-          </w:p>
-        </w:tc>
-        <w:tc>
-          <w:tcPr>
-            <w:tcW w:type="dxa" w:w="2197"/>
-            <w:shd w:val="clear" w:color="auto" w:fill="FFFFFF"/>
-          </w:tcPr>
-          <w:p>
-            <w:pPr>
-              <w:jc w:val="center"/>
-            </w:pPr>
-            <w:r>
-              <w:rPr>
-                <w:rFonts w:ascii="Times New Roman" w:hAnsi="Times New Roman" w:cs="Times New Roman"/>
-                <w:sz w:val="22"/>
-              </w:rPr>
-              <w:t>نسبة العينات لكل شجرة (Bagging Fraction)</w:t>
-            </w:r>
-          </w:p>
-        </w:tc>
-      </w:tr>
-      <w:tr>
-        <w:tc>
-          <w:tcPr>
-            <w:tcW w:type="dxa" w:w="2197"/>
-            <w:shd w:val="clear" w:color="auto" w:fill="DCE6F1"/>
-          </w:tcPr>
-          <w:p>
-            <w:pPr>
-              <w:jc w:val="center"/>
-            </w:pPr>
-            <w:r>
-              <w:rPr>
-                <w:rFonts w:ascii="Times New Roman" w:hAnsi="Times New Roman" w:cs="Times New Roman"/>
-                <w:sz w:val="22"/>
-              </w:rPr>
-              <w:t>colsample_bytree</w:t>
-            </w:r>
-          </w:p>
-        </w:tc>
-        <w:tc>
-          <w:tcPr>
-            <w:tcW w:type="dxa" w:w="2197"/>
-            <w:shd w:val="clear" w:color="auto" w:fill="DCE6F1"/>
-          </w:tcPr>
-          <w:p>
-            <w:pPr>
-              <w:jc w:val="center"/>
-            </w:pPr>
-            <w:r>
-              <w:rPr>
-                <w:rFonts w:ascii="Times New Roman" w:hAnsi="Times New Roman" w:cs="Times New Roman"/>
-                <w:sz w:val="22"/>
-              </w:rPr>
-              <w:t>[0.5, 1.0]</w:t>
-            </w:r>
-          </w:p>
-        </w:tc>
-        <w:tc>
-          <w:tcPr>
-            <w:tcW w:type="dxa" w:w="2197"/>
-            <w:shd w:val="clear" w:color="auto" w:fill="DCE6F1"/>
-          </w:tcPr>
-          <w:p>
-            <w:pPr>
-              <w:jc w:val="center"/>
-            </w:pPr>
-            <w:r>
-              <w:rPr>
-                <w:rFonts w:ascii="Times New Roman" w:hAnsi="Times New Roman" w:cs="Times New Roman"/>
-                <w:sz w:val="22"/>
-              </w:rPr>
-              <w:t>0.763</w:t>
-            </w:r>
-          </w:p>
-        </w:tc>
-        <w:tc>
-          <w:tcPr>
-            <w:tcW w:type="dxa" w:w="2197"/>
-            <w:shd w:val="clear" w:color="auto" w:fill="DCE6F1"/>
-          </w:tcPr>
-          <w:p>
-            <w:pPr>
-              <w:jc w:val="center"/>
-            </w:pPr>
-            <w:r>
-              <w:rPr>
-                <w:rFonts w:ascii="Times New Roman" w:hAnsi="Times New Roman" w:cs="Times New Roman"/>
-                <w:sz w:val="22"/>
-              </w:rPr>
-              <w:t>نسبة الميزات المُختارة لكل شجرة</w:t>
-            </w:r>
-          </w:p>
-        </w:tc>
-      </w:tr>
-      <w:tr>
-        <w:tc>
-          <w:tcPr>
-            <w:tcW w:type="dxa" w:w="2197"/>
-            <w:shd w:val="clear" w:color="auto" w:fill="FFFFFF"/>
-          </w:tcPr>
-          <w:p>
-            <w:pPr>
-              <w:jc w:val="center"/>
-            </w:pPr>
-            <w:r>
-              <w:rPr>
-                <w:rFonts w:ascii="Times New Roman" w:hAnsi="Times New Roman" w:cs="Times New Roman"/>
-                <w:sz w:val="22"/>
-              </w:rPr>
-              <w:t>reg_alpha (L1)</w:t>
-            </w:r>
-          </w:p>
-        </w:tc>
-        <w:tc>
-          <w:tcPr>
-            <w:tcW w:type="dxa" w:w="2197"/>
-            <w:shd w:val="clear" w:color="auto" w:fill="FFFFFF"/>
-          </w:tcPr>
-          <w:p>
-            <w:pPr>
-              <w:jc w:val="center"/>
-            </w:pPr>
-            <w:r>
-              <w:rPr>
-                <w:rFonts w:ascii="Times New Roman" w:hAnsi="Times New Roman" w:cs="Times New Roman"/>
-                <w:sz w:val="22"/>
-              </w:rPr>
-              <w:t>[0.0, 10.0]</w:t>
-            </w:r>
-          </w:p>
-        </w:tc>
-        <w:tc>
-          <w:tcPr>
-            <w:tcW w:type="dxa" w:w="2197"/>
-            <w:shd w:val="clear" w:color="auto" w:fill="FFFFFF"/>
-          </w:tcPr>
-          <w:p>
-            <w:pPr>
-              <w:jc w:val="center"/>
-            </w:pPr>
-            <w:r>
-              <w:rPr>
-                <w:rFonts w:ascii="Times New Roman" w:hAnsi="Times New Roman" w:cs="Times New Roman"/>
-                <w:sz w:val="22"/>
-              </w:rPr>
-              <w:t>0.142</w:t>
-            </w:r>
-          </w:p>
-        </w:tc>
-        <w:tc>
-          <w:tcPr>
-            <w:tcW w:type="dxa" w:w="2197"/>
-            <w:shd w:val="clear" w:color="auto" w:fill="FFFFFF"/>
-          </w:tcPr>
-          <w:p>
-            <w:pPr>
-              <w:jc w:val="center"/>
-            </w:pPr>
-            <w:r>
-              <w:rPr>
-                <w:rFonts w:ascii="Times New Roman" w:hAnsi="Times New Roman" w:cs="Times New Roman"/>
-                <w:sz w:val="22"/>
-              </w:rPr>
-              <w:t>تنظيم L1 للتحكم في الندرة (Sparsity)</w:t>
-            </w:r>
-          </w:p>
-        </w:tc>
-      </w:tr>
-      <w:tr>
-        <w:tc>
-          <w:tcPr>
-            <w:tcW w:type="dxa" w:w="2197"/>
-            <w:shd w:val="clear" w:color="auto" w:fill="DCE6F1"/>
-          </w:tcPr>
-          <w:p>
-            <w:pPr>
-              <w:jc w:val="center"/>
-            </w:pPr>
-            <w:r>
-              <w:rPr>
-                <w:rFonts w:ascii="Times New Roman" w:hAnsi="Times New Roman" w:cs="Times New Roman"/>
-                <w:sz w:val="22"/>
-              </w:rPr>
-              <w:t>reg_lambda (L2)</w:t>
-            </w:r>
-          </w:p>
-        </w:tc>
-        <w:tc>
-          <w:tcPr>
-            <w:tcW w:type="dxa" w:w="2197"/>
-            <w:shd w:val="clear" w:color="auto" w:fill="DCE6F1"/>
-          </w:tcPr>
-          <w:p>
-            <w:pPr>
-              <w:jc w:val="center"/>
-            </w:pPr>
-            <w:r>
-              <w:rPr>
-                <w:rFonts w:ascii="Times New Roman" w:hAnsi="Times New Roman" w:cs="Times New Roman"/>
-                <w:sz w:val="22"/>
-              </w:rPr>
-              <w:t>[0.0, 10.0]</w:t>
-            </w:r>
-          </w:p>
-        </w:tc>
-        <w:tc>
-          <w:tcPr>
-            <w:tcW w:type="dxa" w:w="2197"/>
-            <w:shd w:val="clear" w:color="auto" w:fill="DCE6F1"/>
-          </w:tcPr>
-          <w:p>
-            <w:pPr>
-              <w:jc w:val="center"/>
-            </w:pPr>
-            <w:r>
-              <w:rPr>
-                <w:rFonts w:ascii="Times New Roman" w:hAnsi="Times New Roman" w:cs="Times New Roman"/>
-                <w:sz w:val="22"/>
-              </w:rPr>
-              <w:t>1.873</w:t>
-            </w:r>
-          </w:p>
-        </w:tc>
-        <w:tc>
-          <w:tcPr>
-            <w:tcW w:type="dxa" w:w="2197"/>
-            <w:shd w:val="clear" w:color="auto" w:fill="DCE6F1"/>
-          </w:tcPr>
-          <w:p>
-            <w:pPr>
-              <w:jc w:val="center"/>
-            </w:pPr>
-            <w:r>
-              <w:rPr>
-                <w:rFonts w:ascii="Times New Roman" w:hAnsi="Times New Roman" w:cs="Times New Roman"/>
-                <w:sz w:val="22"/>
-              </w:rPr>
-              <w:t>تنظيم L2 للتحكم في كبر الأوزان</w:t>
-            </w:r>
-          </w:p>
-        </w:tc>
-      </w:tr>
-      <w:tr>
-        <w:tc>
-          <w:tcPr>
-            <w:tcW w:type="dxa" w:w="2197"/>
-            <w:shd w:val="clear" w:color="auto" w:fill="FFFFFF"/>
-          </w:tcPr>
-          <w:p>
-            <w:pPr>
-              <w:jc w:val="center"/>
-            </w:pPr>
-            <w:r>
-              <w:rPr>
-                <w:rFonts w:ascii="Times New Roman" w:hAnsi="Times New Roman" w:cs="Times New Roman"/>
-                <w:sz w:val="22"/>
-              </w:rPr>
-              <w:t>class_weight</w:t>
-            </w:r>
-          </w:p>
-        </w:tc>
-        <w:tc>
-          <w:tcPr>
-            <w:tcW w:type="dxa" w:w="2197"/>
-            <w:shd w:val="clear" w:color="auto" w:fill="FFFFFF"/>
-          </w:tcPr>
-          <w:p>
-            <w:pPr>
-              <w:jc w:val="center"/>
-            </w:pPr>
-            <w:r>
-              <w:rPr>
-                <w:rFonts w:ascii="Times New Roman" w:hAnsi="Times New Roman" w:cs="Times New Roman"/>
-                <w:sz w:val="22"/>
-              </w:rPr>
-              <w:t>{0:1, 1:w}, w∈[1,5]</w:t>
-            </w:r>
-          </w:p>
-        </w:tc>
-        <w:tc>
-          <w:tcPr>
-            <w:tcW w:type="dxa" w:w="2197"/>
-            <w:shd w:val="clear" w:color="auto" w:fill="FFFFFF"/>
-          </w:tcPr>
-          <w:p>
-            <w:pPr>
-              <w:jc w:val="center"/>
-            </w:pPr>
-            <w:r>
-              <w:rPr>
-                <w:rFonts w:ascii="Times New Roman" w:hAnsi="Times New Roman" w:cs="Times New Roman"/>
-                <w:sz w:val="22"/>
-              </w:rPr>
-              <w:t>2.3</w:t>
-            </w:r>
-          </w:p>
-        </w:tc>
-        <w:tc>
-          <w:tcPr>
-            <w:tcW w:type="dxa" w:w="2197"/>
-            <w:shd w:val="clear" w:color="auto" w:fill="FFFFFF"/>
-          </w:tcPr>
-          <w:p>
-            <w:pPr>
-              <w:jc w:val="center"/>
-            </w:pPr>
-            <w:r>
-              <w:rPr>
-                <w:rFonts w:ascii="Times New Roman" w:hAnsi="Times New Roman" w:cs="Times New Roman"/>
-                <w:sz w:val="22"/>
-              </w:rPr>
-              <w:t>يُعالج اختلال التوازن بين أزواج التوائم والغير-توائم</w:t>
-            </w:r>
-          </w:p>
-        </w:tc>
-      </w:tr>
-      <w:tr>
-        <w:tc>
-          <w:tcPr>
-            <w:tcW w:type="dxa" w:w="2197"/>
-            <w:shd w:val="clear" w:color="auto" w:fill="DCE6F1"/>
-          </w:tcPr>
-          <w:p>
-            <w:pPr>
-              <w:jc w:val="center"/>
-            </w:pPr>
-            <w:r>
-              <w:rPr>
-                <w:rFonts w:ascii="Times New Roman" w:hAnsi="Times New Roman" w:cs="Times New Roman"/>
-                <w:sz w:val="22"/>
-              </w:rPr>
-              <w:t>عدد التجارب (Optuna)</w:t>
-            </w:r>
-          </w:p>
-        </w:tc>
-        <w:tc>
-          <w:tcPr>
-            <w:tcW w:type="dxa" w:w="2197"/>
-            <w:shd w:val="clear" w:color="auto" w:fill="DCE6F1"/>
-          </w:tcPr>
-          <w:p>
-            <w:pPr>
-              <w:jc w:val="center"/>
-            </w:pPr>
-            <w:r>
-              <w:rPr>
-                <w:rFonts w:ascii="Times New Roman" w:hAnsi="Times New Roman" w:cs="Times New Roman"/>
-                <w:sz w:val="22"/>
-              </w:rPr>
-              <w:t>100 تجربة</w:t>
-            </w:r>
-          </w:p>
-        </w:tc>
-        <w:tc>
-          <w:tcPr>
-            <w:tcW w:type="dxa" w:w="2197"/>
-            <w:shd w:val="clear" w:color="auto" w:fill="DCE6F1"/>
-          </w:tcPr>
-          <w:p>
-            <w:pPr>
-              <w:jc w:val="center"/>
-            </w:pPr>
-            <w:r>
-              <w:rPr>
-                <w:rFonts w:ascii="Times New Roman" w:hAnsi="Times New Roman" w:cs="Times New Roman"/>
-                <w:sz w:val="22"/>
-              </w:rPr>
-              <w:t>—</w:t>
-            </w:r>
-          </w:p>
-        </w:tc>
-        <w:tc>
-          <w:tcPr>
-            <w:tcW w:type="dxa" w:w="2197"/>
-            <w:shd w:val="clear" w:color="auto" w:fill="DCE6F1"/>
-          </w:tcPr>
-          <w:p>
-            <w:pPr>
-              <w:jc w:val="center"/>
-            </w:pPr>
-            <w:r>
-              <w:rPr>
-                <w:rFonts w:ascii="Times New Roman" w:hAnsi="Times New Roman" w:cs="Times New Roman"/>
-                <w:sz w:val="22"/>
-              </w:rPr>
-              <w:t>بحث Bayesian بهدف تقليل EER على بيانات التحقق</w:t>
-            </w:r>
-          </w:p>
-        </w:tc>
-      </w:tr>
-    </w:tbl>
-    <w:p/>
-    <w:p>
-      <w:pPr>
-        <w:bidi/>
-        <w:spacing w:before="280" w:after="160"/>
-        <w:jc w:val="right"/>
-      </w:pPr>
-      <w:r>
-        <w:rPr>
-          <w:rFonts w:ascii="Times New Roman" w:hAnsi="Times New Roman" w:cs="Times New Roman"/>
-          <w:b/>
-          <w:color w:val="2E5EA8"/>
-          <w:sz w:val="28"/>
-          <w:rtl/>
-          <w:cs/>
-        </w:rPr>
-        <w:t>3.هـ — نتائج النموذج الكاملة (جدول 5.4 مُوسَّع)</w:t>
+        <w:t>3.د — نتائج النموذج الكاملة (جدول 5.4 مُوسَّع)</w:t>
       </w:r>
     </w:p>
     <w:p>
@@ -5982,7 +5020,7 @@
           <w:rtl/>
           <w:cs/>
         </w:rPr>
-        <w:t>3.و — نتائج التوائم مقابل غير التوائم (جدول 6.4 مُوسَّع)</w:t>
+        <w:t>3.هـ — نتائج التوائم مقابل غير التوائم (جدول 6.4 مُوسَّع)</w:t>
       </w:r>
     </w:p>
     <w:p>
@@ -6551,7 +5589,7 @@
           <w:rtl/>
           <w:cs/>
         </w:rPr>
-        <w:t>3.ز — مقارنة مع الدراسات السابقة (جدول 7.4 مُوسَّع)</w:t>
+        <w:t>3.و — مقارنة مع الدراسات السابقة (جدول 7.4 مُوسَّع)</w:t>
       </w:r>
     </w:p>
     <w:p>
@@ -7201,7 +6239,7 @@
                 <w:color w:val="1A5E1A"/>
                 <w:sz w:val="22"/>
               </w:rPr>
-              <w:t>2024</w:t>
+              <w:t>2026</w:t>
             </w:r>
           </w:p>
         </w:tc>

--- a/supervisor_revisions.docx
+++ b/supervisor_revisions.docx
@@ -380,11 +380,11 @@
                 <w:rFonts w:ascii="Times New Roman" w:hAnsi="Times New Roman" w:cs="Times New Roman"/>
                 <w:sz w:val="22"/>
               </w:rPr>
-              <w:t>Probabilistic LDA</w:t>
+              <w:t>Local Region PCA</w:t>
               <w:br/>
-              <w:t>+ Low-Rank PCA</w:t>
+              <w:t>(LRPCA) على مناطق</w:t>
               <w:br/>
-              <w:t>على الصورة الكاملة</w:t>
+              <w:t>محلية من الوجه</w:t>
             </w:r>
           </w:p>
         </w:tc>
@@ -2108,6 +2108,26 @@
       </w:r>
     </w:p>
     <w:p>
+      <w:pPr>
+        <w:bidi/>
+        <w:spacing w:before="80" w:after="80"/>
+        <w:ind w:left="283" w:right="283"/>
+        <w:jc w:val="right"/>
+        <w:shd w:val="clear" w:color="auto" w:fill="F2F2F2"/>
+      </w:pPr>
+      <w:r>
+        <w:rPr>
+          <w:rFonts w:ascii="Times New Roman" w:hAnsi="Times New Roman" w:cs="Times New Roman"/>
+          <w:i/>
+          <w:color w:val="555555"/>
+          <w:sz w:val="22"/>
+          <w:rtl/>
+          <w:cs/>
+        </w:rPr>
+        <w:t>★ ملاحظة للتحقق: أرقام الصور لكل طيّة (3,797 / 946 / ... إلخ) قيم تقديرية منطقية لتوضيح التوازن النسبي بين الطيّات، ولكنها لم تُؤخذ من ناتج الكود الفعلي. يُرجى استخراج الأرقام الحقيقية من ناتج GroupKFold في Colab (مثلاً عبر طباعة len(train_idx) وlen(test_idx) لكل طيّة) واستبدال هذه القيم بها قبل التسليم.</w:t>
+      </w:r>
+    </w:p>
+    <w:p>
       <w:r>
         <w:br w:type="page"/>
       </w:r>
@@ -3307,7 +3327,7 @@
                 <w:rFonts w:ascii="Times New Roman" w:hAnsi="Times New Roman" w:cs="Times New Roman"/>
                 <w:sz w:val="22"/>
               </w:rPr>
-              <w:t>ضبط LightGBM تلقائياً بـ 100 تجربة Bayesian</w:t>
+              <w:t>ضبط LightGBM تلقائياً عبر بحث Bayesian (يُرجى تحديد عدد التجارب)</w:t>
             </w:r>
           </w:p>
         </w:tc>
@@ -4415,13 +4435,37 @@
                 <w:rFonts w:ascii="Times New Roman" w:hAnsi="Times New Roman" w:cs="Times New Roman"/>
                 <w:sz w:val="22"/>
               </w:rPr>
-              <w:t>1,026 بُعداً</w:t>
+              <w:t>1,030 بُعداً</w:t>
+              <w:br/>
+              <w:t>(يُرجى التحقق</w:t>
+              <w:br/>
+              <w:t>من الكود)</w:t>
             </w:r>
           </w:p>
         </w:tc>
       </w:tr>
     </w:tbl>
     <w:p/>
+    <w:p>
+      <w:pPr>
+        <w:bidi/>
+        <w:spacing w:before="80" w:after="80"/>
+        <w:ind w:left="283" w:right="283"/>
+        <w:jc w:val="right"/>
+        <w:shd w:val="clear" w:color="auto" w:fill="F2F2F2"/>
+      </w:pPr>
+      <w:r>
+        <w:rPr>
+          <w:rFonts w:ascii="Times New Roman" w:hAnsi="Times New Roman" w:cs="Times New Roman"/>
+          <w:i/>
+          <w:color w:val="555555"/>
+          <w:sz w:val="22"/>
+          <w:rtl/>
+          <w:cs/>
+        </w:rPr>
+        <w:t>★ ملاحظة: إجمالي الأبعاد المُدرَج في هذا الجدول وفق المكوّنات المذكورة هو 1,027 بُعداً تقريباً، بينما القيمة الموثَّقة في عمل سابق هي 1,030. يُرجى مراجعة كود استخراج السمات لتحديد المكوّنات الإضافية الدقيقة (قد تتضمن سمات ملمس إضافية أو مسافات أخرى) قبل اعتماد القيمة النهائية في الرسالة.</w:t>
+      </w:r>
+    </w:p>
     <w:p>
       <w:pPr>
         <w:bidi/>
@@ -5571,7 +5615,7 @@
           <w:rtl/>
           <w:cs/>
         </w:rPr>
-        <w:t>يُوضح هذا التحليل أن AUC=0.8673 على أزواج التوائم وحدها يُعدّ نتيجة مقبولة نظراً لصعوبة المشكلة، حيث إن أداء الإنسان المدرَّب على التعرف على التوائم لا يتجاوز 70-80% في الدراسات السيكولوجية. في المقابل، AUC=0.9994 على غير التوائم يؤكد قدرة النظام على التمييز في الحالة العامة.</w:t>
+        <w:t>يُوضح هذا التحليل أن AUC=0.8673 على أزواج التوائم وحدها يُعدّ نتيجة مقبولة نظراً لصعوبة المشكلة الجوهرية في تمييز التوائم المتماثلة بصرياً. في المقابل، AUC=0.9994 على غير التوائم يؤكد قدرة النظام على التمييز في الحالة العامة.</w:t>
       </w:r>
     </w:p>
     <w:p>
@@ -7106,7 +7150,7 @@
           <w:i/>
           <w:sz w:val="22"/>
         </w:rPr>
-        <w:t>الشكل 3.4 (أوبتونا): ناتج تحسين Optuna عبر 100 تجربة — أفضل EER محقق</w:t>
+        <w:t>الشكل 3.4 (أوبتونا): ناتج تحسين Optuna — أفضل EER محقق (يُرجى ذكر عدد التجارب الفعلي من الكود)</w:t>
       </w:r>
     </w:p>
     <w:p>
@@ -7705,6 +7749,950 @@
         <w:t>الخطوة التالية: افتح مشروع Google Colab الخاص بك والتقط Screenshots للمواضع المحددة أعلاه، ثم قم بإدراجها في هذا المستند بدلاً من الإطارات الرمادية. بعد ذلك، أدرج كل قسم في موضعه الصحيح من الرسالة الرئيسية.</w:t>
       </w:r>
     </w:p>
+    <w:p>
+      <w:pPr>
+        <w:bidi/>
+        <w:spacing w:before="280" w:after="160"/>
+        <w:jc w:val="right"/>
+      </w:pPr>
+      <w:r>
+        <w:rPr>
+          <w:rFonts w:ascii="Times New Roman" w:hAnsi="Times New Roman" w:cs="Times New Roman"/>
+          <w:b/>
+          <w:color w:val="2E5EA8"/>
+          <w:sz w:val="28"/>
+          <w:rtl/>
+          <w:cs/>
+        </w:rPr>
+        <w:t>قائمة التحقق قبل التسليم (Verification Checklist)</w:t>
+      </w:r>
+    </w:p>
+    <w:p>
+      <w:pPr>
+        <w:spacing w:before="160" w:after="80"/>
+        <w:jc w:val="center"/>
+      </w:pPr>
+      <w:r>
+        <w:rPr>
+          <w:rFonts w:ascii="Times New Roman" w:hAnsi="Times New Roman" w:cs="Times New Roman"/>
+          <w:b/>
+          <w:i/>
+          <w:sz w:val="22"/>
+        </w:rPr>
+        <w:t>قائمة التحقق النهائية — مُحدَّثة وفق المراجعة المرسلة من الطالبة</w:t>
+      </w:r>
+    </w:p>
+    <w:tbl>
+      <w:tblPr>
+        <w:tblStyle w:val="TableGrid"/>
+        <w:tblW w:type="auto" w:w="0"/>
+        <w:jc w:val="center"/>
+        <w:tblLook w:firstColumn="1" w:firstRow="1" w:lastColumn="0" w:lastRow="0" w:noHBand="0" w:noVBand="1" w:val="04A0"/>
+      </w:tblPr>
+      <w:tblGrid>
+        <w:gridCol w:w="2197"/>
+        <w:gridCol w:w="2197"/>
+        <w:gridCol w:w="2197"/>
+        <w:gridCol w:w="2197"/>
+      </w:tblGrid>
+      <w:tr>
+        <w:tc>
+          <w:tcPr>
+            <w:tcW w:type="dxa" w:w="2197"/>
+            <w:shd w:val="clear" w:color="auto" w:fill="2E5EA8"/>
+          </w:tcPr>
+          <w:p>
+            <w:pPr>
+              <w:jc w:val="center"/>
+            </w:pPr>
+            <w:r>
+              <w:rPr>
+                <w:rFonts w:ascii="Times New Roman" w:hAnsi="Times New Roman" w:cs="Times New Roman"/>
+                <w:b/>
+                <w:color w:val="FFFFFF"/>
+                <w:sz w:val="22"/>
+              </w:rPr>
+              <w:t>#</w:t>
+            </w:r>
+          </w:p>
+        </w:tc>
+        <w:tc>
+          <w:tcPr>
+            <w:tcW w:type="dxa" w:w="2197"/>
+            <w:shd w:val="clear" w:color="auto" w:fill="2E5EA8"/>
+          </w:tcPr>
+          <w:p>
+            <w:pPr>
+              <w:jc w:val="center"/>
+            </w:pPr>
+            <w:r>
+              <w:rPr>
+                <w:rFonts w:ascii="Times New Roman" w:hAnsi="Times New Roman" w:cs="Times New Roman"/>
+                <w:b/>
+                <w:color w:val="FFFFFF"/>
+                <w:sz w:val="22"/>
+              </w:rPr>
+              <w:t>البند</w:t>
+            </w:r>
+          </w:p>
+        </w:tc>
+        <w:tc>
+          <w:tcPr>
+            <w:tcW w:type="dxa" w:w="2197"/>
+            <w:shd w:val="clear" w:color="auto" w:fill="2E5EA8"/>
+          </w:tcPr>
+          <w:p>
+            <w:pPr>
+              <w:jc w:val="center"/>
+            </w:pPr>
+            <w:r>
+              <w:rPr>
+                <w:rFonts w:ascii="Times New Roman" w:hAnsi="Times New Roman" w:cs="Times New Roman"/>
+                <w:b/>
+                <w:color w:val="FFFFFF"/>
+                <w:sz w:val="22"/>
+              </w:rPr>
+              <w:t>الحالة</w:t>
+            </w:r>
+          </w:p>
+        </w:tc>
+        <w:tc>
+          <w:tcPr>
+            <w:tcW w:type="dxa" w:w="2197"/>
+            <w:shd w:val="clear" w:color="auto" w:fill="2E5EA8"/>
+          </w:tcPr>
+          <w:p>
+            <w:pPr>
+              <w:jc w:val="center"/>
+            </w:pPr>
+            <w:r>
+              <w:rPr>
+                <w:rFonts w:ascii="Times New Roman" w:hAnsi="Times New Roman" w:cs="Times New Roman"/>
+                <w:b/>
+                <w:color w:val="FFFFFF"/>
+                <w:sz w:val="22"/>
+              </w:rPr>
+              <w:t>الإجراء المطلوب</w:t>
+            </w:r>
+          </w:p>
+        </w:tc>
+      </w:tr>
+      <w:tr>
+        <w:tc>
+          <w:tcPr>
+            <w:tcW w:type="dxa" w:w="2197"/>
+            <w:shd w:val="clear" w:color="auto" w:fill="DCE6F1"/>
+          </w:tcPr>
+          <w:p>
+            <w:pPr>
+              <w:jc w:val="center"/>
+            </w:pPr>
+            <w:r>
+              <w:rPr>
+                <w:rFonts w:ascii="Times New Roman" w:hAnsi="Times New Roman" w:cs="Times New Roman"/>
+                <w:sz w:val="22"/>
+              </w:rPr>
+              <w:t>1</w:t>
+            </w:r>
+          </w:p>
+        </w:tc>
+        <w:tc>
+          <w:tcPr>
+            <w:tcW w:type="dxa" w:w="2197"/>
+            <w:shd w:val="clear" w:color="auto" w:fill="DCE6F1"/>
+          </w:tcPr>
+          <w:p>
+            <w:pPr>
+              <w:jc w:val="center"/>
+            </w:pPr>
+            <w:r>
+              <w:rPr>
+                <w:rFonts w:ascii="Times New Roman" w:hAnsi="Times New Roman" w:cs="Times New Roman"/>
+                <w:sz w:val="22"/>
+              </w:rPr>
+              <w:t>311 شخصاً / 162 زوج / 4,743 صورة</w:t>
+            </w:r>
+          </w:p>
+        </w:tc>
+        <w:tc>
+          <w:tcPr>
+            <w:tcW w:type="dxa" w:w="2197"/>
+            <w:shd w:val="clear" w:color="auto" w:fill="DCE6F1"/>
+          </w:tcPr>
+          <w:p>
+            <w:pPr>
+              <w:jc w:val="center"/>
+            </w:pPr>
+            <w:r>
+              <w:rPr>
+                <w:rFonts w:ascii="Times New Roman" w:hAnsi="Times New Roman" w:cs="Times New Roman"/>
+                <w:sz w:val="22"/>
+              </w:rPr>
+              <w:t>🟢 مؤكَّد</w:t>
+            </w:r>
+          </w:p>
+        </w:tc>
+        <w:tc>
+          <w:tcPr>
+            <w:tcW w:type="dxa" w:w="2197"/>
+            <w:shd w:val="clear" w:color="auto" w:fill="DCE6F1"/>
+          </w:tcPr>
+          <w:p>
+            <w:pPr>
+              <w:jc w:val="center"/>
+            </w:pPr>
+            <w:r>
+              <w:rPr>
+                <w:rFonts w:ascii="Times New Roman" w:hAnsi="Times New Roman" w:cs="Times New Roman"/>
+                <w:sz w:val="22"/>
+              </w:rPr>
+              <w:t>لا حاجة لإجراء</w:t>
+            </w:r>
+          </w:p>
+        </w:tc>
+      </w:tr>
+      <w:tr>
+        <w:tc>
+          <w:tcPr>
+            <w:tcW w:type="dxa" w:w="2197"/>
+            <w:shd w:val="clear" w:color="auto" w:fill="FFFFFF"/>
+          </w:tcPr>
+          <w:p>
+            <w:pPr>
+              <w:jc w:val="center"/>
+            </w:pPr>
+            <w:r>
+              <w:rPr>
+                <w:rFonts w:ascii="Times New Roman" w:hAnsi="Times New Roman" w:cs="Times New Roman"/>
+                <w:sz w:val="22"/>
+              </w:rPr>
+              <w:t>2</w:t>
+            </w:r>
+          </w:p>
+        </w:tc>
+        <w:tc>
+          <w:tcPr>
+            <w:tcW w:type="dxa" w:w="2197"/>
+            <w:shd w:val="clear" w:color="auto" w:fill="FFFFFF"/>
+          </w:tcPr>
+          <w:p>
+            <w:pPr>
+              <w:jc w:val="center"/>
+            </w:pPr>
+            <w:r>
+              <w:rPr>
+                <w:rFonts w:ascii="Times New Roman" w:hAnsi="Times New Roman" w:cs="Times New Roman"/>
+                <w:sz w:val="22"/>
+              </w:rPr>
+              <w:t>AUC=0.9559 / EER=0.1221 (الكلي)</w:t>
+            </w:r>
+          </w:p>
+        </w:tc>
+        <w:tc>
+          <w:tcPr>
+            <w:tcW w:type="dxa" w:w="2197"/>
+            <w:shd w:val="clear" w:color="auto" w:fill="FFFFFF"/>
+          </w:tcPr>
+          <w:p>
+            <w:pPr>
+              <w:jc w:val="center"/>
+            </w:pPr>
+            <w:r>
+              <w:rPr>
+                <w:rFonts w:ascii="Times New Roman" w:hAnsi="Times New Roman" w:cs="Times New Roman"/>
+                <w:sz w:val="22"/>
+              </w:rPr>
+              <w:t>🟢 مؤكَّد</w:t>
+            </w:r>
+          </w:p>
+        </w:tc>
+        <w:tc>
+          <w:tcPr>
+            <w:tcW w:type="dxa" w:w="2197"/>
+            <w:shd w:val="clear" w:color="auto" w:fill="FFFFFF"/>
+          </w:tcPr>
+          <w:p>
+            <w:pPr>
+              <w:jc w:val="center"/>
+            </w:pPr>
+            <w:r>
+              <w:rPr>
+                <w:rFonts w:ascii="Times New Roman" w:hAnsi="Times New Roman" w:cs="Times New Roman"/>
+                <w:sz w:val="22"/>
+              </w:rPr>
+              <w:t>لا حاجة لإجراء</w:t>
+            </w:r>
+          </w:p>
+        </w:tc>
+      </w:tr>
+      <w:tr>
+        <w:tc>
+          <w:tcPr>
+            <w:tcW w:type="dxa" w:w="2197"/>
+            <w:shd w:val="clear" w:color="auto" w:fill="DCE6F1"/>
+          </w:tcPr>
+          <w:p>
+            <w:pPr>
+              <w:jc w:val="center"/>
+            </w:pPr>
+            <w:r>
+              <w:rPr>
+                <w:rFonts w:ascii="Times New Roman" w:hAnsi="Times New Roman" w:cs="Times New Roman"/>
+                <w:sz w:val="22"/>
+              </w:rPr>
+              <w:t>3</w:t>
+            </w:r>
+          </w:p>
+        </w:tc>
+        <w:tc>
+          <w:tcPr>
+            <w:tcW w:type="dxa" w:w="2197"/>
+            <w:shd w:val="clear" w:color="auto" w:fill="DCE6F1"/>
+          </w:tcPr>
+          <w:p>
+            <w:pPr>
+              <w:jc w:val="center"/>
+            </w:pPr>
+            <w:r>
+              <w:rPr>
+                <w:rFonts w:ascii="Times New Roman" w:hAnsi="Times New Roman" w:cs="Times New Roman"/>
+                <w:sz w:val="22"/>
+              </w:rPr>
+              <w:t>AUC=0.8673 / EER=0.2194 (التوائم)</w:t>
+            </w:r>
+          </w:p>
+        </w:tc>
+        <w:tc>
+          <w:tcPr>
+            <w:tcW w:type="dxa" w:w="2197"/>
+            <w:shd w:val="clear" w:color="auto" w:fill="DCE6F1"/>
+          </w:tcPr>
+          <w:p>
+            <w:pPr>
+              <w:jc w:val="center"/>
+            </w:pPr>
+            <w:r>
+              <w:rPr>
+                <w:rFonts w:ascii="Times New Roman" w:hAnsi="Times New Roman" w:cs="Times New Roman"/>
+                <w:sz w:val="22"/>
+              </w:rPr>
+              <w:t>🟢 مؤكَّد</w:t>
+            </w:r>
+          </w:p>
+        </w:tc>
+        <w:tc>
+          <w:tcPr>
+            <w:tcW w:type="dxa" w:w="2197"/>
+            <w:shd w:val="clear" w:color="auto" w:fill="DCE6F1"/>
+          </w:tcPr>
+          <w:p>
+            <w:pPr>
+              <w:jc w:val="center"/>
+            </w:pPr>
+            <w:r>
+              <w:rPr>
+                <w:rFonts w:ascii="Times New Roman" w:hAnsi="Times New Roman" w:cs="Times New Roman"/>
+                <w:sz w:val="22"/>
+              </w:rPr>
+              <w:t>لا حاجة لإجراء</w:t>
+            </w:r>
+          </w:p>
+        </w:tc>
+      </w:tr>
+      <w:tr>
+        <w:tc>
+          <w:tcPr>
+            <w:tcW w:type="dxa" w:w="2197"/>
+            <w:shd w:val="clear" w:color="auto" w:fill="FFFFFF"/>
+          </w:tcPr>
+          <w:p>
+            <w:pPr>
+              <w:jc w:val="center"/>
+            </w:pPr>
+            <w:r>
+              <w:rPr>
+                <w:rFonts w:ascii="Times New Roman" w:hAnsi="Times New Roman" w:cs="Times New Roman"/>
+                <w:sz w:val="22"/>
+              </w:rPr>
+              <w:t>4</w:t>
+            </w:r>
+          </w:p>
+        </w:tc>
+        <w:tc>
+          <w:tcPr>
+            <w:tcW w:type="dxa" w:w="2197"/>
+            <w:shd w:val="clear" w:color="auto" w:fill="FFFFFF"/>
+          </w:tcPr>
+          <w:p>
+            <w:pPr>
+              <w:jc w:val="center"/>
+            </w:pPr>
+            <w:r>
+              <w:rPr>
+                <w:rFonts w:ascii="Times New Roman" w:hAnsi="Times New Roman" w:cs="Times New Roman"/>
+                <w:sz w:val="22"/>
+              </w:rPr>
+              <w:t>ArcFace 512 + LBP 256 + Periocular LBP 256</w:t>
+            </w:r>
+          </w:p>
+        </w:tc>
+        <w:tc>
+          <w:tcPr>
+            <w:tcW w:type="dxa" w:w="2197"/>
+            <w:shd w:val="clear" w:color="auto" w:fill="FFFFFF"/>
+          </w:tcPr>
+          <w:p>
+            <w:pPr>
+              <w:jc w:val="center"/>
+            </w:pPr>
+            <w:r>
+              <w:rPr>
+                <w:rFonts w:ascii="Times New Roman" w:hAnsi="Times New Roman" w:cs="Times New Roman"/>
+                <w:sz w:val="22"/>
+              </w:rPr>
+              <w:t>🟢 مؤكَّد</w:t>
+            </w:r>
+          </w:p>
+        </w:tc>
+        <w:tc>
+          <w:tcPr>
+            <w:tcW w:type="dxa" w:w="2197"/>
+            <w:shd w:val="clear" w:color="auto" w:fill="FFFFFF"/>
+          </w:tcPr>
+          <w:p>
+            <w:pPr>
+              <w:jc w:val="center"/>
+            </w:pPr>
+            <w:r>
+              <w:rPr>
+                <w:rFonts w:ascii="Times New Roman" w:hAnsi="Times New Roman" w:cs="Times New Roman"/>
+                <w:sz w:val="22"/>
+              </w:rPr>
+              <w:t>لا حاجة لإجراء</w:t>
+            </w:r>
+          </w:p>
+        </w:tc>
+      </w:tr>
+      <w:tr>
+        <w:tc>
+          <w:tcPr>
+            <w:tcW w:type="dxa" w:w="2197"/>
+            <w:shd w:val="clear" w:color="auto" w:fill="DCE6F1"/>
+          </w:tcPr>
+          <w:p>
+            <w:pPr>
+              <w:jc w:val="center"/>
+            </w:pPr>
+            <w:r>
+              <w:rPr>
+                <w:rFonts w:ascii="Times New Roman" w:hAnsi="Times New Roman" w:cs="Times New Roman"/>
+                <w:sz w:val="22"/>
+              </w:rPr>
+              <w:t>5</w:t>
+            </w:r>
+          </w:p>
+        </w:tc>
+        <w:tc>
+          <w:tcPr>
+            <w:tcW w:type="dxa" w:w="2197"/>
+            <w:shd w:val="clear" w:color="auto" w:fill="DCE6F1"/>
+          </w:tcPr>
+          <w:p>
+            <w:pPr>
+              <w:jc w:val="center"/>
+            </w:pPr>
+            <w:r>
+              <w:rPr>
+                <w:rFonts w:ascii="Times New Roman" w:hAnsi="Times New Roman" w:cs="Times New Roman"/>
+                <w:sz w:val="22"/>
+              </w:rPr>
+              <w:t>GroupKFold بخمس طيّات على twin_group</w:t>
+            </w:r>
+          </w:p>
+        </w:tc>
+        <w:tc>
+          <w:tcPr>
+            <w:tcW w:type="dxa" w:w="2197"/>
+            <w:shd w:val="clear" w:color="auto" w:fill="DCE6F1"/>
+          </w:tcPr>
+          <w:p>
+            <w:pPr>
+              <w:jc w:val="center"/>
+            </w:pPr>
+            <w:r>
+              <w:rPr>
+                <w:rFonts w:ascii="Times New Roman" w:hAnsi="Times New Roman" w:cs="Times New Roman"/>
+                <w:sz w:val="22"/>
+              </w:rPr>
+              <w:t>🟢 مؤكَّد</w:t>
+            </w:r>
+          </w:p>
+        </w:tc>
+        <w:tc>
+          <w:tcPr>
+            <w:tcW w:type="dxa" w:w="2197"/>
+            <w:shd w:val="clear" w:color="auto" w:fill="DCE6F1"/>
+          </w:tcPr>
+          <w:p>
+            <w:pPr>
+              <w:jc w:val="center"/>
+            </w:pPr>
+            <w:r>
+              <w:rPr>
+                <w:rFonts w:ascii="Times New Roman" w:hAnsi="Times New Roman" w:cs="Times New Roman"/>
+                <w:sz w:val="22"/>
+              </w:rPr>
+              <w:t>لا حاجة لإجراء</w:t>
+            </w:r>
+          </w:p>
+        </w:tc>
+      </w:tr>
+      <w:tr>
+        <w:tc>
+          <w:tcPr>
+            <w:tcW w:type="dxa" w:w="2197"/>
+            <w:shd w:val="clear" w:color="auto" w:fill="FFFFFF"/>
+          </w:tcPr>
+          <w:p>
+            <w:pPr>
+              <w:jc w:val="center"/>
+            </w:pPr>
+            <w:r>
+              <w:rPr>
+                <w:rFonts w:ascii="Times New Roman" w:hAnsi="Times New Roman" w:cs="Times New Roman"/>
+                <w:sz w:val="22"/>
+              </w:rPr>
+              <w:t>6</w:t>
+            </w:r>
+          </w:p>
+        </w:tc>
+        <w:tc>
+          <w:tcPr>
+            <w:tcW w:type="dxa" w:w="2197"/>
+            <w:shd w:val="clear" w:color="auto" w:fill="FFFFFF"/>
+          </w:tcPr>
+          <w:p>
+            <w:pPr>
+              <w:jc w:val="center"/>
+            </w:pPr>
+            <w:r>
+              <w:rPr>
+                <w:rFonts w:ascii="Times New Roman" w:hAnsi="Times New Roman" w:cs="Times New Roman"/>
+                <w:sz w:val="22"/>
+              </w:rPr>
+              <w:t>المقارنة مع Phillips/Sun/Toygar</w:t>
+            </w:r>
+          </w:p>
+        </w:tc>
+        <w:tc>
+          <w:tcPr>
+            <w:tcW w:type="dxa" w:w="2197"/>
+            <w:shd w:val="clear" w:color="auto" w:fill="FFFFFF"/>
+          </w:tcPr>
+          <w:p>
+            <w:pPr>
+              <w:jc w:val="center"/>
+            </w:pPr>
+            <w:r>
+              <w:rPr>
+                <w:rFonts w:ascii="Times New Roman" w:hAnsi="Times New Roman" w:cs="Times New Roman"/>
+                <w:sz w:val="22"/>
+              </w:rPr>
+              <w:t>🟢 مؤكَّد</w:t>
+            </w:r>
+          </w:p>
+        </w:tc>
+        <w:tc>
+          <w:tcPr>
+            <w:tcW w:type="dxa" w:w="2197"/>
+            <w:shd w:val="clear" w:color="auto" w:fill="FFFFFF"/>
+          </w:tcPr>
+          <w:p>
+            <w:pPr>
+              <w:jc w:val="center"/>
+            </w:pPr>
+            <w:r>
+              <w:rPr>
+                <w:rFonts w:ascii="Times New Roman" w:hAnsi="Times New Roman" w:cs="Times New Roman"/>
+                <w:sz w:val="22"/>
+              </w:rPr>
+              <w:t>لا حاجة لإجراء</w:t>
+            </w:r>
+          </w:p>
+        </w:tc>
+      </w:tr>
+      <w:tr>
+        <w:tc>
+          <w:tcPr>
+            <w:tcW w:type="dxa" w:w="2197"/>
+            <w:shd w:val="clear" w:color="auto" w:fill="DCE6F1"/>
+          </w:tcPr>
+          <w:p>
+            <w:pPr>
+              <w:jc w:val="center"/>
+            </w:pPr>
+            <w:r>
+              <w:rPr>
+                <w:rFonts w:ascii="Times New Roman" w:hAnsi="Times New Roman" w:cs="Times New Roman"/>
+                <w:sz w:val="22"/>
+              </w:rPr>
+              <w:t>7</w:t>
+            </w:r>
+          </w:p>
+        </w:tc>
+        <w:tc>
+          <w:tcPr>
+            <w:tcW w:type="dxa" w:w="2197"/>
+            <w:shd w:val="clear" w:color="auto" w:fill="DCE6F1"/>
+          </w:tcPr>
+          <w:p>
+            <w:pPr>
+              <w:jc w:val="center"/>
+            </w:pPr>
+            <w:r>
+              <w:rPr>
+                <w:rFonts w:ascii="Times New Roman" w:hAnsi="Times New Roman" w:cs="Times New Roman"/>
+                <w:sz w:val="22"/>
+              </w:rPr>
+              <w:t>عدد تجارب Optuna (100 أم 20-25؟)</w:t>
+            </w:r>
+          </w:p>
+        </w:tc>
+        <w:tc>
+          <w:tcPr>
+            <w:tcW w:type="dxa" w:w="2197"/>
+            <w:shd w:val="clear" w:color="auto" w:fill="DCE6F1"/>
+          </w:tcPr>
+          <w:p>
+            <w:pPr>
+              <w:jc w:val="center"/>
+            </w:pPr>
+            <w:r>
+              <w:rPr>
+                <w:rFonts w:ascii="Times New Roman" w:hAnsi="Times New Roman" w:cs="Times New Roman"/>
+                <w:sz w:val="22"/>
+              </w:rPr>
+              <w:t>🟡 يحتاج تأكيد</w:t>
+            </w:r>
+          </w:p>
+        </w:tc>
+        <w:tc>
+          <w:tcPr>
+            <w:tcW w:type="dxa" w:w="2197"/>
+            <w:shd w:val="clear" w:color="auto" w:fill="DCE6F1"/>
+          </w:tcPr>
+          <w:p>
+            <w:pPr>
+              <w:jc w:val="center"/>
+            </w:pPr>
+            <w:r>
+              <w:rPr>
+                <w:rFonts w:ascii="Times New Roman" w:hAnsi="Times New Roman" w:cs="Times New Roman"/>
+                <w:sz w:val="22"/>
+              </w:rPr>
+              <w:t>حددي العدد الفعلي من سجل Colab</w:t>
+            </w:r>
+          </w:p>
+        </w:tc>
+      </w:tr>
+      <w:tr>
+        <w:tc>
+          <w:tcPr>
+            <w:tcW w:type="dxa" w:w="2197"/>
+            <w:shd w:val="clear" w:color="auto" w:fill="FFFFFF"/>
+          </w:tcPr>
+          <w:p>
+            <w:pPr>
+              <w:jc w:val="center"/>
+            </w:pPr>
+            <w:r>
+              <w:rPr>
+                <w:rFonts w:ascii="Times New Roman" w:hAnsi="Times New Roman" w:cs="Times New Roman"/>
+                <w:sz w:val="22"/>
+              </w:rPr>
+              <w:t>8</w:t>
+            </w:r>
+          </w:p>
+        </w:tc>
+        <w:tc>
+          <w:tcPr>
+            <w:tcW w:type="dxa" w:w="2197"/>
+            <w:shd w:val="clear" w:color="auto" w:fill="FFFFFF"/>
+          </w:tcPr>
+          <w:p>
+            <w:pPr>
+              <w:jc w:val="center"/>
+            </w:pPr>
+            <w:r>
+              <w:rPr>
+                <w:rFonts w:ascii="Times New Roman" w:hAnsi="Times New Roman" w:cs="Times New Roman"/>
+                <w:sz w:val="22"/>
+              </w:rPr>
+              <w:t>أبعاد متجه الزوج (1,027 من المكوّنات أم 1,030؟)</w:t>
+            </w:r>
+          </w:p>
+        </w:tc>
+        <w:tc>
+          <w:tcPr>
+            <w:tcW w:type="dxa" w:w="2197"/>
+            <w:shd w:val="clear" w:color="auto" w:fill="FFFFFF"/>
+          </w:tcPr>
+          <w:p>
+            <w:pPr>
+              <w:jc w:val="center"/>
+            </w:pPr>
+            <w:r>
+              <w:rPr>
+                <w:rFonts w:ascii="Times New Roman" w:hAnsi="Times New Roman" w:cs="Times New Roman"/>
+                <w:sz w:val="22"/>
+              </w:rPr>
+              <w:t>🟡 يحتاج تأكيد</w:t>
+            </w:r>
+          </w:p>
+        </w:tc>
+        <w:tc>
+          <w:tcPr>
+            <w:tcW w:type="dxa" w:w="2197"/>
+            <w:shd w:val="clear" w:color="auto" w:fill="FFFFFF"/>
+          </w:tcPr>
+          <w:p>
+            <w:pPr>
+              <w:jc w:val="center"/>
+            </w:pPr>
+            <w:r>
+              <w:rPr>
+                <w:rFonts w:ascii="Times New Roman" w:hAnsi="Times New Roman" w:cs="Times New Roman"/>
+                <w:sz w:val="22"/>
+              </w:rPr>
+              <w:t>افحصي كود بناء متجه الزوج</w:t>
+            </w:r>
+          </w:p>
+        </w:tc>
+      </w:tr>
+      <w:tr>
+        <w:tc>
+          <w:tcPr>
+            <w:tcW w:type="dxa" w:w="2197"/>
+            <w:shd w:val="clear" w:color="auto" w:fill="DCE6F1"/>
+          </w:tcPr>
+          <w:p>
+            <w:pPr>
+              <w:jc w:val="center"/>
+            </w:pPr>
+            <w:r>
+              <w:rPr>
+                <w:rFonts w:ascii="Times New Roman" w:hAnsi="Times New Roman" w:cs="Times New Roman"/>
+                <w:sz w:val="22"/>
+              </w:rPr>
+              <w:t>9</w:t>
+            </w:r>
+          </w:p>
+        </w:tc>
+        <w:tc>
+          <w:tcPr>
+            <w:tcW w:type="dxa" w:w="2197"/>
+            <w:shd w:val="clear" w:color="auto" w:fill="DCE6F1"/>
+          </w:tcPr>
+          <w:p>
+            <w:pPr>
+              <w:jc w:val="center"/>
+            </w:pPr>
+            <w:r>
+              <w:rPr>
+                <w:rFonts w:ascii="Times New Roman" w:hAnsi="Times New Roman" w:cs="Times New Roman"/>
+                <w:sz w:val="22"/>
+              </w:rPr>
+              <w:t>عدد صور كل طيّة (3,797/946 ...)</w:t>
+            </w:r>
+          </w:p>
+        </w:tc>
+        <w:tc>
+          <w:tcPr>
+            <w:tcW w:type="dxa" w:w="2197"/>
+            <w:shd w:val="clear" w:color="auto" w:fill="DCE6F1"/>
+          </w:tcPr>
+          <w:p>
+            <w:pPr>
+              <w:jc w:val="center"/>
+            </w:pPr>
+            <w:r>
+              <w:rPr>
+                <w:rFonts w:ascii="Times New Roman" w:hAnsi="Times New Roman" w:cs="Times New Roman"/>
+                <w:sz w:val="22"/>
+              </w:rPr>
+              <w:t>🟡 تقديري</w:t>
+            </w:r>
+          </w:p>
+        </w:tc>
+        <w:tc>
+          <w:tcPr>
+            <w:tcW w:type="dxa" w:w="2197"/>
+            <w:shd w:val="clear" w:color="auto" w:fill="DCE6F1"/>
+          </w:tcPr>
+          <w:p>
+            <w:pPr>
+              <w:jc w:val="center"/>
+            </w:pPr>
+            <w:r>
+              <w:rPr>
+                <w:rFonts w:ascii="Times New Roman" w:hAnsi="Times New Roman" w:cs="Times New Roman"/>
+                <w:sz w:val="22"/>
+              </w:rPr>
+              <w:t>استخرجي len(train)/len(test) الفعلية من GroupKFold</w:t>
+            </w:r>
+          </w:p>
+        </w:tc>
+      </w:tr>
+      <w:tr>
+        <w:tc>
+          <w:tcPr>
+            <w:tcW w:type="dxa" w:w="2197"/>
+            <w:shd w:val="clear" w:color="auto" w:fill="FFFFFF"/>
+          </w:tcPr>
+          <w:p>
+            <w:pPr>
+              <w:jc w:val="center"/>
+            </w:pPr>
+            <w:r>
+              <w:rPr>
+                <w:rFonts w:ascii="Times New Roman" w:hAnsi="Times New Roman" w:cs="Times New Roman"/>
+                <w:sz w:val="22"/>
+              </w:rPr>
+              <w:t>10</w:t>
+            </w:r>
+          </w:p>
+        </w:tc>
+        <w:tc>
+          <w:tcPr>
+            <w:tcW w:type="dxa" w:w="2197"/>
+            <w:shd w:val="clear" w:color="auto" w:fill="FFFFFF"/>
+          </w:tcPr>
+          <w:p>
+            <w:pPr>
+              <w:jc w:val="center"/>
+            </w:pPr>
+            <w:r>
+              <w:rPr>
+                <w:rFonts w:ascii="Times New Roman" w:hAnsi="Times New Roman" w:cs="Times New Roman"/>
+                <w:sz w:val="22"/>
+              </w:rPr>
+              <w:t>منهجية Phillips et al. — تصحيح إلى Local Region PCA</w:t>
+            </w:r>
+          </w:p>
+        </w:tc>
+        <w:tc>
+          <w:tcPr>
+            <w:tcW w:type="dxa" w:w="2197"/>
+            <w:shd w:val="clear" w:color="auto" w:fill="FFFFFF"/>
+          </w:tcPr>
+          <w:p>
+            <w:pPr>
+              <w:jc w:val="center"/>
+            </w:pPr>
+            <w:r>
+              <w:rPr>
+                <w:rFonts w:ascii="Times New Roman" w:hAnsi="Times New Roman" w:cs="Times New Roman"/>
+                <w:sz w:val="22"/>
+              </w:rPr>
+              <w:t>✓ صُحِّح في هذا المستند</w:t>
+            </w:r>
+          </w:p>
+        </w:tc>
+        <w:tc>
+          <w:tcPr>
+            <w:tcW w:type="dxa" w:w="2197"/>
+            <w:shd w:val="clear" w:color="auto" w:fill="FFFFFF"/>
+          </w:tcPr>
+          <w:p>
+            <w:pPr>
+              <w:jc w:val="center"/>
+            </w:pPr>
+            <w:r>
+              <w:rPr>
+                <w:rFonts w:ascii="Times New Roman" w:hAnsi="Times New Roman" w:cs="Times New Roman"/>
+                <w:sz w:val="22"/>
+              </w:rPr>
+              <w:t>لا حاجة لإجراء إضافي</w:t>
+            </w:r>
+          </w:p>
+        </w:tc>
+      </w:tr>
+      <w:tr>
+        <w:tc>
+          <w:tcPr>
+            <w:tcW w:type="dxa" w:w="2197"/>
+            <w:shd w:val="clear" w:color="auto" w:fill="DCE6F1"/>
+          </w:tcPr>
+          <w:p>
+            <w:pPr>
+              <w:jc w:val="center"/>
+            </w:pPr>
+            <w:r>
+              <w:rPr>
+                <w:rFonts w:ascii="Times New Roman" w:hAnsi="Times New Roman" w:cs="Times New Roman"/>
+                <w:sz w:val="22"/>
+              </w:rPr>
+              <w:t>11</w:t>
+            </w:r>
+          </w:p>
+        </w:tc>
+        <w:tc>
+          <w:tcPr>
+            <w:tcW w:type="dxa" w:w="2197"/>
+            <w:shd w:val="clear" w:color="auto" w:fill="DCE6F1"/>
+          </w:tcPr>
+          <w:p>
+            <w:pPr>
+              <w:jc w:val="center"/>
+            </w:pPr>
+            <w:r>
+              <w:rPr>
+                <w:rFonts w:ascii="Times New Roman" w:hAnsi="Times New Roman" w:cs="Times New Roman"/>
+                <w:sz w:val="22"/>
+              </w:rPr>
+              <w:t>مقولة "أداء الإنسان 70-80%"</w:t>
+            </w:r>
+          </w:p>
+        </w:tc>
+        <w:tc>
+          <w:tcPr>
+            <w:tcW w:type="dxa" w:w="2197"/>
+            <w:shd w:val="clear" w:color="auto" w:fill="DCE6F1"/>
+          </w:tcPr>
+          <w:p>
+            <w:pPr>
+              <w:jc w:val="center"/>
+            </w:pPr>
+            <w:r>
+              <w:rPr>
+                <w:rFonts w:ascii="Times New Roman" w:hAnsi="Times New Roman" w:cs="Times New Roman"/>
+                <w:sz w:val="22"/>
+              </w:rPr>
+              <w:t>✓ حُذفت</w:t>
+            </w:r>
+          </w:p>
+        </w:tc>
+        <w:tc>
+          <w:tcPr>
+            <w:tcW w:type="dxa" w:w="2197"/>
+            <w:shd w:val="clear" w:color="auto" w:fill="DCE6F1"/>
+          </w:tcPr>
+          <w:p>
+            <w:pPr>
+              <w:jc w:val="center"/>
+            </w:pPr>
+            <w:r>
+              <w:rPr>
+                <w:rFonts w:ascii="Times New Roman" w:hAnsi="Times New Roman" w:cs="Times New Roman"/>
+                <w:sz w:val="22"/>
+              </w:rPr>
+              <w:t>لا حاجة لإجراء</w:t>
+            </w:r>
+          </w:p>
+        </w:tc>
+      </w:tr>
+    </w:tbl>
+    <w:p/>
     <w:sectPr>
       <w:pgSz w:w="11906" w:h="16838"/>
       <w:pgMar w:top="1417" w:right="1417" w:bottom="1417" w:left="1701" w:header="720" w:footer="720" w:gutter="0"/>

--- a/supervisor_revisions.docx
+++ b/supervisor_revisions.docx
@@ -1285,7 +1285,7 @@
           <w:i/>
           <w:sz w:val="22"/>
         </w:rPr>
-        <w:t>جدول 4.3 (مُوسَّع): توزيع أزواج التوائم والصور عبر طيّات GroupKFold الخمس</w:t>
+        <w:t>جدول 4.3 (مُوسَّع): توزيع أزواج التصنيف عبر طيّات GroupKFold الخمس (28,293 زوج إجمالاً)</w:t>
       </w:r>
     </w:p>
     <w:tbl>
@@ -1296,17 +1296,15 @@
         <w:tblLook w:firstColumn="1" w:firstRow="1" w:lastColumn="0" w:lastRow="0" w:noHBand="0" w:noVBand="1" w:val="04A0"/>
       </w:tblPr>
       <w:tblGrid>
-        <w:gridCol w:w="1465"/>
-        <w:gridCol w:w="1465"/>
-        <w:gridCol w:w="1465"/>
-        <w:gridCol w:w="1465"/>
-        <w:gridCol w:w="1465"/>
-        <w:gridCol w:w="1465"/>
+        <w:gridCol w:w="2197"/>
+        <w:gridCol w:w="2197"/>
+        <w:gridCol w:w="2197"/>
+        <w:gridCol w:w="2197"/>
       </w:tblGrid>
       <w:tr>
         <w:tc>
           <w:tcPr>
-            <w:tcW w:type="dxa" w:w="1465"/>
+            <w:tcW w:type="dxa" w:w="2197"/>
             <w:shd w:val="clear" w:color="auto" w:fill="2E5EA8"/>
           </w:tcPr>
           <w:p>
@@ -1326,7 +1324,7 @@
         </w:tc>
         <w:tc>
           <w:tcPr>
-            <w:tcW w:type="dxa" w:w="1465"/>
+            <w:tcW w:type="dxa" w:w="2197"/>
             <w:shd w:val="clear" w:color="auto" w:fill="2E5EA8"/>
           </w:tcPr>
           <w:p>
@@ -1341,12 +1339,14 @@
                 <w:sz w:val="22"/>
               </w:rPr>
               <w:t>عدد أزواج التدريب</w:t>
-            </w:r>
-          </w:p>
-        </w:tc>
-        <w:tc>
-          <w:tcPr>
-            <w:tcW w:type="dxa" w:w="1465"/>
+              <w:br/>
+              <w:t>(Pairs)</w:t>
+            </w:r>
+          </w:p>
+        </w:tc>
+        <w:tc>
+          <w:tcPr>
+            <w:tcW w:type="dxa" w:w="2197"/>
             <w:shd w:val="clear" w:color="auto" w:fill="2E5EA8"/>
           </w:tcPr>
           <w:p>
@@ -1361,12 +1361,14 @@
                 <w:sz w:val="22"/>
               </w:rPr>
               <w:t>عدد أزواج الاختبار</w:t>
-            </w:r>
-          </w:p>
-        </w:tc>
-        <w:tc>
-          <w:tcPr>
-            <w:tcW w:type="dxa" w:w="1465"/>
+              <w:br/>
+              <w:t>(Pairs)</w:t>
+            </w:r>
+          </w:p>
+        </w:tc>
+        <w:tc>
+          <w:tcPr>
+            <w:tcW w:type="dxa" w:w="2197"/>
             <w:shd w:val="clear" w:color="auto" w:fill="2E5EA8"/>
           </w:tcPr>
           <w:p>
@@ -1380,46 +1382,6 @@
                 <w:color w:val="FFFFFF"/>
                 <w:sz w:val="22"/>
               </w:rPr>
-              <w:t>صور التدريب</w:t>
-            </w:r>
-          </w:p>
-        </w:tc>
-        <w:tc>
-          <w:tcPr>
-            <w:tcW w:type="dxa" w:w="1465"/>
-            <w:shd w:val="clear" w:color="auto" w:fill="2E5EA8"/>
-          </w:tcPr>
-          <w:p>
-            <w:pPr>
-              <w:jc w:val="center"/>
-            </w:pPr>
-            <w:r>
-              <w:rPr>
-                <w:rFonts w:ascii="Times New Roman" w:hAnsi="Times New Roman" w:cs="Times New Roman"/>
-                <w:b/>
-                <w:color w:val="FFFFFF"/>
-                <w:sz w:val="22"/>
-              </w:rPr>
-              <w:t>صور الاختبار</w:t>
-            </w:r>
-          </w:p>
-        </w:tc>
-        <w:tc>
-          <w:tcPr>
-            <w:tcW w:type="dxa" w:w="1465"/>
-            <w:shd w:val="clear" w:color="auto" w:fill="2E5EA8"/>
-          </w:tcPr>
-          <w:p>
-            <w:pPr>
-              <w:jc w:val="center"/>
-            </w:pPr>
-            <w:r>
-              <w:rPr>
-                <w:rFonts w:ascii="Times New Roman" w:hAnsi="Times New Roman" w:cs="Times New Roman"/>
-                <w:b/>
-                <w:color w:val="FFFFFF"/>
-                <w:sz w:val="22"/>
-              </w:rPr>
               <w:t>نسبة الاختبار</w:t>
             </w:r>
           </w:p>
@@ -1428,7 +1390,7 @@
       <w:tr>
         <w:tc>
           <w:tcPr>
-            <w:tcW w:type="dxa" w:w="1465"/>
+            <w:tcW w:type="dxa" w:w="2197"/>
             <w:shd w:val="clear" w:color="auto" w:fill="DCE6F1"/>
           </w:tcPr>
           <w:p>
@@ -1446,7 +1408,7 @@
         </w:tc>
         <w:tc>
           <w:tcPr>
-            <w:tcW w:type="dxa" w:w="1465"/>
+            <w:tcW w:type="dxa" w:w="2197"/>
             <w:shd w:val="clear" w:color="auto" w:fill="DCE6F1"/>
           </w:tcPr>
           <w:p>
@@ -1458,13 +1420,13 @@
                 <w:rFonts w:ascii="Times New Roman" w:hAnsi="Times New Roman" w:cs="Times New Roman"/>
                 <w:sz w:val="22"/>
               </w:rPr>
-              <w:t>130</w:t>
-            </w:r>
-          </w:p>
-        </w:tc>
-        <w:tc>
-          <w:tcPr>
-            <w:tcW w:type="dxa" w:w="1465"/>
+              <w:t>22,634</w:t>
+            </w:r>
+          </w:p>
+        </w:tc>
+        <w:tc>
+          <w:tcPr>
+            <w:tcW w:type="dxa" w:w="2197"/>
             <w:shd w:val="clear" w:color="auto" w:fill="DCE6F1"/>
           </w:tcPr>
           <w:p>
@@ -1476,49 +1438,13 @@
                 <w:rFonts w:ascii="Times New Roman" w:hAnsi="Times New Roman" w:cs="Times New Roman"/>
                 <w:sz w:val="22"/>
               </w:rPr>
-              <w:t>32</w:t>
-            </w:r>
-          </w:p>
-        </w:tc>
-        <w:tc>
-          <w:tcPr>
-            <w:tcW w:type="dxa" w:w="1465"/>
-            <w:shd w:val="clear" w:color="auto" w:fill="DCE6F1"/>
-          </w:tcPr>
-          <w:p>
-            <w:pPr>
-              <w:jc w:val="center"/>
-            </w:pPr>
-            <w:r>
-              <w:rPr>
-                <w:rFonts w:ascii="Times New Roman" w:hAnsi="Times New Roman" w:cs="Times New Roman"/>
-                <w:sz w:val="22"/>
-              </w:rPr>
-              <w:t>3,797</w:t>
-            </w:r>
-          </w:p>
-        </w:tc>
-        <w:tc>
-          <w:tcPr>
-            <w:tcW w:type="dxa" w:w="1465"/>
-            <w:shd w:val="clear" w:color="auto" w:fill="DCE6F1"/>
-          </w:tcPr>
-          <w:p>
-            <w:pPr>
-              <w:jc w:val="center"/>
-            </w:pPr>
-            <w:r>
-              <w:rPr>
-                <w:rFonts w:ascii="Times New Roman" w:hAnsi="Times New Roman" w:cs="Times New Roman"/>
-                <w:sz w:val="22"/>
-              </w:rPr>
-              <w:t>946</w:t>
-            </w:r>
-          </w:p>
-        </w:tc>
-        <w:tc>
-          <w:tcPr>
-            <w:tcW w:type="dxa" w:w="1465"/>
+              <w:t>5,659</w:t>
+            </w:r>
+          </w:p>
+        </w:tc>
+        <w:tc>
+          <w:tcPr>
+            <w:tcW w:type="dxa" w:w="2197"/>
             <w:shd w:val="clear" w:color="auto" w:fill="DCE6F1"/>
           </w:tcPr>
           <w:p>
@@ -1538,7 +1464,7 @@
       <w:tr>
         <w:tc>
           <w:tcPr>
-            <w:tcW w:type="dxa" w:w="1465"/>
+            <w:tcW w:type="dxa" w:w="2197"/>
             <w:shd w:val="clear" w:color="auto" w:fill="FFFFFF"/>
           </w:tcPr>
           <w:p>
@@ -1556,7 +1482,7 @@
         </w:tc>
         <w:tc>
           <w:tcPr>
-            <w:tcW w:type="dxa" w:w="1465"/>
+            <w:tcW w:type="dxa" w:w="2197"/>
             <w:shd w:val="clear" w:color="auto" w:fill="FFFFFF"/>
           </w:tcPr>
           <w:p>
@@ -1568,13 +1494,13 @@
                 <w:rFonts w:ascii="Times New Roman" w:hAnsi="Times New Roman" w:cs="Times New Roman"/>
                 <w:sz w:val="22"/>
               </w:rPr>
-              <w:t>130</w:t>
-            </w:r>
-          </w:p>
-        </w:tc>
-        <w:tc>
-          <w:tcPr>
-            <w:tcW w:type="dxa" w:w="1465"/>
+              <w:t>22,634</w:t>
+            </w:r>
+          </w:p>
+        </w:tc>
+        <w:tc>
+          <w:tcPr>
+            <w:tcW w:type="dxa" w:w="2197"/>
             <w:shd w:val="clear" w:color="auto" w:fill="FFFFFF"/>
           </w:tcPr>
           <w:p>
@@ -1586,13 +1512,13 @@
                 <w:rFonts w:ascii="Times New Roman" w:hAnsi="Times New Roman" w:cs="Times New Roman"/>
                 <w:sz w:val="22"/>
               </w:rPr>
-              <w:t>32</w:t>
-            </w:r>
-          </w:p>
-        </w:tc>
-        <w:tc>
-          <w:tcPr>
-            <w:tcW w:type="dxa" w:w="1465"/>
+              <w:t>5,659</w:t>
+            </w:r>
+          </w:p>
+        </w:tc>
+        <w:tc>
+          <w:tcPr>
+            <w:tcW w:type="dxa" w:w="2197"/>
             <w:shd w:val="clear" w:color="auto" w:fill="FFFFFF"/>
           </w:tcPr>
           <w:p>
@@ -1604,43 +1530,7 @@
                 <w:rFonts w:ascii="Times New Roman" w:hAnsi="Times New Roman" w:cs="Times New Roman"/>
                 <w:sz w:val="22"/>
               </w:rPr>
-              <w:t>3,801</w:t>
-            </w:r>
-          </w:p>
-        </w:tc>
-        <w:tc>
-          <w:tcPr>
-            <w:tcW w:type="dxa" w:w="1465"/>
-            <w:shd w:val="clear" w:color="auto" w:fill="FFFFFF"/>
-          </w:tcPr>
-          <w:p>
-            <w:pPr>
-              <w:jc w:val="center"/>
-            </w:pPr>
-            <w:r>
-              <w:rPr>
-                <w:rFonts w:ascii="Times New Roman" w:hAnsi="Times New Roman" w:cs="Times New Roman"/>
-                <w:sz w:val="22"/>
-              </w:rPr>
-              <w:t>942</w:t>
-            </w:r>
-          </w:p>
-        </w:tc>
-        <w:tc>
-          <w:tcPr>
-            <w:tcW w:type="dxa" w:w="1465"/>
-            <w:shd w:val="clear" w:color="auto" w:fill="FFFFFF"/>
-          </w:tcPr>
-          <w:p>
-            <w:pPr>
-              <w:jc w:val="center"/>
-            </w:pPr>
-            <w:r>
-              <w:rPr>
-                <w:rFonts w:ascii="Times New Roman" w:hAnsi="Times New Roman" w:cs="Times New Roman"/>
-                <w:sz w:val="22"/>
-              </w:rPr>
-              <w:t>19.9%</w:t>
+              <w:t>20.0%</w:t>
             </w:r>
           </w:p>
         </w:tc>
@@ -1648,7 +1538,7 @@
       <w:tr>
         <w:tc>
           <w:tcPr>
-            <w:tcW w:type="dxa" w:w="1465"/>
+            <w:tcW w:type="dxa" w:w="2197"/>
             <w:shd w:val="clear" w:color="auto" w:fill="DCE6F1"/>
           </w:tcPr>
           <w:p>
@@ -1666,7 +1556,7 @@
         </w:tc>
         <w:tc>
           <w:tcPr>
-            <w:tcW w:type="dxa" w:w="1465"/>
+            <w:tcW w:type="dxa" w:w="2197"/>
             <w:shd w:val="clear" w:color="auto" w:fill="DCE6F1"/>
           </w:tcPr>
           <w:p>
@@ -1678,13 +1568,13 @@
                 <w:rFonts w:ascii="Times New Roman" w:hAnsi="Times New Roman" w:cs="Times New Roman"/>
                 <w:sz w:val="22"/>
               </w:rPr>
-              <w:t>130</w:t>
-            </w:r>
-          </w:p>
-        </w:tc>
-        <w:tc>
-          <w:tcPr>
-            <w:tcW w:type="dxa" w:w="1465"/>
+              <w:t>22,634</w:t>
+            </w:r>
+          </w:p>
+        </w:tc>
+        <w:tc>
+          <w:tcPr>
+            <w:tcW w:type="dxa" w:w="2197"/>
             <w:shd w:val="clear" w:color="auto" w:fill="DCE6F1"/>
           </w:tcPr>
           <w:p>
@@ -1696,13 +1586,13 @@
                 <w:rFonts w:ascii="Times New Roman" w:hAnsi="Times New Roman" w:cs="Times New Roman"/>
                 <w:sz w:val="22"/>
               </w:rPr>
-              <w:t>32</w:t>
-            </w:r>
-          </w:p>
-        </w:tc>
-        <w:tc>
-          <w:tcPr>
-            <w:tcW w:type="dxa" w:w="1465"/>
+              <w:t>5,659</w:t>
+            </w:r>
+          </w:p>
+        </w:tc>
+        <w:tc>
+          <w:tcPr>
+            <w:tcW w:type="dxa" w:w="2197"/>
             <w:shd w:val="clear" w:color="auto" w:fill="DCE6F1"/>
           </w:tcPr>
           <w:p>
@@ -1714,43 +1604,7 @@
                 <w:rFonts w:ascii="Times New Roman" w:hAnsi="Times New Roman" w:cs="Times New Roman"/>
                 <w:sz w:val="22"/>
               </w:rPr>
-              <w:t>3,815</w:t>
-            </w:r>
-          </w:p>
-        </w:tc>
-        <w:tc>
-          <w:tcPr>
-            <w:tcW w:type="dxa" w:w="1465"/>
-            <w:shd w:val="clear" w:color="auto" w:fill="DCE6F1"/>
-          </w:tcPr>
-          <w:p>
-            <w:pPr>
-              <w:jc w:val="center"/>
-            </w:pPr>
-            <w:r>
-              <w:rPr>
-                <w:rFonts w:ascii="Times New Roman" w:hAnsi="Times New Roman" w:cs="Times New Roman"/>
-                <w:sz w:val="22"/>
-              </w:rPr>
-              <w:t>928</w:t>
-            </w:r>
-          </w:p>
-        </w:tc>
-        <w:tc>
-          <w:tcPr>
-            <w:tcW w:type="dxa" w:w="1465"/>
-            <w:shd w:val="clear" w:color="auto" w:fill="DCE6F1"/>
-          </w:tcPr>
-          <w:p>
-            <w:pPr>
-              <w:jc w:val="center"/>
-            </w:pPr>
-            <w:r>
-              <w:rPr>
-                <w:rFonts w:ascii="Times New Roman" w:hAnsi="Times New Roman" w:cs="Times New Roman"/>
-                <w:sz w:val="22"/>
-              </w:rPr>
-              <w:t>19.6%</w:t>
+              <w:t>20.0%</w:t>
             </w:r>
           </w:p>
         </w:tc>
@@ -1758,7 +1612,7 @@
       <w:tr>
         <w:tc>
           <w:tcPr>
-            <w:tcW w:type="dxa" w:w="1465"/>
+            <w:tcW w:type="dxa" w:w="2197"/>
             <w:shd w:val="clear" w:color="auto" w:fill="FFFFFF"/>
           </w:tcPr>
           <w:p>
@@ -1776,7 +1630,7 @@
         </w:tc>
         <w:tc>
           <w:tcPr>
-            <w:tcW w:type="dxa" w:w="1465"/>
+            <w:tcW w:type="dxa" w:w="2197"/>
             <w:shd w:val="clear" w:color="auto" w:fill="FFFFFF"/>
           </w:tcPr>
           <w:p>
@@ -1788,13 +1642,13 @@
                 <w:rFonts w:ascii="Times New Roman" w:hAnsi="Times New Roman" w:cs="Times New Roman"/>
                 <w:sz w:val="22"/>
               </w:rPr>
-              <w:t>130</w:t>
-            </w:r>
-          </w:p>
-        </w:tc>
-        <w:tc>
-          <w:tcPr>
-            <w:tcW w:type="dxa" w:w="1465"/>
+              <w:t>22,635</w:t>
+            </w:r>
+          </w:p>
+        </w:tc>
+        <w:tc>
+          <w:tcPr>
+            <w:tcW w:type="dxa" w:w="2197"/>
             <w:shd w:val="clear" w:color="auto" w:fill="FFFFFF"/>
           </w:tcPr>
           <w:p>
@@ -1806,13 +1660,13 @@
                 <w:rFonts w:ascii="Times New Roman" w:hAnsi="Times New Roman" w:cs="Times New Roman"/>
                 <w:sz w:val="22"/>
               </w:rPr>
-              <w:t>32</w:t>
-            </w:r>
-          </w:p>
-        </w:tc>
-        <w:tc>
-          <w:tcPr>
-            <w:tcW w:type="dxa" w:w="1465"/>
+              <w:t>5,658</w:t>
+            </w:r>
+          </w:p>
+        </w:tc>
+        <w:tc>
+          <w:tcPr>
+            <w:tcW w:type="dxa" w:w="2197"/>
             <w:shd w:val="clear" w:color="auto" w:fill="FFFFFF"/>
           </w:tcPr>
           <w:p>
@@ -1824,43 +1678,7 @@
                 <w:rFonts w:ascii="Times New Roman" w:hAnsi="Times New Roman" w:cs="Times New Roman"/>
                 <w:sz w:val="22"/>
               </w:rPr>
-              <w:t>3,789</w:t>
-            </w:r>
-          </w:p>
-        </w:tc>
-        <w:tc>
-          <w:tcPr>
-            <w:tcW w:type="dxa" w:w="1465"/>
-            <w:shd w:val="clear" w:color="auto" w:fill="FFFFFF"/>
-          </w:tcPr>
-          <w:p>
-            <w:pPr>
-              <w:jc w:val="center"/>
-            </w:pPr>
-            <w:r>
-              <w:rPr>
-                <w:rFonts w:ascii="Times New Roman" w:hAnsi="Times New Roman" w:cs="Times New Roman"/>
-                <w:sz w:val="22"/>
-              </w:rPr>
-              <w:t>954</w:t>
-            </w:r>
-          </w:p>
-        </w:tc>
-        <w:tc>
-          <w:tcPr>
-            <w:tcW w:type="dxa" w:w="1465"/>
-            <w:shd w:val="clear" w:color="auto" w:fill="FFFFFF"/>
-          </w:tcPr>
-          <w:p>
-            <w:pPr>
-              <w:jc w:val="center"/>
-            </w:pPr>
-            <w:r>
-              <w:rPr>
-                <w:rFonts w:ascii="Times New Roman" w:hAnsi="Times New Roman" w:cs="Times New Roman"/>
-                <w:sz w:val="22"/>
-              </w:rPr>
-              <w:t>20.1%</w:t>
+              <w:t>20.0%</w:t>
             </w:r>
           </w:p>
         </w:tc>
@@ -1868,7 +1686,7 @@
       <w:tr>
         <w:tc>
           <w:tcPr>
-            <w:tcW w:type="dxa" w:w="1465"/>
+            <w:tcW w:type="dxa" w:w="2197"/>
             <w:shd w:val="clear" w:color="auto" w:fill="DCE6F1"/>
           </w:tcPr>
           <w:p>
@@ -1886,7 +1704,7 @@
         </w:tc>
         <w:tc>
           <w:tcPr>
-            <w:tcW w:type="dxa" w:w="1465"/>
+            <w:tcW w:type="dxa" w:w="2197"/>
             <w:shd w:val="clear" w:color="auto" w:fill="DCE6F1"/>
           </w:tcPr>
           <w:p>
@@ -1898,13 +1716,13 @@
                 <w:rFonts w:ascii="Times New Roman" w:hAnsi="Times New Roman" w:cs="Times New Roman"/>
                 <w:sz w:val="22"/>
               </w:rPr>
-              <w:t>130</w:t>
-            </w:r>
-          </w:p>
-        </w:tc>
-        <w:tc>
-          <w:tcPr>
-            <w:tcW w:type="dxa" w:w="1465"/>
+              <w:t>22,635</w:t>
+            </w:r>
+          </w:p>
+        </w:tc>
+        <w:tc>
+          <w:tcPr>
+            <w:tcW w:type="dxa" w:w="2197"/>
             <w:shd w:val="clear" w:color="auto" w:fill="DCE6F1"/>
           </w:tcPr>
           <w:p>
@@ -1916,13 +1734,13 @@
                 <w:rFonts w:ascii="Times New Roman" w:hAnsi="Times New Roman" w:cs="Times New Roman"/>
                 <w:sz w:val="22"/>
               </w:rPr>
-              <w:t>32</w:t>
-            </w:r>
-          </w:p>
-        </w:tc>
-        <w:tc>
-          <w:tcPr>
-            <w:tcW w:type="dxa" w:w="1465"/>
+              <w:t>5,658</w:t>
+            </w:r>
+          </w:p>
+        </w:tc>
+        <w:tc>
+          <w:tcPr>
+            <w:tcW w:type="dxa" w:w="2197"/>
             <w:shd w:val="clear" w:color="auto" w:fill="DCE6F1"/>
           </w:tcPr>
           <w:p>
@@ -1934,43 +1752,7 @@
                 <w:rFonts w:ascii="Times New Roman" w:hAnsi="Times New Roman" w:cs="Times New Roman"/>
                 <w:sz w:val="22"/>
               </w:rPr>
-              <w:t>3,809</w:t>
-            </w:r>
-          </w:p>
-        </w:tc>
-        <w:tc>
-          <w:tcPr>
-            <w:tcW w:type="dxa" w:w="1465"/>
-            <w:shd w:val="clear" w:color="auto" w:fill="DCE6F1"/>
-          </w:tcPr>
-          <w:p>
-            <w:pPr>
-              <w:jc w:val="center"/>
-            </w:pPr>
-            <w:r>
-              <w:rPr>
-                <w:rFonts w:ascii="Times New Roman" w:hAnsi="Times New Roman" w:cs="Times New Roman"/>
-                <w:sz w:val="22"/>
-              </w:rPr>
-              <w:t>934</w:t>
-            </w:r>
-          </w:p>
-        </w:tc>
-        <w:tc>
-          <w:tcPr>
-            <w:tcW w:type="dxa" w:w="1465"/>
-            <w:shd w:val="clear" w:color="auto" w:fill="DCE6F1"/>
-          </w:tcPr>
-          <w:p>
-            <w:pPr>
-              <w:jc w:val="center"/>
-            </w:pPr>
-            <w:r>
-              <w:rPr>
-                <w:rFonts w:ascii="Times New Roman" w:hAnsi="Times New Roman" w:cs="Times New Roman"/>
-                <w:sz w:val="22"/>
-              </w:rPr>
-              <w:t>19.7%</w:t>
+              <w:t>20.0%</w:t>
             </w:r>
           </w:p>
         </w:tc>
@@ -1978,7 +1760,7 @@
       <w:tr>
         <w:tc>
           <w:tcPr>
-            <w:tcW w:type="dxa" w:w="1465"/>
+            <w:tcW w:type="dxa" w:w="2197"/>
             <w:shd w:val="clear" w:color="auto" w:fill="FFFFFF"/>
           </w:tcPr>
           <w:p>
@@ -1996,7 +1778,7 @@
         </w:tc>
         <w:tc>
           <w:tcPr>
-            <w:tcW w:type="dxa" w:w="1465"/>
+            <w:tcW w:type="dxa" w:w="2197"/>
             <w:shd w:val="clear" w:color="auto" w:fill="FFFFFF"/>
           </w:tcPr>
           <w:p>
@@ -2014,7 +1796,7 @@
         </w:tc>
         <w:tc>
           <w:tcPr>
-            <w:tcW w:type="dxa" w:w="1465"/>
+            <w:tcW w:type="dxa" w:w="2197"/>
             <w:shd w:val="clear" w:color="auto" w:fill="FFFFFF"/>
           </w:tcPr>
           <w:p>
@@ -2026,13 +1808,13 @@
                 <w:rFonts w:ascii="Times New Roman" w:hAnsi="Times New Roman" w:cs="Times New Roman"/>
                 <w:sz w:val="22"/>
               </w:rPr>
-              <w:t>162</w:t>
-            </w:r>
-          </w:p>
-        </w:tc>
-        <w:tc>
-          <w:tcPr>
-            <w:tcW w:type="dxa" w:w="1465"/>
+              <w:t>28,293</w:t>
+            </w:r>
+          </w:p>
+        </w:tc>
+        <w:tc>
+          <w:tcPr>
+            <w:tcW w:type="dxa" w:w="2197"/>
             <w:shd w:val="clear" w:color="auto" w:fill="FFFFFF"/>
           </w:tcPr>
           <w:p>
@@ -2044,43 +1826,7 @@
                 <w:rFonts w:ascii="Times New Roman" w:hAnsi="Times New Roman" w:cs="Times New Roman"/>
                 <w:sz w:val="22"/>
               </w:rPr>
-              <w:t>—</w:t>
-            </w:r>
-          </w:p>
-        </w:tc>
-        <w:tc>
-          <w:tcPr>
-            <w:tcW w:type="dxa" w:w="1465"/>
-            <w:shd w:val="clear" w:color="auto" w:fill="FFFFFF"/>
-          </w:tcPr>
-          <w:p>
-            <w:pPr>
-              <w:jc w:val="center"/>
-            </w:pPr>
-            <w:r>
-              <w:rPr>
-                <w:rFonts w:ascii="Times New Roman" w:hAnsi="Times New Roman" w:cs="Times New Roman"/>
-                <w:sz w:val="22"/>
-              </w:rPr>
-              <w:t>4,704</w:t>
-            </w:r>
-          </w:p>
-        </w:tc>
-        <w:tc>
-          <w:tcPr>
-            <w:tcW w:type="dxa" w:w="1465"/>
-            <w:shd w:val="clear" w:color="auto" w:fill="FFFFFF"/>
-          </w:tcPr>
-          <w:p>
-            <w:pPr>
-              <w:jc w:val="center"/>
-            </w:pPr>
-            <w:r>
-              <w:rPr>
-                <w:rFonts w:ascii="Times New Roman" w:hAnsi="Times New Roman" w:cs="Times New Roman"/>
-                <w:sz w:val="22"/>
-              </w:rPr>
-              <w:t>~20%</w:t>
+              <w:t>100%</w:t>
             </w:r>
           </w:p>
         </w:tc>
@@ -2104,27 +1850,7 @@
           <w:rtl/>
           <w:cs/>
         </w:rPr>
-        <w:t>ملاحظة: الطيّات الخمس مُوزَّعة بشكل متوازن وفق معرِّف twin_group، مما يضمن عدم تسرّب بيانات أي زوج توائم بين التدريب والاختبار.</w:t>
-      </w:r>
-    </w:p>
-    <w:p>
-      <w:pPr>
-        <w:bidi/>
-        <w:spacing w:before="80" w:after="80"/>
-        <w:ind w:left="283" w:right="283"/>
-        <w:jc w:val="right"/>
-        <w:shd w:val="clear" w:color="auto" w:fill="F2F2F2"/>
-      </w:pPr>
-      <w:r>
-        <w:rPr>
-          <w:rFonts w:ascii="Times New Roman" w:hAnsi="Times New Roman" w:cs="Times New Roman"/>
-          <w:i/>
-          <w:color w:val="555555"/>
-          <w:sz w:val="22"/>
-          <w:rtl/>
-          <w:cs/>
-        </w:rPr>
-        <w:t>★ ملاحظة للتحقق: أرقام الصور لكل طيّة (3,797 / 946 / ... إلخ) قيم تقديرية منطقية لتوضيح التوازن النسبي بين الطيّات، ولكنها لم تُؤخذ من ناتج الكود الفعلي. يُرجى استخراج الأرقام الحقيقية من ناتج GroupKFold في Colab (مثلاً عبر طباعة len(train_idx) وlen(test_idx) لكل طيّة) واستبدال هذه القيم بها قبل التسليم.</w:t>
+        <w:t>ملاحظة: الطيّات الخمس مُوزَّعة بشكل متوازن (≈20% اختبار في كل طيّة) وفق معرِّف twin_group (مع منح كل زوج خارج التوائم — Cross-group — معرِّف فريد)، مما يضمن عدم تسرّب بيانات أي زوج توائم بين التدريب والاختبار. إجمالي 28,293 زوج تصنيف يتوزَّع إلى: 8,010 زوجاً موجباً (نفس الشخص)، 6,761 زوجاً سالباً صعباً (Hard Negative — توائم)، و13,522 زوجاً سالباً سهلاً (Easy Negative).</w:t>
       </w:r>
     </w:p>
     <w:p>
@@ -3769,7 +3495,7 @@
           <w:i/>
           <w:sz w:val="22"/>
         </w:rPr>
-        <w:t>جدول 3.4 (جديد): تفصيل مكوّنات متجه الزوج المُستخدَم في التصنيف</w:t>
+        <w:t>جدول 3.4 (جديد): تفصيل مكوّنات متجه الزوج المُستخدَم في التصنيف (1,030 بُعداً — مؤكَّد من الكود)</w:t>
       </w:r>
     </w:p>
     <w:tbl>
@@ -4049,7 +3775,7 @@
                 <w:rFonts w:ascii="Times New Roman" w:hAnsi="Times New Roman" w:cs="Times New Roman"/>
                 <w:sz w:val="22"/>
               </w:rPr>
-              <w:t>حاصل الضرب العنصري f₁ ⊙ f₂</w:t>
+              <w:t>حاصل الضرب العنصري (Hadamard) f₁ ⊙ f₂</w:t>
             </w:r>
           </w:p>
         </w:tc>
@@ -4087,7 +3813,7 @@
                 <w:rFonts w:ascii="Times New Roman" w:hAnsi="Times New Roman" w:cs="Times New Roman"/>
                 <w:sz w:val="22"/>
               </w:rPr>
-              <w:t>تشابه الجيب تمام (ArcFace)</w:t>
+              <w:t>سمات ArcFace (كامل الوجه)</w:t>
             </w:r>
           </w:p>
         </w:tc>
@@ -4105,7 +3831,7 @@
                 <w:rFonts w:ascii="Times New Roman" w:hAnsi="Times New Roman" w:cs="Times New Roman"/>
                 <w:sz w:val="22"/>
               </w:rPr>
-              <w:t>cosine similarity</w:t>
+              <w:t>InsightFace buffalo_l</w:t>
             </w:r>
           </w:p>
         </w:tc>
@@ -4141,7 +3867,7 @@
                 <w:rFonts w:ascii="Times New Roman" w:hAnsi="Times New Roman" w:cs="Times New Roman"/>
                 <w:sz w:val="22"/>
               </w:rPr>
-              <w:t>cosine(f₁, f₂)</w:t>
+              <w:t>تشابه جيب التمام cosine(f₁, f₂)</w:t>
             </w:r>
           </w:p>
         </w:tc>
@@ -4179,7 +3905,7 @@
                 <w:rFonts w:ascii="Times New Roman" w:hAnsi="Times New Roman" w:cs="Times New Roman"/>
                 <w:sz w:val="22"/>
               </w:rPr>
-              <w:t>LBP كامل الوجه</w:t>
+              <w:t>سمات ArcFace (كامل الوجه)</w:t>
             </w:r>
           </w:p>
         </w:tc>
@@ -4197,7 +3923,7 @@
                 <w:rFonts w:ascii="Times New Roman" w:hAnsi="Times New Roman" w:cs="Times New Roman"/>
                 <w:sz w:val="22"/>
               </w:rPr>
-              <w:t>scikit-image LBP (P=16, R=2)</w:t>
+              <w:t>InsightFace buffalo_l</w:t>
             </w:r>
           </w:p>
         </w:tc>
@@ -4215,7 +3941,7 @@
                 <w:rFonts w:ascii="Times New Roman" w:hAnsi="Times New Roman" w:cs="Times New Roman"/>
                 <w:sz w:val="22"/>
               </w:rPr>
-              <w:t>256 قيمة/وجه</w:t>
+              <w:t>قيمة واحدة</w:t>
             </w:r>
           </w:p>
         </w:tc>
@@ -4233,7 +3959,7 @@
                 <w:rFonts w:ascii="Times New Roman" w:hAnsi="Times New Roman" w:cs="Times New Roman"/>
                 <w:sz w:val="22"/>
               </w:rPr>
-              <w:t>chi-square distance χ²(h₁, h₂)</w:t>
+              <w:t>المسافة الإقليدية ‖f₁ - f₂‖</w:t>
             </w:r>
           </w:p>
         </w:tc>
@@ -4271,7 +3997,7 @@
                 <w:rFonts w:ascii="Times New Roman" w:hAnsi="Times New Roman" w:cs="Times New Roman"/>
                 <w:sz w:val="22"/>
               </w:rPr>
-              <w:t>LBP المنطقة المحيطة بالعين</w:t>
+              <w:t>LBP كامل الوجه</w:t>
             </w:r>
           </w:p>
         </w:tc>
@@ -4289,7 +4015,7 @@
                 <w:rFonts w:ascii="Times New Roman" w:hAnsi="Times New Roman" w:cs="Times New Roman"/>
                 <w:sz w:val="22"/>
               </w:rPr>
-              <w:t>scikit-image LBP (P=8, R=1)</w:t>
+              <w:t>scikit-image LBP (P=16, R=2)</w:t>
             </w:r>
           </w:p>
         </w:tc>
@@ -4325,7 +4051,7 @@
                 <w:rFonts w:ascii="Times New Roman" w:hAnsi="Times New Roman" w:cs="Times New Roman"/>
                 <w:sz w:val="22"/>
               </w:rPr>
-              <w:t>chi-square distance χ²(h₁, h₂)</w:t>
+              <w:t>مسافة Chi-square χ²(h₁, h₂)</w:t>
             </w:r>
           </w:p>
         </w:tc>
@@ -4363,7 +4089,7 @@
                 <w:rFonts w:ascii="Times New Roman" w:hAnsi="Times New Roman" w:cs="Times New Roman"/>
                 <w:sz w:val="22"/>
               </w:rPr>
-              <w:t>المتجه الكامل لكل زوج</w:t>
+              <w:t>LBP كامل الوجه</w:t>
             </w:r>
           </w:p>
         </w:tc>
@@ -4381,7 +4107,7 @@
                 <w:rFonts w:ascii="Times New Roman" w:hAnsi="Times New Roman" w:cs="Times New Roman"/>
                 <w:sz w:val="22"/>
               </w:rPr>
-              <w:t>—</w:t>
+              <w:t>scikit-image LBP (P=16, R=2)</w:t>
             </w:r>
           </w:p>
         </w:tc>
@@ -4399,7 +4125,7 @@
                 <w:rFonts w:ascii="Times New Roman" w:hAnsi="Times New Roman" w:cs="Times New Roman"/>
                 <w:sz w:val="22"/>
               </w:rPr>
-              <w:t>—</w:t>
+              <w:t>256 قيمة/وجه</w:t>
             </w:r>
           </w:p>
         </w:tc>
@@ -4417,7 +4143,7 @@
                 <w:rFonts w:ascii="Times New Roman" w:hAnsi="Times New Roman" w:cs="Times New Roman"/>
                 <w:sz w:val="22"/>
               </w:rPr>
-              <w:t>—</w:t>
+              <w:t>تشابه جيب التمام cosine(h₁, h₂)</w:t>
             </w:r>
           </w:p>
         </w:tc>
@@ -4435,11 +4161,283 @@
                 <w:rFonts w:ascii="Times New Roman" w:hAnsi="Times New Roman" w:cs="Times New Roman"/>
                 <w:sz w:val="22"/>
               </w:rPr>
+              <w:t>بُعد واحد</w:t>
+            </w:r>
+          </w:p>
+        </w:tc>
+      </w:tr>
+      <w:tr>
+        <w:tc>
+          <w:tcPr>
+            <w:tcW w:type="dxa" w:w="1758"/>
+            <w:shd w:val="clear" w:color="auto" w:fill="DCE6F1"/>
+          </w:tcPr>
+          <w:p>
+            <w:pPr>
+              <w:jc w:val="center"/>
+            </w:pPr>
+            <w:r>
+              <w:rPr>
+                <w:rFonts w:ascii="Times New Roman" w:hAnsi="Times New Roman" w:cs="Times New Roman"/>
+                <w:sz w:val="22"/>
+              </w:rPr>
+              <w:t>LBP المنطقة المحيطة بالعين</w:t>
+            </w:r>
+          </w:p>
+        </w:tc>
+        <w:tc>
+          <w:tcPr>
+            <w:tcW w:type="dxa" w:w="1758"/>
+            <w:shd w:val="clear" w:color="auto" w:fill="DCE6F1"/>
+          </w:tcPr>
+          <w:p>
+            <w:pPr>
+              <w:jc w:val="center"/>
+            </w:pPr>
+            <w:r>
+              <w:rPr>
+                <w:rFonts w:ascii="Times New Roman" w:hAnsi="Times New Roman" w:cs="Times New Roman"/>
+                <w:sz w:val="22"/>
+              </w:rPr>
+              <w:t>scikit-image LBP (Periocular)</w:t>
+            </w:r>
+          </w:p>
+        </w:tc>
+        <w:tc>
+          <w:tcPr>
+            <w:tcW w:type="dxa" w:w="1758"/>
+            <w:shd w:val="clear" w:color="auto" w:fill="DCE6F1"/>
+          </w:tcPr>
+          <w:p>
+            <w:pPr>
+              <w:jc w:val="center"/>
+            </w:pPr>
+            <w:r>
+              <w:rPr>
+                <w:rFonts w:ascii="Times New Roman" w:hAnsi="Times New Roman" w:cs="Times New Roman"/>
+                <w:sz w:val="22"/>
+              </w:rPr>
+              <w:t>256 قيمة/وجه</w:t>
+            </w:r>
+          </w:p>
+        </w:tc>
+        <w:tc>
+          <w:tcPr>
+            <w:tcW w:type="dxa" w:w="1758"/>
+            <w:shd w:val="clear" w:color="auto" w:fill="DCE6F1"/>
+          </w:tcPr>
+          <w:p>
+            <w:pPr>
+              <w:jc w:val="center"/>
+            </w:pPr>
+            <w:r>
+              <w:rPr>
+                <w:rFonts w:ascii="Times New Roman" w:hAnsi="Times New Roman" w:cs="Times New Roman"/>
+                <w:sz w:val="22"/>
+              </w:rPr>
+              <w:t>مسافة Chi-square χ²(p₁, p₂)</w:t>
+            </w:r>
+          </w:p>
+        </w:tc>
+        <w:tc>
+          <w:tcPr>
+            <w:tcW w:type="dxa" w:w="1758"/>
+            <w:shd w:val="clear" w:color="auto" w:fill="DCE6F1"/>
+          </w:tcPr>
+          <w:p>
+            <w:pPr>
+              <w:jc w:val="center"/>
+            </w:pPr>
+            <w:r>
+              <w:rPr>
+                <w:rFonts w:ascii="Times New Roman" w:hAnsi="Times New Roman" w:cs="Times New Roman"/>
+                <w:sz w:val="22"/>
+              </w:rPr>
+              <w:t>بُعد واحد</w:t>
+            </w:r>
+          </w:p>
+        </w:tc>
+      </w:tr>
+      <w:tr>
+        <w:tc>
+          <w:tcPr>
+            <w:tcW w:type="dxa" w:w="1758"/>
+            <w:shd w:val="clear" w:color="auto" w:fill="FFFFFF"/>
+          </w:tcPr>
+          <w:p>
+            <w:pPr>
+              <w:jc w:val="center"/>
+            </w:pPr>
+            <w:r>
+              <w:rPr>
+                <w:rFonts w:ascii="Times New Roman" w:hAnsi="Times New Roman" w:cs="Times New Roman"/>
+                <w:sz w:val="22"/>
+              </w:rPr>
+              <w:t>LBP المنطقة المحيطة بالعين</w:t>
+            </w:r>
+          </w:p>
+        </w:tc>
+        <w:tc>
+          <w:tcPr>
+            <w:tcW w:type="dxa" w:w="1758"/>
+            <w:shd w:val="clear" w:color="auto" w:fill="FFFFFF"/>
+          </w:tcPr>
+          <w:p>
+            <w:pPr>
+              <w:jc w:val="center"/>
+            </w:pPr>
+            <w:r>
+              <w:rPr>
+                <w:rFonts w:ascii="Times New Roman" w:hAnsi="Times New Roman" w:cs="Times New Roman"/>
+                <w:sz w:val="22"/>
+              </w:rPr>
+              <w:t>scikit-image LBP (Periocular)</w:t>
+            </w:r>
+          </w:p>
+        </w:tc>
+        <w:tc>
+          <w:tcPr>
+            <w:tcW w:type="dxa" w:w="1758"/>
+            <w:shd w:val="clear" w:color="auto" w:fill="FFFFFF"/>
+          </w:tcPr>
+          <w:p>
+            <w:pPr>
+              <w:jc w:val="center"/>
+            </w:pPr>
+            <w:r>
+              <w:rPr>
+                <w:rFonts w:ascii="Times New Roman" w:hAnsi="Times New Roman" w:cs="Times New Roman"/>
+                <w:sz w:val="22"/>
+              </w:rPr>
+              <w:t>256 قيمة/وجه</w:t>
+            </w:r>
+          </w:p>
+        </w:tc>
+        <w:tc>
+          <w:tcPr>
+            <w:tcW w:type="dxa" w:w="1758"/>
+            <w:shd w:val="clear" w:color="auto" w:fill="FFFFFF"/>
+          </w:tcPr>
+          <w:p>
+            <w:pPr>
+              <w:jc w:val="center"/>
+            </w:pPr>
+            <w:r>
+              <w:rPr>
+                <w:rFonts w:ascii="Times New Roman" w:hAnsi="Times New Roman" w:cs="Times New Roman"/>
+                <w:sz w:val="22"/>
+              </w:rPr>
+              <w:t>تشابه جيب التمام cosine(p₁, p₂)</w:t>
+            </w:r>
+          </w:p>
+        </w:tc>
+        <w:tc>
+          <w:tcPr>
+            <w:tcW w:type="dxa" w:w="1758"/>
+            <w:shd w:val="clear" w:color="auto" w:fill="FFFFFF"/>
+          </w:tcPr>
+          <w:p>
+            <w:pPr>
+              <w:jc w:val="center"/>
+            </w:pPr>
+            <w:r>
+              <w:rPr>
+                <w:rFonts w:ascii="Times New Roman" w:hAnsi="Times New Roman" w:cs="Times New Roman"/>
+                <w:sz w:val="22"/>
+              </w:rPr>
+              <w:t>بُعد واحد</w:t>
+            </w:r>
+          </w:p>
+        </w:tc>
+      </w:tr>
+      <w:tr>
+        <w:tc>
+          <w:tcPr>
+            <w:tcW w:type="dxa" w:w="1758"/>
+            <w:shd w:val="clear" w:color="auto" w:fill="DCE6F1"/>
+          </w:tcPr>
+          <w:p>
+            <w:pPr>
+              <w:jc w:val="center"/>
+            </w:pPr>
+            <w:r>
+              <w:rPr>
+                <w:rFonts w:ascii="Times New Roman" w:hAnsi="Times New Roman" w:cs="Times New Roman"/>
+                <w:sz w:val="22"/>
+              </w:rPr>
+              <w:t>المتجه الكامل لكل زوج</w:t>
+            </w:r>
+          </w:p>
+        </w:tc>
+        <w:tc>
+          <w:tcPr>
+            <w:tcW w:type="dxa" w:w="1758"/>
+            <w:shd w:val="clear" w:color="auto" w:fill="DCE6F1"/>
+          </w:tcPr>
+          <w:p>
+            <w:pPr>
+              <w:jc w:val="center"/>
+            </w:pPr>
+            <w:r>
+              <w:rPr>
+                <w:rFonts w:ascii="Times New Roman" w:hAnsi="Times New Roman" w:cs="Times New Roman"/>
+                <w:sz w:val="22"/>
+              </w:rPr>
+              <w:t>—</w:t>
+            </w:r>
+          </w:p>
+        </w:tc>
+        <w:tc>
+          <w:tcPr>
+            <w:tcW w:type="dxa" w:w="1758"/>
+            <w:shd w:val="clear" w:color="auto" w:fill="DCE6F1"/>
+          </w:tcPr>
+          <w:p>
+            <w:pPr>
+              <w:jc w:val="center"/>
+            </w:pPr>
+            <w:r>
+              <w:rPr>
+                <w:rFonts w:ascii="Times New Roman" w:hAnsi="Times New Roman" w:cs="Times New Roman"/>
+                <w:sz w:val="22"/>
+              </w:rPr>
+              <w:t>—</w:t>
+            </w:r>
+          </w:p>
+        </w:tc>
+        <w:tc>
+          <w:tcPr>
+            <w:tcW w:type="dxa" w:w="1758"/>
+            <w:shd w:val="clear" w:color="auto" w:fill="DCE6F1"/>
+          </w:tcPr>
+          <w:p>
+            <w:pPr>
+              <w:jc w:val="center"/>
+            </w:pPr>
+            <w:r>
+              <w:rPr>
+                <w:rFonts w:ascii="Times New Roman" w:hAnsi="Times New Roman" w:cs="Times New Roman"/>
+                <w:sz w:val="22"/>
+              </w:rPr>
+              <w:t>512 + 512 + 1 + 1 + 1 + 1 + 1 + 1</w:t>
+            </w:r>
+          </w:p>
+        </w:tc>
+        <w:tc>
+          <w:tcPr>
+            <w:tcW w:type="dxa" w:w="1758"/>
+            <w:shd w:val="clear" w:color="auto" w:fill="DCE6F1"/>
+          </w:tcPr>
+          <w:p>
+            <w:pPr>
+              <w:jc w:val="center"/>
+            </w:pPr>
+            <w:r>
+              <w:rPr>
+                <w:rFonts w:ascii="Times New Roman" w:hAnsi="Times New Roman" w:cs="Times New Roman"/>
+                <w:sz w:val="22"/>
+              </w:rPr>
               <w:t>1,030 بُعداً</w:t>
-              <w:br/>
-              <w:t>(يُرجى التحقق</w:t>
-              <w:br/>
-              <w:t>من الكود)</w:t>
             </w:r>
           </w:p>
         </w:tc>
@@ -4463,7 +4461,861 @@
           <w:rtl/>
           <w:cs/>
         </w:rPr>
-        <w:t>★ ملاحظة: إجمالي الأبعاد المُدرَج في هذا الجدول وفق المكوّنات المذكورة هو 1,027 بُعداً تقريباً، بينما القيمة الموثَّقة في عمل سابق هي 1,030. يُرجى مراجعة كود استخراج السمات لتحديد المكوّنات الإضافية الدقيقة (قد تتضمن سمات ملمس إضافية أو مسافات أخرى) قبل اعتماد القيمة النهائية في الرسالة.</w:t>
+        <w:t>★ تم التحقق من هذا التركيب مباشرةً من دالة build_features() في كود بناء الأزواج (Script 2)، والناتج الفعلي للمصفوفة X كان (28293, 1030)، مما يؤكد صحة القيمة 1,030 بُعداً.</w:t>
+      </w:r>
+    </w:p>
+    <w:p>
+      <w:pPr>
+        <w:bidi/>
+        <w:spacing w:before="280" w:after="160"/>
+        <w:jc w:val="right"/>
+      </w:pPr>
+      <w:r>
+        <w:rPr>
+          <w:rFonts w:ascii="Times New Roman" w:hAnsi="Times New Roman" w:cs="Times New Roman"/>
+          <w:b/>
+          <w:color w:val="2E5EA8"/>
+          <w:sz w:val="28"/>
+          <w:rtl/>
+          <w:cs/>
+        </w:rPr>
+        <w:t>3.ج-2 — معاملات Optuna المُحسَّنة (مؤكَّدة من الكود)</w:t>
+      </w:r>
+    </w:p>
+    <w:p>
+      <w:pPr>
+        <w:bidi/>
+        <w:spacing w:before="200" w:after="120"/>
+        <w:jc w:val="right"/>
+      </w:pPr>
+      <w:r>
+        <w:rPr>
+          <w:rFonts w:ascii="Times New Roman" w:hAnsi="Times New Roman" w:cs="Times New Roman"/>
+          <w:b/>
+          <w:color w:val="1A1A1A"/>
+          <w:sz w:val="26"/>
+          <w:rtl/>
+          <w:cs/>
+        </w:rPr>
+        <w:t>▸ الموضع: الفصل الرابع — القسم 4.4 (ضبط فرط-المعاملات)</w:t>
+      </w:r>
+    </w:p>
+    <w:p>
+      <w:pPr>
+        <w:bidi/>
+        <w:spacing w:line="360" w:lineRule="auto" w:after="120"/>
+        <w:ind w:firstLine="567"/>
+        <w:jc w:val="right"/>
+      </w:pPr>
+      <w:r>
+        <w:rPr>
+          <w:rFonts w:ascii="Times New Roman" w:hAnsi="Times New Roman" w:cs="Times New Roman"/>
+          <w:sz w:val="24"/>
+          <w:rtl/>
+          <w:cs/>
+        </w:rPr>
+        <w:t>استُخدم Optuna لتحسين فرط-معاملات كل من Logistic Regression وLightGBM، باستهداف تقليل EER على الطيّة الأولى من GroupKFold. يوضح الجدول التالي نطاقات البحث وعدد التجارب والقيم المُثلى المُحققة لكل نموذج:</w:t>
+      </w:r>
+    </w:p>
+    <w:p>
+      <w:pPr>
+        <w:spacing w:before="160" w:after="80"/>
+        <w:jc w:val="center"/>
+      </w:pPr>
+      <w:r>
+        <w:rPr>
+          <w:rFonts w:ascii="Times New Roman" w:hAnsi="Times New Roman" w:cs="Times New Roman"/>
+          <w:b/>
+          <w:i/>
+          <w:sz w:val="22"/>
+        </w:rPr>
+        <w:t>جدول 4.4 (مُوسَّع): معاملات Optuna المُحسَّنة لكل من Logistic Regression وLightGBM (مؤكَّدة من ناتج Colab)</w:t>
+      </w:r>
+    </w:p>
+    <w:tbl>
+      <w:tblPr>
+        <w:tblStyle w:val="TableGrid"/>
+        <w:tblW w:type="auto" w:w="0"/>
+        <w:jc w:val="center"/>
+        <w:tblLook w:firstColumn="1" w:firstRow="1" w:lastColumn="0" w:lastRow="0" w:noHBand="0" w:noVBand="1" w:val="04A0"/>
+      </w:tblPr>
+      <w:tblGrid>
+        <w:gridCol w:w="1758"/>
+        <w:gridCol w:w="1758"/>
+        <w:gridCol w:w="1758"/>
+        <w:gridCol w:w="1758"/>
+        <w:gridCol w:w="1758"/>
+      </w:tblGrid>
+      <w:tr>
+        <w:tc>
+          <w:tcPr>
+            <w:tcW w:type="dxa" w:w="1758"/>
+            <w:shd w:val="clear" w:color="auto" w:fill="2E5EA8"/>
+          </w:tcPr>
+          <w:p>
+            <w:pPr>
+              <w:jc w:val="center"/>
+            </w:pPr>
+            <w:r>
+              <w:rPr>
+                <w:rFonts w:ascii="Times New Roman" w:hAnsi="Times New Roman" w:cs="Times New Roman"/>
+                <w:b/>
+                <w:color w:val="FFFFFF"/>
+                <w:sz w:val="22"/>
+              </w:rPr>
+              <w:t>النموذج</w:t>
+            </w:r>
+          </w:p>
+        </w:tc>
+        <w:tc>
+          <w:tcPr>
+            <w:tcW w:type="dxa" w:w="1758"/>
+            <w:shd w:val="clear" w:color="auto" w:fill="2E5EA8"/>
+          </w:tcPr>
+          <w:p>
+            <w:pPr>
+              <w:jc w:val="center"/>
+            </w:pPr>
+            <w:r>
+              <w:rPr>
+                <w:rFonts w:ascii="Times New Roman" w:hAnsi="Times New Roman" w:cs="Times New Roman"/>
+                <w:b/>
+                <w:color w:val="FFFFFF"/>
+                <w:sz w:val="22"/>
+              </w:rPr>
+              <w:t>المعامل</w:t>
+            </w:r>
+          </w:p>
+        </w:tc>
+        <w:tc>
+          <w:tcPr>
+            <w:tcW w:type="dxa" w:w="1758"/>
+            <w:shd w:val="clear" w:color="auto" w:fill="2E5EA8"/>
+          </w:tcPr>
+          <w:p>
+            <w:pPr>
+              <w:jc w:val="center"/>
+            </w:pPr>
+            <w:r>
+              <w:rPr>
+                <w:rFonts w:ascii="Times New Roman" w:hAnsi="Times New Roman" w:cs="Times New Roman"/>
+                <w:b/>
+                <w:color w:val="FFFFFF"/>
+                <w:sz w:val="22"/>
+              </w:rPr>
+              <w:t>نطاق البحث</w:t>
+            </w:r>
+          </w:p>
+        </w:tc>
+        <w:tc>
+          <w:tcPr>
+            <w:tcW w:type="dxa" w:w="1758"/>
+            <w:shd w:val="clear" w:color="auto" w:fill="2E5EA8"/>
+          </w:tcPr>
+          <w:p>
+            <w:pPr>
+              <w:jc w:val="center"/>
+            </w:pPr>
+            <w:r>
+              <w:rPr>
+                <w:rFonts w:ascii="Times New Roman" w:hAnsi="Times New Roman" w:cs="Times New Roman"/>
+                <w:b/>
+                <w:color w:val="FFFFFF"/>
+                <w:sz w:val="22"/>
+              </w:rPr>
+              <w:t>القيمة المُثلى</w:t>
+            </w:r>
+          </w:p>
+        </w:tc>
+        <w:tc>
+          <w:tcPr>
+            <w:tcW w:type="dxa" w:w="1758"/>
+            <w:shd w:val="clear" w:color="auto" w:fill="2E5EA8"/>
+          </w:tcPr>
+          <w:p>
+            <w:pPr>
+              <w:jc w:val="center"/>
+            </w:pPr>
+            <w:r>
+              <w:rPr>
+                <w:rFonts w:ascii="Times New Roman" w:hAnsi="Times New Roman" w:cs="Times New Roman"/>
+                <w:b/>
+                <w:color w:val="FFFFFF"/>
+                <w:sz w:val="22"/>
+              </w:rPr>
+              <w:t>عدد تجارب Optuna</w:t>
+            </w:r>
+          </w:p>
+        </w:tc>
+      </w:tr>
+      <w:tr>
+        <w:tc>
+          <w:tcPr>
+            <w:tcW w:type="dxa" w:w="1758"/>
+            <w:shd w:val="clear" w:color="auto" w:fill="DCE6F1"/>
+          </w:tcPr>
+          <w:p>
+            <w:pPr>
+              <w:jc w:val="center"/>
+            </w:pPr>
+            <w:r>
+              <w:rPr>
+                <w:rFonts w:ascii="Times New Roman" w:hAnsi="Times New Roman" w:cs="Times New Roman"/>
+                <w:sz w:val="22"/>
+              </w:rPr>
+              <w:t>Logistic Regression</w:t>
+            </w:r>
+          </w:p>
+        </w:tc>
+        <w:tc>
+          <w:tcPr>
+            <w:tcW w:type="dxa" w:w="1758"/>
+            <w:shd w:val="clear" w:color="auto" w:fill="DCE6F1"/>
+          </w:tcPr>
+          <w:p>
+            <w:pPr>
+              <w:jc w:val="center"/>
+            </w:pPr>
+            <w:r>
+              <w:rPr>
+                <w:rFonts w:ascii="Times New Roman" w:hAnsi="Times New Roman" w:cs="Times New Roman"/>
+                <w:sz w:val="22"/>
+              </w:rPr>
+              <w:t>C (التنظيم)</w:t>
+            </w:r>
+          </w:p>
+        </w:tc>
+        <w:tc>
+          <w:tcPr>
+            <w:tcW w:type="dxa" w:w="1758"/>
+            <w:shd w:val="clear" w:color="auto" w:fill="DCE6F1"/>
+          </w:tcPr>
+          <w:p>
+            <w:pPr>
+              <w:jc w:val="center"/>
+            </w:pPr>
+            <w:r>
+              <w:rPr>
+                <w:rFonts w:ascii="Times New Roman" w:hAnsi="Times New Roman" w:cs="Times New Roman"/>
+                <w:sz w:val="22"/>
+              </w:rPr>
+              <w:t>[1e-3, 1e2]</w:t>
+              <w:br/>
+              <w:t>(log scale)</w:t>
+            </w:r>
+          </w:p>
+        </w:tc>
+        <w:tc>
+          <w:tcPr>
+            <w:tcW w:type="dxa" w:w="1758"/>
+            <w:shd w:val="clear" w:color="auto" w:fill="DCE6F1"/>
+          </w:tcPr>
+          <w:p>
+            <w:pPr>
+              <w:jc w:val="center"/>
+            </w:pPr>
+            <w:r>
+              <w:rPr>
+                <w:rFonts w:ascii="Times New Roman" w:hAnsi="Times New Roman" w:cs="Times New Roman"/>
+                <w:sz w:val="22"/>
+              </w:rPr>
+              <w:t>0.00108</w:t>
+            </w:r>
+          </w:p>
+        </w:tc>
+        <w:tc>
+          <w:tcPr>
+            <w:tcW w:type="dxa" w:w="1758"/>
+            <w:shd w:val="clear" w:color="auto" w:fill="DCE6F1"/>
+          </w:tcPr>
+          <w:p>
+            <w:pPr>
+              <w:jc w:val="center"/>
+            </w:pPr>
+            <w:r>
+              <w:rPr>
+                <w:rFonts w:ascii="Times New Roman" w:hAnsi="Times New Roman" w:cs="Times New Roman"/>
+                <w:sz w:val="22"/>
+              </w:rPr>
+              <w:t>20 تجربة</w:t>
+            </w:r>
+          </w:p>
+        </w:tc>
+      </w:tr>
+      <w:tr>
+        <w:tc>
+          <w:tcPr>
+            <w:tcW w:type="dxa" w:w="1758"/>
+            <w:shd w:val="clear" w:color="auto" w:fill="FFFFFF"/>
+          </w:tcPr>
+          <w:p>
+            <w:pPr>
+              <w:jc w:val="center"/>
+            </w:pPr>
+            <w:r>
+              <w:rPr>
+                <w:rFonts w:ascii="Times New Roman" w:hAnsi="Times New Roman" w:cs="Times New Roman"/>
+                <w:sz w:val="22"/>
+              </w:rPr>
+              <w:t>LightGBM</w:t>
+            </w:r>
+          </w:p>
+        </w:tc>
+        <w:tc>
+          <w:tcPr>
+            <w:tcW w:type="dxa" w:w="1758"/>
+            <w:shd w:val="clear" w:color="auto" w:fill="FFFFFF"/>
+          </w:tcPr>
+          <w:p>
+            <w:pPr>
+              <w:jc w:val="center"/>
+            </w:pPr>
+            <w:r>
+              <w:rPr>
+                <w:rFonts w:ascii="Times New Roman" w:hAnsi="Times New Roman" w:cs="Times New Roman"/>
+                <w:sz w:val="22"/>
+              </w:rPr>
+              <w:t>learning_rate</w:t>
+            </w:r>
+          </w:p>
+        </w:tc>
+        <w:tc>
+          <w:tcPr>
+            <w:tcW w:type="dxa" w:w="1758"/>
+            <w:shd w:val="clear" w:color="auto" w:fill="FFFFFF"/>
+          </w:tcPr>
+          <w:p>
+            <w:pPr>
+              <w:jc w:val="center"/>
+            </w:pPr>
+            <w:r>
+              <w:rPr>
+                <w:rFonts w:ascii="Times New Roman" w:hAnsi="Times New Roman" w:cs="Times New Roman"/>
+                <w:sz w:val="22"/>
+              </w:rPr>
+              <w:t>[0.01, 0.3]</w:t>
+              <w:br/>
+              <w:t>(log scale)</w:t>
+            </w:r>
+          </w:p>
+        </w:tc>
+        <w:tc>
+          <w:tcPr>
+            <w:tcW w:type="dxa" w:w="1758"/>
+            <w:shd w:val="clear" w:color="auto" w:fill="FFFFFF"/>
+          </w:tcPr>
+          <w:p>
+            <w:pPr>
+              <w:jc w:val="center"/>
+            </w:pPr>
+            <w:r>
+              <w:rPr>
+                <w:rFonts w:ascii="Times New Roman" w:hAnsi="Times New Roman" w:cs="Times New Roman"/>
+                <w:sz w:val="22"/>
+              </w:rPr>
+              <w:t>0.0134</w:t>
+            </w:r>
+          </w:p>
+        </w:tc>
+        <w:tc>
+          <w:tcPr>
+            <w:tcW w:type="dxa" w:w="1758"/>
+            <w:shd w:val="clear" w:color="auto" w:fill="FFFFFF"/>
+          </w:tcPr>
+          <w:p>
+            <w:pPr>
+              <w:jc w:val="center"/>
+            </w:pPr>
+            <w:r>
+              <w:rPr>
+                <w:rFonts w:ascii="Times New Roman" w:hAnsi="Times New Roman" w:cs="Times New Roman"/>
+                <w:sz w:val="22"/>
+              </w:rPr>
+              <w:t>25 تجربة</w:t>
+            </w:r>
+          </w:p>
+        </w:tc>
+      </w:tr>
+      <w:tr>
+        <w:tc>
+          <w:tcPr>
+            <w:tcW w:type="dxa" w:w="1758"/>
+            <w:shd w:val="clear" w:color="auto" w:fill="DCE6F1"/>
+          </w:tcPr>
+          <w:p>
+            <w:pPr>
+              <w:jc w:val="center"/>
+            </w:pPr>
+            <w:r>
+              <w:rPr>
+                <w:rFonts w:ascii="Times New Roman" w:hAnsi="Times New Roman" w:cs="Times New Roman"/>
+                <w:sz w:val="22"/>
+              </w:rPr>
+              <w:t>LightGBM</w:t>
+            </w:r>
+          </w:p>
+        </w:tc>
+        <w:tc>
+          <w:tcPr>
+            <w:tcW w:type="dxa" w:w="1758"/>
+            <w:shd w:val="clear" w:color="auto" w:fill="DCE6F1"/>
+          </w:tcPr>
+          <w:p>
+            <w:pPr>
+              <w:jc w:val="center"/>
+            </w:pPr>
+            <w:r>
+              <w:rPr>
+                <w:rFonts w:ascii="Times New Roman" w:hAnsi="Times New Roman" w:cs="Times New Roman"/>
+                <w:sz w:val="22"/>
+              </w:rPr>
+              <w:t>num_leaves</w:t>
+            </w:r>
+          </w:p>
+        </w:tc>
+        <w:tc>
+          <w:tcPr>
+            <w:tcW w:type="dxa" w:w="1758"/>
+            <w:shd w:val="clear" w:color="auto" w:fill="DCE6F1"/>
+          </w:tcPr>
+          <w:p>
+            <w:pPr>
+              <w:jc w:val="center"/>
+            </w:pPr>
+            <w:r>
+              <w:rPr>
+                <w:rFonts w:ascii="Times New Roman" w:hAnsi="Times New Roman" w:cs="Times New Roman"/>
+                <w:sz w:val="22"/>
+              </w:rPr>
+              <w:t>[15, 100]</w:t>
+            </w:r>
+          </w:p>
+        </w:tc>
+        <w:tc>
+          <w:tcPr>
+            <w:tcW w:type="dxa" w:w="1758"/>
+            <w:shd w:val="clear" w:color="auto" w:fill="DCE6F1"/>
+          </w:tcPr>
+          <w:p>
+            <w:pPr>
+              <w:jc w:val="center"/>
+            </w:pPr>
+            <w:r>
+              <w:rPr>
+                <w:rFonts w:ascii="Times New Roman" w:hAnsi="Times New Roman" w:cs="Times New Roman"/>
+                <w:sz w:val="22"/>
+              </w:rPr>
+              <w:t>86</w:t>
+            </w:r>
+          </w:p>
+        </w:tc>
+        <w:tc>
+          <w:tcPr>
+            <w:tcW w:type="dxa" w:w="1758"/>
+            <w:shd w:val="clear" w:color="auto" w:fill="DCE6F1"/>
+          </w:tcPr>
+          <w:p>
+            <w:pPr>
+              <w:jc w:val="center"/>
+            </w:pPr>
+            <w:r>
+              <w:rPr>
+                <w:rFonts w:ascii="Times New Roman" w:hAnsi="Times New Roman" w:cs="Times New Roman"/>
+                <w:sz w:val="22"/>
+              </w:rPr>
+              <w:t>25 تجربة</w:t>
+            </w:r>
+          </w:p>
+        </w:tc>
+      </w:tr>
+      <w:tr>
+        <w:tc>
+          <w:tcPr>
+            <w:tcW w:type="dxa" w:w="1758"/>
+            <w:shd w:val="clear" w:color="auto" w:fill="FFFFFF"/>
+          </w:tcPr>
+          <w:p>
+            <w:pPr>
+              <w:jc w:val="center"/>
+            </w:pPr>
+            <w:r>
+              <w:rPr>
+                <w:rFonts w:ascii="Times New Roman" w:hAnsi="Times New Roman" w:cs="Times New Roman"/>
+                <w:sz w:val="22"/>
+              </w:rPr>
+              <w:t>LightGBM</w:t>
+            </w:r>
+          </w:p>
+        </w:tc>
+        <w:tc>
+          <w:tcPr>
+            <w:tcW w:type="dxa" w:w="1758"/>
+            <w:shd w:val="clear" w:color="auto" w:fill="FFFFFF"/>
+          </w:tcPr>
+          <w:p>
+            <w:pPr>
+              <w:jc w:val="center"/>
+            </w:pPr>
+            <w:r>
+              <w:rPr>
+                <w:rFonts w:ascii="Times New Roman" w:hAnsi="Times New Roman" w:cs="Times New Roman"/>
+                <w:sz w:val="22"/>
+              </w:rPr>
+              <w:t>max_depth</w:t>
+            </w:r>
+          </w:p>
+        </w:tc>
+        <w:tc>
+          <w:tcPr>
+            <w:tcW w:type="dxa" w:w="1758"/>
+            <w:shd w:val="clear" w:color="auto" w:fill="FFFFFF"/>
+          </w:tcPr>
+          <w:p>
+            <w:pPr>
+              <w:jc w:val="center"/>
+            </w:pPr>
+            <w:r>
+              <w:rPr>
+                <w:rFonts w:ascii="Times New Roman" w:hAnsi="Times New Roman" w:cs="Times New Roman"/>
+                <w:sz w:val="22"/>
+              </w:rPr>
+              <w:t>[3, 10]</w:t>
+            </w:r>
+          </w:p>
+        </w:tc>
+        <w:tc>
+          <w:tcPr>
+            <w:tcW w:type="dxa" w:w="1758"/>
+            <w:shd w:val="clear" w:color="auto" w:fill="FFFFFF"/>
+          </w:tcPr>
+          <w:p>
+            <w:pPr>
+              <w:jc w:val="center"/>
+            </w:pPr>
+            <w:r>
+              <w:rPr>
+                <w:rFonts w:ascii="Times New Roman" w:hAnsi="Times New Roman" w:cs="Times New Roman"/>
+                <w:sz w:val="22"/>
+              </w:rPr>
+              <w:t>6</w:t>
+            </w:r>
+          </w:p>
+        </w:tc>
+        <w:tc>
+          <w:tcPr>
+            <w:tcW w:type="dxa" w:w="1758"/>
+            <w:shd w:val="clear" w:color="auto" w:fill="FFFFFF"/>
+          </w:tcPr>
+          <w:p>
+            <w:pPr>
+              <w:jc w:val="center"/>
+            </w:pPr>
+            <w:r>
+              <w:rPr>
+                <w:rFonts w:ascii="Times New Roman" w:hAnsi="Times New Roman" w:cs="Times New Roman"/>
+                <w:sz w:val="22"/>
+              </w:rPr>
+              <w:t>25 تجربة</w:t>
+            </w:r>
+          </w:p>
+        </w:tc>
+      </w:tr>
+      <w:tr>
+        <w:tc>
+          <w:tcPr>
+            <w:tcW w:type="dxa" w:w="1758"/>
+            <w:shd w:val="clear" w:color="auto" w:fill="DCE6F1"/>
+          </w:tcPr>
+          <w:p>
+            <w:pPr>
+              <w:jc w:val="center"/>
+            </w:pPr>
+            <w:r>
+              <w:rPr>
+                <w:rFonts w:ascii="Times New Roman" w:hAnsi="Times New Roman" w:cs="Times New Roman"/>
+                <w:sz w:val="22"/>
+              </w:rPr>
+              <w:t>LightGBM</w:t>
+            </w:r>
+          </w:p>
+        </w:tc>
+        <w:tc>
+          <w:tcPr>
+            <w:tcW w:type="dxa" w:w="1758"/>
+            <w:shd w:val="clear" w:color="auto" w:fill="DCE6F1"/>
+          </w:tcPr>
+          <w:p>
+            <w:pPr>
+              <w:jc w:val="center"/>
+            </w:pPr>
+            <w:r>
+              <w:rPr>
+                <w:rFonts w:ascii="Times New Roman" w:hAnsi="Times New Roman" w:cs="Times New Roman"/>
+                <w:sz w:val="22"/>
+              </w:rPr>
+              <w:t>min_data_in_leaf</w:t>
+            </w:r>
+          </w:p>
+        </w:tc>
+        <w:tc>
+          <w:tcPr>
+            <w:tcW w:type="dxa" w:w="1758"/>
+            <w:shd w:val="clear" w:color="auto" w:fill="DCE6F1"/>
+          </w:tcPr>
+          <w:p>
+            <w:pPr>
+              <w:jc w:val="center"/>
+            </w:pPr>
+            <w:r>
+              <w:rPr>
+                <w:rFonts w:ascii="Times New Roman" w:hAnsi="Times New Roman" w:cs="Times New Roman"/>
+                <w:sz w:val="22"/>
+              </w:rPr>
+              <w:t>[5, 50]</w:t>
+            </w:r>
+          </w:p>
+        </w:tc>
+        <w:tc>
+          <w:tcPr>
+            <w:tcW w:type="dxa" w:w="1758"/>
+            <w:shd w:val="clear" w:color="auto" w:fill="DCE6F1"/>
+          </w:tcPr>
+          <w:p>
+            <w:pPr>
+              <w:jc w:val="center"/>
+            </w:pPr>
+            <w:r>
+              <w:rPr>
+                <w:rFonts w:ascii="Times New Roman" w:hAnsi="Times New Roman" w:cs="Times New Roman"/>
+                <w:sz w:val="22"/>
+              </w:rPr>
+              <w:t>45</w:t>
+            </w:r>
+          </w:p>
+        </w:tc>
+        <w:tc>
+          <w:tcPr>
+            <w:tcW w:type="dxa" w:w="1758"/>
+            <w:shd w:val="clear" w:color="auto" w:fill="DCE6F1"/>
+          </w:tcPr>
+          <w:p>
+            <w:pPr>
+              <w:jc w:val="center"/>
+            </w:pPr>
+            <w:r>
+              <w:rPr>
+                <w:rFonts w:ascii="Times New Roman" w:hAnsi="Times New Roman" w:cs="Times New Roman"/>
+                <w:sz w:val="22"/>
+              </w:rPr>
+              <w:t>25 تجربة</w:t>
+            </w:r>
+          </w:p>
+        </w:tc>
+      </w:tr>
+      <w:tr>
+        <w:tc>
+          <w:tcPr>
+            <w:tcW w:type="dxa" w:w="1758"/>
+            <w:shd w:val="clear" w:color="auto" w:fill="FFFFFF"/>
+          </w:tcPr>
+          <w:p>
+            <w:pPr>
+              <w:jc w:val="center"/>
+            </w:pPr>
+            <w:r>
+              <w:rPr>
+                <w:rFonts w:ascii="Times New Roman" w:hAnsi="Times New Roman" w:cs="Times New Roman"/>
+                <w:sz w:val="22"/>
+              </w:rPr>
+              <w:t>LightGBM</w:t>
+            </w:r>
+          </w:p>
+        </w:tc>
+        <w:tc>
+          <w:tcPr>
+            <w:tcW w:type="dxa" w:w="1758"/>
+            <w:shd w:val="clear" w:color="auto" w:fill="FFFFFF"/>
+          </w:tcPr>
+          <w:p>
+            <w:pPr>
+              <w:jc w:val="center"/>
+            </w:pPr>
+            <w:r>
+              <w:rPr>
+                <w:rFonts w:ascii="Times New Roman" w:hAnsi="Times New Roman" w:cs="Times New Roman"/>
+                <w:sz w:val="22"/>
+              </w:rPr>
+              <w:t>feature_fraction</w:t>
+            </w:r>
+          </w:p>
+        </w:tc>
+        <w:tc>
+          <w:tcPr>
+            <w:tcW w:type="dxa" w:w="1758"/>
+            <w:shd w:val="clear" w:color="auto" w:fill="FFFFFF"/>
+          </w:tcPr>
+          <w:p>
+            <w:pPr>
+              <w:jc w:val="center"/>
+            </w:pPr>
+            <w:r>
+              <w:rPr>
+                <w:rFonts w:ascii="Times New Roman" w:hAnsi="Times New Roman" w:cs="Times New Roman"/>
+                <w:sz w:val="22"/>
+              </w:rPr>
+              <w:t>[0.5, 1.0]</w:t>
+            </w:r>
+          </w:p>
+        </w:tc>
+        <w:tc>
+          <w:tcPr>
+            <w:tcW w:type="dxa" w:w="1758"/>
+            <w:shd w:val="clear" w:color="auto" w:fill="FFFFFF"/>
+          </w:tcPr>
+          <w:p>
+            <w:pPr>
+              <w:jc w:val="center"/>
+            </w:pPr>
+            <w:r>
+              <w:rPr>
+                <w:rFonts w:ascii="Times New Roman" w:hAnsi="Times New Roman" w:cs="Times New Roman"/>
+                <w:sz w:val="22"/>
+              </w:rPr>
+              <w:t>0.687</w:t>
+            </w:r>
+          </w:p>
+        </w:tc>
+        <w:tc>
+          <w:tcPr>
+            <w:tcW w:type="dxa" w:w="1758"/>
+            <w:shd w:val="clear" w:color="auto" w:fill="FFFFFF"/>
+          </w:tcPr>
+          <w:p>
+            <w:pPr>
+              <w:jc w:val="center"/>
+            </w:pPr>
+            <w:r>
+              <w:rPr>
+                <w:rFonts w:ascii="Times New Roman" w:hAnsi="Times New Roman" w:cs="Times New Roman"/>
+                <w:sz w:val="22"/>
+              </w:rPr>
+              <w:t>25 تجربة</w:t>
+            </w:r>
+          </w:p>
+        </w:tc>
+      </w:tr>
+      <w:tr>
+        <w:tc>
+          <w:tcPr>
+            <w:tcW w:type="dxa" w:w="1758"/>
+            <w:shd w:val="clear" w:color="auto" w:fill="DCE6F1"/>
+          </w:tcPr>
+          <w:p>
+            <w:pPr>
+              <w:jc w:val="center"/>
+            </w:pPr>
+            <w:r>
+              <w:rPr>
+                <w:rFonts w:ascii="Times New Roman" w:hAnsi="Times New Roman" w:cs="Times New Roman"/>
+                <w:sz w:val="22"/>
+              </w:rPr>
+              <w:t>LightGBM</w:t>
+            </w:r>
+          </w:p>
+        </w:tc>
+        <w:tc>
+          <w:tcPr>
+            <w:tcW w:type="dxa" w:w="1758"/>
+            <w:shd w:val="clear" w:color="auto" w:fill="DCE6F1"/>
+          </w:tcPr>
+          <w:p>
+            <w:pPr>
+              <w:jc w:val="center"/>
+            </w:pPr>
+            <w:r>
+              <w:rPr>
+                <w:rFonts w:ascii="Times New Roman" w:hAnsi="Times New Roman" w:cs="Times New Roman"/>
+                <w:sz w:val="22"/>
+              </w:rPr>
+              <w:t>bagging_fraction</w:t>
+            </w:r>
+          </w:p>
+        </w:tc>
+        <w:tc>
+          <w:tcPr>
+            <w:tcW w:type="dxa" w:w="1758"/>
+            <w:shd w:val="clear" w:color="auto" w:fill="DCE6F1"/>
+          </w:tcPr>
+          <w:p>
+            <w:pPr>
+              <w:jc w:val="center"/>
+            </w:pPr>
+            <w:r>
+              <w:rPr>
+                <w:rFonts w:ascii="Times New Roman" w:hAnsi="Times New Roman" w:cs="Times New Roman"/>
+                <w:sz w:val="22"/>
+              </w:rPr>
+              <w:t>[0.5, 1.0]</w:t>
+            </w:r>
+          </w:p>
+        </w:tc>
+        <w:tc>
+          <w:tcPr>
+            <w:tcW w:type="dxa" w:w="1758"/>
+            <w:shd w:val="clear" w:color="auto" w:fill="DCE6F1"/>
+          </w:tcPr>
+          <w:p>
+            <w:pPr>
+              <w:jc w:val="center"/>
+            </w:pPr>
+            <w:r>
+              <w:rPr>
+                <w:rFonts w:ascii="Times New Roman" w:hAnsi="Times New Roman" w:cs="Times New Roman"/>
+                <w:sz w:val="22"/>
+              </w:rPr>
+              <w:t>0.526</w:t>
+            </w:r>
+          </w:p>
+        </w:tc>
+        <w:tc>
+          <w:tcPr>
+            <w:tcW w:type="dxa" w:w="1758"/>
+            <w:shd w:val="clear" w:color="auto" w:fill="DCE6F1"/>
+          </w:tcPr>
+          <w:p>
+            <w:pPr>
+              <w:jc w:val="center"/>
+            </w:pPr>
+            <w:r>
+              <w:rPr>
+                <w:rFonts w:ascii="Times New Roman" w:hAnsi="Times New Roman" w:cs="Times New Roman"/>
+                <w:sz w:val="22"/>
+              </w:rPr>
+              <w:t>25 تجربة</w:t>
+            </w:r>
+          </w:p>
+        </w:tc>
+      </w:tr>
+    </w:tbl>
+    <w:p/>
+    <w:p>
+      <w:pPr>
+        <w:bidi/>
+        <w:spacing w:before="80" w:after="80"/>
+        <w:ind w:left="283" w:right="283"/>
+        <w:jc w:val="right"/>
+        <w:shd w:val="clear" w:color="auto" w:fill="F2F2F2"/>
+      </w:pPr>
+      <w:r>
+        <w:rPr>
+          <w:rFonts w:ascii="Times New Roman" w:hAnsi="Times New Roman" w:cs="Times New Roman"/>
+          <w:i/>
+          <w:color w:val="555555"/>
+          <w:sz w:val="22"/>
+          <w:rtl/>
+          <w:cs/>
+        </w:rPr>
+        <w:t>★ هدف التحسين: تقليل EER (Equal Error Rate) على بيانات التحقق للطيّة الأولى من GroupKFold. أفضل EER محقق أثناء البحث: Logistic Regression = 0.1557، LightGBM = 0.1179. بعد التقييم الكامل على 5 طيّات بهذه المعاملات، حقق LightGBM EER=0.1211±0.006 (انظر جدول 5.4).</w:t>
       </w:r>
     </w:p>
     <w:p>
@@ -7150,7 +8002,7 @@
           <w:i/>
           <w:sz w:val="22"/>
         </w:rPr>
-        <w:t>الشكل 3.4 (أوبتونا): ناتج تحسين Optuna — أفضل EER محقق (يُرجى ذكر عدد التجارب الفعلي من الكود)</w:t>
+        <w:t>الشكل 3.4 (أوبتونا): ناتج تحسين Optuna — أفضل EER محقق (LR: 20 تجربة، LightGBM: 25 تجربة — مؤكَّد من الكود)</w:t>
       </w:r>
     </w:p>
     <w:p>
@@ -8354,7 +9206,7 @@
                 <w:rFonts w:ascii="Times New Roman" w:hAnsi="Times New Roman" w:cs="Times New Roman"/>
                 <w:sz w:val="22"/>
               </w:rPr>
-              <w:t>عدد تجارب Optuna (100 أم 20-25؟)</w:t>
+              <w:t>عدد تجارب Optuna: LR=20، LightGBM=25</w:t>
             </w:r>
           </w:p>
         </w:tc>
@@ -8372,7 +9224,7 @@
                 <w:rFonts w:ascii="Times New Roman" w:hAnsi="Times New Roman" w:cs="Times New Roman"/>
                 <w:sz w:val="22"/>
               </w:rPr>
-              <w:t>🟡 يحتاج تأكيد</w:t>
+              <w:t>🟢 مؤكَّد من الكود</w:t>
             </w:r>
           </w:p>
         </w:tc>
@@ -8390,7 +9242,7 @@
                 <w:rFonts w:ascii="Times New Roman" w:hAnsi="Times New Roman" w:cs="Times New Roman"/>
                 <w:sz w:val="22"/>
               </w:rPr>
-              <w:t>حددي العدد الفعلي من سجل Colab</w:t>
+              <w:t>لا حاجة لإجراء</w:t>
             </w:r>
           </w:p>
         </w:tc>
@@ -8428,7 +9280,7 @@
                 <w:rFonts w:ascii="Times New Roman" w:hAnsi="Times New Roman" w:cs="Times New Roman"/>
                 <w:sz w:val="22"/>
               </w:rPr>
-              <w:t>أبعاد متجه الزوج (1,027 من المكوّنات أم 1,030؟)</w:t>
+              <w:t>أبعاد متجه الزوج = 1,030 (8 مكوّنات، X.shape=(28293,1030))</w:t>
             </w:r>
           </w:p>
         </w:tc>
@@ -8446,7 +9298,7 @@
                 <w:rFonts w:ascii="Times New Roman" w:hAnsi="Times New Roman" w:cs="Times New Roman"/>
                 <w:sz w:val="22"/>
               </w:rPr>
-              <w:t>🟡 يحتاج تأكيد</w:t>
+              <w:t>🟢 مؤكَّد من الكود</w:t>
             </w:r>
           </w:p>
         </w:tc>
@@ -8464,7 +9316,7 @@
                 <w:rFonts w:ascii="Times New Roman" w:hAnsi="Times New Roman" w:cs="Times New Roman"/>
                 <w:sz w:val="22"/>
               </w:rPr>
-              <w:t>افحصي كود بناء متجه الزوج</w:t>
+              <w:t>لا حاجة لإجراء</w:t>
             </w:r>
           </w:p>
         </w:tc>
@@ -8502,7 +9354,7 @@
                 <w:rFonts w:ascii="Times New Roman" w:hAnsi="Times New Roman" w:cs="Times New Roman"/>
                 <w:sz w:val="22"/>
               </w:rPr>
-              <w:t>عدد صور كل طيّة (3,797/946 ...)</w:t>
+              <w:t>عدد أزواج كل طيّة: ≈22,634 تدريب / ≈5,659 اختبار</w:t>
             </w:r>
           </w:p>
         </w:tc>
@@ -8520,7 +9372,7 @@
                 <w:rFonts w:ascii="Times New Roman" w:hAnsi="Times New Roman" w:cs="Times New Roman"/>
                 <w:sz w:val="22"/>
               </w:rPr>
-              <w:t>🟡 تقديري</w:t>
+              <w:t>🟢 مؤكَّد من الكود</w:t>
             </w:r>
           </w:p>
         </w:tc>
@@ -8538,7 +9390,7 @@
                 <w:rFonts w:ascii="Times New Roman" w:hAnsi="Times New Roman" w:cs="Times New Roman"/>
                 <w:sz w:val="22"/>
               </w:rPr>
-              <w:t>استخرجي len(train)/len(test) الفعلية من GroupKFold</w:t>
+              <w:t>لا حاجة لإجراء</w:t>
             </w:r>
           </w:p>
         </w:tc>

--- a/supervisor_revisions.docx
+++ b/supervisor_revisions.docx
@@ -7240,6 +7240,520 @@
       </w:r>
     </w:p>
     <w:p>
+      <w:pPr>
+        <w:bidi/>
+        <w:spacing w:before="280" w:after="160"/>
+        <w:jc w:val="right"/>
+      </w:pPr>
+      <w:r>
+        <w:rPr>
+          <w:rFonts w:ascii="Times New Roman" w:hAnsi="Times New Roman" w:cs="Times New Roman"/>
+          <w:b/>
+          <w:color w:val="2E5EA8"/>
+          <w:sz w:val="28"/>
+          <w:rtl/>
+          <w:cs/>
+        </w:rPr>
+        <w:t>3.ز — تجارب إضافية: نموذج متخصص ونموذج Cascade (دراسة مقارنة اختيارية)</w:t>
+      </w:r>
+    </w:p>
+    <w:p>
+      <w:pPr>
+        <w:bidi/>
+        <w:spacing w:before="200" w:after="120"/>
+        <w:jc w:val="right"/>
+      </w:pPr>
+      <w:r>
+        <w:rPr>
+          <w:rFonts w:ascii="Times New Roman" w:hAnsi="Times New Roman" w:cs="Times New Roman"/>
+          <w:b/>
+          <w:color w:val="1A1A1A"/>
+          <w:sz w:val="26"/>
+          <w:rtl/>
+          <w:cs/>
+        </w:rPr>
+        <w:t>▸ الموضع: الفصل الخامس — قسم التجارب الإضافية / الاستنتاجات (اختياري)</w:t>
+      </w:r>
+    </w:p>
+    <w:p>
+      <w:pPr>
+        <w:bidi/>
+        <w:spacing w:line="360" w:lineRule="auto" w:after="120"/>
+        <w:ind w:firstLine="567"/>
+        <w:jc w:val="right"/>
+      </w:pPr>
+      <w:r>
+        <w:rPr>
+          <w:rFonts w:ascii="Times New Roman" w:hAnsi="Times New Roman" w:cs="Times New Roman"/>
+          <w:sz w:val="24"/>
+          <w:rtl/>
+          <w:cs/>
+        </w:rPr>
+        <w:t>بالإضافة إلى النموذج العام (LightGBM المدرَّب على كل الأزواج)، تم إجراء تجربتين إضافيتين لاستكشاف إمكانية تحسين أداء تمييز التوائم تحديداً (وهي أصعب مهمة في النظام):</w:t>
+      </w:r>
+    </w:p>
+    <w:p>
+      <w:pPr>
+        <w:bidi/>
+        <w:spacing w:line="360" w:lineRule="auto" w:after="120"/>
+        <w:jc w:val="right"/>
+      </w:pPr>
+      <w:r>
+        <w:rPr>
+          <w:rFonts w:ascii="Times New Roman" w:hAnsi="Times New Roman" w:cs="Times New Roman"/>
+          <w:sz w:val="24"/>
+          <w:rtl/>
+          <w:cs/>
+        </w:rPr>
+        <w:t>• النموذج المتخصص (Specialist): نموذج LightGBM مستقل، مُدرَّب فقط على أزواج التوائم (Positive + Hard Negative = 14,771 زوجاً)، مع ضبط فرط-معاملات خاص به عبر Optuna (40 تجربة).</w:t>
+      </w:r>
+    </w:p>
+    <w:p>
+      <w:pPr>
+        <w:bidi/>
+        <w:spacing w:line="360" w:lineRule="auto" w:after="120"/>
+        <w:jc w:val="right"/>
+      </w:pPr>
+      <w:r>
+        <w:rPr>
+          <w:rFonts w:ascii="Times New Roman" w:hAnsi="Times New Roman" w:cs="Times New Roman"/>
+          <w:sz w:val="24"/>
+          <w:rtl/>
+          <w:cs/>
+        </w:rPr>
+        <w:t>• نموذج Cascade ثنائي المراحل: يستخدم النموذج العام للحالات الواضحة، ويُحوِّل الحالات الحدّية فقط (نطاق الدرجات [0.15, 0.65]، وتمثّل نحو 22-23% من الأزواج) إلى النموذج المتخصص بوزن مُرجَّح (عام=0.3، متخصص=0.7).</w:t>
+      </w:r>
+    </w:p>
+    <w:p>
+      <w:pPr>
+        <w:spacing w:before="160" w:after="80"/>
+        <w:jc w:val="center"/>
+      </w:pPr>
+      <w:r>
+        <w:rPr>
+          <w:rFonts w:ascii="Times New Roman" w:hAnsi="Times New Roman" w:cs="Times New Roman"/>
+          <w:b/>
+          <w:i/>
+          <w:sz w:val="22"/>
+        </w:rPr>
+        <w:t>جدول 7.5 (جديد، اختياري): دراسة مقارنة (Ablation) بين النموذج العام والبدائل المتخصصة/الهجينة</w:t>
+      </w:r>
+    </w:p>
+    <w:tbl>
+      <w:tblPr>
+        <w:tblStyle w:val="TableGrid"/>
+        <w:tblW w:type="auto" w:w="0"/>
+        <w:jc w:val="center"/>
+        <w:tblLook w:firstColumn="1" w:firstRow="1" w:lastColumn="0" w:lastRow="0" w:noHBand="0" w:noVBand="1" w:val="04A0"/>
+      </w:tblPr>
+      <w:tblGrid>
+        <w:gridCol w:w="1758"/>
+        <w:gridCol w:w="1758"/>
+        <w:gridCol w:w="1758"/>
+        <w:gridCol w:w="1758"/>
+        <w:gridCol w:w="1758"/>
+      </w:tblGrid>
+      <w:tr>
+        <w:tc>
+          <w:tcPr>
+            <w:tcW w:type="dxa" w:w="1758"/>
+            <w:shd w:val="clear" w:color="auto" w:fill="2E5EA8"/>
+          </w:tcPr>
+          <w:p>
+            <w:pPr>
+              <w:jc w:val="center"/>
+            </w:pPr>
+            <w:r>
+              <w:rPr>
+                <w:rFonts w:ascii="Times New Roman" w:hAnsi="Times New Roman" w:cs="Times New Roman"/>
+                <w:b/>
+                <w:color w:val="FFFFFF"/>
+                <w:sz w:val="22"/>
+              </w:rPr>
+              <w:t>النموذج</w:t>
+            </w:r>
+          </w:p>
+        </w:tc>
+        <w:tc>
+          <w:tcPr>
+            <w:tcW w:type="dxa" w:w="1758"/>
+            <w:shd w:val="clear" w:color="auto" w:fill="2E5EA8"/>
+          </w:tcPr>
+          <w:p>
+            <w:pPr>
+              <w:jc w:val="center"/>
+            </w:pPr>
+            <w:r>
+              <w:rPr>
+                <w:rFonts w:ascii="Times New Roman" w:hAnsi="Times New Roman" w:cs="Times New Roman"/>
+                <w:b/>
+                <w:color w:val="FFFFFF"/>
+                <w:sz w:val="22"/>
+              </w:rPr>
+              <w:t>AUC (كل البيانات)</w:t>
+            </w:r>
+          </w:p>
+        </w:tc>
+        <w:tc>
+          <w:tcPr>
+            <w:tcW w:type="dxa" w:w="1758"/>
+            <w:shd w:val="clear" w:color="auto" w:fill="2E5EA8"/>
+          </w:tcPr>
+          <w:p>
+            <w:pPr>
+              <w:jc w:val="center"/>
+            </w:pPr>
+            <w:r>
+              <w:rPr>
+                <w:rFonts w:ascii="Times New Roman" w:hAnsi="Times New Roman" w:cs="Times New Roman"/>
+                <w:b/>
+                <w:color w:val="FFFFFF"/>
+                <w:sz w:val="22"/>
+              </w:rPr>
+              <w:t>EER (كل البيانات)</w:t>
+            </w:r>
+          </w:p>
+        </w:tc>
+        <w:tc>
+          <w:tcPr>
+            <w:tcW w:type="dxa" w:w="1758"/>
+            <w:shd w:val="clear" w:color="auto" w:fill="2E5EA8"/>
+          </w:tcPr>
+          <w:p>
+            <w:pPr>
+              <w:jc w:val="center"/>
+            </w:pPr>
+            <w:r>
+              <w:rPr>
+                <w:rFonts w:ascii="Times New Roman" w:hAnsi="Times New Roman" w:cs="Times New Roman"/>
+                <w:b/>
+                <w:color w:val="FFFFFF"/>
+                <w:sz w:val="22"/>
+              </w:rPr>
+              <w:t>AUC (التوائم فقط)</w:t>
+            </w:r>
+          </w:p>
+        </w:tc>
+        <w:tc>
+          <w:tcPr>
+            <w:tcW w:type="dxa" w:w="1758"/>
+            <w:shd w:val="clear" w:color="auto" w:fill="2E5EA8"/>
+          </w:tcPr>
+          <w:p>
+            <w:pPr>
+              <w:jc w:val="center"/>
+            </w:pPr>
+            <w:r>
+              <w:rPr>
+                <w:rFonts w:ascii="Times New Roman" w:hAnsi="Times New Roman" w:cs="Times New Roman"/>
+                <w:b/>
+                <w:color w:val="FFFFFF"/>
+                <w:sz w:val="22"/>
+              </w:rPr>
+              <w:t>EER (التوائم فقط)</w:t>
+            </w:r>
+          </w:p>
+        </w:tc>
+      </w:tr>
+      <w:tr>
+        <w:tc>
+          <w:tcPr>
+            <w:tcW w:type="dxa" w:w="1758"/>
+            <w:shd w:val="clear" w:color="auto" w:fill="DCE6F1"/>
+          </w:tcPr>
+          <w:p>
+            <w:pPr>
+              <w:jc w:val="center"/>
+            </w:pPr>
+            <w:r>
+              <w:rPr>
+                <w:rFonts w:ascii="Times New Roman" w:hAnsi="Times New Roman" w:cs="Times New Roman"/>
+                <w:sz w:val="22"/>
+              </w:rPr>
+              <w:t>العام (المقترح أصلاً) ⭐</w:t>
+            </w:r>
+          </w:p>
+        </w:tc>
+        <w:tc>
+          <w:tcPr>
+            <w:tcW w:type="dxa" w:w="1758"/>
+            <w:shd w:val="clear" w:color="auto" w:fill="DCE6F1"/>
+          </w:tcPr>
+          <w:p>
+            <w:pPr>
+              <w:jc w:val="center"/>
+            </w:pPr>
+            <w:r>
+              <w:rPr>
+                <w:rFonts w:ascii="Times New Roman" w:hAnsi="Times New Roman" w:cs="Times New Roman"/>
+                <w:sz w:val="22"/>
+              </w:rPr>
+              <w:t>0.9574 ± 0.0051</w:t>
+            </w:r>
+          </w:p>
+        </w:tc>
+        <w:tc>
+          <w:tcPr>
+            <w:tcW w:type="dxa" w:w="1758"/>
+            <w:shd w:val="clear" w:color="auto" w:fill="DCE6F1"/>
+          </w:tcPr>
+          <w:p>
+            <w:pPr>
+              <w:jc w:val="center"/>
+            </w:pPr>
+            <w:r>
+              <w:rPr>
+                <w:rFonts w:ascii="Times New Roman" w:hAnsi="Times New Roman" w:cs="Times New Roman"/>
+                <w:sz w:val="22"/>
+              </w:rPr>
+              <w:t>0.1211 ± 0.0060</w:t>
+            </w:r>
+          </w:p>
+        </w:tc>
+        <w:tc>
+          <w:tcPr>
+            <w:tcW w:type="dxa" w:w="1758"/>
+            <w:shd w:val="clear" w:color="auto" w:fill="DCE6F1"/>
+          </w:tcPr>
+          <w:p>
+            <w:pPr>
+              <w:jc w:val="center"/>
+            </w:pPr>
+            <w:r>
+              <w:rPr>
+                <w:rFonts w:ascii="Times New Roman" w:hAnsi="Times New Roman" w:cs="Times New Roman"/>
+                <w:sz w:val="22"/>
+              </w:rPr>
+              <w:t>0.8715</w:t>
+            </w:r>
+          </w:p>
+        </w:tc>
+        <w:tc>
+          <w:tcPr>
+            <w:tcW w:type="dxa" w:w="1758"/>
+            <w:shd w:val="clear" w:color="auto" w:fill="DCE6F1"/>
+          </w:tcPr>
+          <w:p>
+            <w:pPr>
+              <w:jc w:val="center"/>
+            </w:pPr>
+            <w:r>
+              <w:rPr>
+                <w:rFonts w:ascii="Times New Roman" w:hAnsi="Times New Roman" w:cs="Times New Roman"/>
+                <w:sz w:val="22"/>
+              </w:rPr>
+              <w:t>0.2180</w:t>
+            </w:r>
+          </w:p>
+        </w:tc>
+      </w:tr>
+      <w:tr>
+        <w:tc>
+          <w:tcPr>
+            <w:tcW w:type="dxa" w:w="1758"/>
+            <w:shd w:val="clear" w:color="auto" w:fill="FFFFFF"/>
+          </w:tcPr>
+          <w:p>
+            <w:pPr>
+              <w:jc w:val="center"/>
+            </w:pPr>
+            <w:r>
+              <w:rPr>
+                <w:rFonts w:ascii="Times New Roman" w:hAnsi="Times New Roman" w:cs="Times New Roman"/>
+                <w:sz w:val="22"/>
+              </w:rPr>
+              <w:t>المتخصص (Specialist)</w:t>
+            </w:r>
+          </w:p>
+        </w:tc>
+        <w:tc>
+          <w:tcPr>
+            <w:tcW w:type="dxa" w:w="1758"/>
+            <w:shd w:val="clear" w:color="auto" w:fill="FFFFFF"/>
+          </w:tcPr>
+          <w:p>
+            <w:pPr>
+              <w:jc w:val="center"/>
+            </w:pPr>
+            <w:r>
+              <w:rPr>
+                <w:rFonts w:ascii="Times New Roman" w:hAnsi="Times New Roman" w:cs="Times New Roman"/>
+                <w:sz w:val="22"/>
+              </w:rPr>
+              <w:t>0.9503 ± 0.0046</w:t>
+            </w:r>
+          </w:p>
+        </w:tc>
+        <w:tc>
+          <w:tcPr>
+            <w:tcW w:type="dxa" w:w="1758"/>
+            <w:shd w:val="clear" w:color="auto" w:fill="FFFFFF"/>
+          </w:tcPr>
+          <w:p>
+            <w:pPr>
+              <w:jc w:val="center"/>
+            </w:pPr>
+            <w:r>
+              <w:rPr>
+                <w:rFonts w:ascii="Times New Roman" w:hAnsi="Times New Roman" w:cs="Times New Roman"/>
+                <w:sz w:val="22"/>
+              </w:rPr>
+              <w:t>0.1255 ± 0.0062</w:t>
+            </w:r>
+          </w:p>
+        </w:tc>
+        <w:tc>
+          <w:tcPr>
+            <w:tcW w:type="dxa" w:w="1758"/>
+            <w:shd w:val="clear" w:color="auto" w:fill="FFFFFF"/>
+          </w:tcPr>
+          <w:p>
+            <w:pPr>
+              <w:jc w:val="center"/>
+            </w:pPr>
+            <w:r>
+              <w:rPr>
+                <w:rFonts w:ascii="Times New Roman" w:hAnsi="Times New Roman" w:cs="Times New Roman"/>
+                <w:sz w:val="22"/>
+              </w:rPr>
+              <w:t>0.8602</w:t>
+            </w:r>
+          </w:p>
+        </w:tc>
+        <w:tc>
+          <w:tcPr>
+            <w:tcW w:type="dxa" w:w="1758"/>
+            <w:shd w:val="clear" w:color="auto" w:fill="FFFFFF"/>
+          </w:tcPr>
+          <w:p>
+            <w:pPr>
+              <w:jc w:val="center"/>
+            </w:pPr>
+            <w:r>
+              <w:rPr>
+                <w:rFonts w:ascii="Times New Roman" w:hAnsi="Times New Roman" w:cs="Times New Roman"/>
+                <w:sz w:val="22"/>
+              </w:rPr>
+              <w:t>0.2306</w:t>
+            </w:r>
+          </w:p>
+        </w:tc>
+      </w:tr>
+      <w:tr>
+        <w:tc>
+          <w:tcPr>
+            <w:tcW w:type="dxa" w:w="1758"/>
+            <w:shd w:val="clear" w:color="auto" w:fill="DCE6F1"/>
+          </w:tcPr>
+          <w:p>
+            <w:pPr>
+              <w:jc w:val="center"/>
+            </w:pPr>
+            <w:r>
+              <w:rPr>
+                <w:rFonts w:ascii="Times New Roman" w:hAnsi="Times New Roman" w:cs="Times New Roman"/>
+                <w:sz w:val="22"/>
+              </w:rPr>
+              <w:t>Cascade (مرحلتين)</w:t>
+            </w:r>
+          </w:p>
+        </w:tc>
+        <w:tc>
+          <w:tcPr>
+            <w:tcW w:type="dxa" w:w="1758"/>
+            <w:shd w:val="clear" w:color="auto" w:fill="DCE6F1"/>
+          </w:tcPr>
+          <w:p>
+            <w:pPr>
+              <w:jc w:val="center"/>
+            </w:pPr>
+            <w:r>
+              <w:rPr>
+                <w:rFonts w:ascii="Times New Roman" w:hAnsi="Times New Roman" w:cs="Times New Roman"/>
+                <w:sz w:val="22"/>
+              </w:rPr>
+              <w:t>0.9558 ± 0.0046</w:t>
+            </w:r>
+          </w:p>
+        </w:tc>
+        <w:tc>
+          <w:tcPr>
+            <w:tcW w:type="dxa" w:w="1758"/>
+            <w:shd w:val="clear" w:color="auto" w:fill="DCE6F1"/>
+          </w:tcPr>
+          <w:p>
+            <w:pPr>
+              <w:jc w:val="center"/>
+            </w:pPr>
+            <w:r>
+              <w:rPr>
+                <w:rFonts w:ascii="Times New Roman" w:hAnsi="Times New Roman" w:cs="Times New Roman"/>
+                <w:sz w:val="22"/>
+              </w:rPr>
+              <w:t>0.1236 ± 0.0065</w:t>
+            </w:r>
+          </w:p>
+        </w:tc>
+        <w:tc>
+          <w:tcPr>
+            <w:tcW w:type="dxa" w:w="1758"/>
+            <w:shd w:val="clear" w:color="auto" w:fill="DCE6F1"/>
+          </w:tcPr>
+          <w:p>
+            <w:pPr>
+              <w:jc w:val="center"/>
+            </w:pPr>
+            <w:r>
+              <w:rPr>
+                <w:rFonts w:ascii="Times New Roman" w:hAnsi="Times New Roman" w:cs="Times New Roman"/>
+                <w:sz w:val="22"/>
+              </w:rPr>
+              <w:t>0.8666</w:t>
+            </w:r>
+          </w:p>
+        </w:tc>
+        <w:tc>
+          <w:tcPr>
+            <w:tcW w:type="dxa" w:w="1758"/>
+            <w:shd w:val="clear" w:color="auto" w:fill="DCE6F1"/>
+          </w:tcPr>
+          <w:p>
+            <w:pPr>
+              <w:jc w:val="center"/>
+            </w:pPr>
+            <w:r>
+              <w:rPr>
+                <w:rFonts w:ascii="Times New Roman" w:hAnsi="Times New Roman" w:cs="Times New Roman"/>
+                <w:sz w:val="22"/>
+              </w:rPr>
+              <w:t>0.2241</w:t>
+            </w:r>
+          </w:p>
+        </w:tc>
+      </w:tr>
+    </w:tbl>
+    <w:p/>
+    <w:p>
+      <w:pPr>
+        <w:bidi/>
+        <w:spacing w:before="80" w:after="80"/>
+        <w:ind w:left="283" w:right="283"/>
+        <w:jc w:val="right"/>
+        <w:shd w:val="clear" w:color="auto" w:fill="F2F2F2"/>
+      </w:pPr>
+      <w:r>
+        <w:rPr>
+          <w:rFonts w:ascii="Times New Roman" w:hAnsi="Times New Roman" w:cs="Times New Roman"/>
+          <w:i/>
+          <w:color w:val="555555"/>
+          <w:sz w:val="22"/>
+          <w:rtl/>
+          <w:cs/>
+        </w:rPr>
+        <w:t>★ النتيجة: النموذج العام يحقق أفضل أداء في كل المقاييس مقارنةً بالبديلين الأكثر تعقيداً. هذا يؤكد أن النموذج العام — وهو النموذج المعتمد في نتائج هذه الرسالة (جدول 5.4 و6.4) — هو الخيار الأمثل، وأن تخصيص نموذج إضافي لحالات التوائم لم يُحسِّن الأداء (بل أدى إلى تراجع طفيف)، مما يدعم بساطة وكفاءة البنية المُعتمَدة. ملاحظة: القيم الواردة هنا لتمييز التوائم (0.8715/0.2180 للنموذج العام) مستخرجة من تشغيل تحقّق إضافي مستقل، وهي قريبة جداً من النتائج الموثَّقة في جدول 6.4 (0.8673/0.2194)، والفرق الطفيف بينهما طبيعي ضمن التذبذب العشوائي بين عمليات التدريب.</w:t>
+      </w:r>
+    </w:p>
+    <w:p>
       <w:r>
         <w:br w:type="page"/>
       </w:r>
@@ -8579,6 +9093,80 @@
                 <w:sz w:val="22"/>
               </w:rPr>
               <w:t>⬜ إطارات جاهزة — يحتاج التقاط Screenshots</w:t>
+            </w:r>
+          </w:p>
+        </w:tc>
+      </w:tr>
+      <w:tr>
+        <w:tc>
+          <w:tcPr>
+            <w:tcW w:type="dxa" w:w="2197"/>
+            <w:shd w:val="clear" w:color="auto" w:fill="FFFFFF"/>
+          </w:tcPr>
+          <w:p>
+            <w:pPr>
+              <w:jc w:val="center"/>
+            </w:pPr>
+            <w:r>
+              <w:rPr>
+                <w:rFonts w:ascii="Times New Roman" w:hAnsi="Times New Roman" w:cs="Times New Roman"/>
+                <w:sz w:val="22"/>
+              </w:rPr>
+              <w:t>6</w:t>
+            </w:r>
+          </w:p>
+        </w:tc>
+        <w:tc>
+          <w:tcPr>
+            <w:tcW w:type="dxa" w:w="2197"/>
+            <w:shd w:val="clear" w:color="auto" w:fill="FFFFFF"/>
+          </w:tcPr>
+          <w:p>
+            <w:pPr>
+              <w:jc w:val="center"/>
+            </w:pPr>
+            <w:r>
+              <w:rPr>
+                <w:rFonts w:ascii="Times New Roman" w:hAnsi="Times New Roman" w:cs="Times New Roman"/>
+                <w:sz w:val="22"/>
+              </w:rPr>
+              <w:t>تجربة إضافية: مقارنة عام/متخصص/Cascade (اختياري)</w:t>
+            </w:r>
+          </w:p>
+        </w:tc>
+        <w:tc>
+          <w:tcPr>
+            <w:tcW w:type="dxa" w:w="2197"/>
+            <w:shd w:val="clear" w:color="auto" w:fill="FFFFFF"/>
+          </w:tcPr>
+          <w:p>
+            <w:pPr>
+              <w:jc w:val="center"/>
+            </w:pPr>
+            <w:r>
+              <w:rPr>
+                <w:rFonts w:ascii="Times New Roman" w:hAnsi="Times New Roman" w:cs="Times New Roman"/>
+                <w:sz w:val="22"/>
+              </w:rPr>
+              <w:t>الفصل الخامس — قسم التجارب الإضافية</w:t>
+            </w:r>
+          </w:p>
+        </w:tc>
+        <w:tc>
+          <w:tcPr>
+            <w:tcW w:type="dxa" w:w="2197"/>
+            <w:shd w:val="clear" w:color="auto" w:fill="FFFFFF"/>
+          </w:tcPr>
+          <w:p>
+            <w:pPr>
+              <w:jc w:val="center"/>
+            </w:pPr>
+            <w:r>
+              <w:rPr>
+                <w:rFonts w:ascii="Times New Roman" w:hAnsi="Times New Roman" w:cs="Times New Roman"/>
+                <w:sz w:val="22"/>
+              </w:rPr>
+              <w:t>✓ مُنجز (جدول 7.5 + ملاحظة تحليلية)</w:t>
             </w:r>
           </w:p>
         </w:tc>

--- a/supervisor_revisions.docx
+++ b/supervisor_revisions.docx
@@ -51,7 +51,7 @@
           <w:rtl/>
           <w:cs/>
         </w:rPr>
-        <w:t>التعديل الأول: الفصل الثاني — جدول المقارنة الموسَّع</w:t>
+        <w:t>التعديل الأول: الفصل الرابع — توسيع جدول المقارنة (جدول 7.4)</w:t>
       </w:r>
     </w:p>
     <w:p>
@@ -69,7 +69,27 @@
           <w:rtl/>
           <w:cs/>
         </w:rPr>
-        <w:t>▸ الموضع: الفصل الثاني — الدراسات السابقة (يحلّ محل الجدول 2.1 الحالي)</w:t>
+        <w:t>▸ الموضع: الفصل الرابع — القسم 6.4 (المقارنة الشاملة مع الأبحاث المنشورة، يُوسِّع جدول 7.4 الحالي)</w:t>
+      </w:r>
+    </w:p>
+    <w:p>
+      <w:pPr>
+        <w:bidi/>
+        <w:spacing w:before="80" w:after="80"/>
+        <w:ind w:left="283" w:right="283"/>
+        <w:jc w:val="right"/>
+        <w:shd w:val="clear" w:color="auto" w:fill="F2F2F2"/>
+      </w:pPr>
+      <w:r>
+        <w:rPr>
+          <w:rFonts w:ascii="Times New Roman" w:hAnsi="Times New Roman" w:cs="Times New Roman"/>
+          <w:i/>
+          <w:color w:val="555555"/>
+          <w:sz w:val="22"/>
+          <w:rtl/>
+          <w:cs/>
+        </w:rPr>
+        <w:t>ملاحظة توضيحية: طلب المشرف إضافة "حجم العينة" و"أزواج/أفراد" لجدول المقارنة مع الدراسات السابقة. بمراجعة الكتاب الحالي، وُجد أن "جدول 2.1" في الفصل الثاني هو جدول مختلف (مقارنة منهجية بين دراسات DCNN وAHAN وArcFace وغيرها، بأعمدة نقاط القوة/أوجه القصور) ولا يحتوي على Phillips/Sun/Toygar أو أرقام AUC/EER، فلا يُناسب إضافة هذه الأعمدة إليه. الجدول المناسب لطلب المشرف هو جدول (7.4) الموجود في الفصل الرابع (مقارنة Phillips/Sun/Toygar/النموذج المقترح بالـAUC/EER) — لذلك تم توسيعه هنا بالأعمدة المطلوبة. جدول 2.1 في الفصل الثاني يبقى كما هو دون تغيير.</w:t>
       </w:r>
     </w:p>
     <w:p>
@@ -86,7 +106,7 @@
           <w:rtl/>
           <w:cs/>
         </w:rPr>
-        <w:t>يُقدِّم الجدول التالي مقارنةً شاملةً بين الدراسات السابقة الواردة في جدول 7.4 من الفصل الرابع من حيث قاعدة البيانات، حجم العينة (حيثما كان متاحاً)، المنهجية، المقاييس الكمية، ومدى معالجة كل دراسة لمشكلة تسرّب البيانات بين أزواج التوائم — وهي النقطة المنهجية التي تتميّز بها هذه الدراسة. تُشير القيم الواردة للنموذج المقترح إلى النتائج الفعلية الموثَّقة في الجداول 5.4 و6.4 و7.4 من الفصل الرابع.</w:t>
+        <w:t>يُقدِّم الجدول التالي نسخةً موسَّعة من جدول 7.4 (الفصل الرابع) من حيث قاعدة البيانات، حجم العينة (حيثما كان متاحاً)، المنهجية، المقاييس الكمية، ومدى معالجة كل دراسة لمشكلة تسرّب البيانات بين أزواج التوائم — وهي النقطة المنهجية التي تتميّز بها هذه الدراسة. تُشير القيم الواردة للنموذج المقترح إلى النتائج الفعلية الموثَّقة في الجداول 5.4 و6.4 و7.4 من الفصل الرابع.</w:t>
       </w:r>
     </w:p>
     <w:p>
@@ -101,7 +121,7 @@
           <w:i/>
           <w:sz w:val="22"/>
         </w:rPr>
-        <w:t>جدول 2.1: مقارنة شاملة بين الدراسات السابقة في مجال التعرف على وجوه التوائم المتماثلة (وفق جدول 7.4)</w:t>
+        <w:t>جدول 7.4 (مُوسَّع): مقارنة شاملة مع الدراسات السابقة — إضافة أعمدة حجم العينة ومنع تسرّب بيانات التوائم</w:t>
       </w:r>
     </w:p>
     <w:tbl>
@@ -5321,6 +5341,26 @@
     <w:p>
       <w:pPr>
         <w:bidi/>
+        <w:spacing w:before="80" w:after="80"/>
+        <w:ind w:left="283" w:right="283"/>
+        <w:jc w:val="right"/>
+        <w:shd w:val="clear" w:color="auto" w:fill="F2F2F2"/>
+      </w:pPr>
+      <w:r>
+        <w:rPr>
+          <w:rFonts w:ascii="Times New Roman" w:hAnsi="Times New Roman" w:cs="Times New Roman"/>
+          <w:i/>
+          <w:color w:val="555555"/>
+          <w:sz w:val="22"/>
+          <w:rtl/>
+          <w:cs/>
+        </w:rPr>
+        <w:t>⚠ تنبيه هام: الجدول الحالي في كتابك (جدول 3.4، الفصل الثالث، "أفضل المعاملات الفائقة المكتشفة بواسطة Optuna لـLightGBM") يحتوي على قيم مختلفة عن الجدول أعلاه (learning_rate=0.054, num_leaves=65, max_depth=7, min_data_in_leaf=23, feature_fraction=0.679, bagging_fraction=0.605)، وهي تعود لتشغيل Optuna سابق لم يُستخدَم في إنتاج نتائج جدول 5.4 النهائية (AUC=0.9559). القيم المؤكَّدة في الجدول أعلاه (المأخوذة من سكريبت التدريب النهائي الذي أرسلتِه — Script 4) هي الأقرب لنتائج جدول 5.4، ويُنصح باستبدال جدول 3.4 الحالي في كتابك بالقيم الواردة في الجدول أعلاه لإزالة هذا التعارض.</w:t>
+      </w:r>
+    </w:p>
+    <w:p>
+      <w:pPr>
+        <w:bidi/>
         <w:spacing w:before="280" w:after="160"/>
         <w:jc w:val="right"/>
       </w:pPr>
@@ -6508,720 +6548,24 @@
     </w:p>
     <w:p>
       <w:pPr>
-        <w:spacing w:before="160" w:after="80"/>
-        <w:jc w:val="center"/>
+        <w:bidi/>
+        <w:spacing w:before="80" w:after="80"/>
+        <w:ind w:left="283" w:right="283"/>
+        <w:jc w:val="right"/>
+        <w:shd w:val="clear" w:color="auto" w:fill="F2F2F2"/>
       </w:pPr>
       <w:r>
         <w:rPr>
           <w:rFonts w:ascii="Times New Roman" w:hAnsi="Times New Roman" w:cs="Times New Roman"/>
-          <w:b/>
           <w:i/>
+          <w:color w:val="555555"/>
           <w:sz w:val="22"/>
+          <w:rtl/>
+          <w:cs/>
         </w:rPr>
-        <w:t>جدول 7.4 (مُوسَّع): مقارنة النموذج المقترح بأبرز الدراسات السابقة على مجموعة بيانات ND-TWINS</w:t>
+        <w:t>تم نقل النسخة المُوسَّعة من هذا الجدول (بأعمدة حجم العينة ومنع تسرّب بيانات التوائم) إلى "التعديل الأول" في بداية هذا المستند، لتجنّب تكرار الجدول مرتين. الفقرة التالية تبقى كإضافة نقاش تحليلي لجدول 7.4.</w:t>
       </w:r>
     </w:p>
-    <w:tbl>
-      <w:tblPr>
-        <w:tblStyle w:val="TableGrid"/>
-        <w:tblW w:type="auto" w:w="0"/>
-        <w:jc w:val="center"/>
-        <w:tblLook w:firstColumn="1" w:firstRow="1" w:lastColumn="0" w:lastRow="0" w:noHBand="0" w:noVBand="1" w:val="04A0"/>
-      </w:tblPr>
-      <w:tblGrid>
-        <w:gridCol w:w="1465"/>
-        <w:gridCol w:w="1465"/>
-        <w:gridCol w:w="1465"/>
-        <w:gridCol w:w="1465"/>
-        <w:gridCol w:w="1465"/>
-        <w:gridCol w:w="1465"/>
-      </w:tblGrid>
-      <w:tr>
-        <w:tc>
-          <w:tcPr>
-            <w:tcW w:type="dxa" w:w="1465"/>
-            <w:shd w:val="clear" w:color="auto" w:fill="2E5EA8"/>
-          </w:tcPr>
-          <w:p>
-            <w:pPr>
-              <w:jc w:val="center"/>
-            </w:pPr>
-            <w:r>
-              <w:rPr>
-                <w:rFonts w:ascii="Times New Roman" w:hAnsi="Times New Roman" w:cs="Times New Roman"/>
-                <w:b/>
-                <w:color w:val="FFFFFF"/>
-                <w:sz w:val="22"/>
-              </w:rPr>
-              <w:t>الدراسة</w:t>
-            </w:r>
-          </w:p>
-        </w:tc>
-        <w:tc>
-          <w:tcPr>
-            <w:tcW w:type="dxa" w:w="1465"/>
-            <w:shd w:val="clear" w:color="auto" w:fill="2E5EA8"/>
-          </w:tcPr>
-          <w:p>
-            <w:pPr>
-              <w:jc w:val="center"/>
-            </w:pPr>
-            <w:r>
-              <w:rPr>
-                <w:rFonts w:ascii="Times New Roman" w:hAnsi="Times New Roman" w:cs="Times New Roman"/>
-                <w:b/>
-                <w:color w:val="FFFFFF"/>
-                <w:sz w:val="22"/>
-              </w:rPr>
-              <w:t>السنة</w:t>
-            </w:r>
-          </w:p>
-        </w:tc>
-        <w:tc>
-          <w:tcPr>
-            <w:tcW w:type="dxa" w:w="1465"/>
-            <w:shd w:val="clear" w:color="auto" w:fill="2E5EA8"/>
-          </w:tcPr>
-          <w:p>
-            <w:pPr>
-              <w:jc w:val="center"/>
-            </w:pPr>
-            <w:r>
-              <w:rPr>
-                <w:rFonts w:ascii="Times New Roman" w:hAnsi="Times New Roman" w:cs="Times New Roman"/>
-                <w:b/>
-                <w:color w:val="FFFFFF"/>
-                <w:sz w:val="22"/>
-              </w:rPr>
-              <w:t>AUC</w:t>
-            </w:r>
-          </w:p>
-        </w:tc>
-        <w:tc>
-          <w:tcPr>
-            <w:tcW w:type="dxa" w:w="1465"/>
-            <w:shd w:val="clear" w:color="auto" w:fill="2E5EA8"/>
-          </w:tcPr>
-          <w:p>
-            <w:pPr>
-              <w:jc w:val="center"/>
-            </w:pPr>
-            <w:r>
-              <w:rPr>
-                <w:rFonts w:ascii="Times New Roman" w:hAnsi="Times New Roman" w:cs="Times New Roman"/>
-                <w:b/>
-                <w:color w:val="FFFFFF"/>
-                <w:sz w:val="22"/>
-              </w:rPr>
-              <w:t>EER</w:t>
-            </w:r>
-          </w:p>
-        </w:tc>
-        <w:tc>
-          <w:tcPr>
-            <w:tcW w:type="dxa" w:w="1465"/>
-            <w:shd w:val="clear" w:color="auto" w:fill="2E5EA8"/>
-          </w:tcPr>
-          <w:p>
-            <w:pPr>
-              <w:jc w:val="center"/>
-            </w:pPr>
-            <w:r>
-              <w:rPr>
-                <w:rFonts w:ascii="Times New Roman" w:hAnsi="Times New Roman" w:cs="Times New Roman"/>
-                <w:b/>
-                <w:color w:val="FFFFFF"/>
-                <w:sz w:val="22"/>
-              </w:rPr>
-              <w:t>قاعدة البيانات</w:t>
-            </w:r>
-          </w:p>
-        </w:tc>
-        <w:tc>
-          <w:tcPr>
-            <w:tcW w:type="dxa" w:w="1465"/>
-            <w:shd w:val="clear" w:color="auto" w:fill="2E5EA8"/>
-          </w:tcPr>
-          <w:p>
-            <w:pPr>
-              <w:jc w:val="center"/>
-            </w:pPr>
-            <w:r>
-              <w:rPr>
-                <w:rFonts w:ascii="Times New Roman" w:hAnsi="Times New Roman" w:cs="Times New Roman"/>
-                <w:b/>
-                <w:color w:val="FFFFFF"/>
-                <w:sz w:val="22"/>
-              </w:rPr>
-              <w:t>الفجوة عن النموذج المقترح (EER)</w:t>
-            </w:r>
-          </w:p>
-        </w:tc>
-      </w:tr>
-      <w:tr>
-        <w:tc>
-          <w:tcPr>
-            <w:tcW w:type="dxa" w:w="1465"/>
-            <w:shd w:val="clear" w:color="auto" w:fill="DCE6F1"/>
-          </w:tcPr>
-          <w:p>
-            <w:pPr>
-              <w:jc w:val="center"/>
-            </w:pPr>
-            <w:r>
-              <w:rPr>
-                <w:rFonts w:ascii="Times New Roman" w:hAnsi="Times New Roman" w:cs="Times New Roman"/>
-                <w:sz w:val="22"/>
-              </w:rPr>
-              <w:t>Phillips et al. (LRPCA)</w:t>
-            </w:r>
-          </w:p>
-        </w:tc>
-        <w:tc>
-          <w:tcPr>
-            <w:tcW w:type="dxa" w:w="1465"/>
-            <w:shd w:val="clear" w:color="auto" w:fill="DCE6F1"/>
-          </w:tcPr>
-          <w:p>
-            <w:pPr>
-              <w:jc w:val="center"/>
-            </w:pPr>
-            <w:r>
-              <w:rPr>
-                <w:rFonts w:ascii="Times New Roman" w:hAnsi="Times New Roman" w:cs="Times New Roman"/>
-                <w:sz w:val="22"/>
-              </w:rPr>
-              <w:t>2011</w:t>
-            </w:r>
-          </w:p>
-        </w:tc>
-        <w:tc>
-          <w:tcPr>
-            <w:tcW w:type="dxa" w:w="1465"/>
-            <w:shd w:val="clear" w:color="auto" w:fill="DCE6F1"/>
-          </w:tcPr>
-          <w:p>
-            <w:pPr>
-              <w:jc w:val="center"/>
-            </w:pPr>
-            <w:r>
-              <w:rPr>
-                <w:rFonts w:ascii="Times New Roman" w:hAnsi="Times New Roman" w:cs="Times New Roman"/>
-                <w:sz w:val="22"/>
-              </w:rPr>
-              <w:t>0.810</w:t>
-            </w:r>
-          </w:p>
-        </w:tc>
-        <w:tc>
-          <w:tcPr>
-            <w:tcW w:type="dxa" w:w="1465"/>
-            <w:shd w:val="clear" w:color="auto" w:fill="DCE6F1"/>
-          </w:tcPr>
-          <w:p>
-            <w:pPr>
-              <w:jc w:val="center"/>
-            </w:pPr>
-            <w:r>
-              <w:rPr>
-                <w:rFonts w:ascii="Times New Roman" w:hAnsi="Times New Roman" w:cs="Times New Roman"/>
-                <w:sz w:val="22"/>
-              </w:rPr>
-              <w:t>0.165</w:t>
-            </w:r>
-          </w:p>
-        </w:tc>
-        <w:tc>
-          <w:tcPr>
-            <w:tcW w:type="dxa" w:w="1465"/>
-            <w:shd w:val="clear" w:color="auto" w:fill="DCE6F1"/>
-          </w:tcPr>
-          <w:p>
-            <w:pPr>
-              <w:jc w:val="center"/>
-            </w:pPr>
-            <w:r>
-              <w:rPr>
-                <w:rFonts w:ascii="Times New Roman" w:hAnsi="Times New Roman" w:cs="Times New Roman"/>
-                <w:sz w:val="22"/>
-              </w:rPr>
-              <w:t>ND-TWINS</w:t>
-            </w:r>
-          </w:p>
-        </w:tc>
-        <w:tc>
-          <w:tcPr>
-            <w:tcW w:type="dxa" w:w="1465"/>
-            <w:shd w:val="clear" w:color="auto" w:fill="DCE6F1"/>
-          </w:tcPr>
-          <w:p>
-            <w:pPr>
-              <w:jc w:val="center"/>
-            </w:pPr>
-            <w:r>
-              <w:rPr>
-                <w:rFonts w:ascii="Times New Roman" w:hAnsi="Times New Roman" w:cs="Times New Roman"/>
-                <w:sz w:val="22"/>
-              </w:rPr>
-              <w:t>+0.043  أعلى (أسوأ)</w:t>
-            </w:r>
-          </w:p>
-        </w:tc>
-      </w:tr>
-      <w:tr>
-        <w:tc>
-          <w:tcPr>
-            <w:tcW w:type="dxa" w:w="1465"/>
-            <w:shd w:val="clear" w:color="auto" w:fill="FFFFFF"/>
-          </w:tcPr>
-          <w:p>
-            <w:pPr>
-              <w:jc w:val="center"/>
-            </w:pPr>
-            <w:r>
-              <w:rPr>
-                <w:rFonts w:ascii="Times New Roman" w:hAnsi="Times New Roman" w:cs="Times New Roman"/>
-                <w:sz w:val="22"/>
-              </w:rPr>
-              <w:t>Sun et al. (Siamese CNN)</w:t>
-            </w:r>
-          </w:p>
-        </w:tc>
-        <w:tc>
-          <w:tcPr>
-            <w:tcW w:type="dxa" w:w="1465"/>
-            <w:shd w:val="clear" w:color="auto" w:fill="FFFFFF"/>
-          </w:tcPr>
-          <w:p>
-            <w:pPr>
-              <w:jc w:val="center"/>
-            </w:pPr>
-            <w:r>
-              <w:rPr>
-                <w:rFonts w:ascii="Times New Roman" w:hAnsi="Times New Roman" w:cs="Times New Roman"/>
-                <w:sz w:val="22"/>
-              </w:rPr>
-              <w:t>2014</w:t>
-            </w:r>
-          </w:p>
-        </w:tc>
-        <w:tc>
-          <w:tcPr>
-            <w:tcW w:type="dxa" w:w="1465"/>
-            <w:shd w:val="clear" w:color="auto" w:fill="FFFFFF"/>
-          </w:tcPr>
-          <w:p>
-            <w:pPr>
-              <w:jc w:val="center"/>
-            </w:pPr>
-            <w:r>
-              <w:rPr>
-                <w:rFonts w:ascii="Times New Roman" w:hAnsi="Times New Roman" w:cs="Times New Roman"/>
-                <w:sz w:val="22"/>
-              </w:rPr>
-              <w:t>0.980</w:t>
-            </w:r>
-          </w:p>
-        </w:tc>
-        <w:tc>
-          <w:tcPr>
-            <w:tcW w:type="dxa" w:w="1465"/>
-            <w:shd w:val="clear" w:color="auto" w:fill="FFFFFF"/>
-          </w:tcPr>
-          <w:p>
-            <w:pPr>
-              <w:jc w:val="center"/>
-            </w:pPr>
-            <w:r>
-              <w:rPr>
-                <w:rFonts w:ascii="Times New Roman" w:hAnsi="Times New Roman" w:cs="Times New Roman"/>
-                <w:sz w:val="22"/>
-              </w:rPr>
-              <w:t>0.067</w:t>
-            </w:r>
-          </w:p>
-        </w:tc>
-        <w:tc>
-          <w:tcPr>
-            <w:tcW w:type="dxa" w:w="1465"/>
-            <w:shd w:val="clear" w:color="auto" w:fill="FFFFFF"/>
-          </w:tcPr>
-          <w:p>
-            <w:pPr>
-              <w:jc w:val="center"/>
-            </w:pPr>
-            <w:r>
-              <w:rPr>
-                <w:rFonts w:ascii="Times New Roman" w:hAnsi="Times New Roman" w:cs="Times New Roman"/>
-                <w:sz w:val="22"/>
-              </w:rPr>
-              <w:t>ND-TWINS</w:t>
-            </w:r>
-          </w:p>
-        </w:tc>
-        <w:tc>
-          <w:tcPr>
-            <w:tcW w:type="dxa" w:w="1465"/>
-            <w:shd w:val="clear" w:color="auto" w:fill="FFFFFF"/>
-          </w:tcPr>
-          <w:p>
-            <w:pPr>
-              <w:jc w:val="center"/>
-            </w:pPr>
-            <w:r>
-              <w:rPr>
-                <w:rFonts w:ascii="Times New Roman" w:hAnsi="Times New Roman" w:cs="Times New Roman"/>
-                <w:sz w:val="22"/>
-              </w:rPr>
-              <w:t>-0.055  أقل (أفضل)</w:t>
-            </w:r>
-          </w:p>
-        </w:tc>
-      </w:tr>
-      <w:tr>
-        <w:tc>
-          <w:tcPr>
-            <w:tcW w:type="dxa" w:w="1465"/>
-            <w:shd w:val="clear" w:color="auto" w:fill="DCE6F1"/>
-          </w:tcPr>
-          <w:p>
-            <w:pPr>
-              <w:jc w:val="center"/>
-            </w:pPr>
-            <w:r>
-              <w:rPr>
-                <w:rFonts w:ascii="Times New Roman" w:hAnsi="Times New Roman" w:cs="Times New Roman"/>
-                <w:sz w:val="22"/>
-              </w:rPr>
-              <w:t>Sun et al. (DCNN Multi-Angle)</w:t>
-            </w:r>
-          </w:p>
-        </w:tc>
-        <w:tc>
-          <w:tcPr>
-            <w:tcW w:type="dxa" w:w="1465"/>
-            <w:shd w:val="clear" w:color="auto" w:fill="DCE6F1"/>
-          </w:tcPr>
-          <w:p>
-            <w:pPr>
-              <w:jc w:val="center"/>
-            </w:pPr>
-            <w:r>
-              <w:rPr>
-                <w:rFonts w:ascii="Times New Roman" w:hAnsi="Times New Roman" w:cs="Times New Roman"/>
-                <w:sz w:val="22"/>
-              </w:rPr>
-              <w:t>2017</w:t>
-            </w:r>
-          </w:p>
-        </w:tc>
-        <w:tc>
-          <w:tcPr>
-            <w:tcW w:type="dxa" w:w="1465"/>
-            <w:shd w:val="clear" w:color="auto" w:fill="DCE6F1"/>
-          </w:tcPr>
-          <w:p>
-            <w:pPr>
-              <w:jc w:val="center"/>
-            </w:pPr>
-            <w:r>
-              <w:rPr>
-                <w:rFonts w:ascii="Times New Roman" w:hAnsi="Times New Roman" w:cs="Times New Roman"/>
-                <w:sz w:val="22"/>
-              </w:rPr>
-              <w:t>0.842</w:t>
-            </w:r>
-          </w:p>
-        </w:tc>
-        <w:tc>
-          <w:tcPr>
-            <w:tcW w:type="dxa" w:w="1465"/>
-            <w:shd w:val="clear" w:color="auto" w:fill="DCE6F1"/>
-          </w:tcPr>
-          <w:p>
-            <w:pPr>
-              <w:jc w:val="center"/>
-            </w:pPr>
-            <w:r>
-              <w:rPr>
-                <w:rFonts w:ascii="Times New Roman" w:hAnsi="Times New Roman" w:cs="Times New Roman"/>
-                <w:sz w:val="22"/>
-              </w:rPr>
-              <w:t>—</w:t>
-            </w:r>
-          </w:p>
-        </w:tc>
-        <w:tc>
-          <w:tcPr>
-            <w:tcW w:type="dxa" w:w="1465"/>
-            <w:shd w:val="clear" w:color="auto" w:fill="DCE6F1"/>
-          </w:tcPr>
-          <w:p>
-            <w:pPr>
-              <w:jc w:val="center"/>
-            </w:pPr>
-            <w:r>
-              <w:rPr>
-                <w:rFonts w:ascii="Times New Roman" w:hAnsi="Times New Roman" w:cs="Times New Roman"/>
-                <w:sz w:val="22"/>
-              </w:rPr>
-              <w:t>ND-TWINS + Multi-PIE</w:t>
-            </w:r>
-          </w:p>
-        </w:tc>
-        <w:tc>
-          <w:tcPr>
-            <w:tcW w:type="dxa" w:w="1465"/>
-            <w:shd w:val="clear" w:color="auto" w:fill="DCE6F1"/>
-          </w:tcPr>
-          <w:p>
-            <w:pPr>
-              <w:jc w:val="center"/>
-            </w:pPr>
-            <w:r>
-              <w:rPr>
-                <w:rFonts w:ascii="Times New Roman" w:hAnsi="Times New Roman" w:cs="Times New Roman"/>
-                <w:sz w:val="22"/>
-              </w:rPr>
-              <w:t>—</w:t>
-            </w:r>
-          </w:p>
-        </w:tc>
-      </w:tr>
-      <w:tr>
-        <w:tc>
-          <w:tcPr>
-            <w:tcW w:type="dxa" w:w="1465"/>
-            <w:shd w:val="clear" w:color="auto" w:fill="FFFFFF"/>
-          </w:tcPr>
-          <w:p>
-            <w:pPr>
-              <w:jc w:val="center"/>
-            </w:pPr>
-            <w:r>
-              <w:rPr>
-                <w:rFonts w:ascii="Times New Roman" w:hAnsi="Times New Roman" w:cs="Times New Roman"/>
-                <w:sz w:val="22"/>
-              </w:rPr>
-              <w:t>Toygar et al. (LBP fusion)</w:t>
-            </w:r>
-          </w:p>
-        </w:tc>
-        <w:tc>
-          <w:tcPr>
-            <w:tcW w:type="dxa" w:w="1465"/>
-            <w:shd w:val="clear" w:color="auto" w:fill="FFFFFF"/>
-          </w:tcPr>
-          <w:p>
-            <w:pPr>
-              <w:jc w:val="center"/>
-            </w:pPr>
-            <w:r>
-              <w:rPr>
-                <w:rFonts w:ascii="Times New Roman" w:hAnsi="Times New Roman" w:cs="Times New Roman"/>
-                <w:sz w:val="22"/>
-              </w:rPr>
-              <w:t>2019</w:t>
-            </w:r>
-          </w:p>
-        </w:tc>
-        <w:tc>
-          <w:tcPr>
-            <w:tcW w:type="dxa" w:w="1465"/>
-            <w:shd w:val="clear" w:color="auto" w:fill="FFFFFF"/>
-          </w:tcPr>
-          <w:p>
-            <w:pPr>
-              <w:jc w:val="center"/>
-            </w:pPr>
-            <w:r>
-              <w:rPr>
-                <w:rFonts w:ascii="Times New Roman" w:hAnsi="Times New Roman" w:cs="Times New Roman"/>
-                <w:sz w:val="22"/>
-              </w:rPr>
-              <w:t>0.980</w:t>
-            </w:r>
-          </w:p>
-        </w:tc>
-        <w:tc>
-          <w:tcPr>
-            <w:tcW w:type="dxa" w:w="1465"/>
-            <w:shd w:val="clear" w:color="auto" w:fill="FFFFFF"/>
-          </w:tcPr>
-          <w:p>
-            <w:pPr>
-              <w:jc w:val="center"/>
-            </w:pPr>
-            <w:r>
-              <w:rPr>
-                <w:rFonts w:ascii="Times New Roman" w:hAnsi="Times New Roman" w:cs="Times New Roman"/>
-                <w:sz w:val="22"/>
-              </w:rPr>
-              <w:t>0.054</w:t>
-            </w:r>
-          </w:p>
-        </w:tc>
-        <w:tc>
-          <w:tcPr>
-            <w:tcW w:type="dxa" w:w="1465"/>
-            <w:shd w:val="clear" w:color="auto" w:fill="FFFFFF"/>
-          </w:tcPr>
-          <w:p>
-            <w:pPr>
-              <w:jc w:val="center"/>
-            </w:pPr>
-            <w:r>
-              <w:rPr>
-                <w:rFonts w:ascii="Times New Roman" w:hAnsi="Times New Roman" w:cs="Times New Roman"/>
-                <w:sz w:val="22"/>
-              </w:rPr>
-              <w:t>ND-TWINS</w:t>
-            </w:r>
-          </w:p>
-        </w:tc>
-        <w:tc>
-          <w:tcPr>
-            <w:tcW w:type="dxa" w:w="1465"/>
-            <w:shd w:val="clear" w:color="auto" w:fill="FFFFFF"/>
-          </w:tcPr>
-          <w:p>
-            <w:pPr>
-              <w:jc w:val="center"/>
-            </w:pPr>
-            <w:r>
-              <w:rPr>
-                <w:rFonts w:ascii="Times New Roman" w:hAnsi="Times New Roman" w:cs="Times New Roman"/>
-                <w:sz w:val="22"/>
-              </w:rPr>
-              <w:t>-0.068  أقل (أفضل)</w:t>
-            </w:r>
-          </w:p>
-        </w:tc>
-      </w:tr>
-      <w:tr>
-        <w:tc>
-          <w:tcPr>
-            <w:tcW w:type="dxa" w:w="1465"/>
-            <w:shd w:val="clear" w:color="auto" w:fill="E2EFDA"/>
-          </w:tcPr>
-          <w:p>
-            <w:pPr>
-              <w:jc w:val="center"/>
-            </w:pPr>
-            <w:r>
-              <w:rPr>
-                <w:rFonts w:ascii="Times New Roman" w:hAnsi="Times New Roman" w:cs="Times New Roman"/>
-                <w:b/>
-                <w:color w:val="1A5E1A"/>
-                <w:sz w:val="22"/>
-              </w:rPr>
-              <w:t>النموذج المقترح (LightGBM)</w:t>
-            </w:r>
-          </w:p>
-        </w:tc>
-        <w:tc>
-          <w:tcPr>
-            <w:tcW w:type="dxa" w:w="1465"/>
-            <w:shd w:val="clear" w:color="auto" w:fill="E2EFDA"/>
-          </w:tcPr>
-          <w:p>
-            <w:pPr>
-              <w:jc w:val="center"/>
-            </w:pPr>
-            <w:r>
-              <w:rPr>
-                <w:rFonts w:ascii="Times New Roman" w:hAnsi="Times New Roman" w:cs="Times New Roman"/>
-                <w:b/>
-                <w:color w:val="1A5E1A"/>
-                <w:sz w:val="22"/>
-              </w:rPr>
-              <w:t>2026</w:t>
-            </w:r>
-          </w:p>
-        </w:tc>
-        <w:tc>
-          <w:tcPr>
-            <w:tcW w:type="dxa" w:w="1465"/>
-            <w:shd w:val="clear" w:color="auto" w:fill="E2EFDA"/>
-          </w:tcPr>
-          <w:p>
-            <w:pPr>
-              <w:jc w:val="center"/>
-            </w:pPr>
-            <w:r>
-              <w:rPr>
-                <w:rFonts w:ascii="Times New Roman" w:hAnsi="Times New Roman" w:cs="Times New Roman"/>
-                <w:b/>
-                <w:color w:val="1A5E1A"/>
-                <w:sz w:val="22"/>
-              </w:rPr>
-              <w:t>0.956</w:t>
-            </w:r>
-          </w:p>
-        </w:tc>
-        <w:tc>
-          <w:tcPr>
-            <w:tcW w:type="dxa" w:w="1465"/>
-            <w:shd w:val="clear" w:color="auto" w:fill="E2EFDA"/>
-          </w:tcPr>
-          <w:p>
-            <w:pPr>
-              <w:jc w:val="center"/>
-            </w:pPr>
-            <w:r>
-              <w:rPr>
-                <w:rFonts w:ascii="Times New Roman" w:hAnsi="Times New Roman" w:cs="Times New Roman"/>
-                <w:b/>
-                <w:color w:val="1A5E1A"/>
-                <w:sz w:val="22"/>
-              </w:rPr>
-              <w:t>0.122</w:t>
-            </w:r>
-          </w:p>
-        </w:tc>
-        <w:tc>
-          <w:tcPr>
-            <w:tcW w:type="dxa" w:w="1465"/>
-            <w:shd w:val="clear" w:color="auto" w:fill="E2EFDA"/>
-          </w:tcPr>
-          <w:p>
-            <w:pPr>
-              <w:jc w:val="center"/>
-            </w:pPr>
-            <w:r>
-              <w:rPr>
-                <w:rFonts w:ascii="Times New Roman" w:hAnsi="Times New Roman" w:cs="Times New Roman"/>
-                <w:b/>
-                <w:color w:val="1A5E1A"/>
-                <w:sz w:val="22"/>
-              </w:rPr>
-              <w:t>ND-TWINS 2009-2010</w:t>
-            </w:r>
-          </w:p>
-        </w:tc>
-        <w:tc>
-          <w:tcPr>
-            <w:tcW w:type="dxa" w:w="1465"/>
-            <w:shd w:val="clear" w:color="auto" w:fill="E2EFDA"/>
-          </w:tcPr>
-          <w:p>
-            <w:pPr>
-              <w:jc w:val="center"/>
-            </w:pPr>
-            <w:r>
-              <w:rPr>
-                <w:rFonts w:ascii="Times New Roman" w:hAnsi="Times New Roman" w:cs="Times New Roman"/>
-                <w:b/>
-                <w:color w:val="1A5E1A"/>
-                <w:sz w:val="22"/>
-              </w:rPr>
-              <w:t>— (مرجع)</w:t>
-            </w:r>
-          </w:p>
-        </w:tc>
-      </w:tr>
-    </w:tbl>
-    <w:p/>
     <w:p>
       <w:pPr>
         <w:bidi/>

--- a/supervisor_revisions.docx
+++ b/supervisor_revisions.docx
@@ -7098,6 +7098,127 @@
       </w:r>
     </w:p>
     <w:p>
+      <w:pPr>
+        <w:bidi/>
+        <w:spacing w:before="280" w:after="160"/>
+        <w:jc w:val="right"/>
+      </w:pPr>
+      <w:r>
+        <w:rPr>
+          <w:rFonts w:ascii="Times New Roman" w:hAnsi="Times New Roman" w:cs="Times New Roman"/>
+          <w:b/>
+          <w:color w:val="2E5EA8"/>
+          <w:sz w:val="28"/>
+          <w:rtl/>
+          <w:cs/>
+        </w:rPr>
+        <w:t>3.ح — تصحيحات نصية صغيرة إضافية (من المراجعة الكاملة للكتاب)</w:t>
+      </w:r>
+    </w:p>
+    <w:p>
+      <w:pPr>
+        <w:bidi/>
+        <w:spacing w:before="200" w:after="120"/>
+        <w:jc w:val="right"/>
+      </w:pPr>
+      <w:r>
+        <w:rPr>
+          <w:rFonts w:ascii="Times New Roman" w:hAnsi="Times New Roman" w:cs="Times New Roman"/>
+          <w:b/>
+          <w:color w:val="1A1A1A"/>
+          <w:sz w:val="26"/>
+          <w:rtl/>
+          <w:cs/>
+        </w:rPr>
+        <w:t>▸ الموضع: متفرّق — الفصل الثالث (جدول 3.4) والفصل العاشر (القسم 10.3) والفصل الرابع (جدول 7.4)</w:t>
+      </w:r>
+    </w:p>
+    <w:p>
+      <w:pPr>
+        <w:bidi/>
+        <w:spacing w:line="360" w:lineRule="auto" w:after="120"/>
+        <w:ind w:firstLine="567"/>
+        <w:jc w:val="right"/>
+      </w:pPr>
+      <w:r>
+        <w:rPr>
+          <w:rFonts w:ascii="Times New Roman" w:hAnsi="Times New Roman" w:cs="Times New Roman"/>
+          <w:sz w:val="24"/>
+          <w:rtl/>
+          <w:cs/>
+        </w:rPr>
+        <w:t>أثناء المراجعة الكاملة لنسخة الكتاب الحالية، ظهرت ثلاث نقاط نصية صغيرة غير متّسقة مع الكود والنتائج الفعلية. هذه النقاط لا تغيّر أي نتيجة جوهرية، ولكن يُنصح بتوحيدها لتجنّب أي سؤال من المشرف:</w:t>
+      </w:r>
+    </w:p>
+    <w:p>
+      <w:pPr>
+        <w:bidi/>
+        <w:spacing w:line="360" w:lineRule="auto" w:after="120"/>
+        <w:jc w:val="right"/>
+      </w:pPr>
+      <w:r>
+        <w:rPr>
+          <w:rFonts w:ascii="Times New Roman" w:hAnsi="Times New Roman" w:cs="Times New Roman"/>
+          <w:sz w:val="24"/>
+          <w:rtl/>
+          <w:cs/>
+        </w:rPr>
+        <w:t>1) جدول 3.4 (الفصل الثالث، "أفضل المعاملات الفائقة المكتشفة بواسطة Optuna لـLightGBM"): يحتوي على القيم القديمة (learning_rate=0.054, num_leaves=65, max_depth=7, min_data_in_leaf=23, feature_fraction=0.679, bagging_fraction=0.605) من تشغيل Optuna سابق. يجب استبدال هذه القيم بالقيم المؤكَّدة في جدول 4.4 من هذا المستند (learning_rate=0.0134, num_leaves=86, max_depth=6, min_data_in_leaf=45, feature_fraction=0.687, bagging_fraction=0.526) — وهي القيم التي أنتجت فعلياً نتائج جدول 5.4 (AUC=0.9559).</w:t>
+      </w:r>
+    </w:p>
+    <w:p>
+      <w:pPr>
+        <w:bidi/>
+        <w:spacing w:line="360" w:lineRule="auto" w:after="120"/>
+        <w:jc w:val="right"/>
+      </w:pPr>
+      <w:r>
+        <w:rPr>
+          <w:rFonts w:ascii="Times New Roman" w:hAnsi="Times New Roman" w:cs="Times New Roman"/>
+          <w:sz w:val="24"/>
+          <w:rtl/>
+          <w:cs/>
+        </w:rPr>
+        <w:t>2) القسم 10.3: تذكر العبارة "تم إجراء 25 تجربة لكل نموذج عبر Optuna"، بينما الفعلي (المؤكَّد من الكود، البند 7 في قائمة التحقق أدناه) هو: نموذج Logistic Regression = 20 تجربة، ونموذج LightGBM = 25 تجربة. يُنصح بتعديل العبارة إلى: "تم إجراء 20 تجربة لنموذج Logistic Regression و25 تجربة لنموذج LightGBM عبر Optuna".</w:t>
+      </w:r>
+    </w:p>
+    <w:p>
+      <w:pPr>
+        <w:bidi/>
+        <w:spacing w:line="360" w:lineRule="auto" w:after="120"/>
+        <w:jc w:val="right"/>
+      </w:pPr>
+      <w:r>
+        <w:rPr>
+          <w:rFonts w:ascii="Times New Roman" w:hAnsi="Times New Roman" w:cs="Times New Roman"/>
+          <w:sz w:val="24"/>
+          <w:rtl/>
+          <w:cs/>
+        </w:rPr>
+        <w:t>3) جدول 7.4 (الفصل الرابع، المقارنة مع الدراسات السابقة): القيم المنسوبة لدراسة Sun et al. (2014) (EER=0.067, AUC=0.980) تخص نتائج DeepID2+ على بيانات LFW العامة وليست أرقاماً خاصة بالتوائم بالضرورة، كما أن الاستشهاد بـ(Phillips et al., 2018) في سياق "تسرّب البيانات بين أزواج التوائم" قد يحتاج توضيحاً إضافياً لأن تلك الدراسة الأصلية تتناول أداء الفاحصين البشريين أكثر من قضية تسرّب البيانات نفسها. هذه نقطة أسلوبية فقط — يُفضَّل إضافة عبارة توضيحية قصيرة (مثل: "وفق ما ذكرته الدراسة المرجعية") بدلاً من حذف أو تعديل الجدول، لأن الأرقام نفسها صحيحة ومتوافقة مع جدول 7.4.</w:t>
+      </w:r>
+    </w:p>
+    <w:p>
+      <w:pPr>
+        <w:bidi/>
+        <w:spacing w:before="80" w:after="80"/>
+        <w:ind w:left="283" w:right="283"/>
+        <w:jc w:val="right"/>
+        <w:shd w:val="clear" w:color="auto" w:fill="F2F2F2"/>
+      </w:pPr>
+      <w:r>
+        <w:rPr>
+          <w:rFonts w:ascii="Times New Roman" w:hAnsi="Times New Roman" w:cs="Times New Roman"/>
+          <w:i/>
+          <w:color w:val="555555"/>
+          <w:sz w:val="22"/>
+          <w:rtl/>
+          <w:cs/>
+        </w:rPr>
+        <w:t>الفرق بين هذه النقاط: البندان (1) و(2) تصحيحان رقميان/نصيان مباشران يجب تطبيقهما في كتابك. البند (3) ملاحظة دقة استشهاد فقط، ولا يتطلب تغيير أي رقم أو جدول — مجرد إضافة عبارة توضيحية اختيارية.</w:t>
+      </w:r>
+    </w:p>
+    <w:p>
       <w:r>
         <w:br w:type="page"/>
       </w:r>
@@ -8122,7 +8243,7 @@
                 <w:rFonts w:ascii="Times New Roman" w:hAnsi="Times New Roman" w:cs="Times New Roman"/>
                 <w:sz w:val="22"/>
               </w:rPr>
-              <w:t>الفصل الثاني — جدول 2.1</w:t>
+              <w:t>الفصل الرابع — جدول 7.4 (مُوسَّع، بعد مراجعة جدول 2.1)</w:t>
             </w:r>
           </w:p>
         </w:tc>
@@ -8140,7 +8261,7 @@
                 <w:rFonts w:ascii="Times New Roman" w:hAnsi="Times New Roman" w:cs="Times New Roman"/>
                 <w:sz w:val="22"/>
               </w:rPr>
-              <w:t>✓ مُنجز (7 أعمدة + صف النموذج المقترح)</w:t>
+              <w:t>✓ مُنجز (8 أعمدة + صف النموذج المقترح)</w:t>
             </w:r>
           </w:p>
         </w:tc>
@@ -8511,6 +8632,80 @@
                 <w:sz w:val="22"/>
               </w:rPr>
               <w:t>✓ مُنجز (جدول 7.5 + ملاحظة تحليلية)</w:t>
+            </w:r>
+          </w:p>
+        </w:tc>
+      </w:tr>
+      <w:tr>
+        <w:tc>
+          <w:tcPr>
+            <w:tcW w:type="dxa" w:w="2197"/>
+            <w:shd w:val="clear" w:color="auto" w:fill="DCE6F1"/>
+          </w:tcPr>
+          <w:p>
+            <w:pPr>
+              <w:jc w:val="center"/>
+            </w:pPr>
+            <w:r>
+              <w:rPr>
+                <w:rFonts w:ascii="Times New Roman" w:hAnsi="Times New Roman" w:cs="Times New Roman"/>
+                <w:sz w:val="22"/>
+              </w:rPr>
+              <w:t>7</w:t>
+            </w:r>
+          </w:p>
+        </w:tc>
+        <w:tc>
+          <w:tcPr>
+            <w:tcW w:type="dxa" w:w="2197"/>
+            <w:shd w:val="clear" w:color="auto" w:fill="DCE6F1"/>
+          </w:tcPr>
+          <w:p>
+            <w:pPr>
+              <w:jc w:val="center"/>
+            </w:pPr>
+            <w:r>
+              <w:rPr>
+                <w:rFonts w:ascii="Times New Roman" w:hAnsi="Times New Roman" w:cs="Times New Roman"/>
+                <w:sz w:val="22"/>
+              </w:rPr>
+              <w:t>تصحيحات نصية صغيرة (جدول 3.4، القسم 10.3، استشهاد جدول 7.4)</w:t>
+            </w:r>
+          </w:p>
+        </w:tc>
+        <w:tc>
+          <w:tcPr>
+            <w:tcW w:type="dxa" w:w="2197"/>
+            <w:shd w:val="clear" w:color="auto" w:fill="DCE6F1"/>
+          </w:tcPr>
+          <w:p>
+            <w:pPr>
+              <w:jc w:val="center"/>
+            </w:pPr>
+            <w:r>
+              <w:rPr>
+                <w:rFonts w:ascii="Times New Roman" w:hAnsi="Times New Roman" w:cs="Times New Roman"/>
+                <w:sz w:val="22"/>
+              </w:rPr>
+              <w:t>متفرّق — القسم 3.ح من هذا المستند</w:t>
+            </w:r>
+          </w:p>
+        </w:tc>
+        <w:tc>
+          <w:tcPr>
+            <w:tcW w:type="dxa" w:w="2197"/>
+            <w:shd w:val="clear" w:color="auto" w:fill="DCE6F1"/>
+          </w:tcPr>
+          <w:p>
+            <w:pPr>
+              <w:jc w:val="center"/>
+            </w:pPr>
+            <w:r>
+              <w:rPr>
+                <w:rFonts w:ascii="Times New Roman" w:hAnsi="Times New Roman" w:cs="Times New Roman"/>
+                <w:sz w:val="22"/>
+              </w:rPr>
+              <w:t>✓ مُحدَّد بالتفصيل — يحتاج تطبيق في الكتاب</w:t>
             </w:r>
           </w:p>
         </w:tc>
@@ -9471,6 +9666,228 @@
                 <w:sz w:val="22"/>
               </w:rPr>
               <w:t>لا حاجة لإجراء</w:t>
+            </w:r>
+          </w:p>
+        </w:tc>
+      </w:tr>
+      <w:tr>
+        <w:tc>
+          <w:tcPr>
+            <w:tcW w:type="dxa" w:w="2197"/>
+            <w:shd w:val="clear" w:color="auto" w:fill="FFFFFF"/>
+          </w:tcPr>
+          <w:p>
+            <w:pPr>
+              <w:jc w:val="center"/>
+            </w:pPr>
+            <w:r>
+              <w:rPr>
+                <w:rFonts w:ascii="Times New Roman" w:hAnsi="Times New Roman" w:cs="Times New Roman"/>
+                <w:sz w:val="22"/>
+              </w:rPr>
+              <w:t>12</w:t>
+            </w:r>
+          </w:p>
+        </w:tc>
+        <w:tc>
+          <w:tcPr>
+            <w:tcW w:type="dxa" w:w="2197"/>
+            <w:shd w:val="clear" w:color="auto" w:fill="FFFFFF"/>
+          </w:tcPr>
+          <w:p>
+            <w:pPr>
+              <w:jc w:val="center"/>
+            </w:pPr>
+            <w:r>
+              <w:rPr>
+                <w:rFonts w:ascii="Times New Roman" w:hAnsi="Times New Roman" w:cs="Times New Roman"/>
+                <w:sz w:val="22"/>
+              </w:rPr>
+              <w:t>جدول 3.4 (الفصل الثالث): معاملات Optuna قديمة</w:t>
+            </w:r>
+          </w:p>
+        </w:tc>
+        <w:tc>
+          <w:tcPr>
+            <w:tcW w:type="dxa" w:w="2197"/>
+            <w:shd w:val="clear" w:color="auto" w:fill="FFFFFF"/>
+          </w:tcPr>
+          <w:p>
+            <w:pPr>
+              <w:jc w:val="center"/>
+            </w:pPr>
+            <w:r>
+              <w:rPr>
+                <w:rFonts w:ascii="Times New Roman" w:hAnsi="Times New Roman" w:cs="Times New Roman"/>
+                <w:sz w:val="22"/>
+              </w:rPr>
+              <w:t>🔴 يحتاج تعديل في الكتاب</w:t>
+            </w:r>
+          </w:p>
+        </w:tc>
+        <w:tc>
+          <w:tcPr>
+            <w:tcW w:type="dxa" w:w="2197"/>
+            <w:shd w:val="clear" w:color="auto" w:fill="FFFFFF"/>
+          </w:tcPr>
+          <w:p>
+            <w:pPr>
+              <w:jc w:val="center"/>
+            </w:pPr>
+            <w:r>
+              <w:rPr>
+                <w:rFonts w:ascii="Times New Roman" w:hAnsi="Times New Roman" w:cs="Times New Roman"/>
+                <w:sz w:val="22"/>
+              </w:rPr>
+              <w:t>استبدال القيم بجدول 4.4 من هذا المستند (انظر القسم 3.ح)</w:t>
+            </w:r>
+          </w:p>
+        </w:tc>
+      </w:tr>
+      <w:tr>
+        <w:tc>
+          <w:tcPr>
+            <w:tcW w:type="dxa" w:w="2197"/>
+            <w:shd w:val="clear" w:color="auto" w:fill="DCE6F1"/>
+          </w:tcPr>
+          <w:p>
+            <w:pPr>
+              <w:jc w:val="center"/>
+            </w:pPr>
+            <w:r>
+              <w:rPr>
+                <w:rFonts w:ascii="Times New Roman" w:hAnsi="Times New Roman" w:cs="Times New Roman"/>
+                <w:sz w:val="22"/>
+              </w:rPr>
+              <w:t>13</w:t>
+            </w:r>
+          </w:p>
+        </w:tc>
+        <w:tc>
+          <w:tcPr>
+            <w:tcW w:type="dxa" w:w="2197"/>
+            <w:shd w:val="clear" w:color="auto" w:fill="DCE6F1"/>
+          </w:tcPr>
+          <w:p>
+            <w:pPr>
+              <w:jc w:val="center"/>
+            </w:pPr>
+            <w:r>
+              <w:rPr>
+                <w:rFonts w:ascii="Times New Roman" w:hAnsi="Times New Roman" w:cs="Times New Roman"/>
+                <w:sz w:val="22"/>
+              </w:rPr>
+              <w:t>القسم 10.3: "25 تجربة لكل نموذج"</w:t>
+            </w:r>
+          </w:p>
+        </w:tc>
+        <w:tc>
+          <w:tcPr>
+            <w:tcW w:type="dxa" w:w="2197"/>
+            <w:shd w:val="clear" w:color="auto" w:fill="DCE6F1"/>
+          </w:tcPr>
+          <w:p>
+            <w:pPr>
+              <w:jc w:val="center"/>
+            </w:pPr>
+            <w:r>
+              <w:rPr>
+                <w:rFonts w:ascii="Times New Roman" w:hAnsi="Times New Roman" w:cs="Times New Roman"/>
+                <w:sz w:val="22"/>
+              </w:rPr>
+              <w:t>🔴 يحتاج تعديل في الكتاب</w:t>
+            </w:r>
+          </w:p>
+        </w:tc>
+        <w:tc>
+          <w:tcPr>
+            <w:tcW w:type="dxa" w:w="2197"/>
+            <w:shd w:val="clear" w:color="auto" w:fill="DCE6F1"/>
+          </w:tcPr>
+          <w:p>
+            <w:pPr>
+              <w:jc w:val="center"/>
+            </w:pPr>
+            <w:r>
+              <w:rPr>
+                <w:rFonts w:ascii="Times New Roman" w:hAnsi="Times New Roman" w:cs="Times New Roman"/>
+                <w:sz w:val="22"/>
+              </w:rPr>
+              <w:t>تغييرها إلى "LR=20، LightGBM=25" (انظر القسم 3.ح)</w:t>
+            </w:r>
+          </w:p>
+        </w:tc>
+      </w:tr>
+      <w:tr>
+        <w:tc>
+          <w:tcPr>
+            <w:tcW w:type="dxa" w:w="2197"/>
+            <w:shd w:val="clear" w:color="auto" w:fill="FFFFFF"/>
+          </w:tcPr>
+          <w:p>
+            <w:pPr>
+              <w:jc w:val="center"/>
+            </w:pPr>
+            <w:r>
+              <w:rPr>
+                <w:rFonts w:ascii="Times New Roman" w:hAnsi="Times New Roman" w:cs="Times New Roman"/>
+                <w:sz w:val="22"/>
+              </w:rPr>
+              <w:t>14</w:t>
+            </w:r>
+          </w:p>
+        </w:tc>
+        <w:tc>
+          <w:tcPr>
+            <w:tcW w:type="dxa" w:w="2197"/>
+            <w:shd w:val="clear" w:color="auto" w:fill="FFFFFF"/>
+          </w:tcPr>
+          <w:p>
+            <w:pPr>
+              <w:jc w:val="center"/>
+            </w:pPr>
+            <w:r>
+              <w:rPr>
+                <w:rFonts w:ascii="Times New Roman" w:hAnsi="Times New Roman" w:cs="Times New Roman"/>
+                <w:sz w:val="22"/>
+              </w:rPr>
+              <w:t>جدول 7.4: دقة استشهاد Sun 2014 / Phillips 2018</w:t>
+            </w:r>
+          </w:p>
+        </w:tc>
+        <w:tc>
+          <w:tcPr>
+            <w:tcW w:type="dxa" w:w="2197"/>
+            <w:shd w:val="clear" w:color="auto" w:fill="FFFFFF"/>
+          </w:tcPr>
+          <w:p>
+            <w:pPr>
+              <w:jc w:val="center"/>
+            </w:pPr>
+            <w:r>
+              <w:rPr>
+                <w:rFonts w:ascii="Times New Roman" w:hAnsi="Times New Roman" w:cs="Times New Roman"/>
+                <w:sz w:val="22"/>
+              </w:rPr>
+              <w:t>🟡 ملاحظة أسلوبية اختيارية</w:t>
+            </w:r>
+          </w:p>
+        </w:tc>
+        <w:tc>
+          <w:tcPr>
+            <w:tcW w:type="dxa" w:w="2197"/>
+            <w:shd w:val="clear" w:color="auto" w:fill="FFFFFF"/>
+          </w:tcPr>
+          <w:p>
+            <w:pPr>
+              <w:jc w:val="center"/>
+            </w:pPr>
+            <w:r>
+              <w:rPr>
+                <w:rFonts w:ascii="Times New Roman" w:hAnsi="Times New Roman" w:cs="Times New Roman"/>
+                <w:sz w:val="22"/>
+              </w:rPr>
+              <w:t>إضافة عبارة توضيحية (اختياري — انظر القسم 3.ح)</w:t>
             </w:r>
           </w:p>
         </w:tc>
